--- a/report/模式识别第二次作业-实验报告.docx
+++ b/report/模式识别第二次作业-实验报告.docx
@@ -1177,35 +1177,35 @@
           <w:color w:val="000000"/>
           <w:sz w:val="24"/>
         </w:rPr>
-        <w:t>我希望通过实验回答三个问题：</w:t>
-      </w:r>
-      <w:r>
-        <w:rPr>
-          <w:color w:val="000000"/>
-          <w:sz w:val="24"/>
-        </w:rPr>
-        <w:t>3</w:t>
-      </w:r>
-      <w:r>
-        <w:rPr>
-          <w:color w:val="000000"/>
-          <w:sz w:val="24"/>
-        </w:rPr>
-        <w:t>个隐层结点能否在这组四维特征上学到有效的分类边界；</w:t>
-      </w:r>
-      <w:r>
-        <w:rPr>
-          <w:color w:val="000000"/>
-          <w:sz w:val="24"/>
-        </w:rPr>
-        <w:t>SVM</w:t>
-      </w:r>
-      <w:r>
-        <w:rPr>
-          <w:color w:val="000000"/>
-          <w:sz w:val="24"/>
-        </w:rPr>
-        <w:t>增加非线性后是否一定改善结果；当整体准确率较高时，男生和女生是否都得到了较好的识别。为此，报告把方法实现与各自结果放在同一章，再结合配对折结果和具体误判讨论两类方法的差异。</w:t>
+        <w:t>本实验重点分析三个问题：3个隐层结点对四维输入特征的分类能力，非线性核对SVM分类性能的影响，以及较高整体准确率下两类样本的识别差异。报告分别介绍两类方法的实现及实验结果，并结合相同测试折上的配对比较与误判样本分析，讨论模型性能差异及其表现。</w:t>
+      </w:r>
+      <w:r>
+        <w:rPr>
+          <w:color w:val="000000"/>
+          <w:sz w:val="24"/>
+        </w:rPr>
+        <w:t/>
+      </w:r>
+      <w:r>
+        <w:rPr>
+          <w:color w:val="000000"/>
+          <w:sz w:val="24"/>
+        </w:rPr>
+        <w:t/>
+      </w:r>
+      <w:r>
+        <w:rPr>
+          <w:color w:val="000000"/>
+          <w:sz w:val="24"/>
+        </w:rPr>
+        <w:t/>
+      </w:r>
+      <w:r>
+        <w:rPr>
+          <w:color w:val="000000"/>
+          <w:sz w:val="24"/>
+        </w:rPr>
+        <w:t/>
       </w:r>
     </w:p>
     <w:p>
@@ -1397,105 +1397,105 @@
           <w:color w:val="000000"/>
           <w:sz w:val="24"/>
         </w:rPr>
-        <w:t>我在训练前固定了表</w:t>
-      </w:r>
-      <w:r>
-        <w:rPr>
-          <w:color w:val="000000"/>
-          <w:sz w:val="24"/>
-        </w:rPr>
-        <w:t>1-1</w:t>
-      </w:r>
-      <w:r>
-        <w:rPr>
-          <w:color w:val="000000"/>
-          <w:sz w:val="24"/>
-        </w:rPr>
-        <w:t>中的输入质量范围。缺失、非数值或越界的单个测量值统一记为缺失，不因一个特征有问题而删除整条记录。例如，身高</w:t>
-      </w:r>
-      <w:r>
-        <w:rPr>
-          <w:color w:val="000000"/>
-          <w:sz w:val="24"/>
-        </w:rPr>
-        <w:t>781 cm</w:t>
-      </w:r>
-      <w:r>
-        <w:rPr>
-          <w:color w:val="000000"/>
-          <w:sz w:val="24"/>
-        </w:rPr>
-        <w:t>和鞋码</w:t>
-      </w:r>
-      <w:r>
-        <w:rPr>
-          <w:color w:val="000000"/>
-          <w:sz w:val="24"/>
-        </w:rPr>
-        <w:t>58</w:t>
-      </w:r>
-      <w:r>
-        <w:rPr>
-          <w:color w:val="000000"/>
-          <w:sz w:val="24"/>
-        </w:rPr>
-        <w:t>超出范围；</w:t>
-      </w:r>
-      <w:r>
-        <w:rPr>
-          <w:color w:val="000000"/>
-          <w:sz w:val="24"/>
-        </w:rPr>
-        <w:t>50 m</w:t>
-      </w:r>
-      <w:r>
-        <w:rPr>
-          <w:color w:val="000000"/>
-          <w:sz w:val="24"/>
-        </w:rPr>
-        <w:t>列中的</w:t>
-      </w:r>
-      <w:r>
-        <w:rPr>
-          <w:color w:val="000000"/>
-          <w:sz w:val="24"/>
-        </w:rPr>
-        <w:t>“×”“8</w:t>
-      </w:r>
-      <w:r>
-        <w:rPr>
-          <w:color w:val="000000"/>
-          <w:sz w:val="24"/>
-        </w:rPr>
-        <w:t>，</w:t>
-      </w:r>
-      <w:r>
-        <w:rPr>
-          <w:color w:val="000000"/>
-          <w:sz w:val="24"/>
-        </w:rPr>
-        <w:t>8”“7. .9”</w:t>
-      </w:r>
-      <w:r>
-        <w:rPr>
-          <w:color w:val="000000"/>
-          <w:sz w:val="24"/>
-        </w:rPr>
-        <w:t>等没有直接猜测修正。处理后</w:t>
-      </w:r>
-      <w:r>
-        <w:rPr>
-          <w:color w:val="000000"/>
-          <w:sz w:val="24"/>
-        </w:rPr>
-        <w:t>20</w:t>
-      </w:r>
-      <w:r>
-        <w:rPr>
-          <w:color w:val="000000"/>
-          <w:sz w:val="24"/>
-        </w:rPr>
-        <w:t>条样本存在至少一个缺失特征，在每个训练折中分别计算各特征中位数，再用这些中位数填补训练与测试数据。</w:t>
+        <w:t>训练前按照表1-1固定各特征的输入质量范围。缺失、非数值或越界的单个测量值统一记为缺失，含局部缺失特征的记录予以保留。例如，身高781 cm和鞋码58超出预设范围；50 m列中的“×”“8，8”“7. .9”等异常字符串缺少可靠的修正依据，均按缺失处理。处理后20条样本存在至少一个缺失特征，在每个训练折中分别计算各特征中位数，再用这些中位数填补训练与测试数据。</w:t>
+      </w:r>
+      <w:r>
+        <w:rPr>
+          <w:color w:val="000000"/>
+          <w:sz w:val="24"/>
+        </w:rPr>
+        <w:t/>
+      </w:r>
+      <w:r>
+        <w:rPr>
+          <w:color w:val="000000"/>
+          <w:sz w:val="24"/>
+        </w:rPr>
+        <w:t/>
+      </w:r>
+      <w:r>
+        <w:rPr>
+          <w:color w:val="000000"/>
+          <w:sz w:val="24"/>
+        </w:rPr>
+        <w:t/>
+      </w:r>
+      <w:r>
+        <w:rPr>
+          <w:color w:val="000000"/>
+          <w:sz w:val="24"/>
+        </w:rPr>
+        <w:t/>
+      </w:r>
+      <w:r>
+        <w:rPr>
+          <w:color w:val="000000"/>
+          <w:sz w:val="24"/>
+        </w:rPr>
+        <w:t/>
+      </w:r>
+      <w:r>
+        <w:rPr>
+          <w:color w:val="000000"/>
+          <w:sz w:val="24"/>
+        </w:rPr>
+        <w:t/>
+      </w:r>
+      <w:r>
+        <w:rPr>
+          <w:color w:val="000000"/>
+          <w:sz w:val="24"/>
+        </w:rPr>
+        <w:t/>
+      </w:r>
+      <w:r>
+        <w:rPr>
+          <w:color w:val="000000"/>
+          <w:sz w:val="24"/>
+        </w:rPr>
+        <w:t/>
+      </w:r>
+      <w:r>
+        <w:rPr>
+          <w:color w:val="000000"/>
+          <w:sz w:val="24"/>
+        </w:rPr>
+        <w:t/>
+      </w:r>
+      <w:r>
+        <w:rPr>
+          <w:color w:val="000000"/>
+          <w:sz w:val="24"/>
+        </w:rPr>
+        <w:t/>
+      </w:r>
+      <w:r>
+        <w:rPr>
+          <w:color w:val="000000"/>
+          <w:sz w:val="24"/>
+        </w:rPr>
+        <w:t/>
+      </w:r>
+      <w:r>
+        <w:rPr>
+          <w:color w:val="000000"/>
+          <w:sz w:val="24"/>
+        </w:rPr>
+        <w:t/>
+      </w:r>
+      <w:r>
+        <w:rPr>
+          <w:color w:val="000000"/>
+          <w:sz w:val="24"/>
+        </w:rPr>
+        <w:t/>
+      </w:r>
+      <w:r>
+        <w:rPr>
+          <w:color w:val="000000"/>
+          <w:sz w:val="24"/>
+        </w:rPr>
+        <w:t/>
       </w:r>
     </w:p>
     <w:p>
@@ -2014,19 +2014,19 @@
         <w:rPr>
           <w:color w:val="000000"/>
         </w:rPr>
-        <w:t>注：范围端点包含在内，缺失数是在最终</w:t>
-      </w:r>
-      <w:r>
-        <w:rPr>
-          <w:color w:val="000000"/>
-        </w:rPr>
-        <w:t>1274</w:t>
-      </w:r>
-      <w:r>
-        <w:rPr>
-          <w:color w:val="000000"/>
-        </w:rPr>
-        <w:t>条样本中统计，且可发生于同一条记录。范围是本实验统一执行的质量规则，不代表经过验证的生理学界限。</w:t>
+        <w:t>注：范围端点包含在内，缺失数是在最终1274条样本中统计，且可发生于同一条记录。上述范围用于统一处理输入质量，其含义限于本实验的数据清洗规则。</w:t>
+      </w:r>
+      <w:r>
+        <w:rPr>
+          <w:color w:val="000000"/>
+        </w:rPr>
+        <w:t/>
+      </w:r>
+      <w:r>
+        <w:rPr>
+          <w:color w:val="000000"/>
+        </w:rPr>
+        <w:t/>
       </w:r>
     </w:p>
     <w:p>
@@ -2040,21 +2040,21 @@
           <w:color w:val="000000"/>
           <w:sz w:val="24"/>
         </w:rPr>
-        <w:t>范围内的极端值仍按规则保留，例如体重</w:t>
-      </w:r>
-      <w:r>
-        <w:rPr>
-          <w:color w:val="000000"/>
-          <w:sz w:val="24"/>
-        </w:rPr>
-        <w:t>200 kg</w:t>
-      </w:r>
-      <w:r>
-        <w:rPr>
-          <w:color w:val="000000"/>
-          <w:sz w:val="24"/>
-        </w:rPr>
-        <w:t>。这使处理过程不依赖类别或模型预测结果，但也意味着保留的数据仍可能含有录入噪声。全部编号唯一；相同的四特征和标签存在重复组合，由于记录精度有限且没有证据说明它们来自同一人，我没有据此删去不同编号的记录。本实验因此只保证编号层面的训练与测试分离。</w:t>
+        <w:t>范围内的极端值仍按规则保留，例如体重200 kg。该处理方式独立于类别标签及模型预测结果，处理后的数据仍可能包含录入噪声。全部样本编号唯一，部分记录的四特征及标签组合相同。考虑到测量精度有限，且现有信息无法确认这些记录是否来自同一个体，不同编号的记录均予以保留。因此，本实验的训练集与测试集按编号进行分离。</w:t>
+      </w:r>
+      <w:r>
+        <w:rPr>
+          <w:color w:val="000000"/>
+          <w:sz w:val="24"/>
+        </w:rPr>
+        <w:t/>
+      </w:r>
+      <w:r>
+        <w:rPr>
+          <w:color w:val="000000"/>
+          <w:sz w:val="24"/>
+        </w:rPr>
+        <w:t/>
       </w:r>
     </w:p>
     <w:p>
@@ -2093,7 +2093,7 @@
           <w:color w:val="000000"/>
           <w:sz w:val="24"/>
         </w:rPr>
-        <w:t>身高、体重、鞋码和时间的量纲不同，直接用于梯度更新或距离核会使数值尺度较大的特征占据优势。填补之后，我用训练折的均值和总体标准差将每列标准化，并把同一变换应用到对应测试折：</w:t>
+        <w:t>身高、体重、鞋码和时间的量纲不同，直接用于梯度更新或距离核会使数值尺度较大的特征占据优势。缺失值填补完成后，采用训练折的均值和总体标准差对各特征进行标准化，并将同一变换应用于对应测试折：</w:t>
       </w:r>
     </w:p>
     <w:bookmarkStart w:id="0" w:name="MTBlankEqn"/>
@@ -2146,35 +2146,35 @@
           <w:color w:val="000000"/>
           <w:sz w:val="24"/>
         </w:rPr>
-        <w:t>其中，</w:t>
-      </w:r>
-      <w:r>
-        <w:rPr>
-          <w:color w:val="000000"/>
-          <w:sz w:val="24"/>
-        </w:rPr>
-        <w:t>μ</w:t>
-      </w:r>
-      <w:r>
-        <w:rPr>
-          <w:color w:val="000000"/>
-          <w:sz w:val="24"/>
-        </w:rPr>
-        <w:t>和</w:t>
-      </w:r>
-      <w:r>
-        <w:rPr>
-          <w:color w:val="000000"/>
-          <w:sz w:val="24"/>
-        </w:rPr>
-        <w:t>s</w:t>
-      </w:r>
-      <w:r>
-        <w:rPr>
-          <w:color w:val="000000"/>
-          <w:sz w:val="24"/>
-        </w:rPr>
-        <w:t>仅由当前训练子集估计。在内层验证中，填补和标准化也重新从内层训练子集拟合，不能先对整个数据集做标准化再划分。描述性可视化使用的数据变换单独计算，不进入模型训练或指标评价。</w:t>
+        <w:t>其中，μ和s仅由当前训练子集估计。在内层验证中，缺失值填补和标准化参数均由内层训练子集重新拟合，以避免预处理过程引入验证集信息。描述性可视化使用的数据变换单独计算，不进入模型训练或指标评价。</w:t>
+      </w:r>
+      <w:r>
+        <w:rPr>
+          <w:color w:val="000000"/>
+          <w:sz w:val="24"/>
+        </w:rPr>
+        <w:t/>
+      </w:r>
+      <w:r>
+        <w:rPr>
+          <w:color w:val="000000"/>
+          <w:sz w:val="24"/>
+        </w:rPr>
+        <w:t/>
+      </w:r>
+      <w:r>
+        <w:rPr>
+          <w:color w:val="000000"/>
+          <w:sz w:val="24"/>
+        </w:rPr>
+        <w:t/>
+      </w:r>
+      <w:r>
+        <w:rPr>
+          <w:color w:val="000000"/>
+          <w:sz w:val="24"/>
+        </w:rPr>
+        <w:t/>
       </w:r>
     </w:p>
     <w:p>
@@ -2297,77 +2297,77 @@
           <w:color w:val="000000"/>
           <w:sz w:val="24"/>
         </w:rPr>
-        <w:t>参数选择放在每个外层训练集内部，同样采用分层五折，以平均</w:t>
-      </w:r>
-      <w:r>
-        <w:rPr>
-          <w:color w:val="000000"/>
-          <w:sz w:val="24"/>
-        </w:rPr>
-        <w:t>AUC</w:t>
-      </w:r>
-      <w:r>
-        <w:rPr>
-          <w:color w:val="000000"/>
-          <w:sz w:val="24"/>
-        </w:rPr>
-        <w:t>为选择准则。内层选定参数后，用整个外层训练集重新拟合，再评估此前未使用的外层测试集。这样区分</w:t>
-      </w:r>
-      <w:r>
-        <w:rPr>
-          <w:color w:val="000000"/>
-          <w:sz w:val="24"/>
-        </w:rPr>
-        <w:t>“</w:t>
-      </w:r>
-      <w:r>
-        <w:rPr>
-          <w:color w:val="000000"/>
-          <w:sz w:val="24"/>
-        </w:rPr>
-        <w:t>选参数</w:t>
-      </w:r>
-      <w:r>
-        <w:rPr>
-          <w:color w:val="000000"/>
-          <w:sz w:val="24"/>
-        </w:rPr>
-        <w:t>”</w:t>
-      </w:r>
-      <w:r>
-        <w:rPr>
-          <w:color w:val="000000"/>
-          <w:sz w:val="24"/>
-        </w:rPr>
-        <w:t>和</w:t>
-      </w:r>
-      <w:r>
-        <w:rPr>
-          <w:color w:val="000000"/>
-          <w:sz w:val="24"/>
-        </w:rPr>
-        <w:t>“</w:t>
-      </w:r>
-      <w:r>
-        <w:rPr>
-          <w:color w:val="000000"/>
-          <w:sz w:val="24"/>
-        </w:rPr>
-        <w:t>评性能</w:t>
-      </w:r>
-      <w:r>
-        <w:rPr>
-          <w:color w:val="000000"/>
-          <w:sz w:val="24"/>
-        </w:rPr>
-        <w:t>”</w:t>
-      </w:r>
-      <w:r>
-        <w:rPr>
-          <w:color w:val="000000"/>
-          <w:sz w:val="24"/>
-        </w:rPr>
-        <w:t>两个环节，避免用同一组测试结果</w:t>
+        <w:t>参数选择在每个外层训练集内部进行，同样采用分层五折，以平均AUC为选择准则。内层选定参数后，使用整个外层训练集重新拟合模型，再在未参与参数选择的外层测试集上进行评价。该嵌套流程将参数选择与性能评价分离，降低使用测试结果选择参数所引入的评价偏差[1]。本文的五折结果均指外层评价，内层分数仅用于参数选择。</w:t>
+      </w:r>
+      <w:r>
+        <w:rPr>
+          <w:color w:val="000000"/>
+          <w:sz w:val="24"/>
+        </w:rPr>
+        <w:t/>
+      </w:r>
+      <w:r>
+        <w:rPr>
+          <w:color w:val="000000"/>
+          <w:sz w:val="24"/>
+        </w:rPr>
+        <w:t/>
+      </w:r>
+      <w:r>
+        <w:rPr>
+          <w:color w:val="000000"/>
+          <w:sz w:val="24"/>
+        </w:rPr>
+        <w:t/>
+      </w:r>
+      <w:r>
+        <w:rPr>
+          <w:color w:val="000000"/>
+          <w:sz w:val="24"/>
+        </w:rPr>
+        <w:t/>
+      </w:r>
+      <w:r>
+        <w:rPr>
+          <w:color w:val="000000"/>
+          <w:sz w:val="24"/>
+        </w:rPr>
+        <w:t/>
+      </w:r>
+      <w:r>
+        <w:rPr>
+          <w:color w:val="000000"/>
+          <w:sz w:val="24"/>
+        </w:rPr>
+        <w:t/>
+      </w:r>
+      <w:r>
+        <w:rPr>
+          <w:color w:val="000000"/>
+          <w:sz w:val="24"/>
+        </w:rPr>
+        <w:t/>
+      </w:r>
+      <w:r>
+        <w:rPr>
+          <w:color w:val="000000"/>
+          <w:sz w:val="24"/>
+        </w:rPr>
+        <w:t/>
+      </w:r>
+      <w:r>
+        <w:rPr>
+          <w:color w:val="000000"/>
+          <w:sz w:val="24"/>
+        </w:rPr>
+        <w:t/>
+      </w:r>
+      <w:r>
+        <w:rPr>
+          <w:color w:val="000000"/>
+          <w:sz w:val="24"/>
+        </w:rPr>
+        <w:t/>
       </w:r>
       <w:r>
         <w:rPr>
@@ -2375,21 +2375,21 @@
           <w:sz w:val="24"/>
         </w:rPr>
         <w:lastRenderedPageBreak/>
-        <w:t>同时完成两件事</w:t>
-      </w:r>
-      <w:r>
-        <w:rPr>
-          <w:color w:val="000000"/>
-          <w:sz w:val="24"/>
-        </w:rPr>
-        <w:t>[1]</w:t>
-      </w:r>
-      <w:r>
-        <w:rPr>
-          <w:color w:val="000000"/>
-          <w:sz w:val="24"/>
-        </w:rPr>
-        <w:t>。本文所说的五折结果均指外层评价，内层分数只用于参数选择。</w:t>
+        <w:t/>
+      </w:r>
+      <w:r>
+        <w:rPr>
+          <w:color w:val="000000"/>
+          <w:sz w:val="24"/>
+        </w:rPr>
+        <w:t/>
+      </w:r>
+      <w:r>
+        <w:rPr>
+          <w:color w:val="000000"/>
+          <w:sz w:val="24"/>
+        </w:rPr>
+        <w:t/>
       </w:r>
     </w:p>
     <w:p>
@@ -2403,77 +2403,77 @@
           <w:color w:val="000000"/>
           <w:sz w:val="24"/>
         </w:rPr>
-        <w:t>四种</w:t>
-      </w:r>
-      <w:r>
-        <w:rPr>
-          <w:color w:val="000000"/>
-          <w:sz w:val="24"/>
-        </w:rPr>
-        <w:t>SVM</w:t>
-      </w:r>
-      <w:r>
-        <w:rPr>
-          <w:color w:val="000000"/>
-          <w:sz w:val="24"/>
-        </w:rPr>
-        <w:t>核各自完成内层调参并报告外层结果。此外，我在同一批内层候选结果中联合选择核及参数，形成</w:t>
-      </w:r>
-      <w:r>
-        <w:rPr>
-          <w:color w:val="000000"/>
-          <w:sz w:val="24"/>
-        </w:rPr>
-        <w:t>“SVM</w:t>
-      </w:r>
-      <w:r>
-        <w:rPr>
-          <w:color w:val="000000"/>
-          <w:sz w:val="24"/>
-        </w:rPr>
-        <w:t>（内层选核）</w:t>
-      </w:r>
-      <w:r>
-        <w:rPr>
-          <w:color w:val="000000"/>
-          <w:sz w:val="24"/>
-        </w:rPr>
-        <w:t>”</w:t>
-      </w:r>
-      <w:r>
-        <w:rPr>
-          <w:color w:val="000000"/>
-          <w:sz w:val="24"/>
-        </w:rPr>
-        <w:t>流程，图表中记为</w:t>
-      </w:r>
-      <w:r>
-        <w:rPr>
-          <w:color w:val="000000"/>
-          <w:sz w:val="24"/>
-        </w:rPr>
-        <w:t>SVM-selected</w:t>
-      </w:r>
-      <w:r>
-        <w:rPr>
-          <w:color w:val="000000"/>
-          <w:sz w:val="24"/>
-        </w:rPr>
-        <w:t>，用它与</w:t>
-      </w:r>
-      <w:r>
-        <w:rPr>
-          <w:color w:val="000000"/>
-          <w:sz w:val="24"/>
-        </w:rPr>
-        <w:t>MLP</w:t>
-      </w:r>
-      <w:r>
-        <w:rPr>
-          <w:color w:val="000000"/>
-          <w:sz w:val="24"/>
-        </w:rPr>
-        <w:t>进行主比较。这个流程在每个外层测试前已经确定核函数；四核表用于理解核的行为，不将外层表现最好的核重新包装成事先选定的模型。</w:t>
+        <w:t>四种SVM核分别完成内层调参并报告外层结果。在此基础上，依据同一批内层候选结果联合选择核函数及其参数，形成“SVM（内层选核）”流程，图表中记为SVM-selected，并将其作为与MLP比较的主要SVM方案。该流程在外层测试前完成核函数选择；四种核的外层结果则用于分析不同核函数的性能特征。</w:t>
+      </w:r>
+      <w:r>
+        <w:rPr>
+          <w:color w:val="000000"/>
+          <w:sz w:val="24"/>
+        </w:rPr>
+        <w:t/>
+      </w:r>
+      <w:r>
+        <w:rPr>
+          <w:color w:val="000000"/>
+          <w:sz w:val="24"/>
+        </w:rPr>
+        <w:t/>
+      </w:r>
+      <w:r>
+        <w:rPr>
+          <w:color w:val="000000"/>
+          <w:sz w:val="24"/>
+        </w:rPr>
+        <w:t/>
+      </w:r>
+      <w:r>
+        <w:rPr>
+          <w:color w:val="000000"/>
+          <w:sz w:val="24"/>
+        </w:rPr>
+        <w:t/>
+      </w:r>
+      <w:r>
+        <w:rPr>
+          <w:color w:val="000000"/>
+          <w:sz w:val="24"/>
+        </w:rPr>
+        <w:t/>
+      </w:r>
+      <w:r>
+        <w:rPr>
+          <w:color w:val="000000"/>
+          <w:sz w:val="24"/>
+        </w:rPr>
+        <w:t/>
+      </w:r>
+      <w:r>
+        <w:rPr>
+          <w:color w:val="000000"/>
+          <w:sz w:val="24"/>
+        </w:rPr>
+        <w:t/>
+      </w:r>
+      <w:r>
+        <w:rPr>
+          <w:color w:val="000000"/>
+          <w:sz w:val="24"/>
+        </w:rPr>
+        <w:t/>
+      </w:r>
+      <w:r>
+        <w:rPr>
+          <w:color w:val="000000"/>
+          <w:sz w:val="24"/>
+        </w:rPr>
+        <w:t/>
+      </w:r>
+      <w:r>
+        <w:rPr>
+          <w:color w:val="000000"/>
+          <w:sz w:val="24"/>
+        </w:rPr>
+        <w:t/>
       </w:r>
     </w:p>
     <w:p>
@@ -2908,119 +2908,119 @@
           <w:color w:val="000000"/>
           <w:sz w:val="24"/>
         </w:rPr>
-        <w:t>男生约占</w:t>
-      </w:r>
-      <w:r>
-        <w:rPr>
-          <w:color w:val="000000"/>
-          <w:sz w:val="24"/>
-        </w:rPr>
-        <w:t>79.91%</w:t>
-      </w:r>
-      <w:r>
-        <w:rPr>
-          <w:color w:val="000000"/>
-          <w:sz w:val="24"/>
-        </w:rPr>
-        <w:t>。即使将所有样本都判成男生，整体</w:t>
-      </w:r>
-      <w:r>
-        <w:rPr>
-          <w:color w:val="000000"/>
-          <w:sz w:val="24"/>
-        </w:rPr>
-        <w:t>ACC</w:t>
-      </w:r>
-      <w:r>
-        <w:rPr>
-          <w:color w:val="000000"/>
-          <w:sz w:val="24"/>
-        </w:rPr>
-        <w:t>也能达到</w:t>
-      </w:r>
-      <w:r>
-        <w:rPr>
-          <w:color w:val="000000"/>
-          <w:sz w:val="24"/>
-        </w:rPr>
-        <w:t>79.91%</w:t>
-      </w:r>
-      <w:r>
-        <w:rPr>
-          <w:color w:val="000000"/>
-          <w:sz w:val="24"/>
-        </w:rPr>
-        <w:t>，但此时</w:t>
-      </w:r>
-      <w:r>
-        <w:rPr>
-          <w:color w:val="000000"/>
-          <w:sz w:val="24"/>
-        </w:rPr>
-        <w:t>SP</w:t>
-      </w:r>
-      <w:r>
-        <w:rPr>
-          <w:color w:val="000000"/>
-          <w:sz w:val="24"/>
-        </w:rPr>
-        <w:t>为</w:t>
-      </w:r>
-      <w:r>
-        <w:rPr>
-          <w:color w:val="000000"/>
-          <w:sz w:val="24"/>
-        </w:rPr>
-        <w:t>0</w:t>
-      </w:r>
-      <w:r>
-        <w:rPr>
-          <w:color w:val="000000"/>
-          <w:sz w:val="24"/>
-        </w:rPr>
-        <w:t>。因此，我会重点检查</w:t>
-      </w:r>
-      <w:r>
-        <w:rPr>
-          <w:color w:val="000000"/>
-          <w:sz w:val="24"/>
-        </w:rPr>
-        <w:t>SE</w:t>
-      </w:r>
-      <w:r>
-        <w:rPr>
-          <w:color w:val="000000"/>
-          <w:sz w:val="24"/>
-        </w:rPr>
-        <w:t>与</w:t>
-      </w:r>
-      <w:r>
-        <w:rPr>
-          <w:color w:val="000000"/>
-          <w:sz w:val="24"/>
-        </w:rPr>
-        <w:t>SP</w:t>
-      </w:r>
-      <w:r>
-        <w:rPr>
-          <w:color w:val="000000"/>
-          <w:sz w:val="24"/>
-        </w:rPr>
-        <w:t>是否均衡，而不是仅凭</w:t>
-      </w:r>
-      <w:r>
-        <w:rPr>
-          <w:color w:val="000000"/>
-          <w:sz w:val="24"/>
-        </w:rPr>
-        <w:t>ACC</w:t>
-      </w:r>
-      <w:r>
-        <w:rPr>
-          <w:color w:val="000000"/>
-          <w:sz w:val="24"/>
-        </w:rPr>
-        <w:t>判断模型是否有效。</w:t>
+        <w:t>男生样本约占79.91%。将全部样本均判为男生时，整体ACC仍可达到79.91%，而SP为0。因此，模型评价除整体ACC外，还需结合SE与SP分析两类样本的识别能力及其差异。</w:t>
+      </w:r>
+      <w:r>
+        <w:rPr>
+          <w:color w:val="000000"/>
+          <w:sz w:val="24"/>
+        </w:rPr>
+        <w:t/>
+      </w:r>
+      <w:r>
+        <w:rPr>
+          <w:color w:val="000000"/>
+          <w:sz w:val="24"/>
+        </w:rPr>
+        <w:t/>
+      </w:r>
+      <w:r>
+        <w:rPr>
+          <w:color w:val="000000"/>
+          <w:sz w:val="24"/>
+        </w:rPr>
+        <w:t/>
+      </w:r>
+      <w:r>
+        <w:rPr>
+          <w:color w:val="000000"/>
+          <w:sz w:val="24"/>
+        </w:rPr>
+        <w:t/>
+      </w:r>
+      <w:r>
+        <w:rPr>
+          <w:color w:val="000000"/>
+          <w:sz w:val="24"/>
+        </w:rPr>
+        <w:t/>
+      </w:r>
+      <w:r>
+        <w:rPr>
+          <w:color w:val="000000"/>
+          <w:sz w:val="24"/>
+        </w:rPr>
+        <w:t/>
+      </w:r>
+      <w:r>
+        <w:rPr>
+          <w:color w:val="000000"/>
+          <w:sz w:val="24"/>
+        </w:rPr>
+        <w:t/>
+      </w:r>
+      <w:r>
+        <w:rPr>
+          <w:color w:val="000000"/>
+          <w:sz w:val="24"/>
+        </w:rPr>
+        <w:t/>
+      </w:r>
+      <w:r>
+        <w:rPr>
+          <w:color w:val="000000"/>
+          <w:sz w:val="24"/>
+        </w:rPr>
+        <w:t/>
+      </w:r>
+      <w:r>
+        <w:rPr>
+          <w:color w:val="000000"/>
+          <w:sz w:val="24"/>
+        </w:rPr>
+        <w:t/>
+      </w:r>
+      <w:r>
+        <w:rPr>
+          <w:color w:val="000000"/>
+          <w:sz w:val="24"/>
+        </w:rPr>
+        <w:t/>
+      </w:r>
+      <w:r>
+        <w:rPr>
+          <w:color w:val="000000"/>
+          <w:sz w:val="24"/>
+        </w:rPr>
+        <w:t/>
+      </w:r>
+      <w:r>
+        <w:rPr>
+          <w:color w:val="000000"/>
+          <w:sz w:val="24"/>
+        </w:rPr>
+        <w:t/>
+      </w:r>
+      <w:r>
+        <w:rPr>
+          <w:color w:val="000000"/>
+          <w:sz w:val="24"/>
+        </w:rPr>
+        <w:t/>
+      </w:r>
+      <w:r>
+        <w:rPr>
+          <w:color w:val="000000"/>
+          <w:sz w:val="24"/>
+        </w:rPr>
+        <w:t/>
+      </w:r>
+      <w:r>
+        <w:rPr>
+          <w:color w:val="000000"/>
+          <w:sz w:val="24"/>
+        </w:rPr>
+        <w:t/>
       </w:r>
     </w:p>
     <w:p>
@@ -3436,77 +3436,77 @@
           <w:color w:val="000000"/>
           <w:sz w:val="24"/>
         </w:rPr>
-        <w:t>偏置按样本广播，</w:t>
-      </w:r>
-      <w:r>
-        <w:rPr>
-          <w:color w:val="000000"/>
-          <w:sz w:val="24"/>
-        </w:rPr>
-        <w:t>H</w:t>
-      </w:r>
-      <w:r>
-        <w:rPr>
-          <w:color w:val="000000"/>
-          <w:sz w:val="24"/>
-        </w:rPr>
-        <w:t>的每行是该样本的</w:t>
-      </w:r>
-      <w:r>
-        <w:rPr>
-          <w:color w:val="000000"/>
-          <w:sz w:val="24"/>
-        </w:rPr>
-        <w:t>3</w:t>
-      </w:r>
-      <w:r>
-        <w:rPr>
-          <w:color w:val="000000"/>
-          <w:sz w:val="24"/>
-        </w:rPr>
-        <w:t>维隐层表示。输出</w:t>
-      </w:r>
-      <w:r>
-        <w:rPr>
-          <w:color w:val="000000"/>
-          <w:sz w:val="24"/>
-        </w:rPr>
-        <w:t>p</w:t>
-      </w:r>
-      <w:r>
-        <w:rPr>
-          <w:color w:val="000000"/>
-          <w:sz w:val="24"/>
-        </w:rPr>
-        <w:t>用于男生分数排序，达到</w:t>
-      </w:r>
-      <w:r>
-        <w:rPr>
-          <w:color w:val="000000"/>
-          <w:sz w:val="24"/>
-        </w:rPr>
-        <w:t>0.5</w:t>
-      </w:r>
-      <w:r>
-        <w:rPr>
-          <w:color w:val="000000"/>
-          <w:sz w:val="24"/>
-        </w:rPr>
-        <w:t>时判为男生。</w:t>
-      </w:r>
-      <w:r>
-        <w:rPr>
-          <w:color w:val="000000"/>
-          <w:sz w:val="24"/>
-        </w:rPr>
-        <w:t>3</w:t>
-      </w:r>
-      <w:r>
-        <w:rPr>
-          <w:color w:val="000000"/>
-          <w:sz w:val="24"/>
-        </w:rPr>
-        <w:t>个隐层结点是作业规定的容量约束，本实验没有通过增加隐层宽度改善结果。</w:t>
+        <w:t>偏置按样本广播，H的每行是该样本的3维隐层表示。输出p用于男生分数排序，达到0.5时判为男生。按照作业要求，隐层结点数固定为3，模型训练及参数选择均在该容量约束下进行。</w:t>
+      </w:r>
+      <w:r>
+        <w:rPr>
+          <w:color w:val="000000"/>
+          <w:sz w:val="24"/>
+        </w:rPr>
+        <w:t/>
+      </w:r>
+      <w:r>
+        <w:rPr>
+          <w:color w:val="000000"/>
+          <w:sz w:val="24"/>
+        </w:rPr>
+        <w:t/>
+      </w:r>
+      <w:r>
+        <w:rPr>
+          <w:color w:val="000000"/>
+          <w:sz w:val="24"/>
+        </w:rPr>
+        <w:t/>
+      </w:r>
+      <w:r>
+        <w:rPr>
+          <w:color w:val="000000"/>
+          <w:sz w:val="24"/>
+        </w:rPr>
+        <w:t/>
+      </w:r>
+      <w:r>
+        <w:rPr>
+          <w:color w:val="000000"/>
+          <w:sz w:val="24"/>
+        </w:rPr>
+        <w:t/>
+      </w:r>
+      <w:r>
+        <w:rPr>
+          <w:color w:val="000000"/>
+          <w:sz w:val="24"/>
+        </w:rPr>
+        <w:t/>
+      </w:r>
+      <w:r>
+        <w:rPr>
+          <w:color w:val="000000"/>
+          <w:sz w:val="24"/>
+        </w:rPr>
+        <w:t/>
+      </w:r>
+      <w:r>
+        <w:rPr>
+          <w:color w:val="000000"/>
+          <w:sz w:val="24"/>
+        </w:rPr>
+        <w:t/>
+      </w:r>
+      <w:r>
+        <w:rPr>
+          <w:color w:val="000000"/>
+          <w:sz w:val="24"/>
+        </w:rPr>
+        <w:t/>
+      </w:r>
+      <w:r>
+        <w:rPr>
+          <w:color w:val="000000"/>
+          <w:sz w:val="24"/>
+        </w:rPr>
+        <w:t/>
       </w:r>
     </w:p>
     <w:p>
@@ -3755,91 +3755,91 @@
           <w:color w:val="000000"/>
           <w:sz w:val="24"/>
         </w:rPr>
-        <w:t>隐层偏置的梯度是</w:t>
-      </w:r>
-      <w:r>
-        <w:rPr>
-          <w:color w:val="000000"/>
-          <w:sz w:val="24"/>
-        </w:rPr>
-        <w:t>δ₁</w:t>
-      </w:r>
-      <w:r>
-        <w:rPr>
-          <w:color w:val="000000"/>
-          <w:sz w:val="24"/>
-        </w:rPr>
-        <w:t>沿样本维度求和，符号</w:t>
-      </w:r>
-      <w:r>
-        <w:rPr>
-          <w:color w:val="000000"/>
-          <w:sz w:val="24"/>
-        </w:rPr>
-        <w:t>⊙</w:t>
-      </w:r>
-      <w:r>
-        <w:rPr>
-          <w:color w:val="000000"/>
-          <w:sz w:val="24"/>
-        </w:rPr>
-        <w:t>表示逐元素相乘。这里的均值因子</w:t>
-      </w:r>
-      <w:r>
-        <w:rPr>
-          <w:color w:val="000000"/>
-          <w:sz w:val="24"/>
-        </w:rPr>
-        <w:t>1/n</w:t>
-      </w:r>
-      <w:r>
-        <w:rPr>
-          <w:color w:val="000000"/>
-          <w:sz w:val="24"/>
-        </w:rPr>
-        <w:t>只在</w:t>
-      </w:r>
-      <w:r>
-        <w:rPr>
-          <w:color w:val="000000"/>
-          <w:sz w:val="24"/>
-        </w:rPr>
-        <w:t>δ₂</w:t>
-      </w:r>
-      <w:r>
-        <w:rPr>
-          <w:color w:val="000000"/>
-          <w:sz w:val="24"/>
-        </w:rPr>
-        <w:t>中引入一次，传回前一层时不能再次除以</w:t>
-      </w:r>
-      <w:r>
-        <w:rPr>
-          <w:color w:val="000000"/>
-          <w:sz w:val="24"/>
-        </w:rPr>
-        <w:t>n</w:t>
-      </w:r>
-      <w:r>
-        <w:rPr>
-          <w:color w:val="000000"/>
-          <w:sz w:val="24"/>
-        </w:rPr>
-        <w:t>。所有梯度都基于同一次前向传播的旧参数计算完成，再统一更新参数，避免提前更新</w:t>
-      </w:r>
-      <w:r>
-        <w:rPr>
-          <w:color w:val="000000"/>
-          <w:sz w:val="24"/>
-        </w:rPr>
-        <w:t>W₂</w:t>
-      </w:r>
-      <w:r>
-        <w:rPr>
-          <w:color w:val="000000"/>
-          <w:sz w:val="24"/>
-        </w:rPr>
-        <w:t>改变隐层梯度。</w:t>
+        <w:t>隐层偏置的梯度由δ₁沿样本维度求和得到，符号⊙表示逐元素相乘。均值因子1/n在δ₂中引入，并通过链式法则传递至隐层梯度。所有梯度均基于同一次前向传播的参数计算，随后统一更新，以保持各层梯度计算所用参数的一致性。</w:t>
+      </w:r>
+      <w:r>
+        <w:rPr>
+          <w:color w:val="000000"/>
+          <w:sz w:val="24"/>
+        </w:rPr>
+        <w:t/>
+      </w:r>
+      <w:r>
+        <w:rPr>
+          <w:color w:val="000000"/>
+          <w:sz w:val="24"/>
+        </w:rPr>
+        <w:t/>
+      </w:r>
+      <w:r>
+        <w:rPr>
+          <w:color w:val="000000"/>
+          <w:sz w:val="24"/>
+        </w:rPr>
+        <w:t/>
+      </w:r>
+      <w:r>
+        <w:rPr>
+          <w:color w:val="000000"/>
+          <w:sz w:val="24"/>
+        </w:rPr>
+        <w:t/>
+      </w:r>
+      <w:r>
+        <w:rPr>
+          <w:color w:val="000000"/>
+          <w:sz w:val="24"/>
+        </w:rPr>
+        <w:t/>
+      </w:r>
+      <w:r>
+        <w:rPr>
+          <w:color w:val="000000"/>
+          <w:sz w:val="24"/>
+        </w:rPr>
+        <w:t/>
+      </w:r>
+      <w:r>
+        <w:rPr>
+          <w:color w:val="000000"/>
+          <w:sz w:val="24"/>
+        </w:rPr>
+        <w:t/>
+      </w:r>
+      <w:r>
+        <w:rPr>
+          <w:color w:val="000000"/>
+          <w:sz w:val="24"/>
+        </w:rPr>
+        <w:t/>
+      </w:r>
+      <w:r>
+        <w:rPr>
+          <w:color w:val="000000"/>
+          <w:sz w:val="24"/>
+        </w:rPr>
+        <w:t/>
+      </w:r>
+      <w:r>
+        <w:rPr>
+          <w:color w:val="000000"/>
+          <w:sz w:val="24"/>
+        </w:rPr>
+        <w:t/>
+      </w:r>
+      <w:r>
+        <w:rPr>
+          <w:color w:val="000000"/>
+          <w:sz w:val="24"/>
+        </w:rPr>
+        <w:t/>
+      </w:r>
+      <w:r>
+        <w:rPr>
+          <w:color w:val="000000"/>
+          <w:sz w:val="24"/>
+        </w:rPr>
+        <w:t/>
       </w:r>
     </w:p>
     <w:p>
@@ -3853,35 +3853,35 @@
           <w:color w:val="000000"/>
           <w:sz w:val="24"/>
         </w:rPr>
-        <w:t>程序只使用</w:t>
-      </w:r>
-      <w:r>
-        <w:rPr>
-          <w:color w:val="000000"/>
-          <w:sz w:val="24"/>
-        </w:rPr>
-        <w:t>NumPy</w:t>
-      </w:r>
-      <w:r>
-        <w:rPr>
-          <w:color w:val="000000"/>
-          <w:sz w:val="24"/>
-        </w:rPr>
-        <w:t>矩阵运算实现这条梯度链，没有调用神经网络训练器或自动求导工具。为检查实现，我对</w:t>
-      </w:r>
-      <w:r>
-        <w:rPr>
-          <w:color w:val="000000"/>
-          <w:sz w:val="24"/>
-        </w:rPr>
-        <w:t>19</w:t>
-      </w:r>
-      <w:r>
-        <w:rPr>
-          <w:color w:val="000000"/>
-          <w:sz w:val="24"/>
-        </w:rPr>
-        <w:t>个参数逐一进行中心差分，把扰动参数后的损失变化与解析梯度比较；这一检查验证的是梯度实现的一致性，最终分类能力仍由外层测试评价。</w:t>
+        <w:t>程序采用NumPy矩阵运算实现上述梯度计算，不调用神经网络训练器或自动求导工具。采用中心差分法逐一计算19个参数的数值梯度，并与解析梯度比较，以检验反向传播实现的一致性。模型的分类能力通过外层测试结果进行评价。</w:t>
+      </w:r>
+      <w:r>
+        <w:rPr>
+          <w:color w:val="000000"/>
+          <w:sz w:val="24"/>
+        </w:rPr>
+        <w:t/>
+      </w:r>
+      <w:r>
+        <w:rPr>
+          <w:color w:val="000000"/>
+          <w:sz w:val="24"/>
+        </w:rPr>
+        <w:t/>
+      </w:r>
+      <w:r>
+        <w:rPr>
+          <w:color w:val="000000"/>
+          <w:sz w:val="24"/>
+        </w:rPr>
+        <w:t/>
+      </w:r>
+      <w:r>
+        <w:rPr>
+          <w:color w:val="000000"/>
+          <w:sz w:val="24"/>
+        </w:rPr>
+        <w:t/>
       </w:r>
     </w:p>
     <w:p>
@@ -4214,7 +4214,7 @@
           <w:color w:val="000000"/>
           <w:sz w:val="24"/>
         </w:rPr>
-        <w:t>我把训练轮数、网络宽度和候选范围固定下来，是为了让外层评价保持明确含义。内层分数高说明配置在训练数据内部较合适，但不保证外层测试也最好；因此报告保留各折结果及其波动，而不只展示最优一次运行。</w:t>
+        <w:t>训练轮数、网络宽度与参数候选范围均在外层评价前固定，使各折结果对应一致的训练与选择流程。内层AUC反映候选配置在训练数据内部的验证表现，其排序可能随数据划分变化。因此，性能分析同时报告外层各折结果及折间波动。</w:t>
       </w:r>
     </w:p>
     <w:p>
@@ -4252,84 +4252,84 @@
           <w:color w:val="000000"/>
           <w:sz w:val="24"/>
         </w:rPr>
-        <w:t>19</w:t>
-      </w:r>
-      <w:r>
-        <w:rPr>
-          <w:color w:val="000000"/>
-          <w:sz w:val="24"/>
-        </w:rPr>
-        <w:t>个参数的数值梯度检查全部通过，最大绝对误差为</w:t>
-      </w:r>
-      <w:r>
-        <w:rPr>
-          <w:color w:val="000000"/>
-          <w:sz w:val="24"/>
-        </w:rPr>
-        <w:t>1.72×10⁻¹¹</w:t>
-      </w:r>
-      <w:r>
-        <w:rPr>
-          <w:color w:val="000000"/>
-          <w:sz w:val="24"/>
-        </w:rPr>
-        <w:t>，最大相对误差为</w:t>
-      </w:r>
-      <w:r>
-        <w:rPr>
-          <w:color w:val="000000"/>
-          <w:sz w:val="24"/>
-        </w:rPr>
-        <w:t>4.79×10⁻¹⁰</w:t>
-      </w:r>
-      <w:r>
-        <w:rPr>
-          <w:color w:val="000000"/>
-          <w:sz w:val="24"/>
-        </w:rPr>
-        <w:t>。这说明当前损失函数与手写梯度在检查点上相符。图</w:t>
-      </w:r>
-      <w:r>
-        <w:rPr>
-          <w:color w:val="000000"/>
-          <w:sz w:val="24"/>
-        </w:rPr>
-        <w:t>3-1</w:t>
-      </w:r>
-      <w:r>
-        <w:rPr>
-          <w:color w:val="000000"/>
-          <w:sz w:val="24"/>
-        </w:rPr>
-        <w:t>显示，五次训练的目标值均由初始值持续降低后逐渐趋缓；初始损失在</w:t>
-      </w:r>
-      <w:r>
-        <w:rPr>
-          <w:color w:val="000000"/>
-          <w:sz w:val="24"/>
-        </w:rPr>
-        <w:t>0.522–0.879</w:t>
-      </w:r>
-      <w:r>
-        <w:rPr>
-          <w:color w:val="000000"/>
-          <w:sz w:val="24"/>
-        </w:rPr>
-        <w:t>之间，最终在</w:t>
-      </w:r>
-      <w:r>
-        <w:rPr>
-          <w:color w:val="000000"/>
-          <w:sz w:val="24"/>
-        </w:rPr>
-        <w:t>0.065–0.134</w:t>
-      </w:r>
-      <w:r>
-        <w:rPr>
-          <w:color w:val="000000"/>
-          <w:sz w:val="24"/>
-        </w:rPr>
-        <w:t>之间。各折的正则化系数并不相同，因此我主要据此判断优化过程是否稳定，而不把最终损失最低的一折直接当作性能最好的一折。</w:t>
+        <w:t>19个参数均通过数值梯度检查，最大绝对误差为1.72×10⁻¹¹，最大相对误差为4.79×10⁻¹⁰，表明当前损失函数与手写梯度在检查点上具有较高一致性。图3-1显示，五次训练的目标值均由初始值持续降低后逐渐趋缓；初始损失在0.522–0.879之间，最终在0.065–0.134之间。由于各折采用的正则化系数不同，目标值曲线主要用于分析优化过程的稳定性，模型性能则依据外层测试指标进行比较。</w:t>
+      </w:r>
+      <w:r>
+        <w:rPr>
+          <w:color w:val="000000"/>
+          <w:sz w:val="24"/>
+        </w:rPr>
+        <w:t/>
+      </w:r>
+      <w:r>
+        <w:rPr>
+          <w:color w:val="000000"/>
+          <w:sz w:val="24"/>
+        </w:rPr>
+        <w:t/>
+      </w:r>
+      <w:r>
+        <w:rPr>
+          <w:color w:val="000000"/>
+          <w:sz w:val="24"/>
+        </w:rPr>
+        <w:t/>
+      </w:r>
+      <w:r>
+        <w:rPr>
+          <w:color w:val="000000"/>
+          <w:sz w:val="24"/>
+        </w:rPr>
+        <w:t/>
+      </w:r>
+      <w:r>
+        <w:rPr>
+          <w:color w:val="000000"/>
+          <w:sz w:val="24"/>
+        </w:rPr>
+        <w:t/>
+      </w:r>
+      <w:r>
+        <w:rPr>
+          <w:color w:val="000000"/>
+          <w:sz w:val="24"/>
+        </w:rPr>
+        <w:t/>
+      </w:r>
+      <w:r>
+        <w:rPr>
+          <w:color w:val="000000"/>
+          <w:sz w:val="24"/>
+        </w:rPr>
+        <w:t/>
+      </w:r>
+      <w:r>
+        <w:rPr>
+          <w:color w:val="000000"/>
+          <w:sz w:val="24"/>
+        </w:rPr>
+        <w:t/>
+      </w:r>
+      <w:r>
+        <w:rPr>
+          <w:color w:val="000000"/>
+          <w:sz w:val="24"/>
+        </w:rPr>
+        <w:t/>
+      </w:r>
+      <w:r>
+        <w:rPr>
+          <w:color w:val="000000"/>
+          <w:sz w:val="24"/>
+        </w:rPr>
+        <w:t/>
+      </w:r>
+      <w:r>
+        <w:rPr>
+          <w:color w:val="000000"/>
+          <w:sz w:val="24"/>
+        </w:rPr>
+        <w:t/>
       </w:r>
     </w:p>
     <w:p>
@@ -4428,189 +4428,189 @@
           <w:color w:val="000000"/>
           <w:sz w:val="24"/>
         </w:rPr>
-        <w:t>五折依次选出的</w:t>
-      </w:r>
-      <w:r>
-        <w:rPr>
-          <w:color w:val="000000"/>
-          <w:sz w:val="24"/>
-        </w:rPr>
-        <w:t>“L2</w:t>
-      </w:r>
-      <w:r>
-        <w:rPr>
-          <w:color w:val="000000"/>
-          <w:sz w:val="24"/>
-        </w:rPr>
-        <w:t>系数，学习率</w:t>
-      </w:r>
-      <w:r>
-        <w:rPr>
-          <w:color w:val="000000"/>
-          <w:sz w:val="24"/>
-        </w:rPr>
-        <w:t>”</w:t>
-      </w:r>
-      <w:r>
-        <w:rPr>
-          <w:color w:val="000000"/>
-          <w:sz w:val="24"/>
-        </w:rPr>
-        <w:t>为（</w:t>
-      </w:r>
-      <w:r>
-        <w:rPr>
-          <w:color w:val="000000"/>
-          <w:sz w:val="24"/>
-        </w:rPr>
-        <w:t>0</w:t>
-      </w:r>
-      <w:r>
-        <w:rPr>
-          <w:color w:val="000000"/>
-          <w:sz w:val="24"/>
-        </w:rPr>
-        <w:t>，</w:t>
-      </w:r>
-      <w:r>
-        <w:rPr>
-          <w:color w:val="000000"/>
-          <w:sz w:val="24"/>
-        </w:rPr>
-        <w:t>0.01</w:t>
-      </w:r>
-      <w:r>
-        <w:rPr>
-          <w:color w:val="000000"/>
-          <w:sz w:val="24"/>
-        </w:rPr>
-        <w:t>）、（</w:t>
-      </w:r>
-      <w:r>
-        <w:rPr>
-          <w:color w:val="000000"/>
-          <w:sz w:val="24"/>
-        </w:rPr>
-        <w:t>0.01</w:t>
-      </w:r>
-      <w:r>
-        <w:rPr>
-          <w:color w:val="000000"/>
-          <w:sz w:val="24"/>
-        </w:rPr>
-        <w:t>，</w:t>
-      </w:r>
-      <w:r>
-        <w:rPr>
-          <w:color w:val="000000"/>
-          <w:sz w:val="24"/>
-        </w:rPr>
-        <w:t>0.03</w:t>
-      </w:r>
-      <w:r>
-        <w:rPr>
-          <w:color w:val="000000"/>
-          <w:sz w:val="24"/>
-        </w:rPr>
-        <w:t>）、（</w:t>
-      </w:r>
-      <w:r>
-        <w:rPr>
-          <w:color w:val="000000"/>
-          <w:sz w:val="24"/>
-        </w:rPr>
-        <w:t>0.01</w:t>
-      </w:r>
-      <w:r>
-        <w:rPr>
-          <w:color w:val="000000"/>
-          <w:sz w:val="24"/>
-        </w:rPr>
-        <w:t>，</w:t>
-      </w:r>
-      <w:r>
-        <w:rPr>
-          <w:color w:val="000000"/>
-          <w:sz w:val="24"/>
-        </w:rPr>
-        <w:t>0.01</w:t>
-      </w:r>
-      <w:r>
-        <w:rPr>
-          <w:color w:val="000000"/>
-          <w:sz w:val="24"/>
-        </w:rPr>
-        <w:t>）、（</w:t>
-      </w:r>
-      <w:r>
-        <w:rPr>
-          <w:color w:val="000000"/>
-          <w:sz w:val="24"/>
-        </w:rPr>
-        <w:t>0.001</w:t>
-      </w:r>
-      <w:r>
-        <w:rPr>
-          <w:color w:val="000000"/>
-          <w:sz w:val="24"/>
-        </w:rPr>
-        <w:t>，</w:t>
-      </w:r>
-      <w:r>
-        <w:rPr>
-          <w:color w:val="000000"/>
-          <w:sz w:val="24"/>
-        </w:rPr>
-        <w:t>0.01</w:t>
-      </w:r>
-      <w:r>
-        <w:rPr>
-          <w:color w:val="000000"/>
-          <w:sz w:val="24"/>
-        </w:rPr>
-        <w:t>）和（</w:t>
-      </w:r>
-      <w:r>
-        <w:rPr>
-          <w:color w:val="000000"/>
-          <w:sz w:val="24"/>
-        </w:rPr>
-        <w:t>0.001</w:t>
-      </w:r>
-      <w:r>
-        <w:rPr>
-          <w:color w:val="000000"/>
-          <w:sz w:val="24"/>
-        </w:rPr>
-        <w:t>，</w:t>
-      </w:r>
-      <w:r>
-        <w:rPr>
-          <w:color w:val="000000"/>
-          <w:sz w:val="24"/>
-        </w:rPr>
-        <w:t>0.01</w:t>
-      </w:r>
-      <w:r>
-        <w:rPr>
-          <w:color w:val="000000"/>
-          <w:sz w:val="24"/>
-        </w:rPr>
-        <w:t>）。不同训练子集选择不同配置，说明在这份数据上并不存在每折都占优的同一组参数。表</w:t>
-      </w:r>
-      <w:r>
-        <w:rPr>
-          <w:color w:val="000000"/>
-          <w:sz w:val="24"/>
-        </w:rPr>
-        <w:t>3-1</w:t>
-      </w:r>
-      <w:r>
-        <w:rPr>
-          <w:color w:val="000000"/>
-          <w:sz w:val="24"/>
-        </w:rPr>
-        <w:t>列出各折测试结果。</w:t>
+        <w:t>五折依次选出的“L2系数，学习率”为（0，0.01）、（0.01，0.03）、（0.01，0.01）、（0.001，0.01）和（0.001，0.01）。各训练子集选择的配置存在差异，表明当前候选范围内未出现五折均占优的同一组参数。表3-1列出各折测试结果。</w:t>
+      </w:r>
+      <w:r>
+        <w:rPr>
+          <w:color w:val="000000"/>
+          <w:sz w:val="24"/>
+        </w:rPr>
+        <w:t/>
+      </w:r>
+      <w:r>
+        <w:rPr>
+          <w:color w:val="000000"/>
+          <w:sz w:val="24"/>
+        </w:rPr>
+        <w:t/>
+      </w:r>
+      <w:r>
+        <w:rPr>
+          <w:color w:val="000000"/>
+          <w:sz w:val="24"/>
+        </w:rPr>
+        <w:t/>
+      </w:r>
+      <w:r>
+        <w:rPr>
+          <w:color w:val="000000"/>
+          <w:sz w:val="24"/>
+        </w:rPr>
+        <w:t/>
+      </w:r>
+      <w:r>
+        <w:rPr>
+          <w:color w:val="000000"/>
+          <w:sz w:val="24"/>
+        </w:rPr>
+        <w:t/>
+      </w:r>
+      <w:r>
+        <w:rPr>
+          <w:color w:val="000000"/>
+          <w:sz w:val="24"/>
+        </w:rPr>
+        <w:t/>
+      </w:r>
+      <w:r>
+        <w:rPr>
+          <w:color w:val="000000"/>
+          <w:sz w:val="24"/>
+        </w:rPr>
+        <w:t/>
+      </w:r>
+      <w:r>
+        <w:rPr>
+          <w:color w:val="000000"/>
+          <w:sz w:val="24"/>
+        </w:rPr>
+        <w:t/>
+      </w:r>
+      <w:r>
+        <w:rPr>
+          <w:color w:val="000000"/>
+          <w:sz w:val="24"/>
+        </w:rPr>
+        <w:t/>
+      </w:r>
+      <w:r>
+        <w:rPr>
+          <w:color w:val="000000"/>
+          <w:sz w:val="24"/>
+        </w:rPr>
+        <w:t/>
+      </w:r>
+      <w:r>
+        <w:rPr>
+          <w:color w:val="000000"/>
+          <w:sz w:val="24"/>
+        </w:rPr>
+        <w:t/>
+      </w:r>
+      <w:r>
+        <w:rPr>
+          <w:color w:val="000000"/>
+          <w:sz w:val="24"/>
+        </w:rPr>
+        <w:t/>
+      </w:r>
+      <w:r>
+        <w:rPr>
+          <w:color w:val="000000"/>
+          <w:sz w:val="24"/>
+        </w:rPr>
+        <w:t/>
+      </w:r>
+      <w:r>
+        <w:rPr>
+          <w:color w:val="000000"/>
+          <w:sz w:val="24"/>
+        </w:rPr>
+        <w:t/>
+      </w:r>
+      <w:r>
+        <w:rPr>
+          <w:color w:val="000000"/>
+          <w:sz w:val="24"/>
+        </w:rPr>
+        <w:t/>
+      </w:r>
+      <w:r>
+        <w:rPr>
+          <w:color w:val="000000"/>
+          <w:sz w:val="24"/>
+        </w:rPr>
+        <w:t/>
+      </w:r>
+      <w:r>
+        <w:rPr>
+          <w:color w:val="000000"/>
+          <w:sz w:val="24"/>
+        </w:rPr>
+        <w:t/>
+      </w:r>
+      <w:r>
+        <w:rPr>
+          <w:color w:val="000000"/>
+          <w:sz w:val="24"/>
+        </w:rPr>
+        <w:t/>
+      </w:r>
+      <w:r>
+        <w:rPr>
+          <w:color w:val="000000"/>
+          <w:sz w:val="24"/>
+        </w:rPr>
+        <w:t/>
+      </w:r>
+      <w:r>
+        <w:rPr>
+          <w:color w:val="000000"/>
+          <w:sz w:val="24"/>
+        </w:rPr>
+        <w:t/>
+      </w:r>
+      <w:r>
+        <w:rPr>
+          <w:color w:val="000000"/>
+          <w:sz w:val="24"/>
+        </w:rPr>
+        <w:t/>
+      </w:r>
+      <w:r>
+        <w:rPr>
+          <w:color w:val="000000"/>
+          <w:sz w:val="24"/>
+        </w:rPr>
+        <w:t/>
+      </w:r>
+      <w:r>
+        <w:rPr>
+          <w:color w:val="000000"/>
+          <w:sz w:val="24"/>
+        </w:rPr>
+        <w:t/>
+      </w:r>
+      <w:r>
+        <w:rPr>
+          <w:color w:val="000000"/>
+          <w:sz w:val="24"/>
+        </w:rPr>
+        <w:t/>
+      </w:r>
+      <w:r>
+        <w:rPr>
+          <w:color w:val="000000"/>
+          <w:sz w:val="24"/>
+        </w:rPr>
+        <w:t/>
+      </w:r>
+      <w:r>
+        <w:rPr>
+          <w:color w:val="000000"/>
+          <w:sz w:val="24"/>
+        </w:rPr>
+        <w:t/>
       </w:r>
     </w:p>
     <w:p>
@@ -5508,161 +5508,161 @@
           <w:color w:val="000000"/>
           <w:sz w:val="24"/>
         </w:rPr>
-        <w:t>我首先关注到，只有</w:t>
-      </w:r>
-      <w:r>
-        <w:rPr>
-          <w:color w:val="000000"/>
-          <w:sz w:val="24"/>
-        </w:rPr>
-        <w:t>3</w:t>
-      </w:r>
-      <w:r>
-        <w:rPr>
-          <w:color w:val="000000"/>
-          <w:sz w:val="24"/>
-        </w:rPr>
-        <w:t>个隐层结点的网络已经取得</w:t>
-      </w:r>
-      <w:r>
-        <w:rPr>
-          <w:color w:val="000000"/>
-          <w:sz w:val="24"/>
-        </w:rPr>
-        <w:t>97.65%</w:t>
-      </w:r>
-      <w:r>
-        <w:rPr>
-          <w:color w:val="000000"/>
-          <w:sz w:val="24"/>
-        </w:rPr>
-        <w:t>的平均</w:t>
-      </w:r>
-      <w:r>
-        <w:rPr>
-          <w:color w:val="000000"/>
-          <w:sz w:val="24"/>
-        </w:rPr>
-        <w:t>ACC</w:t>
-      </w:r>
-      <w:r>
-        <w:rPr>
-          <w:color w:val="000000"/>
-          <w:sz w:val="24"/>
-        </w:rPr>
-        <w:t>和</w:t>
-      </w:r>
-      <w:r>
-        <w:rPr>
-          <w:color w:val="000000"/>
-          <w:sz w:val="24"/>
-        </w:rPr>
-        <w:t>0.9900</w:t>
-      </w:r>
-      <w:r>
-        <w:rPr>
-          <w:color w:val="000000"/>
-          <w:sz w:val="24"/>
-        </w:rPr>
-        <w:t>的平均</w:t>
-      </w:r>
-      <w:r>
-        <w:rPr>
-          <w:color w:val="000000"/>
-          <w:sz w:val="24"/>
-        </w:rPr>
-        <w:t>AUC</w:t>
-      </w:r>
-      <w:r>
-        <w:rPr>
-          <w:color w:val="000000"/>
-          <w:sz w:val="24"/>
-        </w:rPr>
-        <w:t>，说明这组四维输入能够提供较强的分类信息，较小的网络也能利用这些信息。训练</w:t>
-      </w:r>
-      <w:r>
-        <w:rPr>
-          <w:color w:val="000000"/>
-          <w:sz w:val="24"/>
-        </w:rPr>
-        <w:t>ACC</w:t>
-      </w:r>
-      <w:r>
-        <w:rPr>
-          <w:color w:val="000000"/>
-          <w:sz w:val="24"/>
-        </w:rPr>
-        <w:t>均值为</w:t>
-      </w:r>
-      <w:r>
-        <w:rPr>
-          <w:color w:val="000000"/>
-          <w:sz w:val="24"/>
-        </w:rPr>
-        <w:t>97.78%</w:t>
-      </w:r>
-      <w:r>
-        <w:rPr>
-          <w:color w:val="000000"/>
-          <w:sz w:val="24"/>
-        </w:rPr>
-        <w:t>，只比测试高</w:t>
-      </w:r>
-      <w:r>
-        <w:rPr>
-          <w:color w:val="000000"/>
-          <w:sz w:val="24"/>
-        </w:rPr>
-        <w:t>0.14</w:t>
-      </w:r>
-      <w:r>
-        <w:rPr>
-          <w:color w:val="000000"/>
-          <w:sz w:val="24"/>
-        </w:rPr>
-        <w:t>个百分点；训练</w:t>
-      </w:r>
-      <w:r>
-        <w:rPr>
-          <w:color w:val="000000"/>
-          <w:sz w:val="24"/>
-        </w:rPr>
-        <w:t>AUC</w:t>
-      </w:r>
-      <w:r>
-        <w:rPr>
-          <w:color w:val="000000"/>
-          <w:sz w:val="24"/>
-        </w:rPr>
-        <w:t>为</w:t>
-      </w:r>
-      <w:r>
-        <w:rPr>
-          <w:color w:val="000000"/>
-          <w:sz w:val="24"/>
-        </w:rPr>
-        <w:t>0.9919</w:t>
-      </w:r>
-      <w:r>
-        <w:rPr>
-          <w:color w:val="000000"/>
-          <w:sz w:val="24"/>
-        </w:rPr>
-        <w:t>，比测试高约</w:t>
-      </w:r>
-      <w:r>
-        <w:rPr>
-          <w:color w:val="000000"/>
-          <w:sz w:val="24"/>
-        </w:rPr>
-        <w:t>0.0020</w:t>
-      </w:r>
-      <w:r>
-        <w:rPr>
-          <w:color w:val="000000"/>
-          <w:sz w:val="24"/>
-        </w:rPr>
-        <w:t>。本次结果没有出现很大的训练与测试落差，但这不能替代新数据上的外部验证。</w:t>
+        <w:t>由表3-1可见，隐层仅含3个结点的网络取得了97.65%的平均ACC和0.9900的平均AUC，表明四维输入包含较强的分类信息，较小规模的网络能够有效提取这些信息。训练ACC均值为97.78%，比测试高0.14个百分点；训练AUC为0.9919，比测试高约0.0020。训练与测试指标差距较小，模型在本次数据划分下表现出较好的一致性，其在独立数据上的表现仍有待验证。</w:t>
+      </w:r>
+      <w:r>
+        <w:rPr>
+          <w:color w:val="000000"/>
+          <w:sz w:val="24"/>
+        </w:rPr>
+        <w:t/>
+      </w:r>
+      <w:r>
+        <w:rPr>
+          <w:color w:val="000000"/>
+          <w:sz w:val="24"/>
+        </w:rPr>
+        <w:t/>
+      </w:r>
+      <w:r>
+        <w:rPr>
+          <w:color w:val="000000"/>
+          <w:sz w:val="24"/>
+        </w:rPr>
+        <w:t/>
+      </w:r>
+      <w:r>
+        <w:rPr>
+          <w:color w:val="000000"/>
+          <w:sz w:val="24"/>
+        </w:rPr>
+        <w:t/>
+      </w:r>
+      <w:r>
+        <w:rPr>
+          <w:color w:val="000000"/>
+          <w:sz w:val="24"/>
+        </w:rPr>
+        <w:t/>
+      </w:r>
+      <w:r>
+        <w:rPr>
+          <w:color w:val="000000"/>
+          <w:sz w:val="24"/>
+        </w:rPr>
+        <w:t/>
+      </w:r>
+      <w:r>
+        <w:rPr>
+          <w:color w:val="000000"/>
+          <w:sz w:val="24"/>
+        </w:rPr>
+        <w:t/>
+      </w:r>
+      <w:r>
+        <w:rPr>
+          <w:color w:val="000000"/>
+          <w:sz w:val="24"/>
+        </w:rPr>
+        <w:t/>
+      </w:r>
+      <w:r>
+        <w:rPr>
+          <w:color w:val="000000"/>
+          <w:sz w:val="24"/>
+        </w:rPr>
+        <w:t/>
+      </w:r>
+      <w:r>
+        <w:rPr>
+          <w:color w:val="000000"/>
+          <w:sz w:val="24"/>
+        </w:rPr>
+        <w:t/>
+      </w:r>
+      <w:r>
+        <w:rPr>
+          <w:color w:val="000000"/>
+          <w:sz w:val="24"/>
+        </w:rPr>
+        <w:t/>
+      </w:r>
+      <w:r>
+        <w:rPr>
+          <w:color w:val="000000"/>
+          <w:sz w:val="24"/>
+        </w:rPr>
+        <w:t/>
+      </w:r>
+      <w:r>
+        <w:rPr>
+          <w:color w:val="000000"/>
+          <w:sz w:val="24"/>
+        </w:rPr>
+        <w:t/>
+      </w:r>
+      <w:r>
+        <w:rPr>
+          <w:color w:val="000000"/>
+          <w:sz w:val="24"/>
+        </w:rPr>
+        <w:t/>
+      </w:r>
+      <w:r>
+        <w:rPr>
+          <w:color w:val="000000"/>
+          <w:sz w:val="24"/>
+        </w:rPr>
+        <w:t/>
+      </w:r>
+      <w:r>
+        <w:rPr>
+          <w:color w:val="000000"/>
+          <w:sz w:val="24"/>
+        </w:rPr>
+        <w:t/>
+      </w:r>
+      <w:r>
+        <w:rPr>
+          <w:color w:val="000000"/>
+          <w:sz w:val="24"/>
+        </w:rPr>
+        <w:t/>
+      </w:r>
+      <w:r>
+        <w:rPr>
+          <w:color w:val="000000"/>
+          <w:sz w:val="24"/>
+        </w:rPr>
+        <w:t/>
+      </w:r>
+      <w:r>
+        <w:rPr>
+          <w:color w:val="000000"/>
+          <w:sz w:val="24"/>
+        </w:rPr>
+        <w:t/>
+      </w:r>
+      <w:r>
+        <w:rPr>
+          <w:color w:val="000000"/>
+          <w:sz w:val="24"/>
+        </w:rPr>
+        <w:t/>
+      </w:r>
+      <w:r>
+        <w:rPr>
+          <w:color w:val="000000"/>
+          <w:sz w:val="24"/>
+        </w:rPr>
+        <w:t/>
+      </w:r>
+      <w:r>
+        <w:rPr>
+          <w:color w:val="000000"/>
+          <w:sz w:val="24"/>
+        </w:rPr>
+        <w:t/>
       </w:r>
     </w:p>
     <w:p>
@@ -5676,287 +5676,287 @@
           <w:color w:val="000000"/>
           <w:sz w:val="24"/>
         </w:rPr>
-        <w:t>其次，</w:t>
-      </w:r>
-      <w:r>
-        <w:rPr>
-          <w:color w:val="000000"/>
-          <w:sz w:val="24"/>
-        </w:rPr>
-        <w:t>SE</w:t>
-      </w:r>
-      <w:r>
-        <w:rPr>
-          <w:color w:val="000000"/>
-          <w:sz w:val="24"/>
-        </w:rPr>
-        <w:t>为</w:t>
-      </w:r>
-      <w:r>
-        <w:rPr>
-          <w:color w:val="000000"/>
-          <w:sz w:val="24"/>
-        </w:rPr>
-        <w:t>98.43%</w:t>
-      </w:r>
-      <w:r>
-        <w:rPr>
-          <w:color w:val="000000"/>
-          <w:sz w:val="24"/>
-        </w:rPr>
-        <w:t>，仍高于</w:t>
-      </w:r>
-      <w:r>
-        <w:rPr>
-          <w:color w:val="000000"/>
-          <w:sz w:val="24"/>
-        </w:rPr>
-        <w:t>SP</w:t>
-      </w:r>
-      <w:r>
-        <w:rPr>
-          <w:color w:val="000000"/>
-          <w:sz w:val="24"/>
-        </w:rPr>
-        <w:t>的</w:t>
-      </w:r>
-      <w:r>
-        <w:rPr>
-          <w:color w:val="000000"/>
-          <w:sz w:val="24"/>
-        </w:rPr>
-        <w:t>94.53%</w:t>
-      </w:r>
-      <w:r>
-        <w:rPr>
-          <w:color w:val="000000"/>
-          <w:sz w:val="24"/>
-        </w:rPr>
-        <w:t>。从</w:t>
-      </w:r>
-      <w:r>
-        <w:rPr>
-          <w:color w:val="000000"/>
-          <w:sz w:val="24"/>
-        </w:rPr>
-        <w:t>OOF</w:t>
-      </w:r>
-      <w:r>
-        <w:rPr>
-          <w:color w:val="000000"/>
-          <w:sz w:val="24"/>
-        </w:rPr>
-        <w:t>计数看，</w:t>
-      </w:r>
-      <w:r>
-        <w:rPr>
-          <w:color w:val="000000"/>
-          <w:sz w:val="24"/>
-        </w:rPr>
-        <w:t>14/256</w:t>
-      </w:r>
-      <w:r>
-        <w:rPr>
-          <w:color w:val="000000"/>
-          <w:sz w:val="24"/>
-        </w:rPr>
-        <w:t>名女生被判为男生，</w:t>
-      </w:r>
-      <w:r>
-        <w:rPr>
-          <w:color w:val="000000"/>
-          <w:sz w:val="24"/>
-        </w:rPr>
-        <w:t>16/1018</w:t>
-      </w:r>
-      <w:r>
-        <w:rPr>
-          <w:color w:val="000000"/>
-          <w:sz w:val="24"/>
-        </w:rPr>
-        <w:t>名男生被判为女生：两类误判人数接近，女生的误判比例却更高。第</w:t>
-      </w:r>
-      <w:r>
-        <w:rPr>
-          <w:color w:val="000000"/>
-          <w:sz w:val="24"/>
-        </w:rPr>
-        <w:t>2</w:t>
-      </w:r>
-      <w:r>
-        <w:rPr>
-          <w:color w:val="000000"/>
-          <w:sz w:val="24"/>
-        </w:rPr>
-        <w:t>折只错判</w:t>
-      </w:r>
-      <w:r>
-        <w:rPr>
-          <w:color w:val="000000"/>
-          <w:sz w:val="24"/>
-        </w:rPr>
-        <w:t>1</w:t>
-      </w:r>
-      <w:r>
-        <w:rPr>
-          <w:color w:val="000000"/>
-          <w:sz w:val="24"/>
-        </w:rPr>
-        <w:t>名女生，第</w:t>
-      </w:r>
-      <w:r>
-        <w:rPr>
-          <w:color w:val="000000"/>
-          <w:sz w:val="24"/>
-        </w:rPr>
-        <w:t>1</w:t>
-      </w:r>
-      <w:r>
-        <w:rPr>
-          <w:color w:val="000000"/>
-          <w:sz w:val="24"/>
-        </w:rPr>
-        <w:t>折错判</w:t>
-      </w:r>
-      <w:r>
-        <w:rPr>
-          <w:color w:val="000000"/>
-          <w:sz w:val="24"/>
-        </w:rPr>
-        <w:t>4</w:t>
-      </w:r>
-      <w:r>
-        <w:rPr>
-          <w:color w:val="000000"/>
-          <w:sz w:val="24"/>
-        </w:rPr>
-        <w:t>名女生，</w:t>
-      </w:r>
-      <w:r>
-        <w:rPr>
-          <w:color w:val="000000"/>
-          <w:sz w:val="24"/>
-        </w:rPr>
-        <w:t>SP</w:t>
-      </w:r>
-      <w:r>
-        <w:rPr>
-          <w:color w:val="000000"/>
-          <w:sz w:val="24"/>
-        </w:rPr>
-        <w:t>因此从</w:t>
-      </w:r>
-      <w:r>
-        <w:rPr>
-          <w:color w:val="000000"/>
-          <w:sz w:val="24"/>
-        </w:rPr>
-        <w:t>98.04%</w:t>
-      </w:r>
-      <w:r>
-        <w:rPr>
-          <w:color w:val="000000"/>
-          <w:sz w:val="24"/>
-        </w:rPr>
-        <w:t>降到</w:t>
-      </w:r>
-      <w:r>
-        <w:rPr>
-          <w:color w:val="000000"/>
-          <w:sz w:val="24"/>
-        </w:rPr>
-        <w:t>92.16%</w:t>
-      </w:r>
-      <w:r>
-        <w:rPr>
-          <w:color w:val="000000"/>
-          <w:sz w:val="24"/>
-        </w:rPr>
-        <w:t>。每折只有</w:t>
-      </w:r>
-      <w:r>
-        <w:rPr>
-          <w:color w:val="000000"/>
-          <w:sz w:val="24"/>
-        </w:rPr>
-        <w:t>51</w:t>
-      </w:r>
-      <w:r>
-        <w:rPr>
-          <w:color w:val="000000"/>
-          <w:sz w:val="24"/>
-        </w:rPr>
-        <w:t>或</w:t>
-      </w:r>
-      <w:r>
-        <w:rPr>
-          <w:color w:val="000000"/>
-          <w:sz w:val="24"/>
-        </w:rPr>
-        <w:t>52</w:t>
-      </w:r>
-      <w:r>
-        <w:rPr>
-          <w:color w:val="000000"/>
-          <w:sz w:val="24"/>
-        </w:rPr>
-        <w:t>名女生，一个女生样本的判断变化就会使该折</w:t>
-      </w:r>
-      <w:r>
-        <w:rPr>
-          <w:color w:val="000000"/>
-          <w:sz w:val="24"/>
-        </w:rPr>
-        <w:t>SP</w:t>
-      </w:r>
-      <w:r>
-        <w:rPr>
-          <w:color w:val="000000"/>
-          <w:sz w:val="24"/>
-        </w:rPr>
-        <w:t>变化约</w:t>
-      </w:r>
-      <w:r>
-        <w:rPr>
-          <w:color w:val="000000"/>
-          <w:sz w:val="24"/>
-        </w:rPr>
-        <w:t>1.9</w:t>
-      </w:r>
-      <w:r>
-        <w:rPr>
-          <w:color w:val="000000"/>
-          <w:sz w:val="24"/>
-        </w:rPr>
-        <w:t>个百分点，所以</w:t>
-      </w:r>
-      <w:r>
-        <w:rPr>
-          <w:color w:val="000000"/>
-          <w:sz w:val="24"/>
-        </w:rPr>
-        <w:t>SP</w:t>
-      </w:r>
-      <w:r>
-        <w:rPr>
-          <w:color w:val="000000"/>
-          <w:sz w:val="24"/>
-        </w:rPr>
-        <w:t>波动大于</w:t>
-      </w:r>
-      <w:r>
-        <w:rPr>
-          <w:color w:val="000000"/>
-          <w:sz w:val="24"/>
-        </w:rPr>
-        <w:t>SE</w:t>
-      </w:r>
-      <w:r>
-        <w:rPr>
-          <w:color w:val="000000"/>
-          <w:sz w:val="24"/>
-        </w:rPr>
-        <w:t>并不令人意外。</w:t>
+        <w:t>进一步比较类别指标，SE为98.43%，高于SP的94.53%。OOF结果中，14/256名女生被判为男生，16/1018名男生被判为女生。两类误判人数接近，但女生样本的误判比例更高。第2折错判1名女生，SP为98.04%；第1折错判4名女生，SP降至92.16%。各折女生样本数仅为51或52，一条女生样本的分类结果变化即可使该折SP变化约1.9个百分点，这有助于解释SP较大的折间波动。</w:t>
+      </w:r>
+      <w:r>
+        <w:rPr>
+          <w:color w:val="000000"/>
+          <w:sz w:val="24"/>
+        </w:rPr>
+        <w:t/>
+      </w:r>
+      <w:r>
+        <w:rPr>
+          <w:color w:val="000000"/>
+          <w:sz w:val="24"/>
+        </w:rPr>
+        <w:t/>
+      </w:r>
+      <w:r>
+        <w:rPr>
+          <w:color w:val="000000"/>
+          <w:sz w:val="24"/>
+        </w:rPr>
+        <w:t/>
+      </w:r>
+      <w:r>
+        <w:rPr>
+          <w:color w:val="000000"/>
+          <w:sz w:val="24"/>
+        </w:rPr>
+        <w:t/>
+      </w:r>
+      <w:r>
+        <w:rPr>
+          <w:color w:val="000000"/>
+          <w:sz w:val="24"/>
+        </w:rPr>
+        <w:t/>
+      </w:r>
+      <w:r>
+        <w:rPr>
+          <w:color w:val="000000"/>
+          <w:sz w:val="24"/>
+        </w:rPr>
+        <w:t/>
+      </w:r>
+      <w:r>
+        <w:rPr>
+          <w:color w:val="000000"/>
+          <w:sz w:val="24"/>
+        </w:rPr>
+        <w:t/>
+      </w:r>
+      <w:r>
+        <w:rPr>
+          <w:color w:val="000000"/>
+          <w:sz w:val="24"/>
+        </w:rPr>
+        <w:t/>
+      </w:r>
+      <w:r>
+        <w:rPr>
+          <w:color w:val="000000"/>
+          <w:sz w:val="24"/>
+        </w:rPr>
+        <w:t/>
+      </w:r>
+      <w:r>
+        <w:rPr>
+          <w:color w:val="000000"/>
+          <w:sz w:val="24"/>
+        </w:rPr>
+        <w:t/>
+      </w:r>
+      <w:r>
+        <w:rPr>
+          <w:color w:val="000000"/>
+          <w:sz w:val="24"/>
+        </w:rPr>
+        <w:t/>
+      </w:r>
+      <w:r>
+        <w:rPr>
+          <w:color w:val="000000"/>
+          <w:sz w:val="24"/>
+        </w:rPr>
+        <w:t/>
+      </w:r>
+      <w:r>
+        <w:rPr>
+          <w:color w:val="000000"/>
+          <w:sz w:val="24"/>
+        </w:rPr>
+        <w:t/>
+      </w:r>
+      <w:r>
+        <w:rPr>
+          <w:color w:val="000000"/>
+          <w:sz w:val="24"/>
+        </w:rPr>
+        <w:t/>
+      </w:r>
+      <w:r>
+        <w:rPr>
+          <w:color w:val="000000"/>
+          <w:sz w:val="24"/>
+        </w:rPr>
+        <w:t/>
+      </w:r>
+      <w:r>
+        <w:rPr>
+          <w:color w:val="000000"/>
+          <w:sz w:val="24"/>
+        </w:rPr>
+        <w:t/>
+      </w:r>
+      <w:r>
+        <w:rPr>
+          <w:color w:val="000000"/>
+          <w:sz w:val="24"/>
+        </w:rPr>
+        <w:t/>
+      </w:r>
+      <w:r>
+        <w:rPr>
+          <w:color w:val="000000"/>
+          <w:sz w:val="24"/>
+        </w:rPr>
+        <w:t/>
+      </w:r>
+      <w:r>
+        <w:rPr>
+          <w:color w:val="000000"/>
+          <w:sz w:val="24"/>
+        </w:rPr>
+        <w:t/>
+      </w:r>
+      <w:r>
+        <w:rPr>
+          <w:color w:val="000000"/>
+          <w:sz w:val="24"/>
+        </w:rPr>
+        <w:t/>
+      </w:r>
+      <w:r>
+        <w:rPr>
+          <w:color w:val="000000"/>
+          <w:sz w:val="24"/>
+        </w:rPr>
+        <w:t/>
+      </w:r>
+      <w:r>
+        <w:rPr>
+          <w:color w:val="000000"/>
+          <w:sz w:val="24"/>
+        </w:rPr>
+        <w:t/>
+      </w:r>
+      <w:r>
+        <w:rPr>
+          <w:color w:val="000000"/>
+          <w:sz w:val="24"/>
+        </w:rPr>
+        <w:t/>
+      </w:r>
+      <w:r>
+        <w:rPr>
+          <w:color w:val="000000"/>
+          <w:sz w:val="24"/>
+        </w:rPr>
+        <w:t/>
+      </w:r>
+      <w:r>
+        <w:rPr>
+          <w:color w:val="000000"/>
+          <w:sz w:val="24"/>
+        </w:rPr>
+        <w:t/>
+      </w:r>
+      <w:r>
+        <w:rPr>
+          <w:color w:val="000000"/>
+          <w:sz w:val="24"/>
+        </w:rPr>
+        <w:t/>
+      </w:r>
+      <w:r>
+        <w:rPr>
+          <w:color w:val="000000"/>
+          <w:sz w:val="24"/>
+        </w:rPr>
+        <w:t/>
+      </w:r>
+      <w:r>
+        <w:rPr>
+          <w:color w:val="000000"/>
+          <w:sz w:val="24"/>
+        </w:rPr>
+        <w:t/>
+      </w:r>
+      <w:r>
+        <w:rPr>
+          <w:color w:val="000000"/>
+          <w:sz w:val="24"/>
+        </w:rPr>
+        <w:t/>
+      </w:r>
+      <w:r>
+        <w:rPr>
+          <w:color w:val="000000"/>
+          <w:sz w:val="24"/>
+        </w:rPr>
+        <w:t/>
+      </w:r>
+      <w:r>
+        <w:rPr>
+          <w:color w:val="000000"/>
+          <w:sz w:val="24"/>
+        </w:rPr>
+        <w:t/>
+      </w:r>
+      <w:r>
+        <w:rPr>
+          <w:color w:val="000000"/>
+          <w:sz w:val="24"/>
+        </w:rPr>
+        <w:t/>
+      </w:r>
+      <w:r>
+        <w:rPr>
+          <w:color w:val="000000"/>
+          <w:sz w:val="24"/>
+        </w:rPr>
+        <w:t/>
+      </w:r>
+      <w:r>
+        <w:rPr>
+          <w:color w:val="000000"/>
+          <w:sz w:val="24"/>
+        </w:rPr>
+        <w:t/>
+      </w:r>
+      <w:r>
+        <w:rPr>
+          <w:color w:val="000000"/>
+          <w:sz w:val="24"/>
+        </w:rPr>
+        <w:t/>
+      </w:r>
+      <w:r>
+        <w:rPr>
+          <w:color w:val="000000"/>
+          <w:sz w:val="24"/>
+        </w:rPr>
+        <w:t/>
+      </w:r>
+      <w:r>
+        <w:rPr>
+          <w:color w:val="000000"/>
+          <w:sz w:val="24"/>
+        </w:rPr>
+        <w:t/>
+      </w:r>
+      <w:r>
+        <w:rPr>
+          <w:color w:val="000000"/>
+          <w:sz w:val="24"/>
+        </w:rPr>
+        <w:t/>
+      </w:r>
+      <w:r>
+        <w:rPr>
+          <w:color w:val="000000"/>
+          <w:sz w:val="24"/>
+        </w:rPr>
+        <w:t/>
+      </w:r>
+      <w:r>
+        <w:rPr>
+          <w:color w:val="000000"/>
+          <w:sz w:val="24"/>
+        </w:rPr>
+        <w:t/>
       </w:r>
     </w:p>
     <w:p>
@@ -5970,7 +5970,7 @@
           <w:color w:val="000000"/>
           <w:sz w:val="24"/>
         </w:rPr>
-        <w:t>这个现象也改变了我对高准确率的理解。平均损失由所有样本共同贡献，样本较多的男生在优化中占比更大；同时两类特征存在重叠。二者都可能影响默认阈值下的类别表现，但本实验没有单独改变类别权重或阈值，不能把差异完全归因于其中一个因素。</w:t>
+        <w:t>上述结果表明，较高的整体准确率仍可能伴随两类样本识别能力的差异。平均损失由全部样本共同贡献，数量较多的男生样本在优化中占比较大；同时，两类样本的特征分布存在重叠。这些因素均可能影响默认阈值下的类别表现。由于本实验未分别调整类别权重或分类阈值，各因素对性能差异的具体影响尚无法独立确定。</w:t>
       </w:r>
     </w:p>
     <w:p>
@@ -6432,42 +6432,42 @@
           <w:color w:val="000000"/>
           <w:sz w:val="24"/>
         </w:rPr>
-        <w:t>Sigmoid</w:t>
-      </w:r>
-      <w:r>
-        <w:rPr>
-          <w:color w:val="000000"/>
-          <w:sz w:val="24"/>
-        </w:rPr>
-        <w:t>形式对任意数据和参数不一定满足核矩阵半正定条件</w:t>
-      </w:r>
-      <w:r>
-        <w:rPr>
-          <w:color w:val="000000"/>
-          <w:sz w:val="24"/>
-        </w:rPr>
-        <w:t>[5]</w:t>
-      </w:r>
-      <w:r>
-        <w:rPr>
-          <w:color w:val="000000"/>
-          <w:sz w:val="24"/>
-        </w:rPr>
-        <w:t>，因此不能直接套用前三种核的标准凸优化解释。本实验将其作为</w:t>
-      </w:r>
-      <w:r>
-        <w:rPr>
-          <w:color w:val="000000"/>
-          <w:sz w:val="24"/>
-        </w:rPr>
-        <w:t>SVC</w:t>
-      </w:r>
-      <w:r>
-        <w:rPr>
-          <w:color w:val="000000"/>
-          <w:sz w:val="24"/>
-        </w:rPr>
-        <w:t>支持的一种比较配置，以实际外层表现评价。</w:t>
+        <w:t>Sigmoid形式对任意数据和参数不一定满足核矩阵半正定条件[5]，其优化性质受具体数据与参数设置影响。本实验将其作为SVC支持的一种比较配置，通过外层测试结果分析其分类表现。</w:t>
+      </w:r>
+      <w:r>
+        <w:rPr>
+          <w:color w:val="000000"/>
+          <w:sz w:val="24"/>
+        </w:rPr>
+        <w:t/>
+      </w:r>
+      <w:r>
+        <w:rPr>
+          <w:color w:val="000000"/>
+          <w:sz w:val="24"/>
+        </w:rPr>
+        <w:t/>
+      </w:r>
+      <w:r>
+        <w:rPr>
+          <w:color w:val="000000"/>
+          <w:sz w:val="24"/>
+        </w:rPr>
+        <w:t/>
+      </w:r>
+      <w:r>
+        <w:rPr>
+          <w:color w:val="000000"/>
+          <w:sz w:val="24"/>
+        </w:rPr>
+        <w:t/>
+      </w:r>
+      <w:r>
+        <w:rPr>
+          <w:color w:val="000000"/>
+          <w:sz w:val="24"/>
+        </w:rPr>
+        <w:t/>
       </w:r>
     </w:p>
     <w:p>
@@ -7348,43 +7348,43 @@
         <w:rPr>
           <w:color w:val="000000"/>
         </w:rPr>
-        <w:t>注：各核不使用类别权重调整。</w:t>
-      </w:r>
-      <w:r>
-        <w:rPr>
-          <w:color w:val="000000"/>
-        </w:rPr>
-        <w:t>SVM</w:t>
-      </w:r>
-      <w:r>
-        <w:rPr>
-          <w:color w:val="000000"/>
-        </w:rPr>
-        <w:t>（内层选核）在上述</w:t>
-      </w:r>
-      <w:r>
-        <w:rPr>
-          <w:color w:val="000000"/>
-        </w:rPr>
-        <w:t>30</w:t>
-      </w:r>
-      <w:r>
-        <w:rPr>
-          <w:color w:val="000000"/>
-        </w:rPr>
-        <w:t>组配置的内层结果中联合选择核和参数。候选数量与</w:t>
-      </w:r>
-      <w:r>
-        <w:rPr>
-          <w:color w:val="000000"/>
-        </w:rPr>
-        <w:t>MLP</w:t>
-      </w:r>
-      <w:r>
-        <w:rPr>
-          <w:color w:val="000000"/>
-        </w:rPr>
-        <w:t>不完全一致，因此本实验比较的是已说明搜索范围下的完整训练流程，而不是严格等计算量的搜索策略。</w:t>
+        <w:t>注：各核均采用默认类别权重。SVM（内层选核）在上述30组配置的内层结果中联合选择核和参数。SVM与MLP的候选数量不同，性能比较对应各自预设搜索范围下的完整训练流程，未施加等计算量约束。</w:t>
+      </w:r>
+      <w:r>
+        <w:rPr>
+          <w:color w:val="000000"/>
+        </w:rPr>
+        <w:t/>
+      </w:r>
+      <w:r>
+        <w:rPr>
+          <w:color w:val="000000"/>
+        </w:rPr>
+        <w:t/>
+      </w:r>
+      <w:r>
+        <w:rPr>
+          <w:color w:val="000000"/>
+        </w:rPr>
+        <w:t/>
+      </w:r>
+      <w:r>
+        <w:rPr>
+          <w:color w:val="000000"/>
+        </w:rPr>
+        <w:t/>
+      </w:r>
+      <w:r>
+        <w:rPr>
+          <w:color w:val="000000"/>
+        </w:rPr>
+        <w:t/>
+      </w:r>
+      <w:r>
+        <w:rPr>
+          <w:color w:val="000000"/>
+        </w:rPr>
+        <w:t/>
       </w:r>
     </w:p>
     <w:p>
@@ -7423,119 +7423,119 @@
           <w:color w:val="000000"/>
           <w:sz w:val="24"/>
         </w:rPr>
-        <w:t>表</w:t>
-      </w:r>
-      <w:r>
-        <w:rPr>
-          <w:color w:val="000000"/>
-          <w:sz w:val="24"/>
-        </w:rPr>
-        <w:t>4-2</w:t>
-      </w:r>
-      <w:r>
-        <w:rPr>
-          <w:color w:val="000000"/>
-          <w:sz w:val="24"/>
-        </w:rPr>
-        <w:t>汇总了四个核在同一组外层测试折上的指标。</w:t>
-      </w:r>
-      <w:r>
-        <w:rPr>
-          <w:color w:val="000000"/>
-          <w:sz w:val="24"/>
-        </w:rPr>
-        <w:t>RBF</w:t>
-      </w:r>
-      <w:r>
-        <w:rPr>
-          <w:color w:val="000000"/>
-          <w:sz w:val="24"/>
-        </w:rPr>
-        <w:t>的平均</w:t>
-      </w:r>
-      <w:r>
-        <w:rPr>
-          <w:color w:val="000000"/>
-          <w:sz w:val="24"/>
-        </w:rPr>
-        <w:t>AUC</w:t>
-      </w:r>
-      <w:r>
-        <w:rPr>
-          <w:color w:val="000000"/>
-          <w:sz w:val="24"/>
-        </w:rPr>
-        <w:t>最高，为</w:t>
-      </w:r>
-      <w:r>
-        <w:rPr>
-          <w:color w:val="000000"/>
-          <w:sz w:val="24"/>
-        </w:rPr>
-        <w:t>0.9911</w:t>
-      </w:r>
-      <w:r>
-        <w:rPr>
-          <w:color w:val="000000"/>
-          <w:sz w:val="24"/>
-        </w:rPr>
-        <w:t>；线性核的</w:t>
-      </w:r>
-      <w:r>
-        <w:rPr>
-          <w:color w:val="000000"/>
-          <w:sz w:val="24"/>
-        </w:rPr>
-        <w:t>ACC</w:t>
-      </w:r>
-      <w:r>
-        <w:rPr>
-          <w:color w:val="000000"/>
-          <w:sz w:val="24"/>
-        </w:rPr>
-        <w:t>和</w:t>
-      </w:r>
-      <w:r>
-        <w:rPr>
-          <w:color w:val="000000"/>
-          <w:sz w:val="24"/>
-        </w:rPr>
-        <w:t>SP</w:t>
-      </w:r>
-      <w:r>
-        <w:rPr>
-          <w:color w:val="000000"/>
-          <w:sz w:val="24"/>
-        </w:rPr>
-        <w:t>最高，分别为</w:t>
-      </w:r>
-      <w:r>
-        <w:rPr>
-          <w:color w:val="000000"/>
-          <w:sz w:val="24"/>
-        </w:rPr>
-        <w:t>97.65%</w:t>
-      </w:r>
-      <w:r>
-        <w:rPr>
-          <w:color w:val="000000"/>
-          <w:sz w:val="24"/>
-        </w:rPr>
-        <w:t>和</w:t>
-      </w:r>
-      <w:r>
-        <w:rPr>
-          <w:color w:val="000000"/>
-          <w:sz w:val="24"/>
-        </w:rPr>
-        <w:t>94.14%</w:t>
-      </w:r>
-      <w:r>
-        <w:rPr>
-          <w:color w:val="000000"/>
-          <w:sz w:val="24"/>
-        </w:rPr>
-        <w:t>。这两个排序并不相同，因此我分别讨论分数排序能力与默认阈值下的分类错误。</w:t>
+        <w:t>表4-2汇总了四种核在同一组外层测试折上的指标。RBF的平均AUC最高，为0.9911；线性核的ACC和SP最高，分别为97.65%和94.14%。不同指标对应的核函数排序存在差异，后续分别从分数排序能力与默认阈值下的分类错误两个方面展开分析。</w:t>
+      </w:r>
+      <w:r>
+        <w:rPr>
+          <w:color w:val="000000"/>
+          <w:sz w:val="24"/>
+        </w:rPr>
+        <w:t/>
+      </w:r>
+      <w:r>
+        <w:rPr>
+          <w:color w:val="000000"/>
+          <w:sz w:val="24"/>
+        </w:rPr>
+        <w:t/>
+      </w:r>
+      <w:r>
+        <w:rPr>
+          <w:color w:val="000000"/>
+          <w:sz w:val="24"/>
+        </w:rPr>
+        <w:t/>
+      </w:r>
+      <w:r>
+        <w:rPr>
+          <w:color w:val="000000"/>
+          <w:sz w:val="24"/>
+        </w:rPr>
+        <w:t/>
+      </w:r>
+      <w:r>
+        <w:rPr>
+          <w:color w:val="000000"/>
+          <w:sz w:val="24"/>
+        </w:rPr>
+        <w:t/>
+      </w:r>
+      <w:r>
+        <w:rPr>
+          <w:color w:val="000000"/>
+          <w:sz w:val="24"/>
+        </w:rPr>
+        <w:t/>
+      </w:r>
+      <w:r>
+        <w:rPr>
+          <w:color w:val="000000"/>
+          <w:sz w:val="24"/>
+        </w:rPr>
+        <w:t/>
+      </w:r>
+      <w:r>
+        <w:rPr>
+          <w:color w:val="000000"/>
+          <w:sz w:val="24"/>
+        </w:rPr>
+        <w:t/>
+      </w:r>
+      <w:r>
+        <w:rPr>
+          <w:color w:val="000000"/>
+          <w:sz w:val="24"/>
+        </w:rPr>
+        <w:t/>
+      </w:r>
+      <w:r>
+        <w:rPr>
+          <w:color w:val="000000"/>
+          <w:sz w:val="24"/>
+        </w:rPr>
+        <w:t/>
+      </w:r>
+      <w:r>
+        <w:rPr>
+          <w:color w:val="000000"/>
+          <w:sz w:val="24"/>
+        </w:rPr>
+        <w:t/>
+      </w:r>
+      <w:r>
+        <w:rPr>
+          <w:color w:val="000000"/>
+          <w:sz w:val="24"/>
+        </w:rPr>
+        <w:t/>
+      </w:r>
+      <w:r>
+        <w:rPr>
+          <w:color w:val="000000"/>
+          <w:sz w:val="24"/>
+        </w:rPr>
+        <w:t/>
+      </w:r>
+      <w:r>
+        <w:rPr>
+          <w:color w:val="000000"/>
+          <w:sz w:val="24"/>
+        </w:rPr>
+        <w:t/>
+      </w:r>
+      <w:r>
+        <w:rPr>
+          <w:color w:val="000000"/>
+          <w:sz w:val="24"/>
+        </w:rPr>
+        <w:t/>
+      </w:r>
+      <w:r>
+        <w:rPr>
+          <w:color w:val="000000"/>
+          <w:sz w:val="24"/>
+        </w:rPr>
+        <w:t/>
       </w:r>
     </w:p>
     <w:p>
@@ -8329,77 +8329,77 @@
           <w:color w:val="000000"/>
           <w:sz w:val="24"/>
         </w:rPr>
-        <w:t>线性核的结果首先提示我，标准化后的四特征已经包含较容易用线性边界区分的信息。它的平均</w:t>
-      </w:r>
-      <w:r>
-        <w:rPr>
-          <w:color w:val="000000"/>
-          <w:sz w:val="24"/>
-        </w:rPr>
-        <w:t>AUC</w:t>
-      </w:r>
-      <w:r>
-        <w:rPr>
-          <w:color w:val="000000"/>
-          <w:sz w:val="24"/>
-        </w:rPr>
-        <w:t>只比</w:t>
-      </w:r>
-      <w:r>
-        <w:rPr>
-          <w:color w:val="000000"/>
-          <w:sz w:val="24"/>
-        </w:rPr>
-        <w:t>RBF</w:t>
-      </w:r>
-      <w:r>
-        <w:rPr>
-          <w:color w:val="000000"/>
-          <w:sz w:val="24"/>
-        </w:rPr>
-        <w:t>低约</w:t>
-      </w:r>
-      <w:r>
-        <w:rPr>
-          <w:color w:val="000000"/>
-          <w:sz w:val="24"/>
-        </w:rPr>
-        <w:t>0.0005</w:t>
-      </w:r>
-      <w:r>
-        <w:rPr>
-          <w:color w:val="000000"/>
-          <w:sz w:val="24"/>
-        </w:rPr>
-        <w:t>，</w:t>
-      </w:r>
-      <w:r>
-        <w:rPr>
-          <w:color w:val="000000"/>
-          <w:sz w:val="24"/>
-        </w:rPr>
-        <w:t>ACC</w:t>
-      </w:r>
-      <w:r>
-        <w:rPr>
-          <w:color w:val="000000"/>
-          <w:sz w:val="24"/>
-        </w:rPr>
-        <w:t>反而略高；</w:t>
-      </w:r>
-      <w:r>
-        <w:rPr>
-          <w:color w:val="000000"/>
-          <w:sz w:val="24"/>
-        </w:rPr>
-        <w:t>OOF</w:t>
-      </w:r>
-      <w:r>
-        <w:rPr>
-          <w:color w:val="000000"/>
-          <w:sz w:val="24"/>
-        </w:rPr>
-        <w:t>总误</w:t>
+        <w:t>线性核的平均AUC仅比RBF低约0.0005，ACC略高；其OOF总误判为30条，RBF为32条。该结果表明，标准化后的四维特征能够通过线性边界实现较好的区分，增加非线性表达并未在全部评价指标上带来改善。</w:t>
+      </w:r>
+      <w:r>
+        <w:rPr>
+          <w:color w:val="000000"/>
+          <w:sz w:val="24"/>
+        </w:rPr>
+        <w:t/>
+      </w:r>
+      <w:r>
+        <w:rPr>
+          <w:color w:val="000000"/>
+          <w:sz w:val="24"/>
+        </w:rPr>
+        <w:t/>
+      </w:r>
+      <w:r>
+        <w:rPr>
+          <w:color w:val="000000"/>
+          <w:sz w:val="24"/>
+        </w:rPr>
+        <w:t/>
+      </w:r>
+      <w:r>
+        <w:rPr>
+          <w:color w:val="000000"/>
+          <w:sz w:val="24"/>
+        </w:rPr>
+        <w:t/>
+      </w:r>
+      <w:r>
+        <w:rPr>
+          <w:color w:val="000000"/>
+          <w:sz w:val="24"/>
+        </w:rPr>
+        <w:t/>
+      </w:r>
+      <w:r>
+        <w:rPr>
+          <w:color w:val="000000"/>
+          <w:sz w:val="24"/>
+        </w:rPr>
+        <w:t/>
+      </w:r>
+      <w:r>
+        <w:rPr>
+          <w:color w:val="000000"/>
+          <w:sz w:val="24"/>
+        </w:rPr>
+        <w:t/>
+      </w:r>
+      <w:r>
+        <w:rPr>
+          <w:color w:val="000000"/>
+          <w:sz w:val="24"/>
+        </w:rPr>
+        <w:t/>
+      </w:r>
+      <w:r>
+        <w:rPr>
+          <w:color w:val="000000"/>
+          <w:sz w:val="24"/>
+        </w:rPr>
+        <w:t/>
+      </w:r>
+      <w:r>
+        <w:rPr>
+          <w:color w:val="000000"/>
+          <w:sz w:val="24"/>
+        </w:rPr>
+        <w:t/>
       </w:r>
       <w:r>
         <w:rPr>
@@ -8407,77 +8407,77 @@
           <w:sz w:val="24"/>
         </w:rPr>
         <w:lastRenderedPageBreak/>
-        <w:t>判</w:t>
-      </w:r>
-      <w:r>
-        <w:rPr>
-          <w:color w:val="000000"/>
-          <w:sz w:val="24"/>
-        </w:rPr>
-        <w:t>30</w:t>
-      </w:r>
-      <w:r>
-        <w:rPr>
-          <w:color w:val="000000"/>
-          <w:sz w:val="24"/>
-        </w:rPr>
-        <w:t>条，</w:t>
-      </w:r>
-      <w:r>
-        <w:rPr>
-          <w:color w:val="000000"/>
-          <w:sz w:val="24"/>
-        </w:rPr>
-        <w:t>RBF</w:t>
-      </w:r>
-      <w:r>
-        <w:rPr>
-          <w:color w:val="000000"/>
-          <w:sz w:val="24"/>
-        </w:rPr>
-        <w:t>为</w:t>
-      </w:r>
-      <w:r>
-        <w:rPr>
-          <w:color w:val="000000"/>
-          <w:sz w:val="24"/>
-        </w:rPr>
-        <w:t>32</w:t>
-      </w:r>
-      <w:r>
-        <w:rPr>
-          <w:color w:val="000000"/>
-          <w:sz w:val="24"/>
-        </w:rPr>
-        <w:t>条。因此，当前结果不支持</w:t>
-      </w:r>
-      <w:r>
-        <w:rPr>
-          <w:color w:val="000000"/>
-          <w:sz w:val="24"/>
-        </w:rPr>
-        <w:t>“</w:t>
-      </w:r>
-      <w:r>
-        <w:rPr>
-          <w:color w:val="000000"/>
-          <w:sz w:val="24"/>
-        </w:rPr>
-        <w:t>边界越复杂就一定越好</w:t>
-      </w:r>
-      <w:r>
-        <w:rPr>
-          <w:color w:val="000000"/>
-          <w:sz w:val="24"/>
-        </w:rPr>
-        <w:t>”</w:t>
-      </w:r>
-      <w:r>
-        <w:rPr>
-          <w:color w:val="000000"/>
-          <w:sz w:val="24"/>
-        </w:rPr>
-        <w:t>的判断。这里也不能反过来断言数据完全线性可分，因为线性核仍然存在误判。</w:t>
+        <w:t/>
+      </w:r>
+      <w:r>
+        <w:rPr>
+          <w:color w:val="000000"/>
+          <w:sz w:val="24"/>
+        </w:rPr>
+        <w:t/>
+      </w:r>
+      <w:r>
+        <w:rPr>
+          <w:color w:val="000000"/>
+          <w:sz w:val="24"/>
+        </w:rPr>
+        <w:t/>
+      </w:r>
+      <w:r>
+        <w:rPr>
+          <w:color w:val="000000"/>
+          <w:sz w:val="24"/>
+        </w:rPr>
+        <w:t/>
+      </w:r>
+      <w:r>
+        <w:rPr>
+          <w:color w:val="000000"/>
+          <w:sz w:val="24"/>
+        </w:rPr>
+        <w:t/>
+      </w:r>
+      <w:r>
+        <w:rPr>
+          <w:color w:val="000000"/>
+          <w:sz w:val="24"/>
+        </w:rPr>
+        <w:t/>
+      </w:r>
+      <w:r>
+        <w:rPr>
+          <w:color w:val="000000"/>
+          <w:sz w:val="24"/>
+        </w:rPr>
+        <w:t/>
+      </w:r>
+      <w:r>
+        <w:rPr>
+          <w:color w:val="000000"/>
+          <w:sz w:val="24"/>
+        </w:rPr>
+        <w:t/>
+      </w:r>
+      <w:r>
+        <w:rPr>
+          <w:color w:val="000000"/>
+          <w:sz w:val="24"/>
+        </w:rPr>
+        <w:t/>
+      </w:r>
+      <w:r>
+        <w:rPr>
+          <w:color w:val="000000"/>
+          <w:sz w:val="24"/>
+        </w:rPr>
+        <w:t/>
+      </w:r>
+      <w:r>
+        <w:rPr>
+          <w:color w:val="000000"/>
+          <w:sz w:val="24"/>
+        </w:rPr>
+        <w:t/>
       </w:r>
     </w:p>
     <w:p>
@@ -8491,378 +8491,378 @@
           <w:color w:val="000000"/>
           <w:sz w:val="24"/>
         </w:rPr>
-        <w:t>RBF</w:t>
-      </w:r>
-      <w:r>
-        <w:rPr>
-          <w:color w:val="000000"/>
-          <w:sz w:val="24"/>
-        </w:rPr>
-        <w:t>的</w:t>
-      </w:r>
-      <w:r>
-        <w:rPr>
-          <w:color w:val="000000"/>
-          <w:sz w:val="24"/>
-        </w:rPr>
-        <w:t>SE</w:t>
-      </w:r>
-      <w:r>
-        <w:rPr>
-          <w:color w:val="000000"/>
-          <w:sz w:val="24"/>
-        </w:rPr>
-        <w:t>略高，但</w:t>
-      </w:r>
-      <w:r>
-        <w:rPr>
-          <w:color w:val="000000"/>
-          <w:sz w:val="24"/>
-        </w:rPr>
-        <w:t>SP</w:t>
-      </w:r>
-      <w:r>
-        <w:rPr>
-          <w:color w:val="000000"/>
-          <w:sz w:val="24"/>
-        </w:rPr>
-        <w:t>比线性核低</w:t>
-      </w:r>
-      <w:r>
-        <w:rPr>
-          <w:color w:val="000000"/>
-          <w:sz w:val="24"/>
-        </w:rPr>
-        <w:t>1.18</w:t>
-      </w:r>
-      <w:r>
-        <w:rPr>
-          <w:color w:val="000000"/>
-          <w:sz w:val="24"/>
-        </w:rPr>
-        <w:t>个百分点。具体来说，</w:t>
-      </w:r>
-      <w:r>
-        <w:rPr>
-          <w:color w:val="000000"/>
-          <w:sz w:val="24"/>
-        </w:rPr>
-        <w:t>RBF</w:t>
-      </w:r>
-      <w:r>
-        <w:rPr>
-          <w:color w:val="000000"/>
-          <w:sz w:val="24"/>
-        </w:rPr>
-        <w:t>比线性核少错判</w:t>
-      </w:r>
-      <w:r>
-        <w:rPr>
-          <w:color w:val="000000"/>
-          <w:sz w:val="24"/>
-        </w:rPr>
-        <w:t>1</w:t>
-      </w:r>
-      <w:r>
-        <w:rPr>
-          <w:color w:val="000000"/>
-          <w:sz w:val="24"/>
-        </w:rPr>
-        <w:t>名男生，却多错判</w:t>
-      </w:r>
-      <w:r>
-        <w:rPr>
-          <w:color w:val="000000"/>
-          <w:sz w:val="24"/>
-        </w:rPr>
-        <w:t>3</w:t>
-      </w:r>
-      <w:r>
-        <w:rPr>
-          <w:color w:val="000000"/>
-          <w:sz w:val="24"/>
-        </w:rPr>
-        <w:t>名女生。这表明它在</w:t>
-      </w:r>
-      <w:r>
-        <w:rPr>
-          <w:color w:val="000000"/>
-          <w:sz w:val="24"/>
-        </w:rPr>
-        <w:t>0</w:t>
-      </w:r>
-      <w:r>
-        <w:rPr>
-          <w:color w:val="000000"/>
-          <w:sz w:val="24"/>
-        </w:rPr>
-        <w:t>阈值处的取舍更偏向男生，而较高</w:t>
-      </w:r>
-      <w:r>
-        <w:rPr>
-          <w:color w:val="000000"/>
-          <w:sz w:val="24"/>
-        </w:rPr>
-        <w:t>AUC</w:t>
-      </w:r>
-      <w:r>
-        <w:rPr>
-          <w:color w:val="000000"/>
-          <w:sz w:val="24"/>
-        </w:rPr>
-        <w:t>说明跨阈值的总体排序略有优势。内层五次联合选核均选中了</w:t>
-      </w:r>
-      <w:r>
-        <w:rPr>
-          <w:color w:val="000000"/>
-          <w:sz w:val="24"/>
-        </w:rPr>
-        <w:t>RBF</w:t>
-      </w:r>
-      <w:r>
-        <w:rPr>
-          <w:color w:val="000000"/>
-          <w:sz w:val="24"/>
-        </w:rPr>
-        <w:t>，因此主比较中的</w:t>
-      </w:r>
-      <w:r>
-        <w:rPr>
-          <w:color w:val="000000"/>
-          <w:sz w:val="24"/>
-        </w:rPr>
-        <w:t>SVM</w:t>
-      </w:r>
-      <w:r>
-        <w:rPr>
-          <w:color w:val="000000"/>
-          <w:sz w:val="24"/>
-        </w:rPr>
-        <w:t>（内层选核）恰好与本次</w:t>
-      </w:r>
-      <w:r>
-        <w:rPr>
-          <w:color w:val="000000"/>
-          <w:sz w:val="24"/>
-        </w:rPr>
-        <w:t>RBF</w:t>
-      </w:r>
-      <w:r>
-        <w:rPr>
-          <w:color w:val="000000"/>
-          <w:sz w:val="24"/>
-        </w:rPr>
-        <w:t>行一致；这是一项实际选择结果，并非预先强制使用</w:t>
-      </w:r>
-      <w:r>
-        <w:rPr>
-          <w:color w:val="000000"/>
-          <w:sz w:val="24"/>
-        </w:rPr>
-        <w:t>RBF</w:t>
-      </w:r>
-      <w:r>
-        <w:rPr>
-          <w:color w:val="000000"/>
-          <w:sz w:val="24"/>
-        </w:rPr>
-        <w:t>。其五折（</w:t>
-      </w:r>
-      <w:r>
-        <w:rPr>
-          <w:color w:val="000000"/>
-          <w:sz w:val="24"/>
-        </w:rPr>
-        <w:t>C</w:t>
-      </w:r>
-      <w:r>
-        <w:rPr>
-          <w:color w:val="000000"/>
-          <w:sz w:val="24"/>
-        </w:rPr>
-        <w:t>，</w:t>
-      </w:r>
-      <w:r>
-        <w:rPr>
-          <w:color w:val="000000"/>
-          <w:sz w:val="24"/>
-        </w:rPr>
-        <w:t>γ</w:t>
-      </w:r>
-      <w:r>
-        <w:rPr>
-          <w:color w:val="000000"/>
-          <w:sz w:val="24"/>
-        </w:rPr>
-        <w:t>）依次为（</w:t>
-      </w:r>
-      <w:r>
-        <w:rPr>
-          <w:color w:val="000000"/>
-          <w:sz w:val="24"/>
-        </w:rPr>
-        <w:t>1</w:t>
-      </w:r>
-      <w:r>
-        <w:rPr>
-          <w:color w:val="000000"/>
-          <w:sz w:val="24"/>
-        </w:rPr>
-        <w:t>，</w:t>
-      </w:r>
-      <w:r>
-        <w:rPr>
-          <w:color w:val="000000"/>
-          <w:sz w:val="24"/>
-        </w:rPr>
-        <w:t>0.1</w:t>
-      </w:r>
-      <w:r>
-        <w:rPr>
-          <w:color w:val="000000"/>
-          <w:sz w:val="24"/>
-        </w:rPr>
-        <w:t>）、（</w:t>
-      </w:r>
-      <w:r>
-        <w:rPr>
-          <w:color w:val="000000"/>
-          <w:sz w:val="24"/>
-        </w:rPr>
-        <w:t>0.1</w:t>
-      </w:r>
-      <w:r>
-        <w:rPr>
-          <w:color w:val="000000"/>
-          <w:sz w:val="24"/>
-        </w:rPr>
-        <w:t>，</w:t>
-      </w:r>
-      <w:r>
-        <w:rPr>
-          <w:color w:val="000000"/>
-          <w:sz w:val="24"/>
-        </w:rPr>
-        <w:t>0.1</w:t>
-      </w:r>
-      <w:r>
-        <w:rPr>
-          <w:color w:val="000000"/>
-          <w:sz w:val="24"/>
-        </w:rPr>
-        <w:t>）、（</w:t>
-      </w:r>
-      <w:r>
-        <w:rPr>
-          <w:color w:val="000000"/>
-          <w:sz w:val="24"/>
-        </w:rPr>
-        <w:t>1</w:t>
-      </w:r>
-      <w:r>
-        <w:rPr>
-          <w:color w:val="000000"/>
-          <w:sz w:val="24"/>
-        </w:rPr>
-        <w:t>，</w:t>
-      </w:r>
-      <w:r>
-        <w:rPr>
-          <w:color w:val="000000"/>
-          <w:sz w:val="24"/>
-        </w:rPr>
-        <w:t>0.1</w:t>
-      </w:r>
-      <w:r>
-        <w:rPr>
-          <w:color w:val="000000"/>
-          <w:sz w:val="24"/>
-        </w:rPr>
-        <w:t>）、（</w:t>
-      </w:r>
-      <w:r>
-        <w:rPr>
-          <w:color w:val="000000"/>
-          <w:sz w:val="24"/>
-        </w:rPr>
-        <w:t>1</w:t>
-      </w:r>
-      <w:r>
-        <w:rPr>
-          <w:color w:val="000000"/>
-          <w:sz w:val="24"/>
-        </w:rPr>
-        <w:t>，</w:t>
-      </w:r>
-      <w:r>
-        <w:rPr>
-          <w:color w:val="000000"/>
-          <w:sz w:val="24"/>
-        </w:rPr>
-        <w:t>0.1</w:t>
-      </w:r>
-      <w:r>
-        <w:rPr>
-          <w:color w:val="000000"/>
-          <w:sz w:val="24"/>
-        </w:rPr>
-        <w:t>）、（</w:t>
-      </w:r>
-      <w:r>
-        <w:rPr>
-          <w:color w:val="000000"/>
-          <w:sz w:val="24"/>
-        </w:rPr>
-        <w:t>0.1</w:t>
-      </w:r>
-      <w:r>
-        <w:rPr>
-          <w:color w:val="000000"/>
-          <w:sz w:val="24"/>
-        </w:rPr>
-        <w:t>，</w:t>
-      </w:r>
-      <w:r>
-        <w:rPr>
-          <w:color w:val="000000"/>
-          <w:sz w:val="24"/>
-        </w:rPr>
-        <w:t>0.25</w:t>
-      </w:r>
-      <w:r>
-        <w:rPr>
-          <w:color w:val="000000"/>
-          <w:sz w:val="24"/>
-        </w:rPr>
-        <w:t>），较大的</w:t>
-      </w:r>
-      <w:r>
-        <w:rPr>
-          <w:color w:val="000000"/>
-          <w:sz w:val="24"/>
-        </w:rPr>
-        <w:t>C</w:t>
-      </w:r>
-      <w:r>
-        <w:rPr>
-          <w:color w:val="000000"/>
-          <w:sz w:val="24"/>
-        </w:rPr>
-        <w:t>和</w:t>
-      </w:r>
-      <w:r>
-        <w:rPr>
-          <w:color w:val="000000"/>
-          <w:sz w:val="24"/>
-        </w:rPr>
-        <w:t>γ</w:t>
-      </w:r>
-      <w:r>
-        <w:rPr>
-          <w:color w:val="000000"/>
-          <w:sz w:val="24"/>
-        </w:rPr>
-        <w:t>没有在这些折中被选中。</w:t>
+        <w:t>RBF的SE略高，但SP比线性核低1.18个百分点。对应OOF计数，RBF比线性核少错判1名男生，多错判3名女生，表明其在0阈值下具有更高的男生召回率和更低的女生召回率，而较高的AUC反映了总体排序能力的略微提升。内层五次联合选核均选中RBF，因此主比较中的SVM（内层选核）与本次RBF结果一致。其五折（C，γ）依次为（1，0.1）、（0.1，0.1）、（1，0.1）、（1，0.1）、（0.1，0.25），较大的C和γ均未被选中。</w:t>
+      </w:r>
+      <w:r>
+        <w:rPr>
+          <w:color w:val="000000"/>
+          <w:sz w:val="24"/>
+        </w:rPr>
+        <w:t/>
+      </w:r>
+      <w:r>
+        <w:rPr>
+          <w:color w:val="000000"/>
+          <w:sz w:val="24"/>
+        </w:rPr>
+        <w:t/>
+      </w:r>
+      <w:r>
+        <w:rPr>
+          <w:color w:val="000000"/>
+          <w:sz w:val="24"/>
+        </w:rPr>
+        <w:t/>
+      </w:r>
+      <w:r>
+        <w:rPr>
+          <w:color w:val="000000"/>
+          <w:sz w:val="24"/>
+        </w:rPr>
+        <w:t/>
+      </w:r>
+      <w:r>
+        <w:rPr>
+          <w:color w:val="000000"/>
+          <w:sz w:val="24"/>
+        </w:rPr>
+        <w:t/>
+      </w:r>
+      <w:r>
+        <w:rPr>
+          <w:color w:val="000000"/>
+          <w:sz w:val="24"/>
+        </w:rPr>
+        <w:t/>
+      </w:r>
+      <w:r>
+        <w:rPr>
+          <w:color w:val="000000"/>
+          <w:sz w:val="24"/>
+        </w:rPr>
+        <w:t/>
+      </w:r>
+      <w:r>
+        <w:rPr>
+          <w:color w:val="000000"/>
+          <w:sz w:val="24"/>
+        </w:rPr>
+        <w:t/>
+      </w:r>
+      <w:r>
+        <w:rPr>
+          <w:color w:val="000000"/>
+          <w:sz w:val="24"/>
+        </w:rPr>
+        <w:t/>
+      </w:r>
+      <w:r>
+        <w:rPr>
+          <w:color w:val="000000"/>
+          <w:sz w:val="24"/>
+        </w:rPr>
+        <w:t/>
+      </w:r>
+      <w:r>
+        <w:rPr>
+          <w:color w:val="000000"/>
+          <w:sz w:val="24"/>
+        </w:rPr>
+        <w:t/>
+      </w:r>
+      <w:r>
+        <w:rPr>
+          <w:color w:val="000000"/>
+          <w:sz w:val="24"/>
+        </w:rPr>
+        <w:t/>
+      </w:r>
+      <w:r>
+        <w:rPr>
+          <w:color w:val="000000"/>
+          <w:sz w:val="24"/>
+        </w:rPr>
+        <w:t/>
+      </w:r>
+      <w:r>
+        <w:rPr>
+          <w:color w:val="000000"/>
+          <w:sz w:val="24"/>
+        </w:rPr>
+        <w:t/>
+      </w:r>
+      <w:r>
+        <w:rPr>
+          <w:color w:val="000000"/>
+          <w:sz w:val="24"/>
+        </w:rPr>
+        <w:t/>
+      </w:r>
+      <w:r>
+        <w:rPr>
+          <w:color w:val="000000"/>
+          <w:sz w:val="24"/>
+        </w:rPr>
+        <w:t/>
+      </w:r>
+      <w:r>
+        <w:rPr>
+          <w:color w:val="000000"/>
+          <w:sz w:val="24"/>
+        </w:rPr>
+        <w:t/>
+      </w:r>
+      <w:r>
+        <w:rPr>
+          <w:color w:val="000000"/>
+          <w:sz w:val="24"/>
+        </w:rPr>
+        <w:t/>
+      </w:r>
+      <w:r>
+        <w:rPr>
+          <w:color w:val="000000"/>
+          <w:sz w:val="24"/>
+        </w:rPr>
+        <w:t/>
+      </w:r>
+      <w:r>
+        <w:rPr>
+          <w:color w:val="000000"/>
+          <w:sz w:val="24"/>
+        </w:rPr>
+        <w:t/>
+      </w:r>
+      <w:r>
+        <w:rPr>
+          <w:color w:val="000000"/>
+          <w:sz w:val="24"/>
+        </w:rPr>
+        <w:t/>
+      </w:r>
+      <w:r>
+        <w:rPr>
+          <w:color w:val="000000"/>
+          <w:sz w:val="24"/>
+        </w:rPr>
+        <w:t/>
+      </w:r>
+      <w:r>
+        <w:rPr>
+          <w:color w:val="000000"/>
+          <w:sz w:val="24"/>
+        </w:rPr>
+        <w:t/>
+      </w:r>
+      <w:r>
+        <w:rPr>
+          <w:color w:val="000000"/>
+          <w:sz w:val="24"/>
+        </w:rPr>
+        <w:t/>
+      </w:r>
+      <w:r>
+        <w:rPr>
+          <w:color w:val="000000"/>
+          <w:sz w:val="24"/>
+        </w:rPr>
+        <w:t/>
+      </w:r>
+      <w:r>
+        <w:rPr>
+          <w:color w:val="000000"/>
+          <w:sz w:val="24"/>
+        </w:rPr>
+        <w:t/>
+      </w:r>
+      <w:r>
+        <w:rPr>
+          <w:color w:val="000000"/>
+          <w:sz w:val="24"/>
+        </w:rPr>
+        <w:t/>
+      </w:r>
+      <w:r>
+        <w:rPr>
+          <w:color w:val="000000"/>
+          <w:sz w:val="24"/>
+        </w:rPr>
+        <w:t/>
+      </w:r>
+      <w:r>
+        <w:rPr>
+          <w:color w:val="000000"/>
+          <w:sz w:val="24"/>
+        </w:rPr>
+        <w:t/>
+      </w:r>
+      <w:r>
+        <w:rPr>
+          <w:color w:val="000000"/>
+          <w:sz w:val="24"/>
+        </w:rPr>
+        <w:t/>
+      </w:r>
+      <w:r>
+        <w:rPr>
+          <w:color w:val="000000"/>
+          <w:sz w:val="24"/>
+        </w:rPr>
+        <w:t/>
+      </w:r>
+      <w:r>
+        <w:rPr>
+          <w:color w:val="000000"/>
+          <w:sz w:val="24"/>
+        </w:rPr>
+        <w:t/>
+      </w:r>
+      <w:r>
+        <w:rPr>
+          <w:color w:val="000000"/>
+          <w:sz w:val="24"/>
+        </w:rPr>
+        <w:t/>
+      </w:r>
+      <w:r>
+        <w:rPr>
+          <w:color w:val="000000"/>
+          <w:sz w:val="24"/>
+        </w:rPr>
+        <w:t/>
+      </w:r>
+      <w:r>
+        <w:rPr>
+          <w:color w:val="000000"/>
+          <w:sz w:val="24"/>
+        </w:rPr>
+        <w:t/>
+      </w:r>
+      <w:r>
+        <w:rPr>
+          <w:color w:val="000000"/>
+          <w:sz w:val="24"/>
+        </w:rPr>
+        <w:t/>
+      </w:r>
+      <w:r>
+        <w:rPr>
+          <w:color w:val="000000"/>
+          <w:sz w:val="24"/>
+        </w:rPr>
+        <w:t/>
+      </w:r>
+      <w:r>
+        <w:rPr>
+          <w:color w:val="000000"/>
+          <w:sz w:val="24"/>
+        </w:rPr>
+        <w:t/>
+      </w:r>
+      <w:r>
+        <w:rPr>
+          <w:color w:val="000000"/>
+          <w:sz w:val="24"/>
+        </w:rPr>
+        <w:t/>
+      </w:r>
+      <w:r>
+        <w:rPr>
+          <w:color w:val="000000"/>
+          <w:sz w:val="24"/>
+        </w:rPr>
+        <w:t/>
+      </w:r>
+      <w:r>
+        <w:rPr>
+          <w:color w:val="000000"/>
+          <w:sz w:val="24"/>
+        </w:rPr>
+        <w:t/>
+      </w:r>
+      <w:r>
+        <w:rPr>
+          <w:color w:val="000000"/>
+          <w:sz w:val="24"/>
+        </w:rPr>
+        <w:t/>
+      </w:r>
+      <w:r>
+        <w:rPr>
+          <w:color w:val="000000"/>
+          <w:sz w:val="24"/>
+        </w:rPr>
+        <w:t/>
+      </w:r>
+      <w:r>
+        <w:rPr>
+          <w:color w:val="000000"/>
+          <w:sz w:val="24"/>
+        </w:rPr>
+        <w:t/>
+      </w:r>
+      <w:r>
+        <w:rPr>
+          <w:color w:val="000000"/>
+          <w:sz w:val="24"/>
+        </w:rPr>
+        <w:t/>
+      </w:r>
+      <w:r>
+        <w:rPr>
+          <w:color w:val="000000"/>
+          <w:sz w:val="24"/>
+        </w:rPr>
+        <w:t/>
+      </w:r>
+      <w:r>
+        <w:rPr>
+          <w:color w:val="000000"/>
+          <w:sz w:val="24"/>
+        </w:rPr>
+        <w:t/>
+      </w:r>
+      <w:r>
+        <w:rPr>
+          <w:color w:val="000000"/>
+          <w:sz w:val="24"/>
+        </w:rPr>
+        <w:t/>
+      </w:r>
+      <w:r>
+        <w:rPr>
+          <w:color w:val="000000"/>
+          <w:sz w:val="24"/>
+        </w:rPr>
+        <w:t/>
+      </w:r>
+      <w:r>
+        <w:rPr>
+          <w:color w:val="000000"/>
+          <w:sz w:val="24"/>
+        </w:rPr>
+        <w:t/>
+      </w:r>
+      <w:r>
+        <w:rPr>
+          <w:color w:val="000000"/>
+          <w:sz w:val="24"/>
+        </w:rPr>
+        <w:t/>
+      </w:r>
+      <w:r>
+        <w:rPr>
+          <w:color w:val="000000"/>
+          <w:sz w:val="24"/>
+        </w:rPr>
+        <w:t/>
+      </w:r>
+      <w:r>
+        <w:rPr>
+          <w:color w:val="000000"/>
+          <w:sz w:val="24"/>
+        </w:rPr>
+        <w:t/>
       </w:r>
     </w:p>
     <w:p>
@@ -8876,105 +8876,105 @@
           <w:color w:val="000000"/>
           <w:sz w:val="24"/>
         </w:rPr>
-        <w:t>三次多项式核的平均</w:t>
-      </w:r>
-      <w:r>
-        <w:rPr>
-          <w:color w:val="000000"/>
-          <w:sz w:val="24"/>
-        </w:rPr>
-        <w:t>ACC</w:t>
-      </w:r>
-      <w:r>
-        <w:rPr>
-          <w:color w:val="000000"/>
-          <w:sz w:val="24"/>
-        </w:rPr>
-        <w:t>为</w:t>
-      </w:r>
-      <w:r>
-        <w:rPr>
-          <w:color w:val="000000"/>
-          <w:sz w:val="24"/>
-        </w:rPr>
-        <w:t>97.41%</w:t>
-      </w:r>
-      <w:r>
-        <w:rPr>
-          <w:color w:val="000000"/>
-          <w:sz w:val="24"/>
-        </w:rPr>
-        <w:t>、</w:t>
-      </w:r>
-      <w:r>
-        <w:rPr>
-          <w:color w:val="000000"/>
-          <w:sz w:val="24"/>
-        </w:rPr>
-        <w:t>AUC</w:t>
-      </w:r>
-      <w:r>
-        <w:rPr>
-          <w:color w:val="000000"/>
-          <w:sz w:val="24"/>
-        </w:rPr>
-        <w:t>为</w:t>
-      </w:r>
-      <w:r>
-        <w:rPr>
-          <w:color w:val="000000"/>
-          <w:sz w:val="24"/>
-        </w:rPr>
-        <w:t>0.9888</w:t>
-      </w:r>
-      <w:r>
-        <w:rPr>
-          <w:color w:val="000000"/>
-          <w:sz w:val="24"/>
-        </w:rPr>
-        <w:t>，在本次候选范围内没有优于线性核。多项式交互增加了模型表达形式，但并未带来稳定的外层收益；当前数据不能说明这种差异究竟来自核的形状、固定阶数还是搜索范围，因此不把它概括为多项式核普遍较差。其训练</w:t>
-      </w:r>
-      <w:r>
-        <w:rPr>
-          <w:color w:val="000000"/>
-          <w:sz w:val="24"/>
-        </w:rPr>
-        <w:t>AUC</w:t>
-      </w:r>
-      <w:r>
-        <w:rPr>
-          <w:color w:val="000000"/>
-          <w:sz w:val="24"/>
-        </w:rPr>
-        <w:t>均值约</w:t>
-      </w:r>
-      <w:r>
-        <w:rPr>
-          <w:color w:val="000000"/>
-          <w:sz w:val="24"/>
-        </w:rPr>
-        <w:t>0.9926</w:t>
-      </w:r>
-      <w:r>
-        <w:rPr>
-          <w:color w:val="000000"/>
-          <w:sz w:val="24"/>
-        </w:rPr>
-        <w:t>，测试约</w:t>
-      </w:r>
-      <w:r>
-        <w:rPr>
-          <w:color w:val="000000"/>
-          <w:sz w:val="24"/>
-        </w:rPr>
-        <w:t>0.9888</w:t>
-      </w:r>
-      <w:r>
-        <w:rPr>
-          <w:color w:val="000000"/>
-          <w:sz w:val="24"/>
-        </w:rPr>
-        <w:t>，提示仅观察训练拟合会高估实际表现。</w:t>
+        <w:t>三次多项式核的平均ACC为97.41%、AUC为0.9888，在本次候选范围内均低于线性核。多项式交互扩展了模型的表达形式，但未带来稳定的外层性能提升。该差异对应当前核函数形式、固定阶数及搜索范围的组合设置，各因素的独立作用尚不明确。其训练AUC均值约0.9926，测试约0.9888，表明训练拟合程度高于外层测试表现，仅依据训练指标进行评价会高估实际分类能力。</w:t>
+      </w:r>
+      <w:r>
+        <w:rPr>
+          <w:color w:val="000000"/>
+          <w:sz w:val="24"/>
+        </w:rPr>
+        <w:t/>
+      </w:r>
+      <w:r>
+        <w:rPr>
+          <w:color w:val="000000"/>
+          <w:sz w:val="24"/>
+        </w:rPr>
+        <w:t/>
+      </w:r>
+      <w:r>
+        <w:rPr>
+          <w:color w:val="000000"/>
+          <w:sz w:val="24"/>
+        </w:rPr>
+        <w:t/>
+      </w:r>
+      <w:r>
+        <w:rPr>
+          <w:color w:val="000000"/>
+          <w:sz w:val="24"/>
+        </w:rPr>
+        <w:t/>
+      </w:r>
+      <w:r>
+        <w:rPr>
+          <w:color w:val="000000"/>
+          <w:sz w:val="24"/>
+        </w:rPr>
+        <w:t/>
+      </w:r>
+      <w:r>
+        <w:rPr>
+          <w:color w:val="000000"/>
+          <w:sz w:val="24"/>
+        </w:rPr>
+        <w:t/>
+      </w:r>
+      <w:r>
+        <w:rPr>
+          <w:color w:val="000000"/>
+          <w:sz w:val="24"/>
+        </w:rPr>
+        <w:t/>
+      </w:r>
+      <w:r>
+        <w:rPr>
+          <w:color w:val="000000"/>
+          <w:sz w:val="24"/>
+        </w:rPr>
+        <w:t/>
+      </w:r>
+      <w:r>
+        <w:rPr>
+          <w:color w:val="000000"/>
+          <w:sz w:val="24"/>
+        </w:rPr>
+        <w:t/>
+      </w:r>
+      <w:r>
+        <w:rPr>
+          <w:color w:val="000000"/>
+          <w:sz w:val="24"/>
+        </w:rPr>
+        <w:t/>
+      </w:r>
+      <w:r>
+        <w:rPr>
+          <w:color w:val="000000"/>
+          <w:sz w:val="24"/>
+        </w:rPr>
+        <w:t/>
+      </w:r>
+      <w:r>
+        <w:rPr>
+          <w:color w:val="000000"/>
+          <w:sz w:val="24"/>
+        </w:rPr>
+        <w:t/>
+      </w:r>
+      <w:r>
+        <w:rPr>
+          <w:color w:val="000000"/>
+          <w:sz w:val="24"/>
+        </w:rPr>
+        <w:t/>
+      </w:r>
+      <w:r>
+        <w:rPr>
+          <w:color w:val="000000"/>
+          <w:sz w:val="24"/>
+        </w:rPr>
+        <w:t/>
       </w:r>
     </w:p>
     <w:p>
@@ -8988,182 +8988,182 @@
           <w:color w:val="000000"/>
           <w:sz w:val="24"/>
         </w:rPr>
-        <w:t>Sigmoid</w:t>
-      </w:r>
-      <w:r>
-        <w:rPr>
-          <w:color w:val="000000"/>
-          <w:sz w:val="24"/>
-        </w:rPr>
-        <w:t>核的平均</w:t>
-      </w:r>
-      <w:r>
-        <w:rPr>
-          <w:color w:val="000000"/>
-          <w:sz w:val="24"/>
-        </w:rPr>
-        <w:t>ACC</w:t>
-      </w:r>
-      <w:r>
-        <w:rPr>
-          <w:color w:val="000000"/>
-          <w:sz w:val="24"/>
-        </w:rPr>
-        <w:t>最低，为</w:t>
-      </w:r>
-      <w:r>
-        <w:rPr>
-          <w:color w:val="000000"/>
-          <w:sz w:val="24"/>
-        </w:rPr>
-        <w:t>97.02%</w:t>
-      </w:r>
-      <w:r>
-        <w:rPr>
-          <w:color w:val="000000"/>
-          <w:sz w:val="24"/>
-        </w:rPr>
-        <w:t>，</w:t>
-      </w:r>
-      <w:r>
-        <w:rPr>
-          <w:color w:val="000000"/>
-          <w:sz w:val="24"/>
-        </w:rPr>
-        <w:t>SP</w:t>
-      </w:r>
-      <w:r>
-        <w:rPr>
-          <w:color w:val="000000"/>
-          <w:sz w:val="24"/>
-        </w:rPr>
-        <w:t>的折间标准差也最大，为</w:t>
-      </w:r>
-      <w:r>
-        <w:rPr>
-          <w:color w:val="000000"/>
-          <w:sz w:val="24"/>
-        </w:rPr>
-        <w:t>3.78</w:t>
-      </w:r>
-      <w:r>
-        <w:rPr>
-          <w:color w:val="000000"/>
-          <w:sz w:val="24"/>
-        </w:rPr>
-        <w:t>个百分点；第</w:t>
-      </w:r>
-      <w:r>
-        <w:rPr>
-          <w:color w:val="000000"/>
-          <w:sz w:val="24"/>
-        </w:rPr>
-        <w:t>1</w:t>
-      </w:r>
-      <w:r>
-        <w:rPr>
-          <w:color w:val="000000"/>
-          <w:sz w:val="24"/>
-        </w:rPr>
-        <w:t>折</w:t>
-      </w:r>
-      <w:r>
-        <w:rPr>
-          <w:color w:val="000000"/>
-          <w:sz w:val="24"/>
-        </w:rPr>
-        <w:t>7/51</w:t>
-      </w:r>
-      <w:r>
-        <w:rPr>
-          <w:color w:val="000000"/>
-          <w:sz w:val="24"/>
-        </w:rPr>
-        <w:t>名女生被错判，</w:t>
-      </w:r>
-      <w:r>
-        <w:rPr>
-          <w:color w:val="000000"/>
-          <w:sz w:val="24"/>
-        </w:rPr>
-        <w:t>SP</w:t>
-      </w:r>
-      <w:r>
-        <w:rPr>
-          <w:color w:val="000000"/>
-          <w:sz w:val="24"/>
-        </w:rPr>
-        <w:t>只有</w:t>
-      </w:r>
-      <w:r>
-        <w:rPr>
-          <w:color w:val="000000"/>
-          <w:sz w:val="24"/>
-        </w:rPr>
-        <w:t>86.27%</w:t>
-      </w:r>
-      <w:r>
-        <w:rPr>
-          <w:color w:val="000000"/>
-          <w:sz w:val="24"/>
-        </w:rPr>
-        <w:t>。但其平均</w:t>
-      </w:r>
-      <w:r>
-        <w:rPr>
-          <w:color w:val="000000"/>
-          <w:sz w:val="24"/>
-        </w:rPr>
-        <w:t>AUC</w:t>
-      </w:r>
-      <w:r>
-        <w:rPr>
-          <w:color w:val="000000"/>
-          <w:sz w:val="24"/>
-        </w:rPr>
-        <w:t>仍为</w:t>
-      </w:r>
-      <w:r>
-        <w:rPr>
-          <w:color w:val="000000"/>
-          <w:sz w:val="24"/>
-        </w:rPr>
-        <w:t>0.9899</w:t>
-      </w:r>
-      <w:r>
-        <w:rPr>
-          <w:color w:val="000000"/>
-          <w:sz w:val="24"/>
-        </w:rPr>
-        <w:t>，高于多项式核的</w:t>
-      </w:r>
-      <w:r>
-        <w:rPr>
-          <w:color w:val="000000"/>
-          <w:sz w:val="24"/>
-        </w:rPr>
-        <w:t>0.9888</w:t>
-      </w:r>
-      <w:r>
-        <w:rPr>
-          <w:color w:val="000000"/>
-          <w:sz w:val="24"/>
-        </w:rPr>
-        <w:t>。这再次说明较高排序指标与较少分类错误不是同一个目标。本实验没有进一步检查核矩阵谱，也没有扩大参数搜索，因而不能把这组结果简单解释为</w:t>
-      </w:r>
-      <w:r>
-        <w:rPr>
-          <w:color w:val="000000"/>
-          <w:sz w:val="24"/>
-        </w:rPr>
-        <w:t>Sigmoid</w:t>
-      </w:r>
-      <w:r>
-        <w:rPr>
-          <w:color w:val="000000"/>
-          <w:sz w:val="24"/>
-        </w:rPr>
-        <w:t>核的半正定性问题。</w:t>
+        <w:t>Sigmoid核的平均ACC最低，为97.02%，SP的折间标准差最大，为3.78个百分点；第1折7/51名女生被错判，SP为86.27%。其平均AUC仍达到0.9899，高于多项式核的0.9888，进一步体现了分数排序能力与固定阈值分类准确率之间的差异。本实验未检查核矩阵谱，也未进一步扩大参数搜索范围，因此Sigmoid核的半正定性与当前性能之间的具体关系尚不明确。</w:t>
+      </w:r>
+      <w:r>
+        <w:rPr>
+          <w:color w:val="000000"/>
+          <w:sz w:val="24"/>
+        </w:rPr>
+        <w:t/>
+      </w:r>
+      <w:r>
+        <w:rPr>
+          <w:color w:val="000000"/>
+          <w:sz w:val="24"/>
+        </w:rPr>
+        <w:t/>
+      </w:r>
+      <w:r>
+        <w:rPr>
+          <w:color w:val="000000"/>
+          <w:sz w:val="24"/>
+        </w:rPr>
+        <w:t/>
+      </w:r>
+      <w:r>
+        <w:rPr>
+          <w:color w:val="000000"/>
+          <w:sz w:val="24"/>
+        </w:rPr>
+        <w:t/>
+      </w:r>
+      <w:r>
+        <w:rPr>
+          <w:color w:val="000000"/>
+          <w:sz w:val="24"/>
+        </w:rPr>
+        <w:t/>
+      </w:r>
+      <w:r>
+        <w:rPr>
+          <w:color w:val="000000"/>
+          <w:sz w:val="24"/>
+        </w:rPr>
+        <w:t/>
+      </w:r>
+      <w:r>
+        <w:rPr>
+          <w:color w:val="000000"/>
+          <w:sz w:val="24"/>
+        </w:rPr>
+        <w:t/>
+      </w:r>
+      <w:r>
+        <w:rPr>
+          <w:color w:val="000000"/>
+          <w:sz w:val="24"/>
+        </w:rPr>
+        <w:t/>
+      </w:r>
+      <w:r>
+        <w:rPr>
+          <w:color w:val="000000"/>
+          <w:sz w:val="24"/>
+        </w:rPr>
+        <w:t/>
+      </w:r>
+      <w:r>
+        <w:rPr>
+          <w:color w:val="000000"/>
+          <w:sz w:val="24"/>
+        </w:rPr>
+        <w:t/>
+      </w:r>
+      <w:r>
+        <w:rPr>
+          <w:color w:val="000000"/>
+          <w:sz w:val="24"/>
+        </w:rPr>
+        <w:t/>
+      </w:r>
+      <w:r>
+        <w:rPr>
+          <w:color w:val="000000"/>
+          <w:sz w:val="24"/>
+        </w:rPr>
+        <w:t/>
+      </w:r>
+      <w:r>
+        <w:rPr>
+          <w:color w:val="000000"/>
+          <w:sz w:val="24"/>
+        </w:rPr>
+        <w:t/>
+      </w:r>
+      <w:r>
+        <w:rPr>
+          <w:color w:val="000000"/>
+          <w:sz w:val="24"/>
+        </w:rPr>
+        <w:t/>
+      </w:r>
+      <w:r>
+        <w:rPr>
+          <w:color w:val="000000"/>
+          <w:sz w:val="24"/>
+        </w:rPr>
+        <w:t/>
+      </w:r>
+      <w:r>
+        <w:rPr>
+          <w:color w:val="000000"/>
+          <w:sz w:val="24"/>
+        </w:rPr>
+        <w:t/>
+      </w:r>
+      <w:r>
+        <w:rPr>
+          <w:color w:val="000000"/>
+          <w:sz w:val="24"/>
+        </w:rPr>
+        <w:t/>
+      </w:r>
+      <w:r>
+        <w:rPr>
+          <w:color w:val="000000"/>
+          <w:sz w:val="24"/>
+        </w:rPr>
+        <w:t/>
+      </w:r>
+      <w:r>
+        <w:rPr>
+          <w:color w:val="000000"/>
+          <w:sz w:val="24"/>
+        </w:rPr>
+        <w:t/>
+      </w:r>
+      <w:r>
+        <w:rPr>
+          <w:color w:val="000000"/>
+          <w:sz w:val="24"/>
+        </w:rPr>
+        <w:t/>
+      </w:r>
+      <w:r>
+        <w:rPr>
+          <w:color w:val="000000"/>
+          <w:sz w:val="24"/>
+        </w:rPr>
+        <w:t/>
+      </w:r>
+      <w:r>
+        <w:rPr>
+          <w:color w:val="000000"/>
+          <w:sz w:val="24"/>
+        </w:rPr>
+        <w:t/>
+      </w:r>
+      <w:r>
+        <w:rPr>
+          <w:color w:val="000000"/>
+          <w:sz w:val="24"/>
+        </w:rPr>
+        <w:t/>
+      </w:r>
+      <w:r>
+        <w:rPr>
+          <w:color w:val="000000"/>
+          <w:sz w:val="24"/>
+        </w:rPr>
+        <w:t/>
+      </w:r>
+      <w:r>
+        <w:rPr>
+          <w:color w:val="000000"/>
+          <w:sz w:val="24"/>
+        </w:rPr>
+        <w:t/>
       </w:r>
     </w:p>
     <w:p>
@@ -9177,91 +9177,91 @@
           <w:color w:val="000000"/>
           <w:sz w:val="24"/>
         </w:rPr>
-        <w:t>整体上，四个核的</w:t>
-      </w:r>
-      <w:r>
-        <w:rPr>
-          <w:color w:val="000000"/>
-          <w:sz w:val="24"/>
-        </w:rPr>
-        <w:t>ACC</w:t>
-      </w:r>
-      <w:r>
-        <w:rPr>
-          <w:color w:val="000000"/>
-          <w:sz w:val="24"/>
-        </w:rPr>
-        <w:t>差异不足</w:t>
-      </w:r>
-      <w:r>
-        <w:rPr>
-          <w:color w:val="000000"/>
-          <w:sz w:val="24"/>
-        </w:rPr>
-        <w:t>0.7</w:t>
-      </w:r>
-      <w:r>
-        <w:rPr>
-          <w:color w:val="000000"/>
-          <w:sz w:val="24"/>
-        </w:rPr>
-        <w:t>个百分点，</w:t>
-      </w:r>
-      <w:r>
-        <w:rPr>
-          <w:color w:val="000000"/>
-          <w:sz w:val="24"/>
-        </w:rPr>
-        <w:t>AUC</w:t>
-      </w:r>
-      <w:r>
-        <w:rPr>
-          <w:color w:val="000000"/>
-          <w:sz w:val="24"/>
-        </w:rPr>
-        <w:t>均接近</w:t>
-      </w:r>
-      <w:r>
-        <w:rPr>
-          <w:color w:val="000000"/>
-          <w:sz w:val="24"/>
-        </w:rPr>
-        <w:t>0.99</w:t>
-      </w:r>
-      <w:r>
-        <w:rPr>
-          <w:color w:val="000000"/>
-          <w:sz w:val="24"/>
-        </w:rPr>
-        <w:t>。我的结论是：线性核已经是有效的比较基准，</w:t>
-      </w:r>
-      <w:r>
-        <w:rPr>
-          <w:color w:val="000000"/>
-          <w:sz w:val="24"/>
-        </w:rPr>
-        <w:t>RBF</w:t>
-      </w:r>
-      <w:r>
-        <w:rPr>
-          <w:color w:val="000000"/>
-          <w:sz w:val="24"/>
-        </w:rPr>
-        <w:t>在当前内层</w:t>
-      </w:r>
-      <w:r>
-        <w:rPr>
-          <w:color w:val="000000"/>
-          <w:sz w:val="24"/>
-        </w:rPr>
-        <w:t>AUC</w:t>
-      </w:r>
-      <w:r>
-        <w:rPr>
-          <w:color w:val="000000"/>
-          <w:sz w:val="24"/>
-        </w:rPr>
-        <w:t>选择规则下更常被选中；选择哪种核，还取决于更重视排序还是固定阈值处的类别错误。</w:t>
+        <w:t>综合四种核的结果，ACC差异不足0.7个百分点，AUC均接近0.99。线性核能够构成有效的分类基准，RBF则在当前内层AUC选择规则下于五折中均被选中。核函数选择需结合评价目标：AUC侧重分数排序能力，SE、SP与ACC则反映固定阈值下的类别识别与总体分类表现。</w:t>
+      </w:r>
+      <w:r>
+        <w:rPr>
+          <w:color w:val="000000"/>
+          <w:sz w:val="24"/>
+        </w:rPr>
+        <w:t/>
+      </w:r>
+      <w:r>
+        <w:rPr>
+          <w:color w:val="000000"/>
+          <w:sz w:val="24"/>
+        </w:rPr>
+        <w:t/>
+      </w:r>
+      <w:r>
+        <w:rPr>
+          <w:color w:val="000000"/>
+          <w:sz w:val="24"/>
+        </w:rPr>
+        <w:t/>
+      </w:r>
+      <w:r>
+        <w:rPr>
+          <w:color w:val="000000"/>
+          <w:sz w:val="24"/>
+        </w:rPr>
+        <w:t/>
+      </w:r>
+      <w:r>
+        <w:rPr>
+          <w:color w:val="000000"/>
+          <w:sz w:val="24"/>
+        </w:rPr>
+        <w:t/>
+      </w:r>
+      <w:r>
+        <w:rPr>
+          <w:color w:val="000000"/>
+          <w:sz w:val="24"/>
+        </w:rPr>
+        <w:t/>
+      </w:r>
+      <w:r>
+        <w:rPr>
+          <w:color w:val="000000"/>
+          <w:sz w:val="24"/>
+        </w:rPr>
+        <w:t/>
+      </w:r>
+      <w:r>
+        <w:rPr>
+          <w:color w:val="000000"/>
+          <w:sz w:val="24"/>
+        </w:rPr>
+        <w:t/>
+      </w:r>
+      <w:r>
+        <w:rPr>
+          <w:color w:val="000000"/>
+          <w:sz w:val="24"/>
+        </w:rPr>
+        <w:t/>
+      </w:r>
+      <w:r>
+        <w:rPr>
+          <w:color w:val="000000"/>
+          <w:sz w:val="24"/>
+        </w:rPr>
+        <w:t/>
+      </w:r>
+      <w:r>
+        <w:rPr>
+          <w:color w:val="000000"/>
+          <w:sz w:val="24"/>
+        </w:rPr>
+        <w:t/>
+      </w:r>
+      <w:r>
+        <w:rPr>
+          <w:color w:val="000000"/>
+          <w:sz w:val="24"/>
+        </w:rPr>
+        <w:t/>
       </w:r>
     </w:p>
     <w:p>
@@ -9958,189 +9958,189 @@
           <w:sz w:val="24"/>
         </w:rPr>
         <w:lastRenderedPageBreak/>
-        <w:t>我进一步按相同测试折进行配对，而不是只看均值。表</w:t>
-      </w:r>
-      <w:r>
-        <w:rPr>
-          <w:color w:val="000000"/>
-          <w:sz w:val="24"/>
-        </w:rPr>
-        <w:t>5-2</w:t>
-      </w:r>
-      <w:r>
-        <w:rPr>
-          <w:color w:val="000000"/>
-          <w:sz w:val="24"/>
-        </w:rPr>
-        <w:t>中，</w:t>
-      </w:r>
-      <w:r>
-        <w:rPr>
-          <w:color w:val="000000"/>
-          <w:sz w:val="24"/>
-        </w:rPr>
-        <w:t>SVM</w:t>
-      </w:r>
-      <w:r>
-        <w:rPr>
-          <w:color w:val="000000"/>
-          <w:sz w:val="24"/>
-        </w:rPr>
-        <w:t>在第</w:t>
-      </w:r>
-      <w:r>
-        <w:rPr>
-          <w:color w:val="000000"/>
-          <w:sz w:val="24"/>
-        </w:rPr>
-        <w:t>3</w:t>
-      </w:r>
-      <w:r>
-        <w:rPr>
-          <w:color w:val="000000"/>
-          <w:sz w:val="24"/>
-        </w:rPr>
-        <w:t>折的</w:t>
-      </w:r>
-      <w:r>
-        <w:rPr>
-          <w:color w:val="000000"/>
-          <w:sz w:val="24"/>
-        </w:rPr>
-        <w:t>AUC</w:t>
-      </w:r>
-      <w:r>
-        <w:rPr>
-          <w:color w:val="000000"/>
-          <w:sz w:val="24"/>
-        </w:rPr>
-        <w:t>比</w:t>
-      </w:r>
-      <w:r>
-        <w:rPr>
-          <w:color w:val="000000"/>
-          <w:sz w:val="24"/>
-        </w:rPr>
-        <w:t>MLP</w:t>
-      </w:r>
-      <w:r>
-        <w:rPr>
-          <w:color w:val="000000"/>
-          <w:sz w:val="24"/>
-        </w:rPr>
-        <w:t>高</w:t>
-      </w:r>
-      <w:r>
-        <w:rPr>
-          <w:color w:val="000000"/>
-          <w:sz w:val="24"/>
-        </w:rPr>
-        <w:t>0.00625</w:t>
-      </w:r>
-      <w:r>
-        <w:rPr>
-          <w:color w:val="000000"/>
-          <w:sz w:val="24"/>
-        </w:rPr>
-        <w:t>，但在第</w:t>
-      </w:r>
-      <w:r>
-        <w:rPr>
-          <w:color w:val="000000"/>
-          <w:sz w:val="24"/>
-        </w:rPr>
-        <w:t>1</w:t>
-      </w:r>
-      <w:r>
-        <w:rPr>
-          <w:color w:val="000000"/>
-          <w:sz w:val="24"/>
-        </w:rPr>
-        <w:t>、</w:t>
-      </w:r>
-      <w:r>
-        <w:rPr>
-          <w:color w:val="000000"/>
-          <w:sz w:val="24"/>
-        </w:rPr>
-        <w:t>2</w:t>
-      </w:r>
-      <w:r>
-        <w:rPr>
-          <w:color w:val="000000"/>
-          <w:sz w:val="24"/>
-        </w:rPr>
-        <w:t>、</w:t>
-      </w:r>
-      <w:r>
-        <w:rPr>
-          <w:color w:val="000000"/>
-          <w:sz w:val="24"/>
-        </w:rPr>
-        <w:t>4</w:t>
-      </w:r>
-      <w:r>
-        <w:rPr>
-          <w:color w:val="000000"/>
-          <w:sz w:val="24"/>
-        </w:rPr>
-        <w:t>折都略低；五折中仅有两折</w:t>
-      </w:r>
-      <w:r>
-        <w:rPr>
-          <w:color w:val="000000"/>
-          <w:sz w:val="24"/>
-        </w:rPr>
-        <w:t>AUC</w:t>
-      </w:r>
-      <w:r>
-        <w:rPr>
-          <w:color w:val="000000"/>
-          <w:sz w:val="24"/>
-        </w:rPr>
-        <w:t>更高。第</w:t>
-      </w:r>
-      <w:r>
-        <w:rPr>
-          <w:color w:val="000000"/>
-          <w:sz w:val="24"/>
-        </w:rPr>
-        <w:t>3</w:t>
-      </w:r>
-      <w:r>
-        <w:rPr>
-          <w:color w:val="000000"/>
-          <w:sz w:val="24"/>
-        </w:rPr>
-        <w:t>折的较大增益拉高了均值，却不代表它在每组样本上都有优势。</w:t>
-      </w:r>
-      <w:r>
-        <w:rPr>
-          <w:color w:val="000000"/>
-          <w:sz w:val="24"/>
-        </w:rPr>
-        <w:t>ACC</w:t>
-      </w:r>
-      <w:r>
-        <w:rPr>
-          <w:color w:val="000000"/>
-          <w:sz w:val="24"/>
-        </w:rPr>
-        <w:t>方面，</w:t>
-      </w:r>
-      <w:r>
-        <w:rPr>
-          <w:color w:val="000000"/>
-          <w:sz w:val="24"/>
-        </w:rPr>
-        <w:t>SVM</w:t>
-      </w:r>
-      <w:r>
-        <w:rPr>
-          <w:color w:val="000000"/>
-          <w:sz w:val="24"/>
-        </w:rPr>
-        <w:t>一折更高、一折相同、三折更低。</w:t>
+        <w:t>为分析平均指标差异的来源，进一步对相同测试折上的结果进行配对比较。如表5-2所示，SVM在第3折的AUC比MLP高0.00625，而在第1、2、4折略低；五折中仅有两折AUC高于MLP。SVM的平均AUC优势主要受到第3折较大增益的影响，该优势未在各折中一致出现。ACC方面，SVM一折更高、一折相同、三折更低。</w:t>
+      </w:r>
+      <w:r>
+        <w:rPr>
+          <w:color w:val="000000"/>
+          <w:sz w:val="24"/>
+        </w:rPr>
+        <w:t/>
+      </w:r>
+      <w:r>
+        <w:rPr>
+          <w:color w:val="000000"/>
+          <w:sz w:val="24"/>
+        </w:rPr>
+        <w:t/>
+      </w:r>
+      <w:r>
+        <w:rPr>
+          <w:color w:val="000000"/>
+          <w:sz w:val="24"/>
+        </w:rPr>
+        <w:t/>
+      </w:r>
+      <w:r>
+        <w:rPr>
+          <w:color w:val="000000"/>
+          <w:sz w:val="24"/>
+        </w:rPr>
+        <w:t/>
+      </w:r>
+      <w:r>
+        <w:rPr>
+          <w:color w:val="000000"/>
+          <w:sz w:val="24"/>
+        </w:rPr>
+        <w:t/>
+      </w:r>
+      <w:r>
+        <w:rPr>
+          <w:color w:val="000000"/>
+          <w:sz w:val="24"/>
+        </w:rPr>
+        <w:t/>
+      </w:r>
+      <w:r>
+        <w:rPr>
+          <w:color w:val="000000"/>
+          <w:sz w:val="24"/>
+        </w:rPr>
+        <w:t/>
+      </w:r>
+      <w:r>
+        <w:rPr>
+          <w:color w:val="000000"/>
+          <w:sz w:val="24"/>
+        </w:rPr>
+        <w:t/>
+      </w:r>
+      <w:r>
+        <w:rPr>
+          <w:color w:val="000000"/>
+          <w:sz w:val="24"/>
+        </w:rPr>
+        <w:t/>
+      </w:r>
+      <w:r>
+        <w:rPr>
+          <w:color w:val="000000"/>
+          <w:sz w:val="24"/>
+        </w:rPr>
+        <w:t/>
+      </w:r>
+      <w:r>
+        <w:rPr>
+          <w:color w:val="000000"/>
+          <w:sz w:val="24"/>
+        </w:rPr>
+        <w:t/>
+      </w:r>
+      <w:r>
+        <w:rPr>
+          <w:color w:val="000000"/>
+          <w:sz w:val="24"/>
+        </w:rPr>
+        <w:t/>
+      </w:r>
+      <w:r>
+        <w:rPr>
+          <w:color w:val="000000"/>
+          <w:sz w:val="24"/>
+        </w:rPr>
+        <w:t/>
+      </w:r>
+      <w:r>
+        <w:rPr>
+          <w:color w:val="000000"/>
+          <w:sz w:val="24"/>
+        </w:rPr>
+        <w:t/>
+      </w:r>
+      <w:r>
+        <w:rPr>
+          <w:color w:val="000000"/>
+          <w:sz w:val="24"/>
+        </w:rPr>
+        <w:t/>
+      </w:r>
+      <w:r>
+        <w:rPr>
+          <w:color w:val="000000"/>
+          <w:sz w:val="24"/>
+        </w:rPr>
+        <w:t/>
+      </w:r>
+      <w:r>
+        <w:rPr>
+          <w:color w:val="000000"/>
+          <w:sz w:val="24"/>
+        </w:rPr>
+        <w:t/>
+      </w:r>
+      <w:r>
+        <w:rPr>
+          <w:color w:val="000000"/>
+          <w:sz w:val="24"/>
+        </w:rPr>
+        <w:t/>
+      </w:r>
+      <w:r>
+        <w:rPr>
+          <w:color w:val="000000"/>
+          <w:sz w:val="24"/>
+        </w:rPr>
+        <w:t/>
+      </w:r>
+      <w:r>
+        <w:rPr>
+          <w:color w:val="000000"/>
+          <w:sz w:val="24"/>
+        </w:rPr>
+        <w:t/>
+      </w:r>
+      <w:r>
+        <w:rPr>
+          <w:color w:val="000000"/>
+          <w:sz w:val="24"/>
+        </w:rPr>
+        <w:t/>
+      </w:r>
+      <w:r>
+        <w:rPr>
+          <w:color w:val="000000"/>
+          <w:sz w:val="24"/>
+        </w:rPr>
+        <w:t/>
+      </w:r>
+      <w:r>
+        <w:rPr>
+          <w:color w:val="000000"/>
+          <w:sz w:val="24"/>
+        </w:rPr>
+        <w:t/>
+      </w:r>
+      <w:r>
+        <w:rPr>
+          <w:color w:val="000000"/>
+          <w:sz w:val="24"/>
+        </w:rPr>
+        <w:t/>
+      </w:r>
+      <w:r>
+        <w:rPr>
+          <w:color w:val="000000"/>
+          <w:sz w:val="24"/>
+        </w:rPr>
+        <w:t/>
+      </w:r>
+      <w:r>
+        <w:rPr>
+          <w:color w:val="000000"/>
+          <w:sz w:val="24"/>
+        </w:rPr>
+        <w:t/>
       </w:r>
     </w:p>
     <w:p>
@@ -10955,203 +10955,203 @@
           <w:color w:val="000000"/>
           <w:sz w:val="24"/>
         </w:rPr>
-        <w:t>五折训练集彼此重叠，这些差值也不是五次完全独立实验。因此，我将结果解释为当前划分下的接近表现与阈值取舍，不据此声称统计显著的优越性。图</w:t>
-      </w:r>
-      <w:r>
-        <w:rPr>
-          <w:color w:val="000000"/>
-          <w:sz w:val="24"/>
-        </w:rPr>
-        <w:t>5-1</w:t>
-      </w:r>
-      <w:r>
-        <w:rPr>
-          <w:color w:val="000000"/>
-          <w:sz w:val="24"/>
-        </w:rPr>
-        <w:t>给出了两种方法的</w:t>
-      </w:r>
-      <w:r>
-        <w:rPr>
-          <w:color w:val="000000"/>
-          <w:sz w:val="24"/>
-        </w:rPr>
-        <w:t>OOF</w:t>
-      </w:r>
-      <w:r>
-        <w:rPr>
-          <w:color w:val="000000"/>
-          <w:sz w:val="24"/>
-        </w:rPr>
-        <w:t>混淆矩阵：</w:t>
-      </w:r>
-      <w:r>
-        <w:rPr>
-          <w:color w:val="000000"/>
-          <w:sz w:val="24"/>
-        </w:rPr>
-        <w:t>MLP</w:t>
-      </w:r>
-      <w:r>
-        <w:rPr>
-          <w:color w:val="000000"/>
-          <w:sz w:val="24"/>
-        </w:rPr>
-        <w:t>总错</w:t>
-      </w:r>
-      <w:r>
-        <w:rPr>
-          <w:color w:val="000000"/>
-          <w:sz w:val="24"/>
-        </w:rPr>
-        <w:t>30</w:t>
-      </w:r>
-      <w:r>
-        <w:rPr>
-          <w:color w:val="000000"/>
-          <w:sz w:val="24"/>
-        </w:rPr>
-        <w:t>条，</w:t>
-      </w:r>
-      <w:r>
-        <w:rPr>
-          <w:color w:val="000000"/>
-          <w:sz w:val="24"/>
-        </w:rPr>
-        <w:t>SVM</w:t>
-      </w:r>
-      <w:r>
-        <w:rPr>
-          <w:color w:val="000000"/>
-          <w:sz w:val="24"/>
-        </w:rPr>
-        <w:t>总错</w:t>
-      </w:r>
-      <w:r>
-        <w:rPr>
-          <w:color w:val="000000"/>
-          <w:sz w:val="24"/>
-        </w:rPr>
-        <w:t>32</w:t>
-      </w:r>
-      <w:r>
-        <w:rPr>
-          <w:color w:val="000000"/>
-          <w:sz w:val="24"/>
-        </w:rPr>
-        <w:t>条。</w:t>
-      </w:r>
-      <w:r>
-        <w:rPr>
-          <w:color w:val="000000"/>
-          <w:sz w:val="24"/>
-        </w:rPr>
-        <w:t>SVM</w:t>
-      </w:r>
-      <w:r>
-        <w:rPr>
-          <w:color w:val="000000"/>
-          <w:sz w:val="24"/>
-        </w:rPr>
-        <w:t>比</w:t>
-      </w:r>
-      <w:r>
-        <w:rPr>
-          <w:color w:val="000000"/>
-          <w:sz w:val="24"/>
-        </w:rPr>
-        <w:t>MLP</w:t>
-      </w:r>
-      <w:r>
-        <w:rPr>
-          <w:color w:val="000000"/>
-          <w:sz w:val="24"/>
-        </w:rPr>
-        <w:t>少错判</w:t>
-      </w:r>
-      <w:r>
-        <w:rPr>
-          <w:color w:val="000000"/>
-          <w:sz w:val="24"/>
-        </w:rPr>
-        <w:t>2</w:t>
-      </w:r>
-      <w:r>
-        <w:rPr>
-          <w:color w:val="000000"/>
-          <w:sz w:val="24"/>
-        </w:rPr>
-        <w:t>名男生，却多错判</w:t>
-      </w:r>
-      <w:r>
-        <w:rPr>
-          <w:color w:val="000000"/>
-          <w:sz w:val="24"/>
-        </w:rPr>
-        <w:t>4</w:t>
-      </w:r>
-      <w:r>
-        <w:rPr>
-          <w:color w:val="000000"/>
-          <w:sz w:val="24"/>
-        </w:rPr>
-        <w:t>名女生，这正是</w:t>
-      </w:r>
-      <w:r>
-        <w:rPr>
-          <w:color w:val="000000"/>
-          <w:sz w:val="24"/>
-        </w:rPr>
-        <w:t>“SE</w:t>
-      </w:r>
-      <w:r>
-        <w:rPr>
-          <w:color w:val="000000"/>
-          <w:sz w:val="24"/>
-        </w:rPr>
-        <w:t>略高、</w:t>
-      </w:r>
-      <w:r>
-        <w:rPr>
-          <w:color w:val="000000"/>
-          <w:sz w:val="24"/>
-        </w:rPr>
-        <w:t>SP</w:t>
-      </w:r>
-      <w:r>
-        <w:rPr>
-          <w:color w:val="000000"/>
-          <w:sz w:val="24"/>
-        </w:rPr>
-        <w:t>较低、</w:t>
-      </w:r>
-      <w:r>
-        <w:rPr>
-          <w:color w:val="000000"/>
-          <w:sz w:val="24"/>
-        </w:rPr>
-        <w:t>ACC</w:t>
-      </w:r>
-      <w:r>
-        <w:rPr>
-          <w:color w:val="000000"/>
-          <w:sz w:val="24"/>
-        </w:rPr>
-        <w:t>略低</w:t>
-      </w:r>
-      <w:r>
-        <w:rPr>
-          <w:color w:val="000000"/>
-          <w:sz w:val="24"/>
-        </w:rPr>
-        <w:t>”</w:t>
-      </w:r>
-      <w:r>
-        <w:rPr>
-          <w:color w:val="000000"/>
-          <w:sz w:val="24"/>
-        </w:rPr>
-        <w:t>的人数解释。</w:t>
+        <w:t>五折训练集之间存在重叠，逐折差值具有相关性，其统计含义不同于五次独立重复实验。当前结果反映了两种方法接近的分类表现及默认阈值下的类别识别差异，尚不足以确定统计显著的性能优势。图5-1给出了两种方法的OOF混淆矩阵：MLP共误判30条，SVM共误判32条。SVM比MLP少错判2名男生，多错判4名女生，与其SE略高、SP和ACC较低的指标变化一致。</w:t>
+      </w:r>
+      <w:r>
+        <w:rPr>
+          <w:color w:val="000000"/>
+          <w:sz w:val="24"/>
+        </w:rPr>
+        <w:t/>
+      </w:r>
+      <w:r>
+        <w:rPr>
+          <w:color w:val="000000"/>
+          <w:sz w:val="24"/>
+        </w:rPr>
+        <w:t/>
+      </w:r>
+      <w:r>
+        <w:rPr>
+          <w:color w:val="000000"/>
+          <w:sz w:val="24"/>
+        </w:rPr>
+        <w:t/>
+      </w:r>
+      <w:r>
+        <w:rPr>
+          <w:color w:val="000000"/>
+          <w:sz w:val="24"/>
+        </w:rPr>
+        <w:t/>
+      </w:r>
+      <w:r>
+        <w:rPr>
+          <w:color w:val="000000"/>
+          <w:sz w:val="24"/>
+        </w:rPr>
+        <w:t/>
+      </w:r>
+      <w:r>
+        <w:rPr>
+          <w:color w:val="000000"/>
+          <w:sz w:val="24"/>
+        </w:rPr>
+        <w:t/>
+      </w:r>
+      <w:r>
+        <w:rPr>
+          <w:color w:val="000000"/>
+          <w:sz w:val="24"/>
+        </w:rPr>
+        <w:t/>
+      </w:r>
+      <w:r>
+        <w:rPr>
+          <w:color w:val="000000"/>
+          <w:sz w:val="24"/>
+        </w:rPr>
+        <w:t/>
+      </w:r>
+      <w:r>
+        <w:rPr>
+          <w:color w:val="000000"/>
+          <w:sz w:val="24"/>
+        </w:rPr>
+        <w:t/>
+      </w:r>
+      <w:r>
+        <w:rPr>
+          <w:color w:val="000000"/>
+          <w:sz w:val="24"/>
+        </w:rPr>
+        <w:t/>
+      </w:r>
+      <w:r>
+        <w:rPr>
+          <w:color w:val="000000"/>
+          <w:sz w:val="24"/>
+        </w:rPr>
+        <w:t/>
+      </w:r>
+      <w:r>
+        <w:rPr>
+          <w:color w:val="000000"/>
+          <w:sz w:val="24"/>
+        </w:rPr>
+        <w:t/>
+      </w:r>
+      <w:r>
+        <w:rPr>
+          <w:color w:val="000000"/>
+          <w:sz w:val="24"/>
+        </w:rPr>
+        <w:t/>
+      </w:r>
+      <w:r>
+        <w:rPr>
+          <w:color w:val="000000"/>
+          <w:sz w:val="24"/>
+        </w:rPr>
+        <w:t/>
+      </w:r>
+      <w:r>
+        <w:rPr>
+          <w:color w:val="000000"/>
+          <w:sz w:val="24"/>
+        </w:rPr>
+        <w:t/>
+      </w:r>
+      <w:r>
+        <w:rPr>
+          <w:color w:val="000000"/>
+          <w:sz w:val="24"/>
+        </w:rPr>
+        <w:t/>
+      </w:r>
+      <w:r>
+        <w:rPr>
+          <w:color w:val="000000"/>
+          <w:sz w:val="24"/>
+        </w:rPr>
+        <w:t/>
+      </w:r>
+      <w:r>
+        <w:rPr>
+          <w:color w:val="000000"/>
+          <w:sz w:val="24"/>
+        </w:rPr>
+        <w:t/>
+      </w:r>
+      <w:r>
+        <w:rPr>
+          <w:color w:val="000000"/>
+          <w:sz w:val="24"/>
+        </w:rPr>
+        <w:t/>
+      </w:r>
+      <w:r>
+        <w:rPr>
+          <w:color w:val="000000"/>
+          <w:sz w:val="24"/>
+        </w:rPr>
+        <w:t/>
+      </w:r>
+      <w:r>
+        <w:rPr>
+          <w:color w:val="000000"/>
+          <w:sz w:val="24"/>
+        </w:rPr>
+        <w:t/>
+      </w:r>
+      <w:r>
+        <w:rPr>
+          <w:color w:val="000000"/>
+          <w:sz w:val="24"/>
+        </w:rPr>
+        <w:t/>
+      </w:r>
+      <w:r>
+        <w:rPr>
+          <w:color w:val="000000"/>
+          <w:sz w:val="24"/>
+        </w:rPr>
+        <w:t/>
+      </w:r>
+      <w:r>
+        <w:rPr>
+          <w:color w:val="000000"/>
+          <w:sz w:val="24"/>
+        </w:rPr>
+        <w:t/>
+      </w:r>
+      <w:r>
+        <w:rPr>
+          <w:color w:val="000000"/>
+          <w:sz w:val="24"/>
+        </w:rPr>
+        <w:t/>
+      </w:r>
+      <w:r>
+        <w:rPr>
+          <w:color w:val="000000"/>
+          <w:sz w:val="24"/>
+        </w:rPr>
+        <w:t/>
+      </w:r>
+      <w:r>
+        <w:rPr>
+          <w:color w:val="000000"/>
+          <w:sz w:val="24"/>
+        </w:rPr>
+        <w:t/>
+      </w:r>
+      <w:r>
+        <w:rPr>
+          <w:color w:val="000000"/>
+          <w:sz w:val="24"/>
+        </w:rPr>
+        <w:t/>
       </w:r>
     </w:p>
     <w:p>
@@ -11360,63 +11360,63 @@
           <w:color w:val="000000"/>
           <w:sz w:val="24"/>
         </w:rPr>
-        <w:t>图</w:t>
-      </w:r>
-      <w:r>
-        <w:rPr>
-          <w:color w:val="000000"/>
-          <w:sz w:val="24"/>
-        </w:rPr>
-        <w:t>5-2</w:t>
-      </w:r>
-      <w:r>
-        <w:rPr>
-          <w:color w:val="000000"/>
-          <w:sz w:val="24"/>
-        </w:rPr>
-        <w:t>中两种方法的平均</w:t>
-      </w:r>
-      <w:r>
-        <w:rPr>
-          <w:color w:val="000000"/>
-          <w:sz w:val="24"/>
-        </w:rPr>
-        <w:t>ROC</w:t>
-      </w:r>
-      <w:r>
-        <w:rPr>
-          <w:color w:val="000000"/>
-          <w:sz w:val="24"/>
-        </w:rPr>
-        <w:t>曲线接近，左上角附近均较快达到较高真阳性率。图例使用原始五个</w:t>
-      </w:r>
-      <w:r>
-        <w:rPr>
-          <w:color w:val="000000"/>
-          <w:sz w:val="24"/>
-        </w:rPr>
-        <w:t>AUC</w:t>
-      </w:r>
-      <w:r>
-        <w:rPr>
-          <w:color w:val="000000"/>
-          <w:sz w:val="24"/>
-        </w:rPr>
-        <w:t>的均值和标准差；曲线则由各折</w:t>
-      </w:r>
-      <w:r>
-        <w:rPr>
-          <w:color w:val="000000"/>
-          <w:sz w:val="24"/>
-        </w:rPr>
-        <w:t>ROC</w:t>
-      </w:r>
-      <w:r>
-        <w:rPr>
-          <w:color w:val="000000"/>
-          <w:sz w:val="24"/>
-        </w:rPr>
-        <w:t>在相同假阳性率网格上插值后平均得到。阴影只是各折曲线的波动，不能作为独立重复实验的置信带，也不能因为某段阴影重叠就得出显著性检验结论。</w:t>
+        <w:t>图5-2中两种方法的平均ROC曲线接近，均在较低假阳性率下达到较高真阳性率。图例报告原始五个AUC的均值和标准差；平均曲线由各折ROC在相同假阳性率网格上插值后取均值得到。阴影表示各折曲线的标准差，用于描述划分引起的波动，不具有独立重复实验置信带或显著性检验的含义。</w:t>
+      </w:r>
+      <w:r>
+        <w:rPr>
+          <w:color w:val="000000"/>
+          <w:sz w:val="24"/>
+        </w:rPr>
+        <w:t/>
+      </w:r>
+      <w:r>
+        <w:rPr>
+          <w:color w:val="000000"/>
+          <w:sz w:val="24"/>
+        </w:rPr>
+        <w:t/>
+      </w:r>
+      <w:r>
+        <w:rPr>
+          <w:color w:val="000000"/>
+          <w:sz w:val="24"/>
+        </w:rPr>
+        <w:t/>
+      </w:r>
+      <w:r>
+        <w:rPr>
+          <w:color w:val="000000"/>
+          <w:sz w:val="24"/>
+        </w:rPr>
+        <w:t/>
+      </w:r>
+      <w:r>
+        <w:rPr>
+          <w:color w:val="000000"/>
+          <w:sz w:val="24"/>
+        </w:rPr>
+        <w:t/>
+      </w:r>
+      <w:r>
+        <w:rPr>
+          <w:color w:val="000000"/>
+          <w:sz w:val="24"/>
+        </w:rPr>
+        <w:t/>
+      </w:r>
+      <w:r>
+        <w:rPr>
+          <w:color w:val="000000"/>
+          <w:sz w:val="24"/>
+        </w:rPr>
+        <w:t/>
+      </w:r>
+      <w:r>
+        <w:rPr>
+          <w:color w:val="000000"/>
+          <w:sz w:val="24"/>
+        </w:rPr>
+        <w:t/>
       </w:r>
     </w:p>
     <w:p>
@@ -11432,7 +11432,7 @@
           <w:color w:val="000000"/>
           <w:sz w:val="24"/>
         </w:rPr>
-        <w:t xml:space="preserve">5.2 </w:t>
+        <w:t xml:space="preserve">5.2 误判重叠与样本特征分析</w:t>
       </w:r>
       <w:r>
         <w:rPr>
@@ -11440,7 +11440,7 @@
           <w:color w:val="000000"/>
           <w:sz w:val="24"/>
         </w:rPr>
-        <w:t>两种方法是否错在同一些样本上</w:t>
+        <w:t/>
       </w:r>
     </w:p>
     <w:p>
@@ -11454,175 +11454,175 @@
           <w:color w:val="000000"/>
           <w:sz w:val="24"/>
         </w:rPr>
-        <w:t>我把两个模型的</w:t>
-      </w:r>
-      <w:r>
-        <w:rPr>
-          <w:color w:val="000000"/>
-          <w:sz w:val="24"/>
-        </w:rPr>
-        <w:t>OOF</w:t>
-      </w:r>
-      <w:r>
-        <w:rPr>
-          <w:color w:val="000000"/>
-          <w:sz w:val="24"/>
-        </w:rPr>
-        <w:t>结果逐条对齐，得到表</w:t>
-      </w:r>
-      <w:r>
-        <w:rPr>
-          <w:color w:val="000000"/>
-          <w:sz w:val="24"/>
-        </w:rPr>
-        <w:t>5-3</w:t>
-      </w:r>
-      <w:r>
-        <w:rPr>
-          <w:color w:val="000000"/>
-          <w:sz w:val="24"/>
-        </w:rPr>
-        <w:t>。</w:t>
-      </w:r>
-      <w:r>
-        <w:rPr>
-          <w:color w:val="000000"/>
-          <w:sz w:val="24"/>
-        </w:rPr>
-        <w:t>26</w:t>
-      </w:r>
-      <w:r>
-        <w:rPr>
-          <w:color w:val="000000"/>
-          <w:sz w:val="24"/>
-        </w:rPr>
-        <w:t>条样本被两种方法共同误判，占</w:t>
-      </w:r>
-      <w:r>
-        <w:rPr>
-          <w:color w:val="000000"/>
-          <w:sz w:val="24"/>
-        </w:rPr>
-        <w:t>MLP</w:t>
-      </w:r>
-      <w:r>
-        <w:rPr>
-          <w:color w:val="000000"/>
-          <w:sz w:val="24"/>
-        </w:rPr>
-        <w:t>全部</w:t>
-      </w:r>
-      <w:r>
-        <w:rPr>
-          <w:color w:val="000000"/>
-          <w:sz w:val="24"/>
-        </w:rPr>
-        <w:t>30</w:t>
-      </w:r>
-      <w:r>
-        <w:rPr>
-          <w:color w:val="000000"/>
-          <w:sz w:val="24"/>
-        </w:rPr>
-        <w:t>条误判的</w:t>
-      </w:r>
-      <w:r>
-        <w:rPr>
-          <w:color w:val="000000"/>
-          <w:sz w:val="24"/>
-        </w:rPr>
-        <w:t>86.7%</w:t>
-      </w:r>
-      <w:r>
-        <w:rPr>
-          <w:color w:val="000000"/>
-          <w:sz w:val="24"/>
-        </w:rPr>
-        <w:t>，占</w:t>
-      </w:r>
-      <w:r>
-        <w:rPr>
-          <w:color w:val="000000"/>
-          <w:sz w:val="24"/>
-        </w:rPr>
-        <w:t>SVM</w:t>
-      </w:r>
-      <w:r>
-        <w:rPr>
-          <w:color w:val="000000"/>
-          <w:sz w:val="24"/>
-        </w:rPr>
-        <w:t>全部</w:t>
-      </w:r>
-      <w:r>
-        <w:rPr>
-          <w:color w:val="000000"/>
-          <w:sz w:val="24"/>
-        </w:rPr>
-        <w:t>32</w:t>
-      </w:r>
-      <w:r>
-        <w:rPr>
-          <w:color w:val="000000"/>
-          <w:sz w:val="24"/>
-        </w:rPr>
-        <w:t>条误判的</w:t>
-      </w:r>
-      <w:r>
-        <w:rPr>
-          <w:color w:val="000000"/>
-          <w:sz w:val="24"/>
-        </w:rPr>
-        <w:t>81.3%</w:t>
-      </w:r>
-      <w:r>
-        <w:rPr>
-          <w:color w:val="000000"/>
-          <w:sz w:val="24"/>
-        </w:rPr>
-        <w:t>。只有</w:t>
-      </w:r>
-      <w:r>
-        <w:rPr>
-          <w:color w:val="000000"/>
-          <w:sz w:val="24"/>
-        </w:rPr>
-        <w:t>10</w:t>
-      </w:r>
-      <w:r>
-        <w:rPr>
-          <w:color w:val="000000"/>
-          <w:sz w:val="24"/>
-        </w:rPr>
-        <w:t>条样本属于</w:t>
-      </w:r>
-      <w:r>
-        <w:rPr>
-          <w:color w:val="000000"/>
-          <w:sz w:val="24"/>
-        </w:rPr>
-        <w:t>“</w:t>
-      </w:r>
-      <w:r>
-        <w:rPr>
-          <w:color w:val="000000"/>
-          <w:sz w:val="24"/>
-        </w:rPr>
-        <w:t>一种方法对、另一种方法错</w:t>
-      </w:r>
-      <w:r>
-        <w:rPr>
-          <w:color w:val="000000"/>
-          <w:sz w:val="24"/>
-        </w:rPr>
-        <w:t>”</w:t>
-      </w:r>
-      <w:r>
-        <w:rPr>
-          <w:color w:val="000000"/>
-          <w:sz w:val="24"/>
-        </w:rPr>
-        <w:t>。这说明替换分类器对少数样本确实有影响，但大部分错误是两种方法共有的。</w:t>
+        <w:t>将两种模型的OOF结果按样本逐条对齐，得到表5-3。26条样本被两种方法共同误判，占MLP全部30条误判的86.7%，占SVM全部32条误判的81.3%。仅有10条样本的分类正确性在两种方法之间存在差异，表明分类器选择对部分样本产生影响，而多数误判集中于两种方法共同识别错误的样本。</w:t>
+      </w:r>
+      <w:r>
+        <w:rPr>
+          <w:color w:val="000000"/>
+          <w:sz w:val="24"/>
+        </w:rPr>
+        <w:t/>
+      </w:r>
+      <w:r>
+        <w:rPr>
+          <w:color w:val="000000"/>
+          <w:sz w:val="24"/>
+        </w:rPr>
+        <w:t/>
+      </w:r>
+      <w:r>
+        <w:rPr>
+          <w:color w:val="000000"/>
+          <w:sz w:val="24"/>
+        </w:rPr>
+        <w:t/>
+      </w:r>
+      <w:r>
+        <w:rPr>
+          <w:color w:val="000000"/>
+          <w:sz w:val="24"/>
+        </w:rPr>
+        <w:t/>
+      </w:r>
+      <w:r>
+        <w:rPr>
+          <w:color w:val="000000"/>
+          <w:sz w:val="24"/>
+        </w:rPr>
+        <w:t/>
+      </w:r>
+      <w:r>
+        <w:rPr>
+          <w:color w:val="000000"/>
+          <w:sz w:val="24"/>
+        </w:rPr>
+        <w:t/>
+      </w:r>
+      <w:r>
+        <w:rPr>
+          <w:color w:val="000000"/>
+          <w:sz w:val="24"/>
+        </w:rPr>
+        <w:t/>
+      </w:r>
+      <w:r>
+        <w:rPr>
+          <w:color w:val="000000"/>
+          <w:sz w:val="24"/>
+        </w:rPr>
+        <w:t/>
+      </w:r>
+      <w:r>
+        <w:rPr>
+          <w:color w:val="000000"/>
+          <w:sz w:val="24"/>
+        </w:rPr>
+        <w:t/>
+      </w:r>
+      <w:r>
+        <w:rPr>
+          <w:color w:val="000000"/>
+          <w:sz w:val="24"/>
+        </w:rPr>
+        <w:t/>
+      </w:r>
+      <w:r>
+        <w:rPr>
+          <w:color w:val="000000"/>
+          <w:sz w:val="24"/>
+        </w:rPr>
+        <w:t/>
+      </w:r>
+      <w:r>
+        <w:rPr>
+          <w:color w:val="000000"/>
+          <w:sz w:val="24"/>
+        </w:rPr>
+        <w:t/>
+      </w:r>
+      <w:r>
+        <w:rPr>
+          <w:color w:val="000000"/>
+          <w:sz w:val="24"/>
+        </w:rPr>
+        <w:t/>
+      </w:r>
+      <w:r>
+        <w:rPr>
+          <w:color w:val="000000"/>
+          <w:sz w:val="24"/>
+        </w:rPr>
+        <w:t/>
+      </w:r>
+      <w:r>
+        <w:rPr>
+          <w:color w:val="000000"/>
+          <w:sz w:val="24"/>
+        </w:rPr>
+        <w:t/>
+      </w:r>
+      <w:r>
+        <w:rPr>
+          <w:color w:val="000000"/>
+          <w:sz w:val="24"/>
+        </w:rPr>
+        <w:t/>
+      </w:r>
+      <w:r>
+        <w:rPr>
+          <w:color w:val="000000"/>
+          <w:sz w:val="24"/>
+        </w:rPr>
+        <w:t/>
+      </w:r>
+      <w:r>
+        <w:rPr>
+          <w:color w:val="000000"/>
+          <w:sz w:val="24"/>
+        </w:rPr>
+        <w:t/>
+      </w:r>
+      <w:r>
+        <w:rPr>
+          <w:color w:val="000000"/>
+          <w:sz w:val="24"/>
+        </w:rPr>
+        <w:t/>
+      </w:r>
+      <w:r>
+        <w:rPr>
+          <w:color w:val="000000"/>
+          <w:sz w:val="24"/>
+        </w:rPr>
+        <w:t/>
+      </w:r>
+      <w:r>
+        <w:rPr>
+          <w:color w:val="000000"/>
+          <w:sz w:val="24"/>
+        </w:rPr>
+        <w:t/>
+      </w:r>
+      <w:r>
+        <w:rPr>
+          <w:color w:val="000000"/>
+          <w:sz w:val="24"/>
+        </w:rPr>
+        <w:t/>
+      </w:r>
+      <w:r>
+        <w:rPr>
+          <w:color w:val="000000"/>
+          <w:sz w:val="24"/>
+        </w:rPr>
+        <w:t/>
+      </w:r>
+      <w:r>
+        <w:rPr>
+          <w:color w:val="000000"/>
+          <w:sz w:val="24"/>
+        </w:rPr>
+        <w:t/>
       </w:r>
     </w:p>
     <w:p>
@@ -12164,231 +12164,231 @@
           <w:color w:val="000000"/>
           <w:sz w:val="24"/>
         </w:rPr>
-        <w:t>共同误判的</w:t>
-      </w:r>
-      <w:r>
-        <w:rPr>
-          <w:color w:val="000000"/>
-          <w:sz w:val="24"/>
-        </w:rPr>
-        <w:t>13</w:t>
-      </w:r>
-      <w:r>
-        <w:rPr>
-          <w:color w:val="000000"/>
-          <w:sz w:val="24"/>
-        </w:rPr>
-        <w:t>名女生，其平均身高</w:t>
-      </w:r>
-      <w:r>
-        <w:rPr>
-          <w:color w:val="000000"/>
-          <w:sz w:val="24"/>
-        </w:rPr>
-        <w:t>167.92 cm</w:t>
-      </w:r>
-      <w:r>
-        <w:rPr>
-          <w:color w:val="000000"/>
-          <w:sz w:val="24"/>
-        </w:rPr>
-        <w:t>、体重</w:t>
-      </w:r>
-      <w:r>
-        <w:rPr>
-          <w:color w:val="000000"/>
-          <w:sz w:val="24"/>
-        </w:rPr>
-        <w:t>58.54 kg</w:t>
-      </w:r>
-      <w:r>
-        <w:rPr>
-          <w:color w:val="000000"/>
-          <w:sz w:val="24"/>
-        </w:rPr>
-        <w:t>、鞋码</w:t>
-      </w:r>
-      <w:r>
-        <w:rPr>
-          <w:color w:val="000000"/>
-          <w:sz w:val="24"/>
-        </w:rPr>
-        <w:t>39.50</w:t>
-      </w:r>
-      <w:r>
-        <w:rPr>
-          <w:color w:val="000000"/>
-          <w:sz w:val="24"/>
-        </w:rPr>
-        <w:t>、</w:t>
-      </w:r>
-      <w:r>
-        <w:rPr>
-          <w:color w:val="000000"/>
-          <w:sz w:val="24"/>
-        </w:rPr>
-        <w:t>50 m</w:t>
-      </w:r>
-      <w:r>
-        <w:rPr>
-          <w:color w:val="000000"/>
-          <w:sz w:val="24"/>
-        </w:rPr>
-        <w:t>成绩</w:t>
-      </w:r>
-      <w:r>
-        <w:rPr>
-          <w:color w:val="000000"/>
-          <w:sz w:val="24"/>
-        </w:rPr>
-        <w:t>7.87 s</w:t>
-      </w:r>
-      <w:r>
-        <w:rPr>
-          <w:color w:val="000000"/>
-          <w:sz w:val="24"/>
-        </w:rPr>
-        <w:t>；共同判断正确的女生相应均值为</w:t>
-      </w:r>
-      <w:r>
-        <w:rPr>
-          <w:color w:val="000000"/>
-          <w:sz w:val="24"/>
-        </w:rPr>
-        <w:t>163.04 cm</w:t>
-      </w:r>
-      <w:r>
-        <w:rPr>
-          <w:color w:val="000000"/>
-          <w:sz w:val="24"/>
-        </w:rPr>
-        <w:t>、</w:t>
-      </w:r>
-      <w:r>
-        <w:rPr>
-          <w:color w:val="000000"/>
-          <w:sz w:val="24"/>
-        </w:rPr>
-        <w:t>51.68 kg</w:t>
-      </w:r>
-      <w:r>
-        <w:rPr>
-          <w:color w:val="000000"/>
-          <w:sz w:val="24"/>
-        </w:rPr>
-        <w:t>、</w:t>
-      </w:r>
-      <w:r>
-        <w:rPr>
-          <w:color w:val="000000"/>
-          <w:sz w:val="24"/>
-        </w:rPr>
-        <w:t>37.29</w:t>
-      </w:r>
-      <w:r>
-        <w:rPr>
-          <w:color w:val="000000"/>
-          <w:sz w:val="24"/>
-        </w:rPr>
-        <w:t>和</w:t>
-      </w:r>
-      <w:r>
-        <w:rPr>
-          <w:color w:val="000000"/>
-          <w:sz w:val="24"/>
-        </w:rPr>
-        <w:t>8.97 s</w:t>
-      </w:r>
-      <w:r>
-        <w:rPr>
-          <w:color w:val="000000"/>
-          <w:sz w:val="24"/>
-        </w:rPr>
-        <w:t>。共同误判的女生在这些均值上更接近男生特征方向。共同误判的</w:t>
-      </w:r>
-      <w:r>
-        <w:rPr>
-          <w:color w:val="000000"/>
-          <w:sz w:val="24"/>
-        </w:rPr>
-        <w:t>13</w:t>
-      </w:r>
-      <w:r>
-        <w:rPr>
-          <w:color w:val="000000"/>
-          <w:sz w:val="24"/>
-        </w:rPr>
-        <w:t>名男生则平均身高</w:t>
-      </w:r>
-      <w:r>
-        <w:rPr>
-          <w:color w:val="000000"/>
-          <w:sz w:val="24"/>
-        </w:rPr>
-        <w:t>162.62 cm</w:t>
-      </w:r>
-      <w:r>
-        <w:rPr>
-          <w:color w:val="000000"/>
-          <w:sz w:val="24"/>
-        </w:rPr>
-        <w:t>、体重</w:t>
-      </w:r>
-      <w:r>
-        <w:rPr>
-          <w:color w:val="000000"/>
-          <w:sz w:val="24"/>
-        </w:rPr>
-        <w:t>52.00 kg</w:t>
-      </w:r>
-      <w:r>
-        <w:rPr>
-          <w:color w:val="000000"/>
-          <w:sz w:val="24"/>
-        </w:rPr>
-        <w:t>、鞋码</w:t>
-      </w:r>
-      <w:r>
-        <w:rPr>
-          <w:color w:val="000000"/>
-          <w:sz w:val="24"/>
-        </w:rPr>
-        <w:t>37.38</w:t>
-      </w:r>
-      <w:r>
-        <w:rPr>
-          <w:color w:val="000000"/>
-          <w:sz w:val="24"/>
-        </w:rPr>
-        <w:t>、</w:t>
-      </w:r>
-      <w:r>
-        <w:rPr>
-          <w:color w:val="000000"/>
-          <w:sz w:val="24"/>
-        </w:rPr>
-        <w:t>50 m</w:t>
-      </w:r>
-      <w:r>
-        <w:rPr>
-          <w:color w:val="000000"/>
-          <w:sz w:val="24"/>
-        </w:rPr>
-        <w:t>成绩</w:t>
-      </w:r>
-      <w:r>
-        <w:rPr>
-          <w:color w:val="000000"/>
-          <w:sz w:val="24"/>
-        </w:rPr>
-        <w:t>8.55 s</w:t>
-      </w:r>
-      <w:r>
-        <w:rPr>
-          <w:color w:val="000000"/>
-          <w:sz w:val="24"/>
-        </w:rPr>
-        <w:t>，呈</w:t>
+        <w:t>共同误判的13名女生，其平均身高167.92 cm、体重58.54 kg、鞋码39.50、50 m成绩7.87 s；共同判断正确的女生相应均值为163.04 cm、51.68 kg、37.29和8.97 s。共同误判的女生在这些均值上更接近男生特征方向。共同误判的13名男生则平均身高162.62 cm、体重52.00 kg、鞋码37.38、50 m成绩8.55 s，呈现相反方向。各特征均值根据对应列的有效观测计算，用于描述误判样本的分布特点，不涉及标签正确性的判定。</w:t>
+      </w:r>
+      <w:r>
+        <w:rPr>
+          <w:color w:val="000000"/>
+          <w:sz w:val="24"/>
+        </w:rPr>
+        <w:t/>
+      </w:r>
+      <w:r>
+        <w:rPr>
+          <w:color w:val="000000"/>
+          <w:sz w:val="24"/>
+        </w:rPr>
+        <w:t/>
+      </w:r>
+      <w:r>
+        <w:rPr>
+          <w:color w:val="000000"/>
+          <w:sz w:val="24"/>
+        </w:rPr>
+        <w:t/>
+      </w:r>
+      <w:r>
+        <w:rPr>
+          <w:color w:val="000000"/>
+          <w:sz w:val="24"/>
+        </w:rPr>
+        <w:t/>
+      </w:r>
+      <w:r>
+        <w:rPr>
+          <w:color w:val="000000"/>
+          <w:sz w:val="24"/>
+        </w:rPr>
+        <w:t/>
+      </w:r>
+      <w:r>
+        <w:rPr>
+          <w:color w:val="000000"/>
+          <w:sz w:val="24"/>
+        </w:rPr>
+        <w:t/>
+      </w:r>
+      <w:r>
+        <w:rPr>
+          <w:color w:val="000000"/>
+          <w:sz w:val="24"/>
+        </w:rPr>
+        <w:t/>
+      </w:r>
+      <w:r>
+        <w:rPr>
+          <w:color w:val="000000"/>
+          <w:sz w:val="24"/>
+        </w:rPr>
+        <w:t/>
+      </w:r>
+      <w:r>
+        <w:rPr>
+          <w:color w:val="000000"/>
+          <w:sz w:val="24"/>
+        </w:rPr>
+        <w:t/>
+      </w:r>
+      <w:r>
+        <w:rPr>
+          <w:color w:val="000000"/>
+          <w:sz w:val="24"/>
+        </w:rPr>
+        <w:t/>
+      </w:r>
+      <w:r>
+        <w:rPr>
+          <w:color w:val="000000"/>
+          <w:sz w:val="24"/>
+        </w:rPr>
+        <w:t/>
+      </w:r>
+      <w:r>
+        <w:rPr>
+          <w:color w:val="000000"/>
+          <w:sz w:val="24"/>
+        </w:rPr>
+        <w:t/>
+      </w:r>
+      <w:r>
+        <w:rPr>
+          <w:color w:val="000000"/>
+          <w:sz w:val="24"/>
+        </w:rPr>
+        <w:t/>
+      </w:r>
+      <w:r>
+        <w:rPr>
+          <w:color w:val="000000"/>
+          <w:sz w:val="24"/>
+        </w:rPr>
+        <w:t/>
+      </w:r>
+      <w:r>
+        <w:rPr>
+          <w:color w:val="000000"/>
+          <w:sz w:val="24"/>
+        </w:rPr>
+        <w:t/>
+      </w:r>
+      <w:r>
+        <w:rPr>
+          <w:color w:val="000000"/>
+          <w:sz w:val="24"/>
+        </w:rPr>
+        <w:t/>
+      </w:r>
+      <w:r>
+        <w:rPr>
+          <w:color w:val="000000"/>
+          <w:sz w:val="24"/>
+        </w:rPr>
+        <w:t/>
+      </w:r>
+      <w:r>
+        <w:rPr>
+          <w:color w:val="000000"/>
+          <w:sz w:val="24"/>
+        </w:rPr>
+        <w:t/>
+      </w:r>
+      <w:r>
+        <w:rPr>
+          <w:color w:val="000000"/>
+          <w:sz w:val="24"/>
+        </w:rPr>
+        <w:t/>
+      </w:r>
+      <w:r>
+        <w:rPr>
+          <w:color w:val="000000"/>
+          <w:sz w:val="24"/>
+        </w:rPr>
+        <w:t/>
+      </w:r>
+      <w:r>
+        <w:rPr>
+          <w:color w:val="000000"/>
+          <w:sz w:val="24"/>
+        </w:rPr>
+        <w:t/>
+      </w:r>
+      <w:r>
+        <w:rPr>
+          <w:color w:val="000000"/>
+          <w:sz w:val="24"/>
+        </w:rPr>
+        <w:t/>
+      </w:r>
+      <w:r>
+        <w:rPr>
+          <w:color w:val="000000"/>
+          <w:sz w:val="24"/>
+        </w:rPr>
+        <w:t/>
+      </w:r>
+      <w:r>
+        <w:rPr>
+          <w:color w:val="000000"/>
+          <w:sz w:val="24"/>
+        </w:rPr>
+        <w:t/>
+      </w:r>
+      <w:r>
+        <w:rPr>
+          <w:color w:val="000000"/>
+          <w:sz w:val="24"/>
+        </w:rPr>
+        <w:t/>
+      </w:r>
+      <w:r>
+        <w:rPr>
+          <w:color w:val="000000"/>
+          <w:sz w:val="24"/>
+        </w:rPr>
+        <w:t/>
+      </w:r>
+      <w:r>
+        <w:rPr>
+          <w:color w:val="000000"/>
+          <w:sz w:val="24"/>
+        </w:rPr>
+        <w:t/>
+      </w:r>
+      <w:r>
+        <w:rPr>
+          <w:color w:val="000000"/>
+          <w:sz w:val="24"/>
+        </w:rPr>
+        <w:t/>
+      </w:r>
+      <w:r>
+        <w:rPr>
+          <w:color w:val="000000"/>
+          <w:sz w:val="24"/>
+        </w:rPr>
+        <w:t/>
+      </w:r>
+      <w:r>
+        <w:rPr>
+          <w:color w:val="000000"/>
+          <w:sz w:val="24"/>
+        </w:rPr>
+        <w:t/>
+      </w:r>
+      <w:r>
+        <w:rPr>
+          <w:color w:val="000000"/>
+          <w:sz w:val="24"/>
+        </w:rPr>
+        <w:t/>
+      </w:r>
+      <w:r>
+        <w:rPr>
+          <w:color w:val="000000"/>
+          <w:sz w:val="24"/>
+        </w:rPr>
+        <w:t/>
       </w:r>
       <w:r>
         <w:rPr>
@@ -12396,7 +12396,7 @@
           <w:sz w:val="24"/>
         </w:rPr>
         <w:lastRenderedPageBreak/>
-        <w:t>现相反方向。这里按各列有效观测计算均值，比较仅用于描述，不能由此断定标签有误。</w:t>
+        <w:t/>
       </w:r>
     </w:p>
     <w:p>
@@ -12410,147 +12410,147 @@
           <w:color w:val="000000"/>
           <w:sz w:val="24"/>
         </w:rPr>
-        <w:t>我又查看了具体记录。匿名行号</w:t>
-      </w:r>
-      <w:r>
-        <w:rPr>
-          <w:color w:val="000000"/>
-          <w:sz w:val="24"/>
-        </w:rPr>
-        <w:t>row_0022</w:t>
-      </w:r>
-      <w:r>
-        <w:rPr>
-          <w:color w:val="000000"/>
-          <w:sz w:val="24"/>
-        </w:rPr>
-        <w:t>的标签为男生，四特征为（</w:t>
-      </w:r>
-      <w:r>
-        <w:rPr>
-          <w:color w:val="000000"/>
-          <w:sz w:val="24"/>
-        </w:rPr>
-        <w:t>156 cm</w:t>
-      </w:r>
-      <w:r>
-        <w:rPr>
-          <w:color w:val="000000"/>
-          <w:sz w:val="24"/>
-        </w:rPr>
-        <w:t>，</w:t>
-      </w:r>
-      <w:r>
-        <w:rPr>
-          <w:color w:val="000000"/>
-          <w:sz w:val="24"/>
-        </w:rPr>
-        <w:t>47 kg</w:t>
-      </w:r>
-      <w:r>
-        <w:rPr>
-          <w:color w:val="000000"/>
-          <w:sz w:val="24"/>
-        </w:rPr>
-        <w:t>，</w:t>
-      </w:r>
-      <w:r>
-        <w:rPr>
-          <w:color w:val="000000"/>
-          <w:sz w:val="24"/>
-        </w:rPr>
-        <w:t>36</w:t>
-      </w:r>
-      <w:r>
-        <w:rPr>
-          <w:color w:val="000000"/>
-          <w:sz w:val="24"/>
-        </w:rPr>
-        <w:t>码，</w:t>
-      </w:r>
-      <w:r>
-        <w:rPr>
-          <w:color w:val="000000"/>
-          <w:sz w:val="24"/>
-        </w:rPr>
-        <w:t>9.5 s</w:t>
-      </w:r>
-      <w:r>
-        <w:rPr>
-          <w:color w:val="000000"/>
-          <w:sz w:val="24"/>
-        </w:rPr>
-        <w:t>），两种方法均判为女生；</w:t>
-      </w:r>
-      <w:r>
-        <w:rPr>
-          <w:color w:val="000000"/>
-          <w:sz w:val="24"/>
-        </w:rPr>
-        <w:t>row_0089</w:t>
-      </w:r>
-      <w:r>
-        <w:rPr>
-          <w:color w:val="000000"/>
-          <w:sz w:val="24"/>
-        </w:rPr>
-        <w:t>的标签为女生，特征为（</w:t>
-      </w:r>
-      <w:r>
-        <w:rPr>
-          <w:color w:val="000000"/>
-          <w:sz w:val="24"/>
-        </w:rPr>
-        <w:t>166 cm</w:t>
-      </w:r>
-      <w:r>
-        <w:rPr>
-          <w:color w:val="000000"/>
-          <w:sz w:val="24"/>
-        </w:rPr>
-        <w:t>，</w:t>
-      </w:r>
-      <w:r>
-        <w:rPr>
-          <w:color w:val="000000"/>
-          <w:sz w:val="24"/>
-        </w:rPr>
-        <w:t>56 kg</w:t>
-      </w:r>
-      <w:r>
-        <w:rPr>
-          <w:color w:val="000000"/>
-          <w:sz w:val="24"/>
-        </w:rPr>
-        <w:t>，</w:t>
-      </w:r>
-      <w:r>
-        <w:rPr>
-          <w:color w:val="000000"/>
-          <w:sz w:val="24"/>
-        </w:rPr>
-        <w:t>40</w:t>
-      </w:r>
-      <w:r>
-        <w:rPr>
-          <w:color w:val="000000"/>
-          <w:sz w:val="24"/>
-        </w:rPr>
-        <w:t>码，</w:t>
-      </w:r>
-      <w:r>
-        <w:rPr>
-          <w:color w:val="000000"/>
-          <w:sz w:val="24"/>
-        </w:rPr>
-        <w:t>8.5 s</w:t>
-      </w:r>
-      <w:r>
-        <w:rPr>
-          <w:color w:val="000000"/>
-          <w:sz w:val="24"/>
-        </w:rPr>
-        <w:t>），两者均判为男生。这些例子帮助我理解，模型依据的是四特征的组合模式，无法仅凭当前输入保证每个人都被正确识别。特征重叠、测量误差和标签噪声都可能产生这类现象，目前证据不能区分它们各自的影响。</w:t>
+        <w:t>进一步分析具体误判记录，匿名行号row_0022的标签为男生，四特征为（156 cm，47 kg，36码，9.5 s），两种方法均判为女生；row_0089的标签为女生，特征为（166 cm，56 kg，40码，8.5 s），两者均判为男生。上述案例表明，模型依据四特征的组合模式进行判别，当前输入仍存在难以正确识别的个体。特征分布重叠、测量误差及标签噪声均可能导致此类误判，现有实验尚无法区分各因素的具体影响。</w:t>
+      </w:r>
+      <w:r>
+        <w:rPr>
+          <w:color w:val="000000"/>
+          <w:sz w:val="24"/>
+        </w:rPr>
+        <w:t/>
+      </w:r>
+      <w:r>
+        <w:rPr>
+          <w:color w:val="000000"/>
+          <w:sz w:val="24"/>
+        </w:rPr>
+        <w:t/>
+      </w:r>
+      <w:r>
+        <w:rPr>
+          <w:color w:val="000000"/>
+          <w:sz w:val="24"/>
+        </w:rPr>
+        <w:t/>
+      </w:r>
+      <w:r>
+        <w:rPr>
+          <w:color w:val="000000"/>
+          <w:sz w:val="24"/>
+        </w:rPr>
+        <w:t/>
+      </w:r>
+      <w:r>
+        <w:rPr>
+          <w:color w:val="000000"/>
+          <w:sz w:val="24"/>
+        </w:rPr>
+        <w:t/>
+      </w:r>
+      <w:r>
+        <w:rPr>
+          <w:color w:val="000000"/>
+          <w:sz w:val="24"/>
+        </w:rPr>
+        <w:t/>
+      </w:r>
+      <w:r>
+        <w:rPr>
+          <w:color w:val="000000"/>
+          <w:sz w:val="24"/>
+        </w:rPr>
+        <w:t/>
+      </w:r>
+      <w:r>
+        <w:rPr>
+          <w:color w:val="000000"/>
+          <w:sz w:val="24"/>
+        </w:rPr>
+        <w:t/>
+      </w:r>
+      <w:r>
+        <w:rPr>
+          <w:color w:val="000000"/>
+          <w:sz w:val="24"/>
+        </w:rPr>
+        <w:t/>
+      </w:r>
+      <w:r>
+        <w:rPr>
+          <w:color w:val="000000"/>
+          <w:sz w:val="24"/>
+        </w:rPr>
+        <w:t/>
+      </w:r>
+      <w:r>
+        <w:rPr>
+          <w:color w:val="000000"/>
+          <w:sz w:val="24"/>
+        </w:rPr>
+        <w:t/>
+      </w:r>
+      <w:r>
+        <w:rPr>
+          <w:color w:val="000000"/>
+          <w:sz w:val="24"/>
+        </w:rPr>
+        <w:t/>
+      </w:r>
+      <w:r>
+        <w:rPr>
+          <w:color w:val="000000"/>
+          <w:sz w:val="24"/>
+        </w:rPr>
+        <w:t/>
+      </w:r>
+      <w:r>
+        <w:rPr>
+          <w:color w:val="000000"/>
+          <w:sz w:val="24"/>
+        </w:rPr>
+        <w:t/>
+      </w:r>
+      <w:r>
+        <w:rPr>
+          <w:color w:val="000000"/>
+          <w:sz w:val="24"/>
+        </w:rPr>
+        <w:t/>
+      </w:r>
+      <w:r>
+        <w:rPr>
+          <w:color w:val="000000"/>
+          <w:sz w:val="24"/>
+        </w:rPr>
+        <w:t/>
+      </w:r>
+      <w:r>
+        <w:rPr>
+          <w:color w:val="000000"/>
+          <w:sz w:val="24"/>
+        </w:rPr>
+        <w:t/>
+      </w:r>
+      <w:r>
+        <w:rPr>
+          <w:color w:val="000000"/>
+          <w:sz w:val="24"/>
+        </w:rPr>
+        <w:t/>
+      </w:r>
+      <w:r>
+        <w:rPr>
+          <w:color w:val="000000"/>
+          <w:sz w:val="24"/>
+        </w:rPr>
+        <w:t/>
+      </w:r>
+      <w:r>
+        <w:rPr>
+          <w:color w:val="000000"/>
+          <w:sz w:val="24"/>
+        </w:rPr>
+        <w:t/>
       </w:r>
     </w:p>
     <w:p>
@@ -12661,35 +12661,35 @@
           <w:color w:val="000000"/>
           <w:sz w:val="24"/>
         </w:rPr>
-        <w:t>图</w:t>
-      </w:r>
-      <w:r>
-        <w:rPr>
-          <w:color w:val="000000"/>
-          <w:sz w:val="24"/>
-        </w:rPr>
-        <w:t>5-3</w:t>
-      </w:r>
-      <w:r>
-        <w:rPr>
-          <w:color w:val="000000"/>
-          <w:sz w:val="24"/>
-        </w:rPr>
-        <w:t>左侧可以看到两个主要类别区域，以及少量落在另一类区域中的样本；右侧将共同误判与各方法单独误判叠加到相同坐标。这个图与前面的错误重叠统计相互补充，但二维图并不是模型实际使用的决策空间。</w:t>
-      </w:r>
-      <w:r>
-        <w:rPr>
-          <w:color w:val="000000"/>
-          <w:sz w:val="24"/>
-        </w:rPr>
-        <w:t>t-SNE</w:t>
-      </w:r>
-      <w:r>
-        <w:rPr>
-          <w:color w:val="000000"/>
-          <w:sz w:val="24"/>
-        </w:rPr>
-        <w:t>只在原始四特征经独立填补、标准化后作描述性降维，既不输入分类器，也不参与调参或指标计算；投影中的间距和区域形状不能当作分类性能的定量证明。</w:t>
+        <w:t>图5-3左侧呈现两个主要类别区域，少量样本分布于另一类别的主要区域内；右侧在相同坐标上叠加共同误判与各方法单独误判，用于结合错误重叠统计分析样本分布。t-SNE采用独立填补、标准化后的原始四特征进行描述性降维，所得二维坐标仅用于可视化，不参与分类器训练、调参或指标计算。二维投影与模型的实际决策空间不同，图中间距及区域形状仅作定性解释。</w:t>
+      </w:r>
+      <w:r>
+        <w:rPr>
+          <w:color w:val="000000"/>
+          <w:sz w:val="24"/>
+        </w:rPr>
+        <w:t/>
+      </w:r>
+      <w:r>
+        <w:rPr>
+          <w:color w:val="000000"/>
+          <w:sz w:val="24"/>
+        </w:rPr>
+        <w:t/>
+      </w:r>
+      <w:r>
+        <w:rPr>
+          <w:color w:val="000000"/>
+          <w:sz w:val="24"/>
+        </w:rPr>
+        <w:t/>
+      </w:r>
+      <w:r>
+        <w:rPr>
+          <w:color w:val="000000"/>
+          <w:sz w:val="24"/>
+        </w:rPr>
+        <w:t/>
       </w:r>
     </w:p>
     <w:p>
@@ -12818,63 +12818,63 @@
           <w:color w:val="000000"/>
           <w:sz w:val="24"/>
         </w:rPr>
-        <w:t>本次结论来自同一份课程数据和一次固定随机种子的嵌套五折。输入质量规则保留了范围内极端值，且缺少更细的个体来源信息；有限的参数网格也不能覆盖所有可能的</w:t>
-      </w:r>
-      <w:r>
-        <w:rPr>
-          <w:color w:val="000000"/>
-          <w:sz w:val="24"/>
-        </w:rPr>
-        <w:t>MLP</w:t>
-      </w:r>
-      <w:r>
-        <w:rPr>
-          <w:color w:val="000000"/>
-          <w:sz w:val="24"/>
-        </w:rPr>
-        <w:t>或</w:t>
-      </w:r>
-      <w:r>
-        <w:rPr>
-          <w:color w:val="000000"/>
-          <w:sz w:val="24"/>
-        </w:rPr>
-        <w:t>SVM</w:t>
-      </w:r>
-      <w:r>
-        <w:rPr>
-          <w:color w:val="000000"/>
-          <w:sz w:val="24"/>
-        </w:rPr>
-        <w:t>设置。因此，结果支持</w:t>
-      </w:r>
-      <w:r>
-        <w:rPr>
-          <w:color w:val="000000"/>
-          <w:sz w:val="24"/>
-        </w:rPr>
-        <w:t>“</w:t>
-      </w:r>
-      <w:r>
-        <w:rPr>
-          <w:color w:val="000000"/>
-          <w:sz w:val="24"/>
-        </w:rPr>
-        <w:t>在当前四特征、数据和评价流程下两者均有效</w:t>
-      </w:r>
-      <w:r>
-        <w:rPr>
-          <w:color w:val="000000"/>
-          <w:sz w:val="24"/>
-        </w:rPr>
-        <w:t>”</w:t>
-      </w:r>
-      <w:r>
-        <w:rPr>
-          <w:color w:val="000000"/>
-          <w:sz w:val="24"/>
-        </w:rPr>
-        <w:t>，不能推出在其他人群或参数范围中同样排序。</w:t>
+        <w:t>本次结果基于同一份课程数据及固定随机种子下的嵌套五折交叉验证。输入质量规则保留了范围内极端值，数据中缺少更细的个体来源信息，参数搜索也限定于预设网格。在此条件下，两种方法均取得了较好的分类表现；其性能排序对其他人群、数据划分和参数范围的适用性仍需进一步验证。</w:t>
+      </w:r>
+      <w:r>
+        <w:rPr>
+          <w:color w:val="000000"/>
+          <w:sz w:val="24"/>
+        </w:rPr>
+        <w:t/>
+      </w:r>
+      <w:r>
+        <w:rPr>
+          <w:color w:val="000000"/>
+          <w:sz w:val="24"/>
+        </w:rPr>
+        <w:t/>
+      </w:r>
+      <w:r>
+        <w:rPr>
+          <w:color w:val="000000"/>
+          <w:sz w:val="24"/>
+        </w:rPr>
+        <w:t/>
+      </w:r>
+      <w:r>
+        <w:rPr>
+          <w:color w:val="000000"/>
+          <w:sz w:val="24"/>
+        </w:rPr>
+        <w:t/>
+      </w:r>
+      <w:r>
+        <w:rPr>
+          <w:color w:val="000000"/>
+          <w:sz w:val="24"/>
+        </w:rPr>
+        <w:t/>
+      </w:r>
+      <w:r>
+        <w:rPr>
+          <w:color w:val="000000"/>
+          <w:sz w:val="24"/>
+        </w:rPr>
+        <w:t/>
+      </w:r>
+      <w:r>
+        <w:rPr>
+          <w:color w:val="000000"/>
+          <w:sz w:val="24"/>
+        </w:rPr>
+        <w:t/>
+      </w:r>
+      <w:r>
+        <w:rPr>
+          <w:color w:val="000000"/>
+          <w:sz w:val="24"/>
+        </w:rPr>
+        <w:t/>
       </w:r>
     </w:p>
     <w:p>
@@ -12889,7 +12889,7 @@
           <w:sz w:val="24"/>
         </w:rPr>
         <w:lastRenderedPageBreak/>
-        <w:t>如果继续实验，我会优先增加独立数据或重复外层划分，检查这个很小的差异是否稳定；若任务更重视女生识别，再在训练数据内部评估类别权重或阈值调整。目前报告中的数字只对应已经执行的实验，这些后续方案没有计入结果。</w:t>
+        <w:t>后续可通过增加独立测试数据或重复外层划分，进一步分析两种方法之间较小性能差异的稳定性。对于更重视女生识别的应用需求，可在训练数据内部评估类别权重与分类阈值调整的作用。</w:t>
       </w:r>
     </w:p>
     <w:p>
@@ -12904,7 +12904,7 @@
           <w:color w:val="000000"/>
           <w:sz w:val="28"/>
         </w:rPr>
-        <w:t>六、实验总结与体会</w:t>
+        <w:t>六、实验总结</w:t>
       </w:r>
     </w:p>
     <w:p>
@@ -12918,63 +12918,63 @@
           <w:color w:val="000000"/>
           <w:sz w:val="24"/>
         </w:rPr>
-        <w:t>本实验完成了手写</w:t>
-      </w:r>
-      <w:r>
-        <w:rPr>
-          <w:color w:val="000000"/>
-          <w:sz w:val="24"/>
-        </w:rPr>
-        <w:t>4–3–1 BP</w:t>
-      </w:r>
-      <w:r>
-        <w:rPr>
-          <w:color w:val="000000"/>
-          <w:sz w:val="24"/>
-        </w:rPr>
-        <w:t>网络和四核</w:t>
-      </w:r>
-      <w:r>
-        <w:rPr>
-          <w:color w:val="000000"/>
-          <w:sz w:val="24"/>
-        </w:rPr>
-        <w:t>SVM</w:t>
-      </w:r>
-      <w:r>
-        <w:rPr>
-          <w:color w:val="000000"/>
-          <w:sz w:val="24"/>
-        </w:rPr>
-        <w:t>的分类实现，并用同一套五折评价比较其表现。手写</w:t>
-      </w:r>
-      <w:r>
-        <w:rPr>
-          <w:color w:val="000000"/>
-          <w:sz w:val="24"/>
-        </w:rPr>
-        <w:t>BP</w:t>
-      </w:r>
-      <w:r>
-        <w:rPr>
-          <w:color w:val="000000"/>
-          <w:sz w:val="24"/>
-        </w:rPr>
-        <w:t>的梯度校验与训练曲线使我能够把链式求导、参数更新和实际收敛联系起来；</w:t>
-      </w:r>
-      <w:r>
-        <w:rPr>
-          <w:color w:val="000000"/>
-          <w:sz w:val="24"/>
-        </w:rPr>
-        <w:t>SVM</w:t>
-      </w:r>
-      <w:r>
-        <w:rPr>
-          <w:color w:val="000000"/>
-          <w:sz w:val="24"/>
-        </w:rPr>
-        <w:t>的核比较则表明，非线性形式增加了可选边界，但并不会自动带来更少的测试错误。</w:t>
+        <w:t>本实验实现了采用手写反向传播的4–3–1神经网络及四种核函数的SVM分类器，并在统一的五折评价框架下比较其性能。数值梯度校验验证了BP梯度计算的一致性，训练曲线呈现出目标值持续下降并逐渐趋缓的优化过程。SVM的核函数比较表明，非线性形式扩展了决策边界的表达能力，但在当前数据与候选范围内未必减少测试错误。</w:t>
+      </w:r>
+      <w:r>
+        <w:rPr>
+          <w:color w:val="000000"/>
+          <w:sz w:val="24"/>
+        </w:rPr>
+        <w:t/>
+      </w:r>
+      <w:r>
+        <w:rPr>
+          <w:color w:val="000000"/>
+          <w:sz w:val="24"/>
+        </w:rPr>
+        <w:t/>
+      </w:r>
+      <w:r>
+        <w:rPr>
+          <w:color w:val="000000"/>
+          <w:sz w:val="24"/>
+        </w:rPr>
+        <w:t/>
+      </w:r>
+      <w:r>
+        <w:rPr>
+          <w:color w:val="000000"/>
+          <w:sz w:val="24"/>
+        </w:rPr>
+        <w:t/>
+      </w:r>
+      <w:r>
+        <w:rPr>
+          <w:color w:val="000000"/>
+          <w:sz w:val="24"/>
+        </w:rPr>
+        <w:t/>
+      </w:r>
+      <w:r>
+        <w:rPr>
+          <w:color w:val="000000"/>
+          <w:sz w:val="24"/>
+        </w:rPr>
+        <w:t/>
+      </w:r>
+      <w:r>
+        <w:rPr>
+          <w:color w:val="000000"/>
+          <w:sz w:val="24"/>
+        </w:rPr>
+        <w:t/>
+      </w:r>
+      <w:r>
+        <w:rPr>
+          <w:color w:val="000000"/>
+          <w:sz w:val="24"/>
+        </w:rPr>
+        <w:t/>
       </w:r>
     </w:p>
     <w:p>
@@ -12988,189 +12988,189 @@
           <w:color w:val="000000"/>
           <w:sz w:val="24"/>
         </w:rPr>
-        <w:t>在主比较中，</w:t>
-      </w:r>
-      <w:r>
-        <w:rPr>
-          <w:color w:val="000000"/>
-          <w:sz w:val="24"/>
-        </w:rPr>
-        <w:t>MLP</w:t>
-      </w:r>
-      <w:r>
-        <w:rPr>
-          <w:color w:val="000000"/>
-          <w:sz w:val="24"/>
-        </w:rPr>
-        <w:t>的平均</w:t>
-      </w:r>
-      <w:r>
-        <w:rPr>
-          <w:color w:val="000000"/>
-          <w:sz w:val="24"/>
-        </w:rPr>
-        <w:t>ACC</w:t>
-      </w:r>
-      <w:r>
-        <w:rPr>
-          <w:color w:val="000000"/>
-          <w:sz w:val="24"/>
-        </w:rPr>
-        <w:t>为</w:t>
-      </w:r>
-      <w:r>
-        <w:rPr>
-          <w:color w:val="000000"/>
-          <w:sz w:val="24"/>
-        </w:rPr>
-        <w:t>97.65%</w:t>
-      </w:r>
-      <w:r>
-        <w:rPr>
-          <w:color w:val="000000"/>
-          <w:sz w:val="24"/>
-        </w:rPr>
-        <w:t>、</w:t>
-      </w:r>
-      <w:r>
-        <w:rPr>
-          <w:color w:val="000000"/>
-          <w:sz w:val="24"/>
-        </w:rPr>
-        <w:t>AUC</w:t>
-      </w:r>
-      <w:r>
-        <w:rPr>
-          <w:color w:val="000000"/>
-          <w:sz w:val="24"/>
-        </w:rPr>
-        <w:t>为</w:t>
-      </w:r>
-      <w:r>
-        <w:rPr>
-          <w:color w:val="000000"/>
-          <w:sz w:val="24"/>
-        </w:rPr>
-        <w:t>0.9900</w:t>
-      </w:r>
-      <w:r>
-        <w:rPr>
-          <w:color w:val="000000"/>
-          <w:sz w:val="24"/>
-        </w:rPr>
-        <w:t>；内层选核</w:t>
-      </w:r>
-      <w:r>
-        <w:rPr>
-          <w:color w:val="000000"/>
-          <w:sz w:val="24"/>
-        </w:rPr>
-        <w:t>SVM</w:t>
-      </w:r>
-      <w:r>
-        <w:rPr>
-          <w:color w:val="000000"/>
-          <w:sz w:val="24"/>
-        </w:rPr>
-        <w:t>的平均</w:t>
-      </w:r>
-      <w:r>
-        <w:rPr>
-          <w:color w:val="000000"/>
-          <w:sz w:val="24"/>
-        </w:rPr>
-        <w:t>ACC</w:t>
-      </w:r>
-      <w:r>
-        <w:rPr>
-          <w:color w:val="000000"/>
-          <w:sz w:val="24"/>
-        </w:rPr>
-        <w:t>为</w:t>
-      </w:r>
-      <w:r>
-        <w:rPr>
-          <w:color w:val="000000"/>
-          <w:sz w:val="24"/>
-        </w:rPr>
-        <w:t>97.49%</w:t>
-      </w:r>
-      <w:r>
-        <w:rPr>
-          <w:color w:val="000000"/>
-          <w:sz w:val="24"/>
-        </w:rPr>
-        <w:t>、</w:t>
-      </w:r>
-      <w:r>
-        <w:rPr>
-          <w:color w:val="000000"/>
-          <w:sz w:val="24"/>
-        </w:rPr>
-        <w:t>AUC</w:t>
-      </w:r>
-      <w:r>
-        <w:rPr>
-          <w:color w:val="000000"/>
-          <w:sz w:val="24"/>
-        </w:rPr>
-        <w:t>为</w:t>
-      </w:r>
-      <w:r>
-        <w:rPr>
-          <w:color w:val="000000"/>
-          <w:sz w:val="24"/>
-        </w:rPr>
-        <w:t>0.9911</w:t>
-      </w:r>
-      <w:r>
-        <w:rPr>
-          <w:color w:val="000000"/>
-          <w:sz w:val="24"/>
-        </w:rPr>
-        <w:t>。对我而言，比这几个均值更有价值的是它们背后的差异：</w:t>
-      </w:r>
-      <w:r>
-        <w:rPr>
-          <w:color w:val="000000"/>
-          <w:sz w:val="24"/>
-        </w:rPr>
-        <w:t>MLP</w:t>
-      </w:r>
-      <w:r>
-        <w:rPr>
-          <w:color w:val="000000"/>
-          <w:sz w:val="24"/>
-        </w:rPr>
-        <w:t>在默认阈值下的女生召回率较高，</w:t>
-      </w:r>
-      <w:r>
-        <w:rPr>
-          <w:color w:val="000000"/>
-          <w:sz w:val="24"/>
-        </w:rPr>
-        <w:t>SVM</w:t>
-      </w:r>
-      <w:r>
-        <w:rPr>
-          <w:color w:val="000000"/>
-          <w:sz w:val="24"/>
-        </w:rPr>
-        <w:t>的平均排序略高，而</w:t>
-      </w:r>
-      <w:r>
-        <w:rPr>
-          <w:color w:val="000000"/>
-          <w:sz w:val="24"/>
-        </w:rPr>
-        <w:t>26</w:t>
-      </w:r>
-      <w:r>
-        <w:rPr>
-          <w:color w:val="000000"/>
-          <w:sz w:val="24"/>
-        </w:rPr>
-        <w:t>条共同误判说明两者面对不少相同的困难样本。因此，评价分类器应同时考虑排序能力、两类错误及划分波动，不能把一个略高的指标当作全面更好的证据。</w:t>
+        <w:t>在主比较中，MLP的平均ACC为97.65%、AUC为0.9900；内层选核SVM的平均ACC为97.49%、AUC为0.9911。MLP在默认阈值下具有较高的女生召回率，SVM的平均排序能力略高，但该优势未在全部测试折中一致出现。两种方法共同误判26条样本，表明多数错误集中于相同的困难样本。因此，两类方法的性能差异需要结合分数排序、类别识别及划分波动综合分析，当前结果尚未体现某一方法在各项指标上的一致优势。</w:t>
+      </w:r>
+      <w:r>
+        <w:rPr>
+          <w:color w:val="000000"/>
+          <w:sz w:val="24"/>
+        </w:rPr>
+        <w:t/>
+      </w:r>
+      <w:r>
+        <w:rPr>
+          <w:color w:val="000000"/>
+          <w:sz w:val="24"/>
+        </w:rPr>
+        <w:t/>
+      </w:r>
+      <w:r>
+        <w:rPr>
+          <w:color w:val="000000"/>
+          <w:sz w:val="24"/>
+        </w:rPr>
+        <w:t/>
+      </w:r>
+      <w:r>
+        <w:rPr>
+          <w:color w:val="000000"/>
+          <w:sz w:val="24"/>
+        </w:rPr>
+        <w:t/>
+      </w:r>
+      <w:r>
+        <w:rPr>
+          <w:color w:val="000000"/>
+          <w:sz w:val="24"/>
+        </w:rPr>
+        <w:t/>
+      </w:r>
+      <w:r>
+        <w:rPr>
+          <w:color w:val="000000"/>
+          <w:sz w:val="24"/>
+        </w:rPr>
+        <w:t/>
+      </w:r>
+      <w:r>
+        <w:rPr>
+          <w:color w:val="000000"/>
+          <w:sz w:val="24"/>
+        </w:rPr>
+        <w:t/>
+      </w:r>
+      <w:r>
+        <w:rPr>
+          <w:color w:val="000000"/>
+          <w:sz w:val="24"/>
+        </w:rPr>
+        <w:t/>
+      </w:r>
+      <w:r>
+        <w:rPr>
+          <w:color w:val="000000"/>
+          <w:sz w:val="24"/>
+        </w:rPr>
+        <w:t/>
+      </w:r>
+      <w:r>
+        <w:rPr>
+          <w:color w:val="000000"/>
+          <w:sz w:val="24"/>
+        </w:rPr>
+        <w:t/>
+      </w:r>
+      <w:r>
+        <w:rPr>
+          <w:color w:val="000000"/>
+          <w:sz w:val="24"/>
+        </w:rPr>
+        <w:t/>
+      </w:r>
+      <w:r>
+        <w:rPr>
+          <w:color w:val="000000"/>
+          <w:sz w:val="24"/>
+        </w:rPr>
+        <w:t/>
+      </w:r>
+      <w:r>
+        <w:rPr>
+          <w:color w:val="000000"/>
+          <w:sz w:val="24"/>
+        </w:rPr>
+        <w:t/>
+      </w:r>
+      <w:r>
+        <w:rPr>
+          <w:color w:val="000000"/>
+          <w:sz w:val="24"/>
+        </w:rPr>
+        <w:t/>
+      </w:r>
+      <w:r>
+        <w:rPr>
+          <w:color w:val="000000"/>
+          <w:sz w:val="24"/>
+        </w:rPr>
+        <w:t/>
+      </w:r>
+      <w:r>
+        <w:rPr>
+          <w:color w:val="000000"/>
+          <w:sz w:val="24"/>
+        </w:rPr>
+        <w:t/>
+      </w:r>
+      <w:r>
+        <w:rPr>
+          <w:color w:val="000000"/>
+          <w:sz w:val="24"/>
+        </w:rPr>
+        <w:t/>
+      </w:r>
+      <w:r>
+        <w:rPr>
+          <w:color w:val="000000"/>
+          <w:sz w:val="24"/>
+        </w:rPr>
+        <w:t/>
+      </w:r>
+      <w:r>
+        <w:rPr>
+          <w:color w:val="000000"/>
+          <w:sz w:val="24"/>
+        </w:rPr>
+        <w:t/>
+      </w:r>
+      <w:r>
+        <w:rPr>
+          <w:color w:val="000000"/>
+          <w:sz w:val="24"/>
+        </w:rPr>
+        <w:t/>
+      </w:r>
+      <w:r>
+        <w:rPr>
+          <w:color w:val="000000"/>
+          <w:sz w:val="24"/>
+        </w:rPr>
+        <w:t/>
+      </w:r>
+      <w:r>
+        <w:rPr>
+          <w:color w:val="000000"/>
+          <w:sz w:val="24"/>
+        </w:rPr>
+        <w:t/>
+      </w:r>
+      <w:r>
+        <w:rPr>
+          <w:color w:val="000000"/>
+          <w:sz w:val="24"/>
+        </w:rPr>
+        <w:t/>
+      </w:r>
+      <w:r>
+        <w:rPr>
+          <w:color w:val="000000"/>
+          <w:sz w:val="24"/>
+        </w:rPr>
+        <w:t/>
+      </w:r>
+      <w:r>
+        <w:rPr>
+          <w:color w:val="000000"/>
+          <w:sz w:val="24"/>
+        </w:rPr>
+        <w:t/>
+      </w:r>
+      <w:r>
+        <w:rPr>
+          <w:color w:val="000000"/>
+          <w:sz w:val="24"/>
+        </w:rPr>
+        <w:t/>
       </w:r>
     </w:p>
     <w:p>
@@ -13295,6 +13295,7 @@
     </w:p>
     <w:p>
       <w:pPr>
+        <w:keepNext w:val="1"/>
         <w:widowControl/>
         <w:spacing w:after="120" w:line="300" w:lineRule="exact"/>
         <w:jc w:val="left"/>
@@ -13332,6 +13333,7 @@
     </w:p>
     <w:p>
       <w:pPr>
+        <w:keepNext w:val="1"/>
         <w:widowControl/>
         <w:spacing w:after="120" w:line="300" w:lineRule="exact"/>
         <w:jc w:val="left"/>
@@ -13345,6 +13347,7 @@
     </w:p>
     <w:p>
       <w:pPr>
+        <w:keepNext w:val="1"/>
         <w:widowControl/>
         <w:spacing w:after="120" w:line="300" w:lineRule="exact"/>
         <w:jc w:val="left"/>
@@ -13358,6 +13361,7 @@
     </w:p>
     <w:p>
       <w:pPr>
+        <w:keepNext w:val="1"/>
         <w:widowControl/>
         <w:spacing w:after="120" w:line="300" w:lineRule="exact"/>
         <w:jc w:val="left"/>
@@ -13395,6 +13399,7 @@
     </w:p>
     <w:p>
       <w:pPr>
+        <w:keepNext w:val="1"/>
         <w:widowControl/>
         <w:spacing w:after="120" w:line="300" w:lineRule="exact"/>
         <w:jc w:val="left"/>

--- a/report/模式识别第二次作业-实验报告.docx
+++ b/report/模式识别第二次作业-实验报告.docx
@@ -39,16 +39,7 @@
           <w:sz w:val="52"/>
           <w:u w:val="single"/>
         </w:rPr>
-        <w:t xml:space="preserve"> </w:t>
-      </w:r>
-      <w:r>
-        <w:rPr>
-          <w:rFonts w:ascii="STXingkai" w:eastAsia="STXingkai" w:hint="eastAsia"/>
-          <w:bCs/>
-          <w:sz w:val="52"/>
-          <w:u w:val="single"/>
-        </w:rPr>
-        <w:t>自动化工程学院</w:t>
+        <w:t xml:space="preserve"> 自动化工程学院</w:t>
       </w:r>
     </w:p>
     <w:p>
@@ -231,473 +222,453 @@
         </w:rPr>
       </w:pPr>
     </w:p>
-    <w:p>
-      <w:pPr>
-        <w:ind w:rightChars="310" w:right="651" w:firstLineChars="200" w:firstLine="723"/>
+    <w:tbl>
+      <w:tblPr>
+        <w:tblW w:type="dxa" w:w="6920"/>
         <w:jc w:val="left"/>
-        <w:rPr>
-          <w:rFonts w:ascii="SimHei" w:eastAsia="SimHei" w:hAnsi="SimHei"/>
-          <w:bCs/>
-          <w:sz w:val="36"/>
-          <w:szCs w:val="36"/>
-          <w:u w:val="single"/>
-        </w:rPr>
-      </w:pPr>
-      <w:r>
-        <w:rPr>
-          <w:rFonts w:ascii="SimHei" w:eastAsia="SimHei" w:hAnsi="SimHei" w:hint="eastAsia"/>
-          <w:b/>
-          <w:sz w:val="36"/>
-          <w:szCs w:val="36"/>
-        </w:rPr>
-        <w:t>课程名称：</w:t>
-      </w:r>
-      <w:r>
-        <w:rPr>
-          <w:rFonts w:ascii="SimHei" w:eastAsia="SimHei" w:hAnsi="SimHei" w:hint="eastAsia"/>
-          <w:bCs/>
-          <w:sz w:val="36"/>
-          <w:szCs w:val="36"/>
-          <w:u w:val="single"/>
-        </w:rPr>
-        <w:t xml:space="preserve">     </w:t>
-      </w:r>
-      <w:r>
-        <w:rPr>
-          <w:rFonts w:ascii="SimHei" w:eastAsia="SimHei" w:hAnsi="SimHei" w:hint="eastAsia"/>
-          <w:bCs/>
-          <w:sz w:val="32"/>
-          <w:szCs w:val="32"/>
-          <w:u w:val="single"/>
-        </w:rPr>
-        <w:t>模式识别与机器学习</w:t>
-      </w:r>
-      <w:r>
-        <w:rPr>
-          <w:rFonts w:ascii="SimHei" w:eastAsia="SimHei" w:hAnsi="SimHei" w:hint="eastAsia"/>
-          <w:bCs/>
-          <w:sz w:val="36"/>
-          <w:szCs w:val="36"/>
-          <w:u w:val="single"/>
-        </w:rPr>
-        <w:t xml:space="preserve">        </w:t>
-      </w:r>
-    </w:p>
-    <w:p>
-      <w:pPr>
-        <w:ind w:rightChars="310" w:right="651" w:firstLineChars="200" w:firstLine="723"/>
-        <w:jc w:val="left"/>
-        <w:rPr>
-          <w:rFonts w:ascii="SimHei" w:eastAsia="SimHei" w:hAnsi="SimHei"/>
-          <w:bCs/>
-          <w:sz w:val="36"/>
-          <w:szCs w:val="36"/>
-          <w:u w:val="single"/>
-        </w:rPr>
-      </w:pPr>
-      <w:r>
-        <w:rPr>
-          <w:rFonts w:ascii="SimHei" w:eastAsia="SimHei" w:hAnsi="SimHei" w:cs="SimSun" w:hint="eastAsia"/>
-          <w:b/>
-          <w:bCs/>
-          <w:sz w:val="36"/>
-          <w:szCs w:val="21"/>
-        </w:rPr>
-        <w:t>学院：</w:t>
-      </w:r>
-      <w:r>
-        <w:rPr>
-          <w:rFonts w:ascii="SimHei" w:eastAsia="SimHei" w:hAnsi="SimHei" w:hint="eastAsia"/>
-          <w:bCs/>
-          <w:sz w:val="36"/>
-          <w:szCs w:val="36"/>
-          <w:u w:val="single"/>
-        </w:rPr>
-        <w:t xml:space="preserve">    </w:t>
-      </w:r>
-      <w:r>
-        <w:rPr>
-          <w:rFonts w:ascii="SimHei" w:eastAsia="SimHei" w:hAnsi="SimHei" w:hint="eastAsia"/>
-          <w:bCs/>
-          <w:sz w:val="36"/>
-          <w:szCs w:val="36"/>
-          <w:u w:val="single"/>
-        </w:rPr>
-        <w:t>深圳（高等）</w:t>
-      </w:r>
-      <w:r>
-        <w:rPr>
-          <w:rFonts w:ascii="SimHei" w:eastAsia="SimHei" w:hAnsi="SimHei" w:hint="eastAsia"/>
-          <w:bCs/>
-          <w:sz w:val="36"/>
-          <w:szCs w:val="36"/>
-          <w:u w:val="single"/>
-        </w:rPr>
-        <w:t xml:space="preserve"> </w:t>
-      </w:r>
-      <w:r>
-        <w:rPr>
-          <w:rFonts w:ascii="SimHei" w:eastAsia="SimHei" w:hAnsi="SimHei" w:hint="eastAsia"/>
-          <w:bCs/>
-          <w:sz w:val="36"/>
-          <w:szCs w:val="36"/>
-          <w:u w:val="single"/>
-        </w:rPr>
-        <w:t>研究院</w:t>
-      </w:r>
-      <w:r>
-        <w:rPr>
-          <w:rFonts w:ascii="SimHei" w:eastAsia="SimHei" w:hAnsi="SimHei" w:hint="eastAsia"/>
-          <w:bCs/>
-          <w:sz w:val="36"/>
-          <w:szCs w:val="36"/>
-          <w:u w:val="single"/>
-        </w:rPr>
-        <w:t xml:space="preserve">          </w:t>
-      </w:r>
-    </w:p>
-    <w:p>
-      <w:pPr>
-        <w:ind w:rightChars="310" w:right="651" w:firstLineChars="200" w:firstLine="723"/>
-        <w:jc w:val="left"/>
-        <w:rPr>
-          <w:rFonts w:ascii="SimHei" w:eastAsia="SimHei" w:hAnsi="SimHei"/>
-          <w:bCs/>
-          <w:sz w:val="36"/>
-          <w:szCs w:val="36"/>
-          <w:u w:val="single"/>
-        </w:rPr>
-      </w:pPr>
-      <w:r>
-        <w:rPr>
-          <w:rFonts w:ascii="SimHei" w:eastAsia="SimHei" w:hAnsi="SimHei" w:hint="eastAsia"/>
-          <w:b/>
-          <w:sz w:val="36"/>
-          <w:szCs w:val="36"/>
-        </w:rPr>
-        <w:t>专业：</w:t>
-      </w:r>
-      <w:r>
-        <w:rPr>
-          <w:rFonts w:ascii="SimHei" w:eastAsia="SimHei" w:hAnsi="SimHei" w:hint="eastAsia"/>
-          <w:bCs/>
-          <w:sz w:val="36"/>
-          <w:szCs w:val="36"/>
-          <w:u w:val="single"/>
-        </w:rPr>
-        <w:t xml:space="preserve">    </w:t>
-      </w:r>
-      <w:r>
-        <w:rPr>
-          <w:rFonts w:ascii="SimHei" w:eastAsia="SimHei" w:hAnsi="SimHei" w:hint="eastAsia"/>
-          <w:bCs/>
-          <w:sz w:val="36"/>
-          <w:szCs w:val="36"/>
-          <w:u w:val="single"/>
-        </w:rPr>
-        <w:t>控制工程</w:t>
-      </w:r>
-      <w:r>
-        <w:rPr>
-          <w:rFonts w:ascii="SimHei" w:eastAsia="SimHei" w:hAnsi="SimHei" w:hint="eastAsia"/>
-          <w:bCs/>
-          <w:sz w:val="36"/>
-          <w:szCs w:val="36"/>
-          <w:u w:val="single"/>
-        </w:rPr>
-        <w:t xml:space="preserve"> </w:t>
-      </w:r>
-      <w:r>
-        <w:rPr>
-          <w:rFonts w:ascii="SimHei" w:eastAsia="SimHei" w:hAnsi="SimHei" w:hint="eastAsia"/>
-          <w:bCs/>
-          <w:sz w:val="36"/>
-          <w:szCs w:val="36"/>
-          <w:u w:val="single"/>
-        </w:rPr>
-        <w:t xml:space="preserve">                    </w:t>
-      </w:r>
-    </w:p>
-    <w:p>
-      <w:pPr>
-        <w:ind w:rightChars="310" w:right="651" w:firstLineChars="200" w:firstLine="723"/>
-        <w:jc w:val="left"/>
-        <w:rPr>
-          <w:rFonts w:ascii="SimHei" w:eastAsia="SimHei" w:hAnsi="SimHei"/>
-          <w:bCs/>
-          <w:sz w:val="36"/>
-          <w:szCs w:val="36"/>
-          <w:u w:val="single"/>
-        </w:rPr>
-      </w:pPr>
-      <w:r>
-        <w:rPr>
-          <w:rFonts w:ascii="SimHei" w:eastAsia="SimHei" w:hAnsi="SimHei" w:cs="SimSun" w:hint="eastAsia"/>
-          <w:b/>
-          <w:bCs/>
-          <w:sz w:val="36"/>
-          <w:szCs w:val="21"/>
-        </w:rPr>
-        <w:t>学号：</w:t>
-      </w:r>
-      <w:r>
-        <w:rPr>
-          <w:rFonts w:ascii="SimHei" w:eastAsia="SimHei" w:hAnsi="SimHei" w:hint="eastAsia"/>
-          <w:bCs/>
-          <w:sz w:val="36"/>
-          <w:szCs w:val="36"/>
-          <w:u w:val="single"/>
-        </w:rPr>
-        <w:t xml:space="preserve">    </w:t>
-      </w:r>
-      <w:r>
-        <w:rPr>
-          <w:rFonts w:ascii="SimHei" w:eastAsia="SimHei" w:hAnsi="SimHei" w:hint="eastAsia"/>
-          <w:bCs/>
-          <w:sz w:val="36"/>
-          <w:szCs w:val="36"/>
-          <w:u w:val="single"/>
-        </w:rPr>
-        <w:t xml:space="preserve">202622280508  </w:t>
-      </w:r>
-      <w:r>
-        <w:rPr>
-          <w:rFonts w:ascii="SimHei" w:eastAsia="SimHei" w:hAnsi="SimHei" w:hint="eastAsia"/>
-          <w:bCs/>
-          <w:sz w:val="32"/>
-          <w:szCs w:val="32"/>
-          <w:u w:val="single"/>
-        </w:rPr>
-        <w:t xml:space="preserve">   </w:t>
-      </w:r>
-      <w:r>
-        <w:rPr>
-          <w:rFonts w:ascii="SimHei" w:eastAsia="SimHei" w:hAnsi="SimHei" w:hint="eastAsia"/>
-          <w:bCs/>
-          <w:sz w:val="36"/>
-          <w:szCs w:val="36"/>
-          <w:u w:val="single"/>
-        </w:rPr>
-        <w:t xml:space="preserve">            </w:t>
-      </w:r>
-    </w:p>
-    <w:p>
-      <w:pPr>
-        <w:ind w:rightChars="310" w:right="651" w:firstLineChars="200" w:firstLine="723"/>
-        <w:jc w:val="left"/>
-        <w:rPr>
-          <w:rFonts w:ascii="SimHei" w:eastAsia="SimHei" w:hAnsi="SimHei"/>
-          <w:bCs/>
-          <w:sz w:val="36"/>
-          <w:szCs w:val="36"/>
-          <w:u w:val="single"/>
-        </w:rPr>
-      </w:pPr>
-      <w:r>
-        <w:rPr>
-          <w:rFonts w:ascii="SimHei" w:eastAsia="SimHei" w:hAnsi="SimHei" w:cs="SimSun" w:hint="eastAsia"/>
-          <w:b/>
-          <w:bCs/>
-          <w:sz w:val="36"/>
-          <w:szCs w:val="21"/>
-        </w:rPr>
-        <w:t>姓名：</w:t>
-      </w:r>
-      <w:r>
-        <w:rPr>
-          <w:rFonts w:ascii="SimHei" w:eastAsia="SimHei" w:hAnsi="SimHei" w:cs="SimSun" w:hint="eastAsia"/>
-          <w:b/>
-          <w:bCs/>
-          <w:sz w:val="36"/>
-          <w:szCs w:val="21"/>
-        </w:rPr>
-        <w:t xml:space="preserve"> </w:t>
-      </w:r>
-      <w:r>
-        <w:rPr>
-          <w:rFonts w:ascii="SimHei" w:eastAsia="SimHei" w:hAnsi="SimHei" w:hint="eastAsia"/>
-          <w:bCs/>
-          <w:sz w:val="36"/>
-          <w:szCs w:val="36"/>
-          <w:u w:val="single"/>
-        </w:rPr>
-        <w:t xml:space="preserve">   </w:t>
-      </w:r>
-      <w:r>
-        <w:rPr>
-          <w:rFonts w:ascii="SimHei" w:eastAsia="SimHei" w:hAnsi="SimHei" w:hint="eastAsia"/>
-          <w:bCs/>
-          <w:sz w:val="36"/>
-          <w:szCs w:val="36"/>
-          <w:u w:val="single"/>
-        </w:rPr>
-        <w:t>周子智</w:t>
-      </w:r>
-      <w:r>
-        <w:rPr>
-          <w:rFonts w:ascii="SimHei" w:eastAsia="SimHei" w:hAnsi="SimHei" w:hint="eastAsia"/>
-          <w:bCs/>
-          <w:sz w:val="32"/>
-          <w:szCs w:val="32"/>
-          <w:u w:val="single"/>
-        </w:rPr>
-        <w:t xml:space="preserve">              </w:t>
-      </w:r>
-      <w:r>
-        <w:rPr>
-          <w:rFonts w:ascii="SimHei" w:eastAsia="SimHei" w:hAnsi="SimHei" w:hint="eastAsia"/>
-          <w:bCs/>
-          <w:sz w:val="36"/>
-          <w:szCs w:val="36"/>
-          <w:u w:val="single"/>
-        </w:rPr>
-        <w:t xml:space="preserve">          </w:t>
-      </w:r>
-    </w:p>
-    <w:p>
-      <w:pPr>
-        <w:ind w:rightChars="310" w:right="651" w:firstLineChars="200" w:firstLine="723"/>
-        <w:jc w:val="left"/>
-        <w:rPr>
-          <w:rFonts w:ascii="SimHei" w:eastAsia="SimHei" w:hAnsi="SimHei"/>
-          <w:bCs/>
-          <w:sz w:val="36"/>
-          <w:szCs w:val="36"/>
-          <w:u w:val="single"/>
-        </w:rPr>
-      </w:pPr>
-      <w:r>
-        <w:rPr>
-          <w:rFonts w:ascii="SimHei" w:eastAsia="SimHei" w:hAnsi="SimHei" w:hint="eastAsia"/>
-          <w:b/>
-          <w:sz w:val="36"/>
-          <w:szCs w:val="36"/>
-        </w:rPr>
-        <w:t>职责分工</w:t>
-      </w:r>
-      <w:r>
-        <w:rPr>
-          <w:rFonts w:ascii="SimHei" w:eastAsia="SimHei" w:hAnsi="SimHei" w:hint="eastAsia"/>
-          <w:b/>
-          <w:sz w:val="36"/>
-          <w:szCs w:val="36"/>
-        </w:rPr>
-        <w:t>(</w:t>
-      </w:r>
-      <w:r>
-        <w:rPr>
-          <w:rFonts w:ascii="SimHei" w:eastAsia="SimHei" w:hAnsi="SimHei" w:hint="eastAsia"/>
-          <w:b/>
-          <w:sz w:val="36"/>
-          <w:szCs w:val="36"/>
-        </w:rPr>
-        <w:t>组队填</w:t>
-      </w:r>
-      <w:r>
-        <w:rPr>
-          <w:rFonts w:ascii="SimHei" w:eastAsia="SimHei" w:hAnsi="SimHei" w:hint="eastAsia"/>
-          <w:b/>
-          <w:sz w:val="36"/>
-          <w:szCs w:val="36"/>
-        </w:rPr>
-        <w:t>)</w:t>
-      </w:r>
-      <w:r>
-        <w:rPr>
-          <w:rFonts w:ascii="SimHei" w:eastAsia="SimHei" w:hAnsi="SimHei" w:hint="eastAsia"/>
-          <w:b/>
-          <w:sz w:val="36"/>
-          <w:szCs w:val="36"/>
-        </w:rPr>
-        <w:t>：</w:t>
-      </w:r>
-      <w:r>
-        <w:rPr>
-          <w:rFonts w:ascii="SimHei" w:eastAsia="SimHei" w:hAnsi="SimHei" w:hint="eastAsia"/>
-          <w:bCs/>
-          <w:sz w:val="36"/>
-          <w:szCs w:val="36"/>
-          <w:u w:val="single"/>
-        </w:rPr>
-        <w:t xml:space="preserve">                             </w:t>
-      </w:r>
-    </w:p>
-    <w:p>
-      <w:pPr>
-        <w:ind w:rightChars="310" w:right="651" w:firstLineChars="700" w:firstLine="2520"/>
-        <w:jc w:val="left"/>
-        <w:rPr>
-          <w:rFonts w:ascii="SimHei" w:eastAsia="SimHei" w:hAnsi="SimHei"/>
-          <w:bCs/>
-          <w:sz w:val="36"/>
-          <w:szCs w:val="36"/>
-          <w:u w:val="single"/>
-        </w:rPr>
-      </w:pPr>
-      <w:r>
-        <w:rPr>
-          <w:rFonts w:ascii="SimHei" w:eastAsia="SimHei" w:hAnsi="SimHei" w:hint="eastAsia"/>
-          <w:bCs/>
-          <w:sz w:val="36"/>
-          <w:szCs w:val="36"/>
-          <w:u w:val="single"/>
-        </w:rPr>
-        <w:t xml:space="preserve">                             </w:t>
-      </w:r>
-    </w:p>
-    <w:p>
-      <w:pPr>
-        <w:ind w:rightChars="310" w:right="651" w:firstLineChars="200" w:firstLine="723"/>
-        <w:jc w:val="left"/>
-        <w:rPr>
-          <w:rFonts w:ascii="SimHei" w:eastAsia="SimHei" w:hAnsi="SimHei"/>
-          <w:bCs/>
-          <w:sz w:val="36"/>
-          <w:szCs w:val="36"/>
-          <w:u w:val="single"/>
-        </w:rPr>
-      </w:pPr>
-      <w:r>
-        <w:rPr>
-          <w:rFonts w:ascii="SimHei" w:eastAsia="SimHei" w:hAnsi="SimHei" w:cs="SimSun" w:hint="eastAsia"/>
-          <w:b/>
-          <w:bCs/>
-          <w:sz w:val="36"/>
-          <w:szCs w:val="21"/>
-        </w:rPr>
-        <w:t>指导老师：</w:t>
-      </w:r>
-      <w:r>
-        <w:rPr>
-          <w:rFonts w:ascii="SimHei" w:eastAsia="SimHei" w:hAnsi="SimHei" w:hint="eastAsia"/>
-          <w:bCs/>
-          <w:sz w:val="36"/>
-          <w:szCs w:val="36"/>
-          <w:u w:val="single"/>
-        </w:rPr>
-        <w:t xml:space="preserve">           </w:t>
-      </w:r>
-      <w:r>
-        <w:rPr>
-          <w:rFonts w:ascii="SimHei" w:eastAsia="SimHei" w:hAnsi="SimHei" w:hint="eastAsia"/>
-          <w:bCs/>
-          <w:sz w:val="32"/>
-          <w:szCs w:val="32"/>
-          <w:u w:val="single"/>
-        </w:rPr>
-        <w:t>凡时财</w:t>
-      </w:r>
-      <w:r>
-        <w:rPr>
-          <w:rFonts w:ascii="SimHei" w:eastAsia="SimHei" w:hAnsi="SimHei" w:hint="eastAsia"/>
-          <w:bCs/>
-          <w:sz w:val="36"/>
-          <w:szCs w:val="36"/>
-          <w:u w:val="single"/>
-        </w:rPr>
-        <w:t xml:space="preserve">            </w:t>
-      </w:r>
-    </w:p>
+        <w:tblInd w:w="720" w:type="dxa"/>
+        <w:tblBorders>
+          <w:top w:val="nil"/>
+          <w:left w:val="nil"/>
+          <w:bottom w:val="nil"/>
+          <w:right w:val="nil"/>
+          <w:insideH w:val="nil"/>
+          <w:insideV w:val="nil"/>
+        </w:tblBorders>
+        <w:tblLayout w:type="fixed"/>
+        <w:tblCellMar>
+          <w:top w:w="0" w:type="dxa"/>
+          <w:left w:w="0" w:type="dxa"/>
+          <w:bottom w:w="0" w:type="dxa"/>
+          <w:right w:w="0" w:type="dxa"/>
+        </w:tblCellMar>
+        <w:tblLook w:firstColumn="1" w:firstRow="1" w:lastColumn="0" w:lastRow="0" w:noHBand="0" w:noVBand="1" w:val="04A0"/>
+      </w:tblPr>
+      <w:tblGrid>
+        <w:gridCol w:w="2000"/>
+        <w:gridCol w:w="4920"/>
+      </w:tblGrid>
+      <w:tr>
+        <w:trPr>
+          <w:cantSplit/>
+        </w:trPr>
+        <w:tc>
+          <w:tcPr>
+            <w:tcW w:type="dxa" w:w="2000"/>
+            <w:vAlign w:val="center"/>
+          </w:tcPr>
+          <w:p>
+            <w:pPr>
+              <w:keepNext/>
+              <w:spacing w:before="0" w:after="0" w:lineRule="exact" w:line="470"/>
+              <w:ind w:firstLine="0" w:left="0" w:right="0"/>
+              <w:jc w:val="left"/>
+            </w:pPr>
+            <w:r>
+              <w:rPr>
+                <w:rFonts w:ascii="SimHei" w:hAnsi="SimHei" w:eastAsia="SimHei"/>
+                <w:b/>
+                <w:color w:val="000000"/>
+                <w:sz w:val="36"/>
+                <w:u w:val="none"/>
+              </w:rPr>
+              <w:t>课程名称：</w:t>
+            </w:r>
+          </w:p>
+        </w:tc>
+        <w:tc>
+          <w:tcPr>
+            <w:tcW w:type="dxa" w:w="4920"/>
+            <w:tcBorders>
+              <w:bottom w:val="single" w:sz="6" w:color="000000"/>
+            </w:tcBorders>
+            <w:vAlign w:val="center"/>
+          </w:tcPr>
+          <w:p>
+            <w:pPr>
+              <w:keepNext/>
+              <w:spacing w:before="0" w:after="0" w:lineRule="exact" w:line="470"/>
+              <w:ind w:firstLine="0" w:left="0" w:right="0"/>
+              <w:jc w:val="center"/>
+            </w:pPr>
+            <w:r>
+              <w:rPr>
+                <w:rFonts w:ascii="SimHei" w:hAnsi="SimHei" w:eastAsia="SimHei"/>
+                <w:b w:val="0"/>
+                <w:color w:val="000000"/>
+                <w:sz w:val="32"/>
+                <w:u w:val="none"/>
+              </w:rPr>
+              <w:t>模式识别与机器学习</w:t>
+            </w:r>
+          </w:p>
+        </w:tc>
+      </w:tr>
+      <w:tr>
+        <w:trPr>
+          <w:cantSplit/>
+        </w:trPr>
+        <w:tc>
+          <w:tcPr>
+            <w:tcW w:type="dxa" w:w="2000"/>
+            <w:vAlign w:val="center"/>
+          </w:tcPr>
+          <w:p>
+            <w:pPr>
+              <w:keepNext/>
+              <w:spacing w:before="0" w:after="0" w:lineRule="exact" w:line="470"/>
+              <w:ind w:firstLine="0" w:left="0" w:right="0"/>
+              <w:jc w:val="left"/>
+            </w:pPr>
+            <w:r>
+              <w:rPr>
+                <w:rFonts w:ascii="SimHei" w:hAnsi="SimHei" w:eastAsia="SimHei"/>
+                <w:b/>
+                <w:color w:val="000000"/>
+                <w:sz w:val="36"/>
+                <w:u w:val="none"/>
+              </w:rPr>
+              <w:t>学院：</w:t>
+            </w:r>
+          </w:p>
+        </w:tc>
+        <w:tc>
+          <w:tcPr>
+            <w:tcW w:type="dxa" w:w="4920"/>
+            <w:tcBorders>
+              <w:bottom w:val="single" w:sz="6" w:color="000000"/>
+            </w:tcBorders>
+            <w:vAlign w:val="center"/>
+          </w:tcPr>
+          <w:p>
+            <w:pPr>
+              <w:keepNext/>
+              <w:spacing w:before="0" w:after="0" w:lineRule="exact" w:line="470"/>
+              <w:ind w:firstLine="0" w:left="0" w:right="0"/>
+              <w:jc w:val="center"/>
+            </w:pPr>
+            <w:r>
+              <w:rPr>
+                <w:rFonts w:ascii="SimHei" w:hAnsi="SimHei" w:eastAsia="SimHei"/>
+                <w:b w:val="0"/>
+                <w:color w:val="000000"/>
+                <w:sz w:val="36"/>
+                <w:u w:val="none"/>
+              </w:rPr>
+              <w:t>深圳（高等） 研究院</w:t>
+            </w:r>
+          </w:p>
+        </w:tc>
+      </w:tr>
+      <w:tr>
+        <w:trPr>
+          <w:cantSplit/>
+        </w:trPr>
+        <w:tc>
+          <w:tcPr>
+            <w:tcW w:type="dxa" w:w="2000"/>
+            <w:vAlign w:val="center"/>
+          </w:tcPr>
+          <w:p>
+            <w:pPr>
+              <w:keepNext/>
+              <w:spacing w:before="0" w:after="0" w:lineRule="exact" w:line="470"/>
+              <w:ind w:firstLine="0" w:left="0" w:right="0"/>
+              <w:jc w:val="left"/>
+            </w:pPr>
+            <w:r>
+              <w:rPr>
+                <w:rFonts w:ascii="SimHei" w:hAnsi="SimHei" w:eastAsia="SimHei"/>
+                <w:b/>
+                <w:color w:val="000000"/>
+                <w:sz w:val="36"/>
+                <w:u w:val="none"/>
+              </w:rPr>
+              <w:t>专业：</w:t>
+            </w:r>
+          </w:p>
+        </w:tc>
+        <w:tc>
+          <w:tcPr>
+            <w:tcW w:type="dxa" w:w="4920"/>
+            <w:tcBorders>
+              <w:bottom w:val="single" w:sz="6" w:color="000000"/>
+            </w:tcBorders>
+            <w:vAlign w:val="center"/>
+          </w:tcPr>
+          <w:p>
+            <w:pPr>
+              <w:keepNext/>
+              <w:spacing w:before="0" w:after="0" w:lineRule="exact" w:line="470"/>
+              <w:ind w:firstLine="0" w:left="0" w:right="0"/>
+              <w:jc w:val="center"/>
+            </w:pPr>
+            <w:r>
+              <w:rPr>
+                <w:rFonts w:ascii="SimHei" w:hAnsi="SimHei" w:eastAsia="SimHei"/>
+                <w:b w:val="0"/>
+                <w:color w:val="000000"/>
+                <w:sz w:val="36"/>
+                <w:u w:val="none"/>
+              </w:rPr>
+              <w:t>控制工程</w:t>
+            </w:r>
+          </w:p>
+        </w:tc>
+      </w:tr>
+      <w:tr>
+        <w:trPr>
+          <w:cantSplit/>
+        </w:trPr>
+        <w:tc>
+          <w:tcPr>
+            <w:tcW w:type="dxa" w:w="2000"/>
+            <w:vAlign w:val="center"/>
+          </w:tcPr>
+          <w:p>
+            <w:pPr>
+              <w:keepNext/>
+              <w:spacing w:before="0" w:after="0" w:lineRule="exact" w:line="470"/>
+              <w:ind w:firstLine="0" w:left="0" w:right="0"/>
+              <w:jc w:val="left"/>
+            </w:pPr>
+            <w:r>
+              <w:rPr>
+                <w:rFonts w:ascii="SimHei" w:hAnsi="SimHei" w:eastAsia="SimHei"/>
+                <w:b/>
+                <w:color w:val="000000"/>
+                <w:sz w:val="36"/>
+                <w:u w:val="none"/>
+              </w:rPr>
+              <w:t>学号：</w:t>
+            </w:r>
+          </w:p>
+        </w:tc>
+        <w:tc>
+          <w:tcPr>
+            <w:tcW w:type="dxa" w:w="4920"/>
+            <w:tcBorders>
+              <w:bottom w:val="single" w:sz="6" w:color="000000"/>
+            </w:tcBorders>
+            <w:vAlign w:val="center"/>
+          </w:tcPr>
+          <w:p>
+            <w:pPr>
+              <w:keepNext/>
+              <w:spacing w:before="0" w:after="0" w:lineRule="exact" w:line="470"/>
+              <w:ind w:firstLine="0" w:left="0" w:right="0"/>
+              <w:jc w:val="center"/>
+            </w:pPr>
+            <w:r>
+              <w:rPr>
+                <w:rFonts w:ascii="SimHei" w:hAnsi="SimHei" w:eastAsia="SimHei"/>
+                <w:b w:val="0"/>
+                <w:color w:val="000000"/>
+                <w:sz w:val="36"/>
+                <w:u w:val="none"/>
+              </w:rPr>
+              <w:t>202622280508</w:t>
+            </w:r>
+          </w:p>
+        </w:tc>
+      </w:tr>
+      <w:tr>
+        <w:trPr>
+          <w:cantSplit/>
+        </w:trPr>
+        <w:tc>
+          <w:tcPr>
+            <w:tcW w:type="dxa" w:w="2000"/>
+            <w:vAlign w:val="center"/>
+          </w:tcPr>
+          <w:p>
+            <w:pPr>
+              <w:keepNext/>
+              <w:spacing w:before="0" w:after="0" w:lineRule="exact" w:line="470"/>
+              <w:ind w:firstLine="0" w:left="0" w:right="0"/>
+              <w:jc w:val="left"/>
+            </w:pPr>
+            <w:r>
+              <w:rPr>
+                <w:rFonts w:ascii="SimHei" w:hAnsi="SimHei" w:eastAsia="SimHei"/>
+                <w:b/>
+                <w:color w:val="000000"/>
+                <w:sz w:val="36"/>
+                <w:u w:val="none"/>
+              </w:rPr>
+              <w:t>姓名：</w:t>
+            </w:r>
+          </w:p>
+        </w:tc>
+        <w:tc>
+          <w:tcPr>
+            <w:tcW w:type="dxa" w:w="4920"/>
+            <w:tcBorders>
+              <w:bottom w:val="single" w:sz="6" w:color="000000"/>
+            </w:tcBorders>
+            <w:vAlign w:val="center"/>
+          </w:tcPr>
+          <w:p>
+            <w:pPr>
+              <w:keepNext/>
+              <w:spacing w:before="0" w:after="0" w:lineRule="exact" w:line="470"/>
+              <w:ind w:firstLine="0" w:left="0" w:right="0"/>
+              <w:jc w:val="center"/>
+            </w:pPr>
+            <w:r>
+              <w:rPr>
+                <w:rFonts w:ascii="SimHei" w:hAnsi="SimHei" w:eastAsia="SimHei"/>
+                <w:b w:val="0"/>
+                <w:color w:val="000000"/>
+                <w:sz w:val="36"/>
+                <w:u w:val="none"/>
+              </w:rPr>
+              <w:t>周子智</w:t>
+            </w:r>
+          </w:p>
+        </w:tc>
+      </w:tr>
+      <w:tr>
+        <w:trPr>
+          <w:cantSplit/>
+        </w:trPr>
+        <w:tc>
+          <w:tcPr>
+            <w:tcW w:type="dxa" w:w="6920"/>
+            <w:gridSpan w:val="2"/>
+            <w:vAlign w:val="center"/>
+          </w:tcPr>
+          <w:p>
+            <w:pPr>
+              <w:keepNext/>
+              <w:spacing w:before="0" w:after="0" w:lineRule="exact" w:line="470"/>
+              <w:ind w:firstLine="0" w:left="0" w:right="0"/>
+              <w:jc w:val="left"/>
+            </w:pPr>
+            <w:r>
+              <w:rPr>
+                <w:rFonts w:ascii="SimHei" w:hAnsi="SimHei" w:eastAsia="SimHei"/>
+                <w:b/>
+                <w:color w:val="000000"/>
+                <w:sz w:val="36"/>
+                <w:u w:val="none"/>
+              </w:rPr>
+              <w:t>职责分工(组队填)：</w:t>
+            </w:r>
+          </w:p>
+        </w:tc>
+      </w:tr>
+      <w:tr>
+        <w:trPr>
+          <w:cantSplit/>
+        </w:trPr>
+        <w:tc>
+          <w:tcPr>
+            <w:tcW w:type="dxa" w:w="2000"/>
+            <w:vAlign w:val="center"/>
+          </w:tcPr>
+          <w:p>
+            <w:pPr>
+              <w:keepNext/>
+              <w:spacing w:before="0" w:after="0" w:lineRule="exact" w:line="470"/>
+              <w:ind w:firstLine="0" w:left="0" w:right="0"/>
+              <w:jc w:val="left"/>
+            </w:pPr>
+            <w:r>
+              <w:rPr>
+                <w:rFonts w:ascii="SimHei" w:hAnsi="SimHei" w:eastAsia="SimHei"/>
+                <w:b/>
+                <w:color w:val="000000"/>
+                <w:sz w:val="36"/>
+                <w:u w:val="none"/>
+              </w:rPr>
+            </w:r>
+          </w:p>
+        </w:tc>
+        <w:tc>
+          <w:tcPr>
+            <w:tcW w:type="dxa" w:w="4920"/>
+            <w:tcBorders>
+              <w:bottom w:val="single" w:sz="6" w:color="000000"/>
+            </w:tcBorders>
+            <w:vAlign w:val="center"/>
+          </w:tcPr>
+          <w:p>
+            <w:pPr>
+              <w:keepNext/>
+              <w:spacing w:before="0" w:after="0" w:lineRule="exact" w:line="470"/>
+              <w:ind w:firstLine="0" w:left="0" w:right="0"/>
+              <w:jc w:val="center"/>
+            </w:pPr>
+            <w:r>
+              <w:rPr>
+                <w:rFonts w:ascii="SimHei" w:hAnsi="SimHei" w:eastAsia="SimHei"/>
+                <w:b w:val="0"/>
+                <w:color w:val="000000"/>
+                <w:sz w:val="36"/>
+                <w:u w:val="none"/>
+              </w:rPr>
+            </w:r>
+          </w:p>
+        </w:tc>
+      </w:tr>
+      <w:tr>
+        <w:trPr>
+          <w:cantSplit/>
+        </w:trPr>
+        <w:tc>
+          <w:tcPr>
+            <w:tcW w:type="dxa" w:w="2000"/>
+            <w:vAlign w:val="center"/>
+          </w:tcPr>
+          <w:p>
+            <w:pPr>
+              <w:keepNext/>
+              <w:spacing w:before="0" w:after="0" w:lineRule="exact" w:line="470"/>
+              <w:ind w:firstLine="0" w:left="0" w:right="0"/>
+              <w:jc w:val="left"/>
+            </w:pPr>
+            <w:r>
+              <w:rPr>
+                <w:rFonts w:ascii="SimHei" w:hAnsi="SimHei" w:eastAsia="SimHei"/>
+                <w:b/>
+                <w:color w:val="000000"/>
+                <w:sz w:val="36"/>
+                <w:u w:val="none"/>
+              </w:rPr>
+              <w:t>指导老师：</w:t>
+            </w:r>
+          </w:p>
+        </w:tc>
+        <w:tc>
+          <w:tcPr>
+            <w:tcW w:type="dxa" w:w="4920"/>
+            <w:tcBorders>
+              <w:bottom w:val="single" w:sz="6" w:color="000000"/>
+            </w:tcBorders>
+            <w:vAlign w:val="center"/>
+          </w:tcPr>
+          <w:p>
+            <w:pPr>
+              <w:keepNext/>
+              <w:spacing w:before="0" w:after="0" w:lineRule="exact" w:line="470"/>
+              <w:ind w:firstLine="0" w:left="0" w:right="0"/>
+              <w:jc w:val="center"/>
+            </w:pPr>
+            <w:r>
+              <w:rPr>
+                <w:rFonts w:ascii="SimHei" w:hAnsi="SimHei" w:eastAsia="SimHei"/>
+                <w:b w:val="0"/>
+                <w:color w:val="000000"/>
+                <w:sz w:val="32"/>
+                <w:u w:val="none"/>
+              </w:rPr>
+              <w:t>凡时财</w:t>
+            </w:r>
+          </w:p>
+        </w:tc>
+      </w:tr>
+    </w:tbl>
     <w:p>
       <w:pPr>
         <w:jc w:val="left"/>
@@ -891,7 +862,7 @@
           <w:color w:val="000000"/>
           <w:sz w:val="30"/>
         </w:rPr>
-        <w:t xml:space="preserve"> BP </w:t>
+        <w:t>BP</w:t>
       </w:r>
       <w:r>
         <w:rPr>
@@ -1177,35 +1148,35 @@
           <w:color w:val="000000"/>
           <w:sz w:val="24"/>
         </w:rPr>
-        <w:t>本实验重点分析三个问题：3个隐层结点对四维输入特征的分类能力，非线性核对SVM分类性能的影响，以及较高整体准确率下两类样本的识别差异。报告分别介绍两类方法的实现及实验结果，并结合相同测试折上的配对比较与误判样本分析，讨论模型性能差异及其表现。</w:t>
-      </w:r>
-      <w:r>
-        <w:rPr>
-          <w:color w:val="000000"/>
-          <w:sz w:val="24"/>
-        </w:rPr>
-        <w:t/>
-      </w:r>
-      <w:r>
-        <w:rPr>
-          <w:color w:val="000000"/>
-          <w:sz w:val="24"/>
-        </w:rPr>
-        <w:t/>
-      </w:r>
-      <w:r>
-        <w:rPr>
-          <w:color w:val="000000"/>
-          <w:sz w:val="24"/>
-        </w:rPr>
-        <w:t/>
-      </w:r>
-      <w:r>
-        <w:rPr>
-          <w:color w:val="000000"/>
-          <w:sz w:val="24"/>
-        </w:rPr>
-        <w:t/>
+        <w:t>本实验重点分析三个问题：</w:t>
+      </w:r>
+      <w:r>
+        <w:rPr>
+          <w:color w:val="000000"/>
+          <w:sz w:val="24"/>
+        </w:rPr>
+        <w:t>3</w:t>
+      </w:r>
+      <w:r>
+        <w:rPr>
+          <w:color w:val="000000"/>
+          <w:sz w:val="24"/>
+        </w:rPr>
+        <w:t>个隐层结点对四维输入特征的分类能力，非线性核对</w:t>
+      </w:r>
+      <w:r>
+        <w:rPr>
+          <w:color w:val="000000"/>
+          <w:sz w:val="24"/>
+        </w:rPr>
+        <w:t>SVM</w:t>
+      </w:r>
+      <w:r>
+        <w:rPr>
+          <w:color w:val="000000"/>
+          <w:sz w:val="24"/>
+        </w:rPr>
+        <w:t>分类性能的影响，以及较高整体准确率下两类样本的识别差异。报告分别介绍两类方法的实现及实验结果，并结合相同测试折上的配对比较与误判样本分析，讨论模型性能差异及其表现。</w:t>
       </w:r>
     </w:p>
     <w:p>
@@ -1397,105 +1368,105 @@
           <w:color w:val="000000"/>
           <w:sz w:val="24"/>
         </w:rPr>
-        <w:t>训练前按照表1-1固定各特征的输入质量范围。缺失、非数值或越界的单个测量值统一记为缺失，含局部缺失特征的记录予以保留。例如，身高781 cm和鞋码58超出预设范围；50 m列中的“×”“8，8”“7. .9”等异常字符串缺少可靠的修正依据，均按缺失处理。处理后20条样本存在至少一个缺失特征，在每个训练折中分别计算各特征中位数，再用这些中位数填补训练与测试数据。</w:t>
-      </w:r>
-      <w:r>
-        <w:rPr>
-          <w:color w:val="000000"/>
-          <w:sz w:val="24"/>
-        </w:rPr>
-        <w:t/>
-      </w:r>
-      <w:r>
-        <w:rPr>
-          <w:color w:val="000000"/>
-          <w:sz w:val="24"/>
-        </w:rPr>
-        <w:t/>
-      </w:r>
-      <w:r>
-        <w:rPr>
-          <w:color w:val="000000"/>
-          <w:sz w:val="24"/>
-        </w:rPr>
-        <w:t/>
-      </w:r>
-      <w:r>
-        <w:rPr>
-          <w:color w:val="000000"/>
-          <w:sz w:val="24"/>
-        </w:rPr>
-        <w:t/>
-      </w:r>
-      <w:r>
-        <w:rPr>
-          <w:color w:val="000000"/>
-          <w:sz w:val="24"/>
-        </w:rPr>
-        <w:t/>
-      </w:r>
-      <w:r>
-        <w:rPr>
-          <w:color w:val="000000"/>
-          <w:sz w:val="24"/>
-        </w:rPr>
-        <w:t/>
-      </w:r>
-      <w:r>
-        <w:rPr>
-          <w:color w:val="000000"/>
-          <w:sz w:val="24"/>
-        </w:rPr>
-        <w:t/>
-      </w:r>
-      <w:r>
-        <w:rPr>
-          <w:color w:val="000000"/>
-          <w:sz w:val="24"/>
-        </w:rPr>
-        <w:t/>
-      </w:r>
-      <w:r>
-        <w:rPr>
-          <w:color w:val="000000"/>
-          <w:sz w:val="24"/>
-        </w:rPr>
-        <w:t/>
-      </w:r>
-      <w:r>
-        <w:rPr>
-          <w:color w:val="000000"/>
-          <w:sz w:val="24"/>
-        </w:rPr>
-        <w:t/>
-      </w:r>
-      <w:r>
-        <w:rPr>
-          <w:color w:val="000000"/>
-          <w:sz w:val="24"/>
-        </w:rPr>
-        <w:t/>
-      </w:r>
-      <w:r>
-        <w:rPr>
-          <w:color w:val="000000"/>
-          <w:sz w:val="24"/>
-        </w:rPr>
-        <w:t/>
-      </w:r>
-      <w:r>
-        <w:rPr>
-          <w:color w:val="000000"/>
-          <w:sz w:val="24"/>
-        </w:rPr>
-        <w:t/>
-      </w:r>
-      <w:r>
-        <w:rPr>
-          <w:color w:val="000000"/>
-          <w:sz w:val="24"/>
-        </w:rPr>
-        <w:t/>
+        <w:t>训练前按照表</w:t>
+      </w:r>
+      <w:r>
+        <w:rPr>
+          <w:color w:val="000000"/>
+          <w:sz w:val="24"/>
+        </w:rPr>
+        <w:t>1-1</w:t>
+      </w:r>
+      <w:r>
+        <w:rPr>
+          <w:color w:val="000000"/>
+          <w:sz w:val="24"/>
+        </w:rPr>
+        <w:t>固定各特征的输入质量范围。缺失、非数值或越界的单个测量值统一记为缺失，含局部缺失特征的记录予以保留。例如，身高</w:t>
+      </w:r>
+      <w:r>
+        <w:rPr>
+          <w:color w:val="000000"/>
+          <w:sz w:val="24"/>
+        </w:rPr>
+        <w:t>781 cm</w:t>
+      </w:r>
+      <w:r>
+        <w:rPr>
+          <w:color w:val="000000"/>
+          <w:sz w:val="24"/>
+        </w:rPr>
+        <w:t>和鞋码</w:t>
+      </w:r>
+      <w:r>
+        <w:rPr>
+          <w:color w:val="000000"/>
+          <w:sz w:val="24"/>
+        </w:rPr>
+        <w:t>58</w:t>
+      </w:r>
+      <w:r>
+        <w:rPr>
+          <w:color w:val="000000"/>
+          <w:sz w:val="24"/>
+        </w:rPr>
+        <w:t>超出预设范围；</w:t>
+      </w:r>
+      <w:r>
+        <w:rPr>
+          <w:color w:val="000000"/>
+          <w:sz w:val="24"/>
+        </w:rPr>
+        <w:t>50 m</w:t>
+      </w:r>
+      <w:r>
+        <w:rPr>
+          <w:color w:val="000000"/>
+          <w:sz w:val="24"/>
+        </w:rPr>
+        <w:t>列中的</w:t>
+      </w:r>
+      <w:r>
+        <w:rPr>
+          <w:color w:val="000000"/>
+          <w:sz w:val="24"/>
+        </w:rPr>
+        <w:t>“×”“8</w:t>
+      </w:r>
+      <w:r>
+        <w:rPr>
+          <w:color w:val="000000"/>
+          <w:sz w:val="24"/>
+        </w:rPr>
+        <w:t>，</w:t>
+      </w:r>
+      <w:r>
+        <w:rPr>
+          <w:color w:val="000000"/>
+          <w:sz w:val="24"/>
+        </w:rPr>
+        <w:t>8”“7. .9”</w:t>
+      </w:r>
+      <w:r>
+        <w:rPr>
+          <w:color w:val="000000"/>
+          <w:sz w:val="24"/>
+        </w:rPr>
+        <w:t>等异常字符串缺少可靠的修正依据，均按缺失处理。处理后</w:t>
+      </w:r>
+      <w:r>
+        <w:rPr>
+          <w:color w:val="000000"/>
+          <w:sz w:val="24"/>
+        </w:rPr>
+        <w:t>20</w:t>
+      </w:r>
+      <w:r>
+        <w:rPr>
+          <w:color w:val="000000"/>
+          <w:sz w:val="24"/>
+        </w:rPr>
+        <w:t>条样本存在至少一个缺失特征，在每个训练折中分别计算各特征中位数，再用这些中位数填补训练与测试数据。</w:t>
       </w:r>
     </w:p>
     <w:p>
@@ -2014,19 +1985,19 @@
         <w:rPr>
           <w:color w:val="000000"/>
         </w:rPr>
-        <w:t>注：范围端点包含在内，缺失数是在最终1274条样本中统计，且可发生于同一条记录。上述范围用于统一处理输入质量，其含义限于本实验的数据清洗规则。</w:t>
-      </w:r>
-      <w:r>
-        <w:rPr>
-          <w:color w:val="000000"/>
-        </w:rPr>
-        <w:t/>
-      </w:r>
-      <w:r>
-        <w:rPr>
-          <w:color w:val="000000"/>
-        </w:rPr>
-        <w:t/>
+        <w:t>注：范围端点包含在内，缺失数是在最终</w:t>
+      </w:r>
+      <w:r>
+        <w:rPr>
+          <w:color w:val="000000"/>
+        </w:rPr>
+        <w:t>1274</w:t>
+      </w:r>
+      <w:r>
+        <w:rPr>
+          <w:color w:val="000000"/>
+        </w:rPr>
+        <w:t>条样本中统计，且可发生于同一条记录。上述范围用于统一处理输入质量，其含义限于本实验的数据清洗规则。</w:t>
       </w:r>
     </w:p>
     <w:p>
@@ -2040,21 +2011,21 @@
           <w:color w:val="000000"/>
           <w:sz w:val="24"/>
         </w:rPr>
-        <w:t>范围内的极端值仍按规则保留，例如体重200 kg。该处理方式独立于类别标签及模型预测结果，处理后的数据仍可能包含录入噪声。全部样本编号唯一，部分记录的四特征及标签组合相同。考虑到测量精度有限，且现有信息无法确认这些记录是否来自同一个体，不同编号的记录均予以保留。因此，本实验的训练集与测试集按编号进行分离。</w:t>
-      </w:r>
-      <w:r>
-        <w:rPr>
-          <w:color w:val="000000"/>
-          <w:sz w:val="24"/>
-        </w:rPr>
-        <w:t/>
-      </w:r>
-      <w:r>
-        <w:rPr>
-          <w:color w:val="000000"/>
-          <w:sz w:val="24"/>
-        </w:rPr>
-        <w:t/>
+        <w:t>范围内的极端值仍按规则保留，例如体重</w:t>
+      </w:r>
+      <w:r>
+        <w:rPr>
+          <w:color w:val="000000"/>
+          <w:sz w:val="24"/>
+        </w:rPr>
+        <w:t>200 kg</w:t>
+      </w:r>
+      <w:r>
+        <w:rPr>
+          <w:color w:val="000000"/>
+          <w:sz w:val="24"/>
+        </w:rPr>
+        <w:t>。该处理方式独立于类别标签及模型预测结果，处理后的数据仍可能包含录入噪声。全部样本编号唯一，部分记录的四特征及标签组合相同。考虑到测量精度有限，且现有信息无法确认这些记录是否来自同一个体，不同编号的记录均予以保留。因此，本实验的训练集与测试集按编号进行分离。</w:t>
       </w:r>
     </w:p>
     <w:p>
@@ -2127,10 +2098,10 @@
             <v:path o:extrusionok="f" gradientshapeok="t" o:connecttype="rect"/>
             <o:lock v:ext="edit" aspectratio="t"/>
           </v:shapetype>
-          <v:shape id="_x0000_i1027" type="#_x0000_t75" style="width:66pt;height:37.1pt" o:ole="">
+          <v:shape id="_x0000_i1025" type="#_x0000_t75" style="width:66pt;height:37.2pt" o:ole="">
             <v:imagedata r:id="rId8" o:title=""/>
           </v:shape>
-          <o:OLEObject Type="Embed" ProgID="Equation.DSMT4" ShapeID="_x0000_i1027" DrawAspect="Content" ObjectID="_1853375579" r:id="rId9"/>
+          <o:OLEObject Type="Embed" ProgID="Equation.DSMT4" ShapeID="_x0000_i1025" DrawAspect="Content" ObjectID="_1853442234" r:id="rId9"/>
         </w:object>
       </w:r>
       <w:bookmarkEnd w:id="0"/>
@@ -2146,35 +2117,35 @@
           <w:color w:val="000000"/>
           <w:sz w:val="24"/>
         </w:rPr>
-        <w:t>其中，μ和s仅由当前训练子集估计。在内层验证中，缺失值填补和标准化参数均由内层训练子集重新拟合，以避免预处理过程引入验证集信息。描述性可视化使用的数据变换单独计算，不进入模型训练或指标评价。</w:t>
-      </w:r>
-      <w:r>
-        <w:rPr>
-          <w:color w:val="000000"/>
-          <w:sz w:val="24"/>
-        </w:rPr>
-        <w:t/>
-      </w:r>
-      <w:r>
-        <w:rPr>
-          <w:color w:val="000000"/>
-          <w:sz w:val="24"/>
-        </w:rPr>
-        <w:t/>
-      </w:r>
-      <w:r>
-        <w:rPr>
-          <w:color w:val="000000"/>
-          <w:sz w:val="24"/>
-        </w:rPr>
-        <w:t/>
-      </w:r>
-      <w:r>
-        <w:rPr>
-          <w:color w:val="000000"/>
-          <w:sz w:val="24"/>
-        </w:rPr>
-        <w:t/>
+        <w:t>其中，</w:t>
+      </w:r>
+      <w:r>
+        <w:rPr>
+          <w:color w:val="000000"/>
+          <w:sz w:val="24"/>
+        </w:rPr>
+        <w:t>μ</w:t>
+      </w:r>
+      <w:r>
+        <w:rPr>
+          <w:color w:val="000000"/>
+          <w:sz w:val="24"/>
+        </w:rPr>
+        <w:t>和</w:t>
+      </w:r>
+      <w:r>
+        <w:rPr>
+          <w:color w:val="000000"/>
+          <w:sz w:val="24"/>
+        </w:rPr>
+        <w:t>s</w:t>
+      </w:r>
+      <w:r>
+        <w:rPr>
+          <w:color w:val="000000"/>
+          <w:sz w:val="24"/>
+        </w:rPr>
+        <w:t>仅由当前训练子集估计。在内层验证中，缺失值填补和标准化参数均由内层训练子集重新拟合，以避免预处理过程引入验证集信息。描述性可视化使用的数据变换单独计算，不进入模型训练或指标评价。</w:t>
       </w:r>
     </w:p>
     <w:p>
@@ -2297,77 +2268,21 @@
           <w:color w:val="000000"/>
           <w:sz w:val="24"/>
         </w:rPr>
-        <w:t>参数选择在每个外层训练集内部进行，同样采用分层五折，以平均AUC为选择准则。内层选定参数后，使用整个外层训练集重新拟合模型，再在未参与参数选择的外层测试集上进行评价。该嵌套流程将参数选择与性能评价分离，降低使用测试结果选择参数所引入的评价偏差[1]。本文的五折结果均指外层评价，内层分数仅用于参数选择。</w:t>
-      </w:r>
-      <w:r>
-        <w:rPr>
-          <w:color w:val="000000"/>
-          <w:sz w:val="24"/>
-        </w:rPr>
-        <w:t/>
-      </w:r>
-      <w:r>
-        <w:rPr>
-          <w:color w:val="000000"/>
-          <w:sz w:val="24"/>
-        </w:rPr>
-        <w:t/>
-      </w:r>
-      <w:r>
-        <w:rPr>
-          <w:color w:val="000000"/>
-          <w:sz w:val="24"/>
-        </w:rPr>
-        <w:t/>
-      </w:r>
-      <w:r>
-        <w:rPr>
-          <w:color w:val="000000"/>
-          <w:sz w:val="24"/>
-        </w:rPr>
-        <w:t/>
-      </w:r>
-      <w:r>
-        <w:rPr>
-          <w:color w:val="000000"/>
-          <w:sz w:val="24"/>
-        </w:rPr>
-        <w:t/>
-      </w:r>
-      <w:r>
-        <w:rPr>
-          <w:color w:val="000000"/>
-          <w:sz w:val="24"/>
-        </w:rPr>
-        <w:t/>
-      </w:r>
-      <w:r>
-        <w:rPr>
-          <w:color w:val="000000"/>
-          <w:sz w:val="24"/>
-        </w:rPr>
-        <w:t/>
-      </w:r>
-      <w:r>
-        <w:rPr>
-          <w:color w:val="000000"/>
-          <w:sz w:val="24"/>
-        </w:rPr>
-        <w:t/>
-      </w:r>
-      <w:r>
-        <w:rPr>
-          <w:color w:val="000000"/>
-          <w:sz w:val="24"/>
-        </w:rPr>
-        <w:t/>
-      </w:r>
-      <w:r>
-        <w:rPr>
-          <w:color w:val="000000"/>
-          <w:sz w:val="24"/>
-        </w:rPr>
-        <w:t/>
+        <w:t>参数选择在每个外层训练集内部进行，同样采用分层五折，以平均</w:t>
+      </w:r>
+      <w:r>
+        <w:rPr>
+          <w:color w:val="000000"/>
+          <w:sz w:val="24"/>
+        </w:rPr>
+        <w:t>AUC</w:t>
+      </w:r>
+      <w:r>
+        <w:rPr>
+          <w:color w:val="000000"/>
+          <w:sz w:val="24"/>
+        </w:rPr>
+        <w:t>为选择准则。内层选定参数后，使用整个外层训练集重新拟合模型，再在未参与参数选择的外层测试集上进行评价。该嵌套流程将参数选择与性能评价分离，</w:t>
       </w:r>
       <w:r>
         <w:rPr>
@@ -2375,21 +2290,21 @@
           <w:sz w:val="24"/>
         </w:rPr>
         <w:lastRenderedPageBreak/>
-        <w:t/>
-      </w:r>
-      <w:r>
-        <w:rPr>
-          <w:color w:val="000000"/>
-          <w:sz w:val="24"/>
-        </w:rPr>
-        <w:t/>
-      </w:r>
-      <w:r>
-        <w:rPr>
-          <w:color w:val="000000"/>
-          <w:sz w:val="24"/>
-        </w:rPr>
-        <w:t/>
+        <w:t>降低使用测试结果选择参数所引入的评价偏差</w:t>
+      </w:r>
+      <w:r>
+        <w:rPr>
+          <w:color w:val="000000"/>
+          <w:sz w:val="24"/>
+        </w:rPr>
+        <w:t>[1]</w:t>
+      </w:r>
+      <w:r>
+        <w:rPr>
+          <w:color w:val="000000"/>
+          <w:sz w:val="24"/>
+        </w:rPr>
+        <w:t>。本文的五折结果均指外层评价，内层分数仅用于参数选择。</w:t>
       </w:r>
     </w:p>
     <w:p>
@@ -2403,77 +2318,91 @@
           <w:color w:val="000000"/>
           <w:sz w:val="24"/>
         </w:rPr>
-        <w:t>四种SVM核分别完成内层调参并报告外层结果。在此基础上，依据同一批内层候选结果联合选择核函数及其参数，形成“SVM（内层选核）”流程，图表中记为SVM-selected，并将其作为与MLP比较的主要SVM方案。该流程在外层测试前完成核函数选择；四种核的外层结果则用于分析不同核函数的性能特征。</w:t>
-      </w:r>
-      <w:r>
-        <w:rPr>
-          <w:color w:val="000000"/>
-          <w:sz w:val="24"/>
-        </w:rPr>
-        <w:t/>
-      </w:r>
-      <w:r>
-        <w:rPr>
-          <w:color w:val="000000"/>
-          <w:sz w:val="24"/>
-        </w:rPr>
-        <w:t/>
-      </w:r>
-      <w:r>
-        <w:rPr>
-          <w:color w:val="000000"/>
-          <w:sz w:val="24"/>
-        </w:rPr>
-        <w:t/>
-      </w:r>
-      <w:r>
-        <w:rPr>
-          <w:color w:val="000000"/>
-          <w:sz w:val="24"/>
-        </w:rPr>
-        <w:t/>
-      </w:r>
-      <w:r>
-        <w:rPr>
-          <w:color w:val="000000"/>
-          <w:sz w:val="24"/>
-        </w:rPr>
-        <w:t/>
-      </w:r>
-      <w:r>
-        <w:rPr>
-          <w:color w:val="000000"/>
-          <w:sz w:val="24"/>
-        </w:rPr>
-        <w:t/>
-      </w:r>
-      <w:r>
-        <w:rPr>
-          <w:color w:val="000000"/>
-          <w:sz w:val="24"/>
-        </w:rPr>
-        <w:t/>
-      </w:r>
-      <w:r>
-        <w:rPr>
-          <w:color w:val="000000"/>
-          <w:sz w:val="24"/>
-        </w:rPr>
-        <w:t/>
-      </w:r>
-      <w:r>
-        <w:rPr>
-          <w:color w:val="000000"/>
-          <w:sz w:val="24"/>
-        </w:rPr>
-        <w:t/>
-      </w:r>
-      <w:r>
-        <w:rPr>
-          <w:color w:val="000000"/>
-          <w:sz w:val="24"/>
-        </w:rPr>
-        <w:t/>
+        <w:t>四种</w:t>
+      </w:r>
+      <w:r>
+        <w:rPr>
+          <w:color w:val="000000"/>
+          <w:sz w:val="24"/>
+        </w:rPr>
+        <w:t>SVM</w:t>
+      </w:r>
+      <w:r>
+        <w:rPr>
+          <w:color w:val="000000"/>
+          <w:sz w:val="24"/>
+        </w:rPr>
+        <w:t>核分别完成内层调参并报告外层结果。在此基础上，依据同一批内层候选结果联合选择核函数及其参数，形成</w:t>
+      </w:r>
+      <w:r>
+        <w:rPr>
+          <w:color w:val="000000"/>
+          <w:sz w:val="24"/>
+        </w:rPr>
+        <w:t>“SVM</w:t>
+      </w:r>
+      <w:r>
+        <w:rPr>
+          <w:color w:val="000000"/>
+          <w:sz w:val="24"/>
+        </w:rPr>
+        <w:t>（内层选核）</w:t>
+      </w:r>
+      <w:r>
+        <w:rPr>
+          <w:color w:val="000000"/>
+          <w:sz w:val="24"/>
+        </w:rPr>
+        <w:t>”</w:t>
+      </w:r>
+      <w:r>
+        <w:rPr>
+          <w:color w:val="000000"/>
+          <w:sz w:val="24"/>
+        </w:rPr>
+        <w:t>流程，图表中记为</w:t>
+      </w:r>
+      <w:r>
+        <w:rPr>
+          <w:color w:val="000000"/>
+          <w:sz w:val="24"/>
+        </w:rPr>
+        <w:t>SVM-selected</w:t>
+      </w:r>
+      <w:r>
+        <w:rPr>
+          <w:color w:val="000000"/>
+          <w:sz w:val="24"/>
+        </w:rPr>
+        <w:t>，并将其作为与</w:t>
+      </w:r>
+      <w:r>
+        <w:rPr>
+          <w:color w:val="000000"/>
+          <w:sz w:val="24"/>
+        </w:rPr>
+        <w:t>MLP</w:t>
+      </w:r>
+      <w:r>
+        <w:rPr>
+          <w:color w:val="000000"/>
+          <w:sz w:val="24"/>
+        </w:rPr>
+        <w:t>比较的主要</w:t>
+      </w:r>
+      <w:r>
+        <w:rPr>
+          <w:color w:val="000000"/>
+          <w:sz w:val="24"/>
+        </w:rPr>
+        <w:t>SVM</w:t>
+      </w:r>
+      <w:r>
+        <w:rPr>
+          <w:color w:val="000000"/>
+          <w:sz w:val="24"/>
+        </w:rPr>
+        <w:t>方案。该流程在外层测试前完成核函数选择；四种核的外层结果则用于分析不同核函数的性能特征。</w:t>
       </w:r>
     </w:p>
     <w:p>
@@ -2582,10 +2511,10 @@
           <w:position w:val="-24"/>
         </w:rPr>
         <w:object w:dxaOrig="6640" w:dyaOrig="620" w14:anchorId="387DA108">
-          <v:shape id="_x0000_i1030" type="#_x0000_t75" style="width:332.2pt;height:31.1pt" o:ole="">
+          <v:shape id="_x0000_i1026" type="#_x0000_t75" style="width:332.4pt;height:31.2pt" o:ole="">
             <v:imagedata r:id="rId10" o:title=""/>
           </v:shape>
-          <o:OLEObject Type="Embed" ProgID="Equation.DSMT4" ShapeID="_x0000_i1030" DrawAspect="Content" ObjectID="_1853375580" r:id="rId11"/>
+          <o:OLEObject Type="Embed" ProgID="Equation.DSMT4" ShapeID="_x0000_i1026" DrawAspect="Content" ObjectID="_1853442235" r:id="rId11"/>
         </w:object>
       </w:r>
     </w:p>
@@ -2908,119 +2837,119 @@
           <w:color w:val="000000"/>
           <w:sz w:val="24"/>
         </w:rPr>
-        <w:t>男生样本约占79.91%。将全部样本均判为男生时，整体ACC仍可达到79.91%，而SP为0。因此，模型评价除整体ACC外，还需结合SE与SP分析两类样本的识别能力及其差异。</w:t>
-      </w:r>
-      <w:r>
-        <w:rPr>
-          <w:color w:val="000000"/>
-          <w:sz w:val="24"/>
-        </w:rPr>
-        <w:t/>
-      </w:r>
-      <w:r>
-        <w:rPr>
-          <w:color w:val="000000"/>
-          <w:sz w:val="24"/>
-        </w:rPr>
-        <w:t/>
-      </w:r>
-      <w:r>
-        <w:rPr>
-          <w:color w:val="000000"/>
-          <w:sz w:val="24"/>
-        </w:rPr>
-        <w:t/>
-      </w:r>
-      <w:r>
-        <w:rPr>
-          <w:color w:val="000000"/>
-          <w:sz w:val="24"/>
-        </w:rPr>
-        <w:t/>
-      </w:r>
-      <w:r>
-        <w:rPr>
-          <w:color w:val="000000"/>
-          <w:sz w:val="24"/>
-        </w:rPr>
-        <w:t/>
-      </w:r>
-      <w:r>
-        <w:rPr>
-          <w:color w:val="000000"/>
-          <w:sz w:val="24"/>
-        </w:rPr>
-        <w:t/>
-      </w:r>
-      <w:r>
-        <w:rPr>
-          <w:color w:val="000000"/>
-          <w:sz w:val="24"/>
-        </w:rPr>
-        <w:t/>
-      </w:r>
-      <w:r>
-        <w:rPr>
-          <w:color w:val="000000"/>
-          <w:sz w:val="24"/>
-        </w:rPr>
-        <w:t/>
-      </w:r>
-      <w:r>
-        <w:rPr>
-          <w:color w:val="000000"/>
-          <w:sz w:val="24"/>
-        </w:rPr>
-        <w:t/>
-      </w:r>
-      <w:r>
-        <w:rPr>
-          <w:color w:val="000000"/>
-          <w:sz w:val="24"/>
-        </w:rPr>
-        <w:t/>
-      </w:r>
-      <w:r>
-        <w:rPr>
-          <w:color w:val="000000"/>
-          <w:sz w:val="24"/>
-        </w:rPr>
-        <w:t/>
-      </w:r>
-      <w:r>
-        <w:rPr>
-          <w:color w:val="000000"/>
-          <w:sz w:val="24"/>
-        </w:rPr>
-        <w:t/>
-      </w:r>
-      <w:r>
-        <w:rPr>
-          <w:color w:val="000000"/>
-          <w:sz w:val="24"/>
-        </w:rPr>
-        <w:t/>
-      </w:r>
-      <w:r>
-        <w:rPr>
-          <w:color w:val="000000"/>
-          <w:sz w:val="24"/>
-        </w:rPr>
-        <w:t/>
-      </w:r>
-      <w:r>
-        <w:rPr>
-          <w:color w:val="000000"/>
-          <w:sz w:val="24"/>
-        </w:rPr>
-        <w:t/>
-      </w:r>
-      <w:r>
-        <w:rPr>
-          <w:color w:val="000000"/>
-          <w:sz w:val="24"/>
-        </w:rPr>
-        <w:t/>
+        <w:t>男生样本约占</w:t>
+      </w:r>
+      <w:r>
+        <w:rPr>
+          <w:color w:val="000000"/>
+          <w:sz w:val="24"/>
+        </w:rPr>
+        <w:t>79.91%</w:t>
+      </w:r>
+      <w:r>
+        <w:rPr>
+          <w:color w:val="000000"/>
+          <w:sz w:val="24"/>
+        </w:rPr>
+        <w:t>。将全部样本均判为男生时，整体</w:t>
+      </w:r>
+      <w:r>
+        <w:rPr>
+          <w:color w:val="000000"/>
+          <w:sz w:val="24"/>
+        </w:rPr>
+        <w:t>ACC</w:t>
+      </w:r>
+      <w:r>
+        <w:rPr>
+          <w:color w:val="000000"/>
+          <w:sz w:val="24"/>
+        </w:rPr>
+        <w:t>仍可达到</w:t>
+      </w:r>
+      <w:r>
+        <w:rPr>
+          <w:color w:val="000000"/>
+          <w:sz w:val="24"/>
+        </w:rPr>
+        <w:t>79.91%</w:t>
+      </w:r>
+      <w:r>
+        <w:rPr>
+          <w:color w:val="000000"/>
+          <w:sz w:val="24"/>
+        </w:rPr>
+        <w:t>，而</w:t>
+      </w:r>
+      <w:r>
+        <w:rPr>
+          <w:color w:val="000000"/>
+          <w:sz w:val="24"/>
+        </w:rPr>
+        <w:t>SP</w:t>
+      </w:r>
+      <w:r>
+        <w:rPr>
+          <w:color w:val="000000"/>
+          <w:sz w:val="24"/>
+        </w:rPr>
+        <w:t>为</w:t>
+      </w:r>
+      <w:r>
+        <w:rPr>
+          <w:color w:val="000000"/>
+          <w:sz w:val="24"/>
+        </w:rPr>
+        <w:t>0</w:t>
+      </w:r>
+      <w:r>
+        <w:rPr>
+          <w:color w:val="000000"/>
+          <w:sz w:val="24"/>
+        </w:rPr>
+        <w:t>。因此，模型评价除整体</w:t>
+      </w:r>
+      <w:r>
+        <w:rPr>
+          <w:color w:val="000000"/>
+          <w:sz w:val="24"/>
+        </w:rPr>
+        <w:t>ACC</w:t>
+      </w:r>
+      <w:r>
+        <w:rPr>
+          <w:color w:val="000000"/>
+          <w:sz w:val="24"/>
+        </w:rPr>
+        <w:t>外，还需结合</w:t>
+      </w:r>
+      <w:r>
+        <w:rPr>
+          <w:color w:val="000000"/>
+          <w:sz w:val="24"/>
+        </w:rPr>
+        <w:t>SE</w:t>
+      </w:r>
+      <w:r>
+        <w:rPr>
+          <w:color w:val="000000"/>
+          <w:sz w:val="24"/>
+        </w:rPr>
+        <w:t>与</w:t>
+      </w:r>
+      <w:r>
+        <w:rPr>
+          <w:color w:val="000000"/>
+          <w:sz w:val="24"/>
+        </w:rPr>
+        <w:t>SP</w:t>
+      </w:r>
+      <w:r>
+        <w:rPr>
+          <w:color w:val="000000"/>
+          <w:sz w:val="24"/>
+        </w:rPr>
+        <w:t>分析两类样本的识别能力及其差异。</w:t>
       </w:r>
     </w:p>
     <w:p>
@@ -3418,10 +3347,10 @@
           <w:position w:val="-28"/>
         </w:rPr>
         <w:object w:dxaOrig="6460" w:dyaOrig="660" w14:anchorId="38C373B3">
-          <v:shape id="_x0000_i1033" type="#_x0000_t75" style="width:322.9pt;height:33.25pt" o:ole="">
+          <v:shape id="_x0000_i1027" type="#_x0000_t75" style="width:322.8pt;height:33pt" o:ole="">
             <v:imagedata r:id="rId12" o:title=""/>
           </v:shape>
-          <o:OLEObject Type="Embed" ProgID="Equation.DSMT4" ShapeID="_x0000_i1033" DrawAspect="Content" ObjectID="_1853375581" r:id="rId13"/>
+          <o:OLEObject Type="Embed" ProgID="Equation.DSMT4" ShapeID="_x0000_i1027" DrawAspect="Content" ObjectID="_1853442236" r:id="rId13"/>
         </w:object>
       </w:r>
     </w:p>
@@ -3436,77 +3365,77 @@
           <w:color w:val="000000"/>
           <w:sz w:val="24"/>
         </w:rPr>
-        <w:t>偏置按样本广播，H的每行是该样本的3维隐层表示。输出p用于男生分数排序，达到0.5时判为男生。按照作业要求，隐层结点数固定为3，模型训练及参数选择均在该容量约束下进行。</w:t>
-      </w:r>
-      <w:r>
-        <w:rPr>
-          <w:color w:val="000000"/>
-          <w:sz w:val="24"/>
-        </w:rPr>
-        <w:t/>
-      </w:r>
-      <w:r>
-        <w:rPr>
-          <w:color w:val="000000"/>
-          <w:sz w:val="24"/>
-        </w:rPr>
-        <w:t/>
-      </w:r>
-      <w:r>
-        <w:rPr>
-          <w:color w:val="000000"/>
-          <w:sz w:val="24"/>
-        </w:rPr>
-        <w:t/>
-      </w:r>
-      <w:r>
-        <w:rPr>
-          <w:color w:val="000000"/>
-          <w:sz w:val="24"/>
-        </w:rPr>
-        <w:t/>
-      </w:r>
-      <w:r>
-        <w:rPr>
-          <w:color w:val="000000"/>
-          <w:sz w:val="24"/>
-        </w:rPr>
-        <w:t/>
-      </w:r>
-      <w:r>
-        <w:rPr>
-          <w:color w:val="000000"/>
-          <w:sz w:val="24"/>
-        </w:rPr>
-        <w:t/>
-      </w:r>
-      <w:r>
-        <w:rPr>
-          <w:color w:val="000000"/>
-          <w:sz w:val="24"/>
-        </w:rPr>
-        <w:t/>
-      </w:r>
-      <w:r>
-        <w:rPr>
-          <w:color w:val="000000"/>
-          <w:sz w:val="24"/>
-        </w:rPr>
-        <w:t/>
-      </w:r>
-      <w:r>
-        <w:rPr>
-          <w:color w:val="000000"/>
-          <w:sz w:val="24"/>
-        </w:rPr>
-        <w:t/>
-      </w:r>
-      <w:r>
-        <w:rPr>
-          <w:color w:val="000000"/>
-          <w:sz w:val="24"/>
-        </w:rPr>
-        <w:t/>
+        <w:t>偏置按样本广播，</w:t>
+      </w:r>
+      <w:r>
+        <w:rPr>
+          <w:color w:val="000000"/>
+          <w:sz w:val="24"/>
+        </w:rPr>
+        <w:t>H</w:t>
+      </w:r>
+      <w:r>
+        <w:rPr>
+          <w:color w:val="000000"/>
+          <w:sz w:val="24"/>
+        </w:rPr>
+        <w:t>的每行是该样本的</w:t>
+      </w:r>
+      <w:r>
+        <w:rPr>
+          <w:color w:val="000000"/>
+          <w:sz w:val="24"/>
+        </w:rPr>
+        <w:t>3</w:t>
+      </w:r>
+      <w:r>
+        <w:rPr>
+          <w:color w:val="000000"/>
+          <w:sz w:val="24"/>
+        </w:rPr>
+        <w:t>维隐层表示。输出</w:t>
+      </w:r>
+      <w:r>
+        <w:rPr>
+          <w:color w:val="000000"/>
+          <w:sz w:val="24"/>
+        </w:rPr>
+        <w:t>p</w:t>
+      </w:r>
+      <w:r>
+        <w:rPr>
+          <w:color w:val="000000"/>
+          <w:sz w:val="24"/>
+        </w:rPr>
+        <w:t>用于男生分数排序，达到</w:t>
+      </w:r>
+      <w:r>
+        <w:rPr>
+          <w:color w:val="000000"/>
+          <w:sz w:val="24"/>
+        </w:rPr>
+        <w:t>0.5</w:t>
+      </w:r>
+      <w:r>
+        <w:rPr>
+          <w:color w:val="000000"/>
+          <w:sz w:val="24"/>
+        </w:rPr>
+        <w:t>时判为男生。按照作业要求，隐层结点数固定为</w:t>
+      </w:r>
+      <w:r>
+        <w:rPr>
+          <w:color w:val="000000"/>
+          <w:sz w:val="24"/>
+        </w:rPr>
+        <w:t>3</w:t>
+      </w:r>
+      <w:r>
+        <w:rPr>
+          <w:color w:val="000000"/>
+          <w:sz w:val="24"/>
+        </w:rPr>
+        <w:t>，模型训练及参数选择均在该容量约束下进行。</w:t>
       </w:r>
     </w:p>
     <w:p>
@@ -3573,10 +3502,10 @@
           <w:position w:val="-28"/>
         </w:rPr>
         <w:object w:dxaOrig="6300" w:dyaOrig="680" w14:anchorId="72193993">
-          <v:shape id="_x0000_i1036" type="#_x0000_t75" style="width:315.25pt;height:33.8pt" o:ole="">
+          <v:shape id="_x0000_i1028" type="#_x0000_t75" style="width:315.6pt;height:33.6pt" o:ole="">
             <v:imagedata r:id="rId14" o:title=""/>
           </v:shape>
-          <o:OLEObject Type="Embed" ProgID="Equation.DSMT4" ShapeID="_x0000_i1036" DrawAspect="Content" ObjectID="_1853375582" r:id="rId15"/>
+          <o:OLEObject Type="Embed" ProgID="Equation.DSMT4" ShapeID="_x0000_i1028" DrawAspect="Content" ObjectID="_1853442237" r:id="rId15"/>
         </w:object>
       </w:r>
     </w:p>
@@ -3676,10 +3605,10 @@
           <w:position w:val="-28"/>
         </w:rPr>
         <w:object w:dxaOrig="5340" w:dyaOrig="660" w14:anchorId="3FF9F17A">
-          <v:shape id="_x0000_i1039" type="#_x0000_t75" style="width:267.25pt;height:33.25pt" o:ole="">
+          <v:shape id="_x0000_i1029" type="#_x0000_t75" style="width:267pt;height:33pt" o:ole="">
             <v:imagedata r:id="rId16" o:title=""/>
           </v:shape>
-          <o:OLEObject Type="Embed" ProgID="Equation.DSMT4" ShapeID="_x0000_i1039" DrawAspect="Content" ObjectID="_1853375583" r:id="rId17"/>
+          <o:OLEObject Type="Embed" ProgID="Equation.DSMT4" ShapeID="_x0000_i1029" DrawAspect="Content" ObjectID="_1853442238" r:id="rId17"/>
         </w:object>
       </w:r>
     </w:p>
@@ -3737,10 +3666,10 @@
           <w:position w:val="-14"/>
         </w:rPr>
         <w:object w:dxaOrig="4560" w:dyaOrig="400" w14:anchorId="495F16A6">
-          <v:shape id="_x0000_i1042" type="#_x0000_t75" style="width:228pt;height:20.2pt" o:ole="">
+          <v:shape id="_x0000_i1030" type="#_x0000_t75" style="width:228pt;height:20.4pt" o:ole="">
             <v:imagedata r:id="rId18" o:title=""/>
           </v:shape>
-          <o:OLEObject Type="Embed" ProgID="Equation.DSMT4" ShapeID="_x0000_i1042" DrawAspect="Content" ObjectID="_1853375584" r:id="rId19"/>
+          <o:OLEObject Type="Embed" ProgID="Equation.DSMT4" ShapeID="_x0000_i1030" DrawAspect="Content" ObjectID="_1853442239" r:id="rId19"/>
         </w:object>
       </w:r>
     </w:p>
@@ -3755,91 +3684,63 @@
           <w:color w:val="000000"/>
           <w:sz w:val="24"/>
         </w:rPr>
-        <w:t>隐层偏置的梯度由δ₁沿样本维度求和得到，符号⊙表示逐元素相乘。均值因子1/n在δ₂中引入，并通过链式法则传递至隐层梯度。所有梯度均基于同一次前向传播的参数计算，随后统一更新，以保持各层梯度计算所用参数的一致性。</w:t>
-      </w:r>
-      <w:r>
-        <w:rPr>
-          <w:color w:val="000000"/>
-          <w:sz w:val="24"/>
-        </w:rPr>
-        <w:t/>
-      </w:r>
-      <w:r>
-        <w:rPr>
-          <w:color w:val="000000"/>
-          <w:sz w:val="24"/>
-        </w:rPr>
-        <w:t/>
-      </w:r>
-      <w:r>
-        <w:rPr>
-          <w:color w:val="000000"/>
-          <w:sz w:val="24"/>
-        </w:rPr>
-        <w:t/>
-      </w:r>
-      <w:r>
-        <w:rPr>
-          <w:color w:val="000000"/>
-          <w:sz w:val="24"/>
-        </w:rPr>
-        <w:t/>
-      </w:r>
-      <w:r>
-        <w:rPr>
-          <w:color w:val="000000"/>
-          <w:sz w:val="24"/>
-        </w:rPr>
-        <w:t/>
-      </w:r>
-      <w:r>
-        <w:rPr>
-          <w:color w:val="000000"/>
-          <w:sz w:val="24"/>
-        </w:rPr>
-        <w:t/>
-      </w:r>
-      <w:r>
-        <w:rPr>
-          <w:color w:val="000000"/>
-          <w:sz w:val="24"/>
-        </w:rPr>
-        <w:t/>
-      </w:r>
-      <w:r>
-        <w:rPr>
-          <w:color w:val="000000"/>
-          <w:sz w:val="24"/>
-        </w:rPr>
-        <w:t/>
-      </w:r>
-      <w:r>
-        <w:rPr>
-          <w:color w:val="000000"/>
-          <w:sz w:val="24"/>
-        </w:rPr>
-        <w:t/>
-      </w:r>
-      <w:r>
-        <w:rPr>
-          <w:color w:val="000000"/>
-          <w:sz w:val="24"/>
-        </w:rPr>
-        <w:t/>
-      </w:r>
-      <w:r>
-        <w:rPr>
-          <w:color w:val="000000"/>
-          <w:sz w:val="24"/>
-        </w:rPr>
-        <w:t/>
-      </w:r>
-      <w:r>
-        <w:rPr>
-          <w:color w:val="000000"/>
-          <w:sz w:val="24"/>
-        </w:rPr>
-        <w:t/>
+        <w:t>隐层偏置的梯度由</w:t>
+      </w:r>
+      <w:r>
+        <w:rPr>
+          <w:color w:val="000000"/>
+          <w:sz w:val="24"/>
+        </w:rPr>
+        <w:t>δ₁</w:t>
+      </w:r>
+      <w:r>
+        <w:rPr>
+          <w:color w:val="000000"/>
+          <w:sz w:val="24"/>
+        </w:rPr>
+        <w:t>沿样本维度求和得到，符号</w:t>
+      </w:r>
+      <w:r>
+        <w:rPr>
+          <w:color w:val="000000"/>
+          <w:sz w:val="24"/>
+        </w:rPr>
+        <w:t>⊙</w:t>
+      </w:r>
+      <w:r>
+        <w:rPr>
+          <w:color w:val="000000"/>
+          <w:sz w:val="24"/>
+        </w:rPr>
+        <w:t>表示逐元素相乘。均值因子</w:t>
+      </w:r>
+      <w:r>
+        <w:rPr>
+          <w:color w:val="000000"/>
+          <w:sz w:val="24"/>
+        </w:rPr>
+        <w:t>1/n</w:t>
+      </w:r>
+      <w:r>
+        <w:rPr>
+          <w:color w:val="000000"/>
+          <w:sz w:val="24"/>
+        </w:rPr>
+        <w:t>在</w:t>
+      </w:r>
+      <w:r>
+        <w:rPr>
+          <w:color w:val="000000"/>
+          <w:sz w:val="24"/>
+        </w:rPr>
+        <w:t>δ₂</w:t>
+      </w:r>
+      <w:r>
+        <w:rPr>
+          <w:color w:val="000000"/>
+          <w:sz w:val="24"/>
+        </w:rPr>
+        <w:t>中引入，并通过链式法则传递至隐层梯度。所有梯度均基于同一次前向传播的参数计算，随后统一更新，以保持各层梯度计算所用参数的一致性。</w:t>
       </w:r>
     </w:p>
     <w:p>
@@ -3853,35 +3754,35 @@
           <w:color w:val="000000"/>
           <w:sz w:val="24"/>
         </w:rPr>
-        <w:t>程序采用NumPy矩阵运算实现上述梯度计算，不调用神经网络训练器或自动求导工具。采用中心差分法逐一计算19个参数的数值梯度，并与解析梯度比较，以检验反向传播实现的一致性。模型的分类能力通过外层测试结果进行评价。</w:t>
-      </w:r>
-      <w:r>
-        <w:rPr>
-          <w:color w:val="000000"/>
-          <w:sz w:val="24"/>
-        </w:rPr>
-        <w:t/>
-      </w:r>
-      <w:r>
-        <w:rPr>
-          <w:color w:val="000000"/>
-          <w:sz w:val="24"/>
-        </w:rPr>
-        <w:t/>
-      </w:r>
-      <w:r>
-        <w:rPr>
-          <w:color w:val="000000"/>
-          <w:sz w:val="24"/>
-        </w:rPr>
-        <w:t/>
-      </w:r>
-      <w:r>
-        <w:rPr>
-          <w:color w:val="000000"/>
-          <w:sz w:val="24"/>
-        </w:rPr>
-        <w:t/>
+        <w:t>程序采用</w:t>
+      </w:r>
+      <w:r>
+        <w:rPr>
+          <w:color w:val="000000"/>
+          <w:sz w:val="24"/>
+        </w:rPr>
+        <w:t>NumPy</w:t>
+      </w:r>
+      <w:r>
+        <w:rPr>
+          <w:color w:val="000000"/>
+          <w:sz w:val="24"/>
+        </w:rPr>
+        <w:t>矩阵运算实现上述梯度计算，不调用神经网络训练器或自动求导工具。采用中心差分法逐一计算</w:t>
+      </w:r>
+      <w:r>
+        <w:rPr>
+          <w:color w:val="000000"/>
+          <w:sz w:val="24"/>
+        </w:rPr>
+        <w:t>19</w:t>
+      </w:r>
+      <w:r>
+        <w:rPr>
+          <w:color w:val="000000"/>
+          <w:sz w:val="24"/>
+        </w:rPr>
+        <w:t>个参数的数值梯度，并与解析梯度比较，以检验反向传播实现的一致性。模型的分类能力通过外层测试结果进行评价。</w:t>
       </w:r>
     </w:p>
     <w:p>
@@ -4214,7 +4115,21 @@
           <w:color w:val="000000"/>
           <w:sz w:val="24"/>
         </w:rPr>
-        <w:t>训练轮数、网络宽度与参数候选范围均在外层评价前固定，使各折结果对应一致的训练与选择流程。内层AUC反映候选配置在训练数据内部的验证表现，其排序可能随数据划分变化。因此，性能分析同时报告外层各折结果及折间波动。</w:t>
+        <w:t>训练轮数、网络宽度与参数候选范围均在外层评价前固定，使各折结果对应一致的训练与选择流程。内层</w:t>
+      </w:r>
+      <w:r>
+        <w:rPr>
+          <w:color w:val="000000"/>
+          <w:sz w:val="24"/>
+        </w:rPr>
+        <w:t>AUC</w:t>
+      </w:r>
+      <w:r>
+        <w:rPr>
+          <w:color w:val="000000"/>
+          <w:sz w:val="24"/>
+        </w:rPr>
+        <w:t>反映候选配置在训练数据内部的验证表现，其排序可能随数据划分变化。因此，性能分析同时报告外层各折结果及折间波动。</w:t>
       </w:r>
     </w:p>
     <w:p>
@@ -4252,84 +4167,84 @@
           <w:color w:val="000000"/>
           <w:sz w:val="24"/>
         </w:rPr>
-        <w:t>19个参数均通过数值梯度检查，最大绝对误差为1.72×10⁻¹¹，最大相对误差为4.79×10⁻¹⁰，表明当前损失函数与手写梯度在检查点上具有较高一致性。图3-1显示，五次训练的目标值均由初始值持续降低后逐渐趋缓；初始损失在0.522–0.879之间，最终在0.065–0.134之间。由于各折采用的正则化系数不同，目标值曲线主要用于分析优化过程的稳定性，模型性能则依据外层测试指标进行比较。</w:t>
-      </w:r>
-      <w:r>
-        <w:rPr>
-          <w:color w:val="000000"/>
-          <w:sz w:val="24"/>
-        </w:rPr>
-        <w:t/>
-      </w:r>
-      <w:r>
-        <w:rPr>
-          <w:color w:val="000000"/>
-          <w:sz w:val="24"/>
-        </w:rPr>
-        <w:t/>
-      </w:r>
-      <w:r>
-        <w:rPr>
-          <w:color w:val="000000"/>
-          <w:sz w:val="24"/>
-        </w:rPr>
-        <w:t/>
-      </w:r>
-      <w:r>
-        <w:rPr>
-          <w:color w:val="000000"/>
-          <w:sz w:val="24"/>
-        </w:rPr>
-        <w:t/>
-      </w:r>
-      <w:r>
-        <w:rPr>
-          <w:color w:val="000000"/>
-          <w:sz w:val="24"/>
-        </w:rPr>
-        <w:t/>
-      </w:r>
-      <w:r>
-        <w:rPr>
-          <w:color w:val="000000"/>
-          <w:sz w:val="24"/>
-        </w:rPr>
-        <w:t/>
-      </w:r>
-      <w:r>
-        <w:rPr>
-          <w:color w:val="000000"/>
-          <w:sz w:val="24"/>
-        </w:rPr>
-        <w:t/>
-      </w:r>
-      <w:r>
-        <w:rPr>
-          <w:color w:val="000000"/>
-          <w:sz w:val="24"/>
-        </w:rPr>
-        <w:t/>
-      </w:r>
-      <w:r>
-        <w:rPr>
-          <w:color w:val="000000"/>
-          <w:sz w:val="24"/>
-        </w:rPr>
-        <w:t/>
-      </w:r>
-      <w:r>
-        <w:rPr>
-          <w:color w:val="000000"/>
-          <w:sz w:val="24"/>
-        </w:rPr>
-        <w:t/>
-      </w:r>
-      <w:r>
-        <w:rPr>
-          <w:color w:val="000000"/>
-          <w:sz w:val="24"/>
-        </w:rPr>
-        <w:t/>
+        <w:t>19</w:t>
+      </w:r>
+      <w:r>
+        <w:rPr>
+          <w:color w:val="000000"/>
+          <w:sz w:val="24"/>
+        </w:rPr>
+        <w:t>个参数均通过数值梯度检查，最大绝对误差为</w:t>
+      </w:r>
+      <w:r>
+        <w:rPr>
+          <w:color w:val="000000"/>
+          <w:sz w:val="24"/>
+        </w:rPr>
+        <w:t>1.72×10⁻¹¹</w:t>
+      </w:r>
+      <w:r>
+        <w:rPr>
+          <w:color w:val="000000"/>
+          <w:sz w:val="24"/>
+        </w:rPr>
+        <w:t>，最大相对误差为</w:t>
+      </w:r>
+      <w:r>
+        <w:rPr>
+          <w:color w:val="000000"/>
+          <w:sz w:val="24"/>
+        </w:rPr>
+        <w:t>4.79×10⁻¹⁰</w:t>
+      </w:r>
+      <w:r>
+        <w:rPr>
+          <w:color w:val="000000"/>
+          <w:sz w:val="24"/>
+        </w:rPr>
+        <w:t>，表明当前损失函数与手写梯度在检查点上具有较高一致性。图</w:t>
+      </w:r>
+      <w:r>
+        <w:rPr>
+          <w:color w:val="000000"/>
+          <w:sz w:val="24"/>
+        </w:rPr>
+        <w:t>3-1</w:t>
+      </w:r>
+      <w:r>
+        <w:rPr>
+          <w:color w:val="000000"/>
+          <w:sz w:val="24"/>
+        </w:rPr>
+        <w:t>显示，五次训练的目标值均由初始值持续降低后逐渐趋缓；初始损失在</w:t>
+      </w:r>
+      <w:r>
+        <w:rPr>
+          <w:color w:val="000000"/>
+          <w:sz w:val="24"/>
+        </w:rPr>
+        <w:t>0.522–0.879</w:t>
+      </w:r>
+      <w:r>
+        <w:rPr>
+          <w:color w:val="000000"/>
+          <w:sz w:val="24"/>
+        </w:rPr>
+        <w:t>之间，最终在</w:t>
+      </w:r>
+      <w:r>
+        <w:rPr>
+          <w:color w:val="000000"/>
+          <w:sz w:val="24"/>
+        </w:rPr>
+        <w:t>0.065–0.134</w:t>
+      </w:r>
+      <w:r>
+        <w:rPr>
+          <w:color w:val="000000"/>
+          <w:sz w:val="24"/>
+        </w:rPr>
+        <w:t>之间。由于各折采用的正则化系数不同，目标值曲线主要用于分析优化过程的稳定性，模型性能则依据外层测试指标进行比较。</w:t>
       </w:r>
     </w:p>
     <w:p>
@@ -4428,189 +4343,189 @@
           <w:color w:val="000000"/>
           <w:sz w:val="24"/>
         </w:rPr>
-        <w:t>五折依次选出的“L2系数，学习率”为（0，0.01）、（0.01，0.03）、（0.01，0.01）、（0.001，0.01）和（0.001，0.01）。各训练子集选择的配置存在差异，表明当前候选范围内未出现五折均占优的同一组参数。表3-1列出各折测试结果。</w:t>
-      </w:r>
-      <w:r>
-        <w:rPr>
-          <w:color w:val="000000"/>
-          <w:sz w:val="24"/>
-        </w:rPr>
-        <w:t/>
-      </w:r>
-      <w:r>
-        <w:rPr>
-          <w:color w:val="000000"/>
-          <w:sz w:val="24"/>
-        </w:rPr>
-        <w:t/>
-      </w:r>
-      <w:r>
-        <w:rPr>
-          <w:color w:val="000000"/>
-          <w:sz w:val="24"/>
-        </w:rPr>
-        <w:t/>
-      </w:r>
-      <w:r>
-        <w:rPr>
-          <w:color w:val="000000"/>
-          <w:sz w:val="24"/>
-        </w:rPr>
-        <w:t/>
-      </w:r>
-      <w:r>
-        <w:rPr>
-          <w:color w:val="000000"/>
-          <w:sz w:val="24"/>
-        </w:rPr>
-        <w:t/>
-      </w:r>
-      <w:r>
-        <w:rPr>
-          <w:color w:val="000000"/>
-          <w:sz w:val="24"/>
-        </w:rPr>
-        <w:t/>
-      </w:r>
-      <w:r>
-        <w:rPr>
-          <w:color w:val="000000"/>
-          <w:sz w:val="24"/>
-        </w:rPr>
-        <w:t/>
-      </w:r>
-      <w:r>
-        <w:rPr>
-          <w:color w:val="000000"/>
-          <w:sz w:val="24"/>
-        </w:rPr>
-        <w:t/>
-      </w:r>
-      <w:r>
-        <w:rPr>
-          <w:color w:val="000000"/>
-          <w:sz w:val="24"/>
-        </w:rPr>
-        <w:t/>
-      </w:r>
-      <w:r>
-        <w:rPr>
-          <w:color w:val="000000"/>
-          <w:sz w:val="24"/>
-        </w:rPr>
-        <w:t/>
-      </w:r>
-      <w:r>
-        <w:rPr>
-          <w:color w:val="000000"/>
-          <w:sz w:val="24"/>
-        </w:rPr>
-        <w:t/>
-      </w:r>
-      <w:r>
-        <w:rPr>
-          <w:color w:val="000000"/>
-          <w:sz w:val="24"/>
-        </w:rPr>
-        <w:t/>
-      </w:r>
-      <w:r>
-        <w:rPr>
-          <w:color w:val="000000"/>
-          <w:sz w:val="24"/>
-        </w:rPr>
-        <w:t/>
-      </w:r>
-      <w:r>
-        <w:rPr>
-          <w:color w:val="000000"/>
-          <w:sz w:val="24"/>
-        </w:rPr>
-        <w:t/>
-      </w:r>
-      <w:r>
-        <w:rPr>
-          <w:color w:val="000000"/>
-          <w:sz w:val="24"/>
-        </w:rPr>
-        <w:t/>
-      </w:r>
-      <w:r>
-        <w:rPr>
-          <w:color w:val="000000"/>
-          <w:sz w:val="24"/>
-        </w:rPr>
-        <w:t/>
-      </w:r>
-      <w:r>
-        <w:rPr>
-          <w:color w:val="000000"/>
-          <w:sz w:val="24"/>
-        </w:rPr>
-        <w:t/>
-      </w:r>
-      <w:r>
-        <w:rPr>
-          <w:color w:val="000000"/>
-          <w:sz w:val="24"/>
-        </w:rPr>
-        <w:t/>
-      </w:r>
-      <w:r>
-        <w:rPr>
-          <w:color w:val="000000"/>
-          <w:sz w:val="24"/>
-        </w:rPr>
-        <w:t/>
-      </w:r>
-      <w:r>
-        <w:rPr>
-          <w:color w:val="000000"/>
-          <w:sz w:val="24"/>
-        </w:rPr>
-        <w:t/>
-      </w:r>
-      <w:r>
-        <w:rPr>
-          <w:color w:val="000000"/>
-          <w:sz w:val="24"/>
-        </w:rPr>
-        <w:t/>
-      </w:r>
-      <w:r>
-        <w:rPr>
-          <w:color w:val="000000"/>
-          <w:sz w:val="24"/>
-        </w:rPr>
-        <w:t/>
-      </w:r>
-      <w:r>
-        <w:rPr>
-          <w:color w:val="000000"/>
-          <w:sz w:val="24"/>
-        </w:rPr>
-        <w:t/>
-      </w:r>
-      <w:r>
-        <w:rPr>
-          <w:color w:val="000000"/>
-          <w:sz w:val="24"/>
-        </w:rPr>
-        <w:t/>
-      </w:r>
-      <w:r>
-        <w:rPr>
-          <w:color w:val="000000"/>
-          <w:sz w:val="24"/>
-        </w:rPr>
-        <w:t/>
-      </w:r>
-      <w:r>
-        <w:rPr>
-          <w:color w:val="000000"/>
-          <w:sz w:val="24"/>
-        </w:rPr>
-        <w:t/>
+        <w:t>五折依次选出的</w:t>
+      </w:r>
+      <w:r>
+        <w:rPr>
+          <w:color w:val="000000"/>
+          <w:sz w:val="24"/>
+        </w:rPr>
+        <w:t>“L2</w:t>
+      </w:r>
+      <w:r>
+        <w:rPr>
+          <w:color w:val="000000"/>
+          <w:sz w:val="24"/>
+        </w:rPr>
+        <w:t>系数，学习率</w:t>
+      </w:r>
+      <w:r>
+        <w:rPr>
+          <w:color w:val="000000"/>
+          <w:sz w:val="24"/>
+        </w:rPr>
+        <w:t>”</w:t>
+      </w:r>
+      <w:r>
+        <w:rPr>
+          <w:color w:val="000000"/>
+          <w:sz w:val="24"/>
+        </w:rPr>
+        <w:t>为（</w:t>
+      </w:r>
+      <w:r>
+        <w:rPr>
+          <w:color w:val="000000"/>
+          <w:sz w:val="24"/>
+        </w:rPr>
+        <w:t>0</w:t>
+      </w:r>
+      <w:r>
+        <w:rPr>
+          <w:color w:val="000000"/>
+          <w:sz w:val="24"/>
+        </w:rPr>
+        <w:t>，</w:t>
+      </w:r>
+      <w:r>
+        <w:rPr>
+          <w:color w:val="000000"/>
+          <w:sz w:val="24"/>
+        </w:rPr>
+        <w:t>0.01</w:t>
+      </w:r>
+      <w:r>
+        <w:rPr>
+          <w:color w:val="000000"/>
+          <w:sz w:val="24"/>
+        </w:rPr>
+        <w:t>）、（</w:t>
+      </w:r>
+      <w:r>
+        <w:rPr>
+          <w:color w:val="000000"/>
+          <w:sz w:val="24"/>
+        </w:rPr>
+        <w:t>0.01</w:t>
+      </w:r>
+      <w:r>
+        <w:rPr>
+          <w:color w:val="000000"/>
+          <w:sz w:val="24"/>
+        </w:rPr>
+        <w:t>，</w:t>
+      </w:r>
+      <w:r>
+        <w:rPr>
+          <w:color w:val="000000"/>
+          <w:sz w:val="24"/>
+        </w:rPr>
+        <w:t>0.03</w:t>
+      </w:r>
+      <w:r>
+        <w:rPr>
+          <w:color w:val="000000"/>
+          <w:sz w:val="24"/>
+        </w:rPr>
+        <w:t>）、（</w:t>
+      </w:r>
+      <w:r>
+        <w:rPr>
+          <w:color w:val="000000"/>
+          <w:sz w:val="24"/>
+        </w:rPr>
+        <w:t>0.01</w:t>
+      </w:r>
+      <w:r>
+        <w:rPr>
+          <w:color w:val="000000"/>
+          <w:sz w:val="24"/>
+        </w:rPr>
+        <w:t>，</w:t>
+      </w:r>
+      <w:r>
+        <w:rPr>
+          <w:color w:val="000000"/>
+          <w:sz w:val="24"/>
+        </w:rPr>
+        <w:t>0.01</w:t>
+      </w:r>
+      <w:r>
+        <w:rPr>
+          <w:color w:val="000000"/>
+          <w:sz w:val="24"/>
+        </w:rPr>
+        <w:t>）、（</w:t>
+      </w:r>
+      <w:r>
+        <w:rPr>
+          <w:color w:val="000000"/>
+          <w:sz w:val="24"/>
+        </w:rPr>
+        <w:t>0.001</w:t>
+      </w:r>
+      <w:r>
+        <w:rPr>
+          <w:color w:val="000000"/>
+          <w:sz w:val="24"/>
+        </w:rPr>
+        <w:t>，</w:t>
+      </w:r>
+      <w:r>
+        <w:rPr>
+          <w:color w:val="000000"/>
+          <w:sz w:val="24"/>
+        </w:rPr>
+        <w:t>0.01</w:t>
+      </w:r>
+      <w:r>
+        <w:rPr>
+          <w:color w:val="000000"/>
+          <w:sz w:val="24"/>
+        </w:rPr>
+        <w:t>）和（</w:t>
+      </w:r>
+      <w:r>
+        <w:rPr>
+          <w:color w:val="000000"/>
+          <w:sz w:val="24"/>
+        </w:rPr>
+        <w:t>0.001</w:t>
+      </w:r>
+      <w:r>
+        <w:rPr>
+          <w:color w:val="000000"/>
+          <w:sz w:val="24"/>
+        </w:rPr>
+        <w:t>，</w:t>
+      </w:r>
+      <w:r>
+        <w:rPr>
+          <w:color w:val="000000"/>
+          <w:sz w:val="24"/>
+        </w:rPr>
+        <w:t>0.01</w:t>
+      </w:r>
+      <w:r>
+        <w:rPr>
+          <w:color w:val="000000"/>
+          <w:sz w:val="24"/>
+        </w:rPr>
+        <w:t>）。各训练子集选择的配置存在差异，表明当前候选范围内未出现五折均占优的同一组参数。表</w:t>
+      </w:r>
+      <w:r>
+        <w:rPr>
+          <w:color w:val="000000"/>
+          <w:sz w:val="24"/>
+        </w:rPr>
+        <w:t>3-1</w:t>
+      </w:r>
+      <w:r>
+        <w:rPr>
+          <w:color w:val="000000"/>
+          <w:sz w:val="24"/>
+        </w:rPr>
+        <w:t>列出各折测试结果。</w:t>
       </w:r>
     </w:p>
     <w:p>
@@ -5508,161 +5423,175 @@
           <w:color w:val="000000"/>
           <w:sz w:val="24"/>
         </w:rPr>
-        <w:t>由表3-1可见，隐层仅含3个结点的网络取得了97.65%的平均ACC和0.9900的平均AUC，表明四维输入包含较强的分类信息，较小规模的网络能够有效提取这些信息。训练ACC均值为97.78%，比测试高0.14个百分点；训练AUC为0.9919，比测试高约0.0020。训练与测试指标差距较小，模型在本次数据划分下表现出较好的一致性，其在独立数据上的表现仍有待验证。</w:t>
-      </w:r>
-      <w:r>
-        <w:rPr>
-          <w:color w:val="000000"/>
-          <w:sz w:val="24"/>
-        </w:rPr>
-        <w:t/>
-      </w:r>
-      <w:r>
-        <w:rPr>
-          <w:color w:val="000000"/>
-          <w:sz w:val="24"/>
-        </w:rPr>
-        <w:t/>
-      </w:r>
-      <w:r>
-        <w:rPr>
-          <w:color w:val="000000"/>
-          <w:sz w:val="24"/>
-        </w:rPr>
-        <w:t/>
-      </w:r>
-      <w:r>
-        <w:rPr>
-          <w:color w:val="000000"/>
-          <w:sz w:val="24"/>
-        </w:rPr>
-        <w:t/>
-      </w:r>
-      <w:r>
-        <w:rPr>
-          <w:color w:val="000000"/>
-          <w:sz w:val="24"/>
-        </w:rPr>
-        <w:t/>
-      </w:r>
-      <w:r>
-        <w:rPr>
-          <w:color w:val="000000"/>
-          <w:sz w:val="24"/>
-        </w:rPr>
-        <w:t/>
-      </w:r>
-      <w:r>
-        <w:rPr>
-          <w:color w:val="000000"/>
-          <w:sz w:val="24"/>
-        </w:rPr>
-        <w:t/>
-      </w:r>
-      <w:r>
-        <w:rPr>
-          <w:color w:val="000000"/>
-          <w:sz w:val="24"/>
-        </w:rPr>
-        <w:t/>
-      </w:r>
-      <w:r>
-        <w:rPr>
-          <w:color w:val="000000"/>
-          <w:sz w:val="24"/>
-        </w:rPr>
-        <w:t/>
-      </w:r>
-      <w:r>
-        <w:rPr>
-          <w:color w:val="000000"/>
-          <w:sz w:val="24"/>
-        </w:rPr>
-        <w:t/>
-      </w:r>
-      <w:r>
-        <w:rPr>
-          <w:color w:val="000000"/>
-          <w:sz w:val="24"/>
-        </w:rPr>
-        <w:t/>
-      </w:r>
-      <w:r>
-        <w:rPr>
-          <w:color w:val="000000"/>
-          <w:sz w:val="24"/>
-        </w:rPr>
-        <w:t/>
-      </w:r>
-      <w:r>
-        <w:rPr>
-          <w:color w:val="000000"/>
-          <w:sz w:val="24"/>
-        </w:rPr>
-        <w:t/>
-      </w:r>
-      <w:r>
-        <w:rPr>
-          <w:color w:val="000000"/>
-          <w:sz w:val="24"/>
-        </w:rPr>
-        <w:t/>
-      </w:r>
-      <w:r>
-        <w:rPr>
-          <w:color w:val="000000"/>
-          <w:sz w:val="24"/>
-        </w:rPr>
-        <w:t/>
-      </w:r>
-      <w:r>
-        <w:rPr>
-          <w:color w:val="000000"/>
-          <w:sz w:val="24"/>
-        </w:rPr>
-        <w:t/>
-      </w:r>
-      <w:r>
-        <w:rPr>
-          <w:color w:val="000000"/>
-          <w:sz w:val="24"/>
-        </w:rPr>
-        <w:t/>
-      </w:r>
-      <w:r>
-        <w:rPr>
-          <w:color w:val="000000"/>
-          <w:sz w:val="24"/>
-        </w:rPr>
-        <w:t/>
-      </w:r>
-      <w:r>
-        <w:rPr>
-          <w:color w:val="000000"/>
-          <w:sz w:val="24"/>
-        </w:rPr>
-        <w:t/>
-      </w:r>
-      <w:r>
-        <w:rPr>
-          <w:color w:val="000000"/>
-          <w:sz w:val="24"/>
-        </w:rPr>
-        <w:t/>
-      </w:r>
-      <w:r>
-        <w:rPr>
-          <w:color w:val="000000"/>
-          <w:sz w:val="24"/>
-        </w:rPr>
-        <w:t/>
-      </w:r>
-      <w:r>
-        <w:rPr>
-          <w:color w:val="000000"/>
-          <w:sz w:val="24"/>
-        </w:rPr>
-        <w:t/>
+        <w:t>由表</w:t>
+      </w:r>
+      <w:r>
+        <w:rPr>
+          <w:color w:val="000000"/>
+          <w:sz w:val="24"/>
+        </w:rPr>
+        <w:t>3-1</w:t>
+      </w:r>
+      <w:r>
+        <w:rPr>
+          <w:color w:val="000000"/>
+          <w:sz w:val="24"/>
+        </w:rPr>
+        <w:t>可见，隐层仅含</w:t>
+      </w:r>
+      <w:r>
+        <w:rPr>
+          <w:color w:val="000000"/>
+          <w:sz w:val="24"/>
+        </w:rPr>
+        <w:t>3</w:t>
+      </w:r>
+      <w:r>
+        <w:rPr>
+          <w:color w:val="000000"/>
+          <w:sz w:val="24"/>
+        </w:rPr>
+        <w:t>个结点的网络取得了</w:t>
+      </w:r>
+      <w:r>
+        <w:rPr>
+          <w:color w:val="000000"/>
+          <w:sz w:val="24"/>
+        </w:rPr>
+        <w:t>97.65%</w:t>
+      </w:r>
+      <w:r>
+        <w:rPr>
+          <w:color w:val="000000"/>
+          <w:sz w:val="24"/>
+        </w:rPr>
+        <w:t>的平均</w:t>
+      </w:r>
+      <w:r>
+        <w:rPr>
+          <w:color w:val="000000"/>
+          <w:sz w:val="24"/>
+        </w:rPr>
+        <w:t>ACC</w:t>
+      </w:r>
+      <w:r>
+        <w:rPr>
+          <w:color w:val="000000"/>
+          <w:sz w:val="24"/>
+        </w:rPr>
+        <w:t>和</w:t>
+      </w:r>
+      <w:r>
+        <w:rPr>
+          <w:color w:val="000000"/>
+          <w:sz w:val="24"/>
+        </w:rPr>
+        <w:t>0.9900</w:t>
+      </w:r>
+      <w:r>
+        <w:rPr>
+          <w:color w:val="000000"/>
+          <w:sz w:val="24"/>
+        </w:rPr>
+        <w:t>的平均</w:t>
+      </w:r>
+      <w:r>
+        <w:rPr>
+          <w:color w:val="000000"/>
+          <w:sz w:val="24"/>
+        </w:rPr>
+        <w:t>AUC</w:t>
+      </w:r>
+      <w:r>
+        <w:rPr>
+          <w:color w:val="000000"/>
+          <w:sz w:val="24"/>
+        </w:rPr>
+        <w:t>，表明四维输入包含较强的分类信息，较小规模的网络能够有效提取这些信息。训练</w:t>
+      </w:r>
+      <w:r>
+        <w:rPr>
+          <w:color w:val="000000"/>
+          <w:sz w:val="24"/>
+        </w:rPr>
+        <w:t>ACC</w:t>
+      </w:r>
+      <w:r>
+        <w:rPr>
+          <w:color w:val="000000"/>
+          <w:sz w:val="24"/>
+        </w:rPr>
+        <w:t>均值为</w:t>
+      </w:r>
+      <w:r>
+        <w:rPr>
+          <w:color w:val="000000"/>
+          <w:sz w:val="24"/>
+        </w:rPr>
+        <w:t>97.78%</w:t>
+      </w:r>
+      <w:r>
+        <w:rPr>
+          <w:color w:val="000000"/>
+          <w:sz w:val="24"/>
+        </w:rPr>
+        <w:t>，比测试高</w:t>
+      </w:r>
+      <w:r>
+        <w:rPr>
+          <w:color w:val="000000"/>
+          <w:sz w:val="24"/>
+        </w:rPr>
+        <w:t>0.14</w:t>
+      </w:r>
+      <w:r>
+        <w:rPr>
+          <w:color w:val="000000"/>
+          <w:sz w:val="24"/>
+        </w:rPr>
+        <w:t>个百分点；训练</w:t>
+      </w:r>
+      <w:r>
+        <w:rPr>
+          <w:color w:val="000000"/>
+          <w:sz w:val="24"/>
+        </w:rPr>
+        <w:t>AUC</w:t>
+      </w:r>
+      <w:r>
+        <w:rPr>
+          <w:color w:val="000000"/>
+          <w:sz w:val="24"/>
+        </w:rPr>
+        <w:t>为</w:t>
+      </w:r>
+      <w:r>
+        <w:rPr>
+          <w:color w:val="000000"/>
+          <w:sz w:val="24"/>
+        </w:rPr>
+        <w:t>0.9919</w:t>
+      </w:r>
+      <w:r>
+        <w:rPr>
+          <w:color w:val="000000"/>
+          <w:sz w:val="24"/>
+        </w:rPr>
+        <w:t>，比测试高约</w:t>
+      </w:r>
+      <w:r>
+        <w:rPr>
+          <w:color w:val="000000"/>
+          <w:sz w:val="24"/>
+        </w:rPr>
+        <w:t>0.0020</w:t>
+      </w:r>
+      <w:r>
+        <w:rPr>
+          <w:color w:val="000000"/>
+          <w:sz w:val="24"/>
+        </w:rPr>
+        <w:t>。训练与测试指标差距较小，模型在本次数据划分下表现出较好的一致性，其在独立数据上的表现仍有待验证。</w:t>
       </w:r>
     </w:p>
     <w:p>
@@ -5676,287 +5605,287 @@
           <w:color w:val="000000"/>
           <w:sz w:val="24"/>
         </w:rPr>
-        <w:t>进一步比较类别指标，SE为98.43%，高于SP的94.53%。OOF结果中，14/256名女生被判为男生，16/1018名男生被判为女生。两类误判人数接近，但女生样本的误判比例更高。第2折错判1名女生，SP为98.04%；第1折错判4名女生，SP降至92.16%。各折女生样本数仅为51或52，一条女生样本的分类结果变化即可使该折SP变化约1.9个百分点，这有助于解释SP较大的折间波动。</w:t>
-      </w:r>
-      <w:r>
-        <w:rPr>
-          <w:color w:val="000000"/>
-          <w:sz w:val="24"/>
-        </w:rPr>
-        <w:t/>
-      </w:r>
-      <w:r>
-        <w:rPr>
-          <w:color w:val="000000"/>
-          <w:sz w:val="24"/>
-        </w:rPr>
-        <w:t/>
-      </w:r>
-      <w:r>
-        <w:rPr>
-          <w:color w:val="000000"/>
-          <w:sz w:val="24"/>
-        </w:rPr>
-        <w:t/>
-      </w:r>
-      <w:r>
-        <w:rPr>
-          <w:color w:val="000000"/>
-          <w:sz w:val="24"/>
-        </w:rPr>
-        <w:t/>
-      </w:r>
-      <w:r>
-        <w:rPr>
-          <w:color w:val="000000"/>
-          <w:sz w:val="24"/>
-        </w:rPr>
-        <w:t/>
-      </w:r>
-      <w:r>
-        <w:rPr>
-          <w:color w:val="000000"/>
-          <w:sz w:val="24"/>
-        </w:rPr>
-        <w:t/>
-      </w:r>
-      <w:r>
-        <w:rPr>
-          <w:color w:val="000000"/>
-          <w:sz w:val="24"/>
-        </w:rPr>
-        <w:t/>
-      </w:r>
-      <w:r>
-        <w:rPr>
-          <w:color w:val="000000"/>
-          <w:sz w:val="24"/>
-        </w:rPr>
-        <w:t/>
-      </w:r>
-      <w:r>
-        <w:rPr>
-          <w:color w:val="000000"/>
-          <w:sz w:val="24"/>
-        </w:rPr>
-        <w:t/>
-      </w:r>
-      <w:r>
-        <w:rPr>
-          <w:color w:val="000000"/>
-          <w:sz w:val="24"/>
-        </w:rPr>
-        <w:t/>
-      </w:r>
-      <w:r>
-        <w:rPr>
-          <w:color w:val="000000"/>
-          <w:sz w:val="24"/>
-        </w:rPr>
-        <w:t/>
-      </w:r>
-      <w:r>
-        <w:rPr>
-          <w:color w:val="000000"/>
-          <w:sz w:val="24"/>
-        </w:rPr>
-        <w:t/>
-      </w:r>
-      <w:r>
-        <w:rPr>
-          <w:color w:val="000000"/>
-          <w:sz w:val="24"/>
-        </w:rPr>
-        <w:t/>
-      </w:r>
-      <w:r>
-        <w:rPr>
-          <w:color w:val="000000"/>
-          <w:sz w:val="24"/>
-        </w:rPr>
-        <w:t/>
-      </w:r>
-      <w:r>
-        <w:rPr>
-          <w:color w:val="000000"/>
-          <w:sz w:val="24"/>
-        </w:rPr>
-        <w:t/>
-      </w:r>
-      <w:r>
-        <w:rPr>
-          <w:color w:val="000000"/>
-          <w:sz w:val="24"/>
-        </w:rPr>
-        <w:t/>
-      </w:r>
-      <w:r>
-        <w:rPr>
-          <w:color w:val="000000"/>
-          <w:sz w:val="24"/>
-        </w:rPr>
-        <w:t/>
-      </w:r>
-      <w:r>
-        <w:rPr>
-          <w:color w:val="000000"/>
-          <w:sz w:val="24"/>
-        </w:rPr>
-        <w:t/>
-      </w:r>
-      <w:r>
-        <w:rPr>
-          <w:color w:val="000000"/>
-          <w:sz w:val="24"/>
-        </w:rPr>
-        <w:t/>
-      </w:r>
-      <w:r>
-        <w:rPr>
-          <w:color w:val="000000"/>
-          <w:sz w:val="24"/>
-        </w:rPr>
-        <w:t/>
-      </w:r>
-      <w:r>
-        <w:rPr>
-          <w:color w:val="000000"/>
-          <w:sz w:val="24"/>
-        </w:rPr>
-        <w:t/>
-      </w:r>
-      <w:r>
-        <w:rPr>
-          <w:color w:val="000000"/>
-          <w:sz w:val="24"/>
-        </w:rPr>
-        <w:t/>
-      </w:r>
-      <w:r>
-        <w:rPr>
-          <w:color w:val="000000"/>
-          <w:sz w:val="24"/>
-        </w:rPr>
-        <w:t/>
-      </w:r>
-      <w:r>
-        <w:rPr>
-          <w:color w:val="000000"/>
-          <w:sz w:val="24"/>
-        </w:rPr>
-        <w:t/>
-      </w:r>
-      <w:r>
-        <w:rPr>
-          <w:color w:val="000000"/>
-          <w:sz w:val="24"/>
-        </w:rPr>
-        <w:t/>
-      </w:r>
-      <w:r>
-        <w:rPr>
-          <w:color w:val="000000"/>
-          <w:sz w:val="24"/>
-        </w:rPr>
-        <w:t/>
-      </w:r>
-      <w:r>
-        <w:rPr>
-          <w:color w:val="000000"/>
-          <w:sz w:val="24"/>
-        </w:rPr>
-        <w:t/>
-      </w:r>
-      <w:r>
-        <w:rPr>
-          <w:color w:val="000000"/>
-          <w:sz w:val="24"/>
-        </w:rPr>
-        <w:t/>
-      </w:r>
-      <w:r>
-        <w:rPr>
-          <w:color w:val="000000"/>
-          <w:sz w:val="24"/>
-        </w:rPr>
-        <w:t/>
-      </w:r>
-      <w:r>
-        <w:rPr>
-          <w:color w:val="000000"/>
-          <w:sz w:val="24"/>
-        </w:rPr>
-        <w:t/>
-      </w:r>
-      <w:r>
-        <w:rPr>
-          <w:color w:val="000000"/>
-          <w:sz w:val="24"/>
-        </w:rPr>
-        <w:t/>
-      </w:r>
-      <w:r>
-        <w:rPr>
-          <w:color w:val="000000"/>
-          <w:sz w:val="24"/>
-        </w:rPr>
-        <w:t/>
-      </w:r>
-      <w:r>
-        <w:rPr>
-          <w:color w:val="000000"/>
-          <w:sz w:val="24"/>
-        </w:rPr>
-        <w:t/>
-      </w:r>
-      <w:r>
-        <w:rPr>
-          <w:color w:val="000000"/>
-          <w:sz w:val="24"/>
-        </w:rPr>
-        <w:t/>
-      </w:r>
-      <w:r>
-        <w:rPr>
-          <w:color w:val="000000"/>
-          <w:sz w:val="24"/>
-        </w:rPr>
-        <w:t/>
-      </w:r>
-      <w:r>
-        <w:rPr>
-          <w:color w:val="000000"/>
-          <w:sz w:val="24"/>
-        </w:rPr>
-        <w:t/>
-      </w:r>
-      <w:r>
-        <w:rPr>
-          <w:color w:val="000000"/>
-          <w:sz w:val="24"/>
-        </w:rPr>
-        <w:t/>
-      </w:r>
-      <w:r>
-        <w:rPr>
-          <w:color w:val="000000"/>
-          <w:sz w:val="24"/>
-        </w:rPr>
-        <w:t/>
-      </w:r>
-      <w:r>
-        <w:rPr>
-          <w:color w:val="000000"/>
-          <w:sz w:val="24"/>
-        </w:rPr>
-        <w:t/>
-      </w:r>
-      <w:r>
-        <w:rPr>
-          <w:color w:val="000000"/>
-          <w:sz w:val="24"/>
-        </w:rPr>
-        <w:t/>
+        <w:t>进一步比较类别指标，</w:t>
+      </w:r>
+      <w:r>
+        <w:rPr>
+          <w:color w:val="000000"/>
+          <w:sz w:val="24"/>
+        </w:rPr>
+        <w:t>SE</w:t>
+      </w:r>
+      <w:r>
+        <w:rPr>
+          <w:color w:val="000000"/>
+          <w:sz w:val="24"/>
+        </w:rPr>
+        <w:t>为</w:t>
+      </w:r>
+      <w:r>
+        <w:rPr>
+          <w:color w:val="000000"/>
+          <w:sz w:val="24"/>
+        </w:rPr>
+        <w:t>98.43%</w:t>
+      </w:r>
+      <w:r>
+        <w:rPr>
+          <w:color w:val="000000"/>
+          <w:sz w:val="24"/>
+        </w:rPr>
+        <w:t>，高于</w:t>
+      </w:r>
+      <w:r>
+        <w:rPr>
+          <w:color w:val="000000"/>
+          <w:sz w:val="24"/>
+        </w:rPr>
+        <w:t>SP</w:t>
+      </w:r>
+      <w:r>
+        <w:rPr>
+          <w:color w:val="000000"/>
+          <w:sz w:val="24"/>
+        </w:rPr>
+        <w:t>的</w:t>
+      </w:r>
+      <w:r>
+        <w:rPr>
+          <w:color w:val="000000"/>
+          <w:sz w:val="24"/>
+        </w:rPr>
+        <w:t>94.53%</w:t>
+      </w:r>
+      <w:r>
+        <w:rPr>
+          <w:color w:val="000000"/>
+          <w:sz w:val="24"/>
+        </w:rPr>
+        <w:t>。</w:t>
+      </w:r>
+      <w:r>
+        <w:rPr>
+          <w:color w:val="000000"/>
+          <w:sz w:val="24"/>
+        </w:rPr>
+        <w:t>OOF</w:t>
+      </w:r>
+      <w:r>
+        <w:rPr>
+          <w:color w:val="000000"/>
+          <w:sz w:val="24"/>
+        </w:rPr>
+        <w:t>结果中，</w:t>
+      </w:r>
+      <w:r>
+        <w:rPr>
+          <w:color w:val="000000"/>
+          <w:sz w:val="24"/>
+        </w:rPr>
+        <w:t>14/256</w:t>
+      </w:r>
+      <w:r>
+        <w:rPr>
+          <w:color w:val="000000"/>
+          <w:sz w:val="24"/>
+        </w:rPr>
+        <w:t>名女生被判为男生，</w:t>
+      </w:r>
+      <w:r>
+        <w:rPr>
+          <w:color w:val="000000"/>
+          <w:sz w:val="24"/>
+        </w:rPr>
+        <w:t>16/1018</w:t>
+      </w:r>
+      <w:r>
+        <w:rPr>
+          <w:color w:val="000000"/>
+          <w:sz w:val="24"/>
+        </w:rPr>
+        <w:t>名男生被判为女生。两类误判人数接近，但女生样本的误判比例更高。第</w:t>
+      </w:r>
+      <w:r>
+        <w:rPr>
+          <w:color w:val="000000"/>
+          <w:sz w:val="24"/>
+        </w:rPr>
+        <w:t>2</w:t>
+      </w:r>
+      <w:r>
+        <w:rPr>
+          <w:color w:val="000000"/>
+          <w:sz w:val="24"/>
+        </w:rPr>
+        <w:t>折错判</w:t>
+      </w:r>
+      <w:r>
+        <w:rPr>
+          <w:color w:val="000000"/>
+          <w:sz w:val="24"/>
+        </w:rPr>
+        <w:t>1</w:t>
+      </w:r>
+      <w:r>
+        <w:rPr>
+          <w:color w:val="000000"/>
+          <w:sz w:val="24"/>
+        </w:rPr>
+        <w:t>名女生，</w:t>
+      </w:r>
+      <w:r>
+        <w:rPr>
+          <w:color w:val="000000"/>
+          <w:sz w:val="24"/>
+        </w:rPr>
+        <w:t>SP</w:t>
+      </w:r>
+      <w:r>
+        <w:rPr>
+          <w:color w:val="000000"/>
+          <w:sz w:val="24"/>
+        </w:rPr>
+        <w:t>为</w:t>
+      </w:r>
+      <w:r>
+        <w:rPr>
+          <w:color w:val="000000"/>
+          <w:sz w:val="24"/>
+        </w:rPr>
+        <w:t>98.04%</w:t>
+      </w:r>
+      <w:r>
+        <w:rPr>
+          <w:color w:val="000000"/>
+          <w:sz w:val="24"/>
+        </w:rPr>
+        <w:t>；第</w:t>
+      </w:r>
+      <w:r>
+        <w:rPr>
+          <w:color w:val="000000"/>
+          <w:sz w:val="24"/>
+        </w:rPr>
+        <w:t>1</w:t>
+      </w:r>
+      <w:r>
+        <w:rPr>
+          <w:color w:val="000000"/>
+          <w:sz w:val="24"/>
+        </w:rPr>
+        <w:t>折错判</w:t>
+      </w:r>
+      <w:r>
+        <w:rPr>
+          <w:color w:val="000000"/>
+          <w:sz w:val="24"/>
+        </w:rPr>
+        <w:t>4</w:t>
+      </w:r>
+      <w:r>
+        <w:rPr>
+          <w:color w:val="000000"/>
+          <w:sz w:val="24"/>
+        </w:rPr>
+        <w:t>名女生，</w:t>
+      </w:r>
+      <w:r>
+        <w:rPr>
+          <w:color w:val="000000"/>
+          <w:sz w:val="24"/>
+        </w:rPr>
+        <w:t>SP</w:t>
+      </w:r>
+      <w:r>
+        <w:rPr>
+          <w:color w:val="000000"/>
+          <w:sz w:val="24"/>
+        </w:rPr>
+        <w:t>降至</w:t>
+      </w:r>
+      <w:r>
+        <w:rPr>
+          <w:color w:val="000000"/>
+          <w:sz w:val="24"/>
+        </w:rPr>
+        <w:t>92.16%</w:t>
+      </w:r>
+      <w:r>
+        <w:rPr>
+          <w:color w:val="000000"/>
+          <w:sz w:val="24"/>
+        </w:rPr>
+        <w:t>。各折女生样本数仅为</w:t>
+      </w:r>
+      <w:r>
+        <w:rPr>
+          <w:color w:val="000000"/>
+          <w:sz w:val="24"/>
+        </w:rPr>
+        <w:t>51</w:t>
+      </w:r>
+      <w:r>
+        <w:rPr>
+          <w:color w:val="000000"/>
+          <w:sz w:val="24"/>
+        </w:rPr>
+        <w:t>或</w:t>
+      </w:r>
+      <w:r>
+        <w:rPr>
+          <w:color w:val="000000"/>
+          <w:sz w:val="24"/>
+        </w:rPr>
+        <w:t>52</w:t>
+      </w:r>
+      <w:r>
+        <w:rPr>
+          <w:color w:val="000000"/>
+          <w:sz w:val="24"/>
+        </w:rPr>
+        <w:t>，一条女生样本的分类结果变化即可使该折</w:t>
+      </w:r>
+      <w:r>
+        <w:rPr>
+          <w:color w:val="000000"/>
+          <w:sz w:val="24"/>
+        </w:rPr>
+        <w:t>SP</w:t>
+      </w:r>
+      <w:r>
+        <w:rPr>
+          <w:color w:val="000000"/>
+          <w:sz w:val="24"/>
+        </w:rPr>
+        <w:t>变化约</w:t>
+      </w:r>
+      <w:r>
+        <w:rPr>
+          <w:color w:val="000000"/>
+          <w:sz w:val="24"/>
+        </w:rPr>
+        <w:t>1.9</w:t>
+      </w:r>
+      <w:r>
+        <w:rPr>
+          <w:color w:val="000000"/>
+          <w:sz w:val="24"/>
+        </w:rPr>
+        <w:t>个百分点，这有助于解释</w:t>
+      </w:r>
+      <w:r>
+        <w:rPr>
+          <w:color w:val="000000"/>
+          <w:sz w:val="24"/>
+        </w:rPr>
+        <w:t>SP</w:t>
+      </w:r>
+      <w:r>
+        <w:rPr>
+          <w:color w:val="000000"/>
+          <w:sz w:val="24"/>
+        </w:rPr>
+        <w:t>较大的折间波动。</w:t>
       </w:r>
     </w:p>
     <w:p>
@@ -6066,42 +5995,7 @@
           <w:color w:val="000000"/>
           <w:sz w:val="24"/>
         </w:rPr>
-        <w:t>t</w:t>
-      </w:r>
-      <w:r>
-        <w:rPr>
-          <w:color w:val="000000"/>
-          <w:sz w:val="24"/>
-        </w:rPr>
-        <w:t>ᵢ</w:t>
-      </w:r>
-      <w:r>
-        <w:rPr>
-          <w:color w:val="000000"/>
-          <w:sz w:val="24"/>
-        </w:rPr>
-        <w:t>=2y</w:t>
-      </w:r>
-      <w:r>
-        <w:rPr>
-          <w:color w:val="000000"/>
-          <w:sz w:val="24"/>
-        </w:rPr>
-        <w:t>ᵢ</w:t>
-      </w:r>
-      <w:r>
-        <w:rPr>
-          <w:color w:val="000000"/>
-          <w:sz w:val="24"/>
-        </w:rPr>
-        <w:t>−</w:t>
-      </w:r>
-      <w:r>
-        <w:rPr>
-          <w:color w:val="000000"/>
-          <w:sz w:val="24"/>
-        </w:rPr>
-        <w:t>1</w:t>
+        <w:t>tᵢ=2yᵢ−1</w:t>
       </w:r>
       <w:r>
         <w:rPr>
@@ -6136,10 +6030,10 @@
           <w:position w:val="-28"/>
         </w:rPr>
         <w:object w:dxaOrig="5679" w:dyaOrig="660" w14:anchorId="473D7881">
-          <v:shape id="_x0000_i1045" type="#_x0000_t75" style="width:284.2pt;height:33.25pt" o:ole="">
+          <v:shape id="_x0000_i1031" type="#_x0000_t75" style="width:284.4pt;height:33pt" o:ole="">
             <v:imagedata r:id="rId21" o:title=""/>
           </v:shape>
-          <o:OLEObject Type="Embed" ProgID="Equation.DSMT4" ShapeID="_x0000_i1045" DrawAspect="Content" ObjectID="_1853375585" r:id="rId22"/>
+          <o:OLEObject Type="Embed" ProgID="Equation.DSMT4" ShapeID="_x0000_i1031" DrawAspect="Content" ObjectID="_1853442240" r:id="rId22"/>
         </w:object>
       </w:r>
     </w:p>
@@ -6212,10 +6106,10 @@
           <w:position w:val="-28"/>
         </w:rPr>
         <w:object w:dxaOrig="4500" w:dyaOrig="540" w14:anchorId="1F2C2862">
-          <v:shape id="_x0000_i1048" type="#_x0000_t75" style="width:225.25pt;height:27.25pt" o:ole="">
+          <v:shape id="_x0000_i1032" type="#_x0000_t75" style="width:225pt;height:27pt" o:ole="">
             <v:imagedata r:id="rId23" o:title=""/>
           </v:shape>
-          <o:OLEObject Type="Embed" ProgID="Equation.DSMT4" ShapeID="_x0000_i1048" DrawAspect="Content" ObjectID="_1853375586" r:id="rId24"/>
+          <o:OLEObject Type="Embed" ProgID="Equation.DSMT4" ShapeID="_x0000_i1032" DrawAspect="Content" ObjectID="_1853442241" r:id="rId24"/>
         </w:object>
       </w:r>
     </w:p>
@@ -6396,10 +6290,10 @@
           <w:position w:val="-14"/>
         </w:rPr>
         <w:object w:dxaOrig="4480" w:dyaOrig="400" w14:anchorId="6949708A">
-          <v:shape id="_x0000_i1051" type="#_x0000_t75" style="width:224.2pt;height:20.2pt" o:ole="">
+          <v:shape id="_x0000_i1033" type="#_x0000_t75" style="width:224.4pt;height:20.4pt" o:ole="">
             <v:imagedata r:id="rId25" o:title=""/>
           </v:shape>
-          <o:OLEObject Type="Embed" ProgID="Equation.DSMT4" ShapeID="_x0000_i1051" DrawAspect="Content" ObjectID="_1853375587" r:id="rId26"/>
+          <o:OLEObject Type="Embed" ProgID="Equation.DSMT4" ShapeID="_x0000_i1033" DrawAspect="Content" ObjectID="_1853442242" r:id="rId26"/>
         </w:object>
       </w:r>
     </w:p>
@@ -6414,10 +6308,10 @@
           <w:position w:val="-14"/>
         </w:rPr>
         <w:object w:dxaOrig="6280" w:dyaOrig="420" w14:anchorId="17449C99">
-          <v:shape id="_x0000_i1054" type="#_x0000_t75" style="width:314.2pt;height:21.25pt" o:ole="">
+          <v:shape id="_x0000_i1034" type="#_x0000_t75" style="width:314.4pt;height:21pt" o:ole="">
             <v:imagedata r:id="rId27" o:title=""/>
           </v:shape>
-          <o:OLEObject Type="Embed" ProgID="Equation.DSMT4" ShapeID="_x0000_i1054" DrawAspect="Content" ObjectID="_1853375588" r:id="rId28"/>
+          <o:OLEObject Type="Embed" ProgID="Equation.DSMT4" ShapeID="_x0000_i1034" DrawAspect="Content" ObjectID="_1853442243" r:id="rId28"/>
         </w:object>
       </w:r>
     </w:p>
@@ -6432,42 +6326,42 @@
           <w:color w:val="000000"/>
           <w:sz w:val="24"/>
         </w:rPr>
-        <w:t>Sigmoid形式对任意数据和参数不一定满足核矩阵半正定条件[5]，其优化性质受具体数据与参数设置影响。本实验将其作为SVC支持的一种比较配置，通过外层测试结果分析其分类表现。</w:t>
-      </w:r>
-      <w:r>
-        <w:rPr>
-          <w:color w:val="000000"/>
-          <w:sz w:val="24"/>
-        </w:rPr>
-        <w:t/>
-      </w:r>
-      <w:r>
-        <w:rPr>
-          <w:color w:val="000000"/>
-          <w:sz w:val="24"/>
-        </w:rPr>
-        <w:t/>
-      </w:r>
-      <w:r>
-        <w:rPr>
-          <w:color w:val="000000"/>
-          <w:sz w:val="24"/>
-        </w:rPr>
-        <w:t/>
-      </w:r>
-      <w:r>
-        <w:rPr>
-          <w:color w:val="000000"/>
-          <w:sz w:val="24"/>
-        </w:rPr>
-        <w:t/>
-      </w:r>
-      <w:r>
-        <w:rPr>
-          <w:color w:val="000000"/>
-          <w:sz w:val="24"/>
-        </w:rPr>
-        <w:t/>
+        <w:t>Sigmoid</w:t>
+      </w:r>
+      <w:r>
+        <w:rPr>
+          <w:color w:val="000000"/>
+          <w:sz w:val="24"/>
+        </w:rPr>
+        <w:t>形式对任意数据和参数不一定满足核矩阵半正定条件</w:t>
+      </w:r>
+      <w:r>
+        <w:rPr>
+          <w:color w:val="000000"/>
+          <w:sz w:val="24"/>
+        </w:rPr>
+        <w:t>[5]</w:t>
+      </w:r>
+      <w:r>
+        <w:rPr>
+          <w:color w:val="000000"/>
+          <w:sz w:val="24"/>
+        </w:rPr>
+        <w:t>，其优化性质受具体数据与参数设置影响。本实验将其作为</w:t>
+      </w:r>
+      <w:r>
+        <w:rPr>
+          <w:color w:val="000000"/>
+          <w:sz w:val="24"/>
+        </w:rPr>
+        <w:t>SVC</w:t>
+      </w:r>
+      <w:r>
+        <w:rPr>
+          <w:color w:val="000000"/>
+          <w:sz w:val="24"/>
+        </w:rPr>
+        <w:t>支持的一种比较配置，通过外层测试结果分析其分类表现。</w:t>
       </w:r>
     </w:p>
     <w:p>
@@ -7348,43 +7242,55 @@
         <w:rPr>
           <w:color w:val="000000"/>
         </w:rPr>
-        <w:t>注：各核均采用默认类别权重。SVM（内层选核）在上述30组配置的内层结果中联合选择核和参数。SVM与MLP的候选数量不同，性能比较对应各自预设搜索范围下的完整训练流程，未施加等计算量约束。</w:t>
-      </w:r>
-      <w:r>
-        <w:rPr>
-          <w:color w:val="000000"/>
-        </w:rPr>
-        <w:t/>
-      </w:r>
-      <w:r>
-        <w:rPr>
-          <w:color w:val="000000"/>
-        </w:rPr>
-        <w:t/>
-      </w:r>
-      <w:r>
-        <w:rPr>
-          <w:color w:val="000000"/>
-        </w:rPr>
-        <w:t/>
-      </w:r>
-      <w:r>
-        <w:rPr>
-          <w:color w:val="000000"/>
-        </w:rPr>
-        <w:t/>
-      </w:r>
-      <w:r>
-        <w:rPr>
-          <w:color w:val="000000"/>
-        </w:rPr>
-        <w:t/>
-      </w:r>
-      <w:r>
-        <w:rPr>
-          <w:color w:val="000000"/>
-        </w:rPr>
-        <w:t/>
+        <w:t>注：各核均采用默认类别权重。</w:t>
+      </w:r>
+      <w:r>
+        <w:rPr>
+          <w:color w:val="000000"/>
+        </w:rPr>
+        <w:t>SVM</w:t>
+      </w:r>
+      <w:r>
+        <w:rPr>
+          <w:color w:val="000000"/>
+        </w:rPr>
+        <w:t>（内层选核）在上述</w:t>
+      </w:r>
+      <w:r>
+        <w:rPr>
+          <w:color w:val="000000"/>
+        </w:rPr>
+        <w:t>30</w:t>
+      </w:r>
+      <w:r>
+        <w:rPr>
+          <w:color w:val="000000"/>
+        </w:rPr>
+        <w:t>组配置的内层结果中联合选择核和参数。</w:t>
+      </w:r>
+      <w:r>
+        <w:rPr>
+          <w:color w:val="000000"/>
+        </w:rPr>
+        <w:t>SVM</w:t>
+      </w:r>
+      <w:r>
+        <w:rPr>
+          <w:color w:val="000000"/>
+        </w:rPr>
+        <w:t>与</w:t>
+      </w:r>
+      <w:r>
+        <w:rPr>
+          <w:color w:val="000000"/>
+        </w:rPr>
+        <w:t>MLP</w:t>
+      </w:r>
+      <w:r>
+        <w:rPr>
+          <w:color w:val="000000"/>
+        </w:rPr>
+        <w:t>的候选数量不同，性能比较对应各自预设搜索范围下的完整训练流程，未施加等计算量约束。</w:t>
       </w:r>
     </w:p>
     <w:p>
@@ -7423,119 +7329,119 @@
           <w:color w:val="000000"/>
           <w:sz w:val="24"/>
         </w:rPr>
-        <w:t>表4-2汇总了四种核在同一组外层测试折上的指标。RBF的平均AUC最高，为0.9911；线性核的ACC和SP最高，分别为97.65%和94.14%。不同指标对应的核函数排序存在差异，后续分别从分数排序能力与默认阈值下的分类错误两个方面展开分析。</w:t>
-      </w:r>
-      <w:r>
-        <w:rPr>
-          <w:color w:val="000000"/>
-          <w:sz w:val="24"/>
-        </w:rPr>
-        <w:t/>
-      </w:r>
-      <w:r>
-        <w:rPr>
-          <w:color w:val="000000"/>
-          <w:sz w:val="24"/>
-        </w:rPr>
-        <w:t/>
-      </w:r>
-      <w:r>
-        <w:rPr>
-          <w:color w:val="000000"/>
-          <w:sz w:val="24"/>
-        </w:rPr>
-        <w:t/>
-      </w:r>
-      <w:r>
-        <w:rPr>
-          <w:color w:val="000000"/>
-          <w:sz w:val="24"/>
-        </w:rPr>
-        <w:t/>
-      </w:r>
-      <w:r>
-        <w:rPr>
-          <w:color w:val="000000"/>
-          <w:sz w:val="24"/>
-        </w:rPr>
-        <w:t/>
-      </w:r>
-      <w:r>
-        <w:rPr>
-          <w:color w:val="000000"/>
-          <w:sz w:val="24"/>
-        </w:rPr>
-        <w:t/>
-      </w:r>
-      <w:r>
-        <w:rPr>
-          <w:color w:val="000000"/>
-          <w:sz w:val="24"/>
-        </w:rPr>
-        <w:t/>
-      </w:r>
-      <w:r>
-        <w:rPr>
-          <w:color w:val="000000"/>
-          <w:sz w:val="24"/>
-        </w:rPr>
-        <w:t/>
-      </w:r>
-      <w:r>
-        <w:rPr>
-          <w:color w:val="000000"/>
-          <w:sz w:val="24"/>
-        </w:rPr>
-        <w:t/>
-      </w:r>
-      <w:r>
-        <w:rPr>
-          <w:color w:val="000000"/>
-          <w:sz w:val="24"/>
-        </w:rPr>
-        <w:t/>
-      </w:r>
-      <w:r>
-        <w:rPr>
-          <w:color w:val="000000"/>
-          <w:sz w:val="24"/>
-        </w:rPr>
-        <w:t/>
-      </w:r>
-      <w:r>
-        <w:rPr>
-          <w:color w:val="000000"/>
-          <w:sz w:val="24"/>
-        </w:rPr>
-        <w:t/>
-      </w:r>
-      <w:r>
-        <w:rPr>
-          <w:color w:val="000000"/>
-          <w:sz w:val="24"/>
-        </w:rPr>
-        <w:t/>
-      </w:r>
-      <w:r>
-        <w:rPr>
-          <w:color w:val="000000"/>
-          <w:sz w:val="24"/>
-        </w:rPr>
-        <w:t/>
-      </w:r>
-      <w:r>
-        <w:rPr>
-          <w:color w:val="000000"/>
-          <w:sz w:val="24"/>
-        </w:rPr>
-        <w:t/>
-      </w:r>
-      <w:r>
-        <w:rPr>
-          <w:color w:val="000000"/>
-          <w:sz w:val="24"/>
-        </w:rPr>
-        <w:t/>
+        <w:t>表</w:t>
+      </w:r>
+      <w:r>
+        <w:rPr>
+          <w:color w:val="000000"/>
+          <w:sz w:val="24"/>
+        </w:rPr>
+        <w:t>4-2</w:t>
+      </w:r>
+      <w:r>
+        <w:rPr>
+          <w:color w:val="000000"/>
+          <w:sz w:val="24"/>
+        </w:rPr>
+        <w:t>汇总了四种核在同一组外层测试折上的指标。</w:t>
+      </w:r>
+      <w:r>
+        <w:rPr>
+          <w:color w:val="000000"/>
+          <w:sz w:val="24"/>
+        </w:rPr>
+        <w:t>RBF</w:t>
+      </w:r>
+      <w:r>
+        <w:rPr>
+          <w:color w:val="000000"/>
+          <w:sz w:val="24"/>
+        </w:rPr>
+        <w:t>的平均</w:t>
+      </w:r>
+      <w:r>
+        <w:rPr>
+          <w:color w:val="000000"/>
+          <w:sz w:val="24"/>
+        </w:rPr>
+        <w:t>AUC</w:t>
+      </w:r>
+      <w:r>
+        <w:rPr>
+          <w:color w:val="000000"/>
+          <w:sz w:val="24"/>
+        </w:rPr>
+        <w:t>最高，为</w:t>
+      </w:r>
+      <w:r>
+        <w:rPr>
+          <w:color w:val="000000"/>
+          <w:sz w:val="24"/>
+        </w:rPr>
+        <w:t>0.9911</w:t>
+      </w:r>
+      <w:r>
+        <w:rPr>
+          <w:color w:val="000000"/>
+          <w:sz w:val="24"/>
+        </w:rPr>
+        <w:t>；线性核的</w:t>
+      </w:r>
+      <w:r>
+        <w:rPr>
+          <w:color w:val="000000"/>
+          <w:sz w:val="24"/>
+        </w:rPr>
+        <w:t>ACC</w:t>
+      </w:r>
+      <w:r>
+        <w:rPr>
+          <w:color w:val="000000"/>
+          <w:sz w:val="24"/>
+        </w:rPr>
+        <w:t>和</w:t>
+      </w:r>
+      <w:r>
+        <w:rPr>
+          <w:color w:val="000000"/>
+          <w:sz w:val="24"/>
+        </w:rPr>
+        <w:t>SP</w:t>
+      </w:r>
+      <w:r>
+        <w:rPr>
+          <w:color w:val="000000"/>
+          <w:sz w:val="24"/>
+        </w:rPr>
+        <w:t>最高，分别为</w:t>
+      </w:r>
+      <w:r>
+        <w:rPr>
+          <w:color w:val="000000"/>
+          <w:sz w:val="24"/>
+        </w:rPr>
+        <w:t>97.65%</w:t>
+      </w:r>
+      <w:r>
+        <w:rPr>
+          <w:color w:val="000000"/>
+          <w:sz w:val="24"/>
+        </w:rPr>
+        <w:t>和</w:t>
+      </w:r>
+      <w:r>
+        <w:rPr>
+          <w:color w:val="000000"/>
+          <w:sz w:val="24"/>
+        </w:rPr>
+        <w:t>94.14%</w:t>
+      </w:r>
+      <w:r>
+        <w:rPr>
+          <w:color w:val="000000"/>
+          <w:sz w:val="24"/>
+        </w:rPr>
+        <w:t>。不同指标对应的核函数排序存在差异，后续分别从分数排序能力与默认阈值下的分类错误两个方面展开分析。</w:t>
       </w:r>
     </w:p>
     <w:p>
@@ -8307,6 +8213,7 @@
           <w:color w:val="000000"/>
           <w:sz w:val="24"/>
         </w:rPr>
+        <w:lastRenderedPageBreak/>
         <w:t xml:space="preserve">4.4 </w:t>
       </w:r>
       <w:r>
@@ -8329,155 +8236,119 @@
           <w:color w:val="000000"/>
           <w:sz w:val="24"/>
         </w:rPr>
-        <w:t>线性核的平均AUC仅比RBF低约0.0005，ACC略高；其OOF总误判为30条，RBF为32条。该结果表明，标准化后的四维特征能够通过线性边界实现较好的区分，增加非线性表达并未在全部评价指标上带来改善。</w:t>
-      </w:r>
-      <w:r>
-        <w:rPr>
-          <w:color w:val="000000"/>
-          <w:sz w:val="24"/>
-        </w:rPr>
-        <w:t/>
-      </w:r>
-      <w:r>
-        <w:rPr>
-          <w:color w:val="000000"/>
-          <w:sz w:val="24"/>
-        </w:rPr>
-        <w:t/>
-      </w:r>
-      <w:r>
-        <w:rPr>
-          <w:color w:val="000000"/>
-          <w:sz w:val="24"/>
-        </w:rPr>
-        <w:t/>
-      </w:r>
-      <w:r>
-        <w:rPr>
-          <w:color w:val="000000"/>
-          <w:sz w:val="24"/>
-        </w:rPr>
-        <w:t/>
-      </w:r>
-      <w:r>
-        <w:rPr>
-          <w:color w:val="000000"/>
-          <w:sz w:val="24"/>
-        </w:rPr>
-        <w:t/>
-      </w:r>
-      <w:r>
-        <w:rPr>
-          <w:color w:val="000000"/>
-          <w:sz w:val="24"/>
-        </w:rPr>
-        <w:t/>
-      </w:r>
-      <w:r>
-        <w:rPr>
-          <w:color w:val="000000"/>
-          <w:sz w:val="24"/>
-        </w:rPr>
-        <w:t/>
-      </w:r>
-      <w:r>
-        <w:rPr>
-          <w:color w:val="000000"/>
-          <w:sz w:val="24"/>
-        </w:rPr>
-        <w:t/>
-      </w:r>
-      <w:r>
-        <w:rPr>
-          <w:color w:val="000000"/>
-          <w:sz w:val="24"/>
-        </w:rPr>
-        <w:t/>
-      </w:r>
-      <w:r>
-        <w:rPr>
-          <w:color w:val="000000"/>
-          <w:sz w:val="24"/>
-        </w:rPr>
-        <w:t/>
-      </w:r>
-      <w:r>
-        <w:rPr>
-          <w:color w:val="000000"/>
-          <w:sz w:val="24"/>
-        </w:rPr>
-        <w:lastRenderedPageBreak/>
-        <w:t/>
-      </w:r>
-      <w:r>
-        <w:rPr>
-          <w:color w:val="000000"/>
-          <w:sz w:val="24"/>
-        </w:rPr>
-        <w:t/>
-      </w:r>
-      <w:r>
-        <w:rPr>
-          <w:color w:val="000000"/>
-          <w:sz w:val="24"/>
-        </w:rPr>
-        <w:t/>
-      </w:r>
-      <w:r>
-        <w:rPr>
-          <w:color w:val="000000"/>
-          <w:sz w:val="24"/>
-        </w:rPr>
-        <w:t/>
-      </w:r>
-      <w:r>
-        <w:rPr>
-          <w:color w:val="000000"/>
-          <w:sz w:val="24"/>
-        </w:rPr>
-        <w:t/>
-      </w:r>
-      <w:r>
-        <w:rPr>
-          <w:color w:val="000000"/>
-          <w:sz w:val="24"/>
-        </w:rPr>
-        <w:t/>
-      </w:r>
-      <w:r>
-        <w:rPr>
-          <w:color w:val="000000"/>
-          <w:sz w:val="24"/>
-        </w:rPr>
-        <w:t/>
-      </w:r>
-      <w:r>
-        <w:rPr>
-          <w:color w:val="000000"/>
-          <w:sz w:val="24"/>
-        </w:rPr>
-        <w:t/>
-      </w:r>
-      <w:r>
-        <w:rPr>
-          <w:color w:val="000000"/>
-          <w:sz w:val="24"/>
-        </w:rPr>
-        <w:t/>
-      </w:r>
-      <w:r>
-        <w:rPr>
-          <w:color w:val="000000"/>
-          <w:sz w:val="24"/>
-        </w:rPr>
-        <w:t/>
-      </w:r>
-      <w:r>
-        <w:rPr>
-          <w:color w:val="000000"/>
-          <w:sz w:val="24"/>
-        </w:rPr>
-        <w:t/>
+        <w:t>线性核的平均</w:t>
+      </w:r>
+      <w:r>
+        <w:rPr>
+          <w:color w:val="000000"/>
+          <w:sz w:val="24"/>
+        </w:rPr>
+        <w:t>AUC</w:t>
+      </w:r>
+      <w:r>
+        <w:rPr>
+          <w:color w:val="000000"/>
+          <w:sz w:val="24"/>
+        </w:rPr>
+        <w:t>仅比</w:t>
+      </w:r>
+      <w:r>
+        <w:rPr>
+          <w:color w:val="000000"/>
+          <w:sz w:val="24"/>
+        </w:rPr>
+        <w:t>RBF</w:t>
+      </w:r>
+      <w:r>
+        <w:rPr>
+          <w:color w:val="000000"/>
+          <w:sz w:val="24"/>
+        </w:rPr>
+        <w:t>低约</w:t>
+      </w:r>
+      <w:r>
+        <w:rPr>
+          <w:color w:val="000000"/>
+          <w:sz w:val="24"/>
+        </w:rPr>
+        <w:t>0.0005</w:t>
+      </w:r>
+      <w:r>
+        <w:rPr>
+          <w:color w:val="000000"/>
+          <w:sz w:val="24"/>
+        </w:rPr>
+        <w:t>，</w:t>
+      </w:r>
+      <w:r>
+        <w:rPr>
+          <w:color w:val="000000"/>
+          <w:sz w:val="24"/>
+        </w:rPr>
+        <w:t>ACC</w:t>
+      </w:r>
+      <w:r>
+        <w:rPr>
+          <w:color w:val="000000"/>
+          <w:sz w:val="24"/>
+        </w:rPr>
+        <w:t>略高；其</w:t>
+      </w:r>
+      <w:r>
+        <w:rPr>
+          <w:color w:val="000000"/>
+          <w:sz w:val="24"/>
+        </w:rPr>
+        <w:t>OOF</w:t>
+      </w:r>
+      <w:r>
+        <w:rPr>
+          <w:color w:val="000000"/>
+          <w:sz w:val="24"/>
+        </w:rPr>
+        <w:t>总误判为</w:t>
+      </w:r>
+      <w:r>
+        <w:rPr>
+          <w:color w:val="000000"/>
+          <w:sz w:val="24"/>
+        </w:rPr>
+        <w:t>30</w:t>
+      </w:r>
+      <w:r>
+        <w:rPr>
+          <w:color w:val="000000"/>
+          <w:sz w:val="24"/>
+        </w:rPr>
+        <w:t>条，</w:t>
+      </w:r>
+      <w:r>
+        <w:rPr>
+          <w:color w:val="000000"/>
+          <w:sz w:val="24"/>
+        </w:rPr>
+        <w:t>RBF</w:t>
+      </w:r>
+      <w:r>
+        <w:rPr>
+          <w:color w:val="000000"/>
+          <w:sz w:val="24"/>
+        </w:rPr>
+        <w:t>为</w:t>
+      </w:r>
+      <w:r>
+        <w:rPr>
+          <w:color w:val="000000"/>
+          <w:sz w:val="24"/>
+        </w:rPr>
+        <w:t>32</w:t>
+      </w:r>
+      <w:r>
+        <w:rPr>
+          <w:color w:val="000000"/>
+          <w:sz w:val="24"/>
+        </w:rPr>
+        <w:t>条。该结果表明，标准化后的四维特征能够通过线性边界实现较好的区分，增加非线性表达并未在全部评价指标上带来改善。</w:t>
       </w:r>
     </w:p>
     <w:p>
@@ -8491,378 +8362,378 @@
           <w:color w:val="000000"/>
           <w:sz w:val="24"/>
         </w:rPr>
-        <w:t>RBF的SE略高，但SP比线性核低1.18个百分点。对应OOF计数，RBF比线性核少错判1名男生，多错判3名女生，表明其在0阈值下具有更高的男生召回率和更低的女生召回率，而较高的AUC反映了总体排序能力的略微提升。内层五次联合选核均选中RBF，因此主比较中的SVM（内层选核）与本次RBF结果一致。其五折（C，γ）依次为（1，0.1）、（0.1，0.1）、（1，0.1）、（1，0.1）、（0.1，0.25），较大的C和γ均未被选中。</w:t>
-      </w:r>
-      <w:r>
-        <w:rPr>
-          <w:color w:val="000000"/>
-          <w:sz w:val="24"/>
-        </w:rPr>
-        <w:t/>
-      </w:r>
-      <w:r>
-        <w:rPr>
-          <w:color w:val="000000"/>
-          <w:sz w:val="24"/>
-        </w:rPr>
-        <w:t/>
-      </w:r>
-      <w:r>
-        <w:rPr>
-          <w:color w:val="000000"/>
-          <w:sz w:val="24"/>
-        </w:rPr>
-        <w:t/>
-      </w:r>
-      <w:r>
-        <w:rPr>
-          <w:color w:val="000000"/>
-          <w:sz w:val="24"/>
-        </w:rPr>
-        <w:t/>
-      </w:r>
-      <w:r>
-        <w:rPr>
-          <w:color w:val="000000"/>
-          <w:sz w:val="24"/>
-        </w:rPr>
-        <w:t/>
-      </w:r>
-      <w:r>
-        <w:rPr>
-          <w:color w:val="000000"/>
-          <w:sz w:val="24"/>
-        </w:rPr>
-        <w:t/>
-      </w:r>
-      <w:r>
-        <w:rPr>
-          <w:color w:val="000000"/>
-          <w:sz w:val="24"/>
-        </w:rPr>
-        <w:t/>
-      </w:r>
-      <w:r>
-        <w:rPr>
-          <w:color w:val="000000"/>
-          <w:sz w:val="24"/>
-        </w:rPr>
-        <w:t/>
-      </w:r>
-      <w:r>
-        <w:rPr>
-          <w:color w:val="000000"/>
-          <w:sz w:val="24"/>
-        </w:rPr>
-        <w:t/>
-      </w:r>
-      <w:r>
-        <w:rPr>
-          <w:color w:val="000000"/>
-          <w:sz w:val="24"/>
-        </w:rPr>
-        <w:t/>
-      </w:r>
-      <w:r>
-        <w:rPr>
-          <w:color w:val="000000"/>
-          <w:sz w:val="24"/>
-        </w:rPr>
-        <w:t/>
-      </w:r>
-      <w:r>
-        <w:rPr>
-          <w:color w:val="000000"/>
-          <w:sz w:val="24"/>
-        </w:rPr>
-        <w:t/>
-      </w:r>
-      <w:r>
-        <w:rPr>
-          <w:color w:val="000000"/>
-          <w:sz w:val="24"/>
-        </w:rPr>
-        <w:t/>
-      </w:r>
-      <w:r>
-        <w:rPr>
-          <w:color w:val="000000"/>
-          <w:sz w:val="24"/>
-        </w:rPr>
-        <w:t/>
-      </w:r>
-      <w:r>
-        <w:rPr>
-          <w:color w:val="000000"/>
-          <w:sz w:val="24"/>
-        </w:rPr>
-        <w:t/>
-      </w:r>
-      <w:r>
-        <w:rPr>
-          <w:color w:val="000000"/>
-          <w:sz w:val="24"/>
-        </w:rPr>
-        <w:t/>
-      </w:r>
-      <w:r>
-        <w:rPr>
-          <w:color w:val="000000"/>
-          <w:sz w:val="24"/>
-        </w:rPr>
-        <w:t/>
-      </w:r>
-      <w:r>
-        <w:rPr>
-          <w:color w:val="000000"/>
-          <w:sz w:val="24"/>
-        </w:rPr>
-        <w:t/>
-      </w:r>
-      <w:r>
-        <w:rPr>
-          <w:color w:val="000000"/>
-          <w:sz w:val="24"/>
-        </w:rPr>
-        <w:t/>
-      </w:r>
-      <w:r>
-        <w:rPr>
-          <w:color w:val="000000"/>
-          <w:sz w:val="24"/>
-        </w:rPr>
-        <w:t/>
-      </w:r>
-      <w:r>
-        <w:rPr>
-          <w:color w:val="000000"/>
-          <w:sz w:val="24"/>
-        </w:rPr>
-        <w:t/>
-      </w:r>
-      <w:r>
-        <w:rPr>
-          <w:color w:val="000000"/>
-          <w:sz w:val="24"/>
-        </w:rPr>
-        <w:t/>
-      </w:r>
-      <w:r>
-        <w:rPr>
-          <w:color w:val="000000"/>
-          <w:sz w:val="24"/>
-        </w:rPr>
-        <w:t/>
-      </w:r>
-      <w:r>
-        <w:rPr>
-          <w:color w:val="000000"/>
-          <w:sz w:val="24"/>
-        </w:rPr>
-        <w:t/>
-      </w:r>
-      <w:r>
-        <w:rPr>
-          <w:color w:val="000000"/>
-          <w:sz w:val="24"/>
-        </w:rPr>
-        <w:t/>
-      </w:r>
-      <w:r>
-        <w:rPr>
-          <w:color w:val="000000"/>
-          <w:sz w:val="24"/>
-        </w:rPr>
-        <w:t/>
-      </w:r>
-      <w:r>
-        <w:rPr>
-          <w:color w:val="000000"/>
-          <w:sz w:val="24"/>
-        </w:rPr>
-        <w:t/>
-      </w:r>
-      <w:r>
-        <w:rPr>
-          <w:color w:val="000000"/>
-          <w:sz w:val="24"/>
-        </w:rPr>
-        <w:t/>
-      </w:r>
-      <w:r>
-        <w:rPr>
-          <w:color w:val="000000"/>
-          <w:sz w:val="24"/>
-        </w:rPr>
-        <w:t/>
-      </w:r>
-      <w:r>
-        <w:rPr>
-          <w:color w:val="000000"/>
-          <w:sz w:val="24"/>
-        </w:rPr>
-        <w:t/>
-      </w:r>
-      <w:r>
-        <w:rPr>
-          <w:color w:val="000000"/>
-          <w:sz w:val="24"/>
-        </w:rPr>
-        <w:t/>
-      </w:r>
-      <w:r>
-        <w:rPr>
-          <w:color w:val="000000"/>
-          <w:sz w:val="24"/>
-        </w:rPr>
-        <w:t/>
-      </w:r>
-      <w:r>
-        <w:rPr>
-          <w:color w:val="000000"/>
-          <w:sz w:val="24"/>
-        </w:rPr>
-        <w:t/>
-      </w:r>
-      <w:r>
-        <w:rPr>
-          <w:color w:val="000000"/>
-          <w:sz w:val="24"/>
-        </w:rPr>
-        <w:t/>
-      </w:r>
-      <w:r>
-        <w:rPr>
-          <w:color w:val="000000"/>
-          <w:sz w:val="24"/>
-        </w:rPr>
-        <w:t/>
-      </w:r>
-      <w:r>
-        <w:rPr>
-          <w:color w:val="000000"/>
-          <w:sz w:val="24"/>
-        </w:rPr>
-        <w:t/>
-      </w:r>
-      <w:r>
-        <w:rPr>
-          <w:color w:val="000000"/>
-          <w:sz w:val="24"/>
-        </w:rPr>
-        <w:t/>
-      </w:r>
-      <w:r>
-        <w:rPr>
-          <w:color w:val="000000"/>
-          <w:sz w:val="24"/>
-        </w:rPr>
-        <w:t/>
-      </w:r>
-      <w:r>
-        <w:rPr>
-          <w:color w:val="000000"/>
-          <w:sz w:val="24"/>
-        </w:rPr>
-        <w:t/>
-      </w:r>
-      <w:r>
-        <w:rPr>
-          <w:color w:val="000000"/>
-          <w:sz w:val="24"/>
-        </w:rPr>
-        <w:t/>
-      </w:r>
-      <w:r>
-        <w:rPr>
-          <w:color w:val="000000"/>
-          <w:sz w:val="24"/>
-        </w:rPr>
-        <w:t/>
-      </w:r>
-      <w:r>
-        <w:rPr>
-          <w:color w:val="000000"/>
-          <w:sz w:val="24"/>
-        </w:rPr>
-        <w:t/>
-      </w:r>
-      <w:r>
-        <w:rPr>
-          <w:color w:val="000000"/>
-          <w:sz w:val="24"/>
-        </w:rPr>
-        <w:t/>
-      </w:r>
-      <w:r>
-        <w:rPr>
-          <w:color w:val="000000"/>
-          <w:sz w:val="24"/>
-        </w:rPr>
-        <w:t/>
-      </w:r>
-      <w:r>
-        <w:rPr>
-          <w:color w:val="000000"/>
-          <w:sz w:val="24"/>
-        </w:rPr>
-        <w:t/>
-      </w:r>
-      <w:r>
-        <w:rPr>
-          <w:color w:val="000000"/>
-          <w:sz w:val="24"/>
-        </w:rPr>
-        <w:t/>
-      </w:r>
-      <w:r>
-        <w:rPr>
-          <w:color w:val="000000"/>
-          <w:sz w:val="24"/>
-        </w:rPr>
-        <w:t/>
-      </w:r>
-      <w:r>
-        <w:rPr>
-          <w:color w:val="000000"/>
-          <w:sz w:val="24"/>
-        </w:rPr>
-        <w:t/>
-      </w:r>
-      <w:r>
-        <w:rPr>
-          <w:color w:val="000000"/>
-          <w:sz w:val="24"/>
-        </w:rPr>
-        <w:t/>
-      </w:r>
-      <w:r>
-        <w:rPr>
-          <w:color w:val="000000"/>
-          <w:sz w:val="24"/>
-        </w:rPr>
-        <w:t/>
-      </w:r>
-      <w:r>
-        <w:rPr>
-          <w:color w:val="000000"/>
-          <w:sz w:val="24"/>
-        </w:rPr>
-        <w:t/>
-      </w:r>
-      <w:r>
-        <w:rPr>
-          <w:color w:val="000000"/>
-          <w:sz w:val="24"/>
-        </w:rPr>
-        <w:t/>
-      </w:r>
-      <w:r>
-        <w:rPr>
-          <w:color w:val="000000"/>
-          <w:sz w:val="24"/>
-        </w:rPr>
-        <w:t/>
+        <w:t>RBF</w:t>
+      </w:r>
+      <w:r>
+        <w:rPr>
+          <w:color w:val="000000"/>
+          <w:sz w:val="24"/>
+        </w:rPr>
+        <w:t>的</w:t>
+      </w:r>
+      <w:r>
+        <w:rPr>
+          <w:color w:val="000000"/>
+          <w:sz w:val="24"/>
+        </w:rPr>
+        <w:t>SE</w:t>
+      </w:r>
+      <w:r>
+        <w:rPr>
+          <w:color w:val="000000"/>
+          <w:sz w:val="24"/>
+        </w:rPr>
+        <w:t>略高，但</w:t>
+      </w:r>
+      <w:r>
+        <w:rPr>
+          <w:color w:val="000000"/>
+          <w:sz w:val="24"/>
+        </w:rPr>
+        <w:t>SP</w:t>
+      </w:r>
+      <w:r>
+        <w:rPr>
+          <w:color w:val="000000"/>
+          <w:sz w:val="24"/>
+        </w:rPr>
+        <w:t>比线性核低</w:t>
+      </w:r>
+      <w:r>
+        <w:rPr>
+          <w:color w:val="000000"/>
+          <w:sz w:val="24"/>
+        </w:rPr>
+        <w:t>1.18</w:t>
+      </w:r>
+      <w:r>
+        <w:rPr>
+          <w:color w:val="000000"/>
+          <w:sz w:val="24"/>
+        </w:rPr>
+        <w:t>个百分点。对应</w:t>
+      </w:r>
+      <w:r>
+        <w:rPr>
+          <w:color w:val="000000"/>
+          <w:sz w:val="24"/>
+        </w:rPr>
+        <w:t>OOF</w:t>
+      </w:r>
+      <w:r>
+        <w:rPr>
+          <w:color w:val="000000"/>
+          <w:sz w:val="24"/>
+        </w:rPr>
+        <w:t>计数，</w:t>
+      </w:r>
+      <w:r>
+        <w:rPr>
+          <w:color w:val="000000"/>
+          <w:sz w:val="24"/>
+        </w:rPr>
+        <w:t>RBF</w:t>
+      </w:r>
+      <w:r>
+        <w:rPr>
+          <w:color w:val="000000"/>
+          <w:sz w:val="24"/>
+        </w:rPr>
+        <w:t>比线性核少错判</w:t>
+      </w:r>
+      <w:r>
+        <w:rPr>
+          <w:color w:val="000000"/>
+          <w:sz w:val="24"/>
+        </w:rPr>
+        <w:t>1</w:t>
+      </w:r>
+      <w:r>
+        <w:rPr>
+          <w:color w:val="000000"/>
+          <w:sz w:val="24"/>
+        </w:rPr>
+        <w:t>名男生，多错判</w:t>
+      </w:r>
+      <w:r>
+        <w:rPr>
+          <w:color w:val="000000"/>
+          <w:sz w:val="24"/>
+        </w:rPr>
+        <w:t>3</w:t>
+      </w:r>
+      <w:r>
+        <w:rPr>
+          <w:color w:val="000000"/>
+          <w:sz w:val="24"/>
+        </w:rPr>
+        <w:t>名女生，表明其在</w:t>
+      </w:r>
+      <w:r>
+        <w:rPr>
+          <w:color w:val="000000"/>
+          <w:sz w:val="24"/>
+        </w:rPr>
+        <w:t>0</w:t>
+      </w:r>
+      <w:r>
+        <w:rPr>
+          <w:color w:val="000000"/>
+          <w:sz w:val="24"/>
+        </w:rPr>
+        <w:t>阈值下具有更高的男生召回率和更低的女生召回率，而较高的</w:t>
+      </w:r>
+      <w:r>
+        <w:rPr>
+          <w:color w:val="000000"/>
+          <w:sz w:val="24"/>
+        </w:rPr>
+        <w:t>AUC</w:t>
+      </w:r>
+      <w:r>
+        <w:rPr>
+          <w:color w:val="000000"/>
+          <w:sz w:val="24"/>
+        </w:rPr>
+        <w:t>反映了总体排序能力的略微提升。内层五次联合选核均选中</w:t>
+      </w:r>
+      <w:r>
+        <w:rPr>
+          <w:color w:val="000000"/>
+          <w:sz w:val="24"/>
+        </w:rPr>
+        <w:t>RBF</w:t>
+      </w:r>
+      <w:r>
+        <w:rPr>
+          <w:color w:val="000000"/>
+          <w:sz w:val="24"/>
+        </w:rPr>
+        <w:t>，因此主比较中的</w:t>
+      </w:r>
+      <w:r>
+        <w:rPr>
+          <w:color w:val="000000"/>
+          <w:sz w:val="24"/>
+        </w:rPr>
+        <w:t>SVM</w:t>
+      </w:r>
+      <w:r>
+        <w:rPr>
+          <w:color w:val="000000"/>
+          <w:sz w:val="24"/>
+        </w:rPr>
+        <w:t>（内层选核）与本次</w:t>
+      </w:r>
+      <w:r>
+        <w:rPr>
+          <w:color w:val="000000"/>
+          <w:sz w:val="24"/>
+        </w:rPr>
+        <w:t>RBF</w:t>
+      </w:r>
+      <w:r>
+        <w:rPr>
+          <w:color w:val="000000"/>
+          <w:sz w:val="24"/>
+        </w:rPr>
+        <w:t>结果一致。其五折（</w:t>
+      </w:r>
+      <w:r>
+        <w:rPr>
+          <w:color w:val="000000"/>
+          <w:sz w:val="24"/>
+        </w:rPr>
+        <w:t>C</w:t>
+      </w:r>
+      <w:r>
+        <w:rPr>
+          <w:color w:val="000000"/>
+          <w:sz w:val="24"/>
+        </w:rPr>
+        <w:t>，</w:t>
+      </w:r>
+      <w:r>
+        <w:rPr>
+          <w:color w:val="000000"/>
+          <w:sz w:val="24"/>
+        </w:rPr>
+        <w:t>γ</w:t>
+      </w:r>
+      <w:r>
+        <w:rPr>
+          <w:color w:val="000000"/>
+          <w:sz w:val="24"/>
+        </w:rPr>
+        <w:t>）依次为（</w:t>
+      </w:r>
+      <w:r>
+        <w:rPr>
+          <w:color w:val="000000"/>
+          <w:sz w:val="24"/>
+        </w:rPr>
+        <w:t>1</w:t>
+      </w:r>
+      <w:r>
+        <w:rPr>
+          <w:color w:val="000000"/>
+          <w:sz w:val="24"/>
+        </w:rPr>
+        <w:t>，</w:t>
+      </w:r>
+      <w:r>
+        <w:rPr>
+          <w:color w:val="000000"/>
+          <w:sz w:val="24"/>
+        </w:rPr>
+        <w:t>0.1</w:t>
+      </w:r>
+      <w:r>
+        <w:rPr>
+          <w:color w:val="000000"/>
+          <w:sz w:val="24"/>
+        </w:rPr>
+        <w:t>）、（</w:t>
+      </w:r>
+      <w:r>
+        <w:rPr>
+          <w:color w:val="000000"/>
+          <w:sz w:val="24"/>
+        </w:rPr>
+        <w:t>0.1</w:t>
+      </w:r>
+      <w:r>
+        <w:rPr>
+          <w:color w:val="000000"/>
+          <w:sz w:val="24"/>
+        </w:rPr>
+        <w:t>，</w:t>
+      </w:r>
+      <w:r>
+        <w:rPr>
+          <w:color w:val="000000"/>
+          <w:sz w:val="24"/>
+        </w:rPr>
+        <w:t>0.1</w:t>
+      </w:r>
+      <w:r>
+        <w:rPr>
+          <w:color w:val="000000"/>
+          <w:sz w:val="24"/>
+        </w:rPr>
+        <w:t>）、（</w:t>
+      </w:r>
+      <w:r>
+        <w:rPr>
+          <w:color w:val="000000"/>
+          <w:sz w:val="24"/>
+        </w:rPr>
+        <w:t>1</w:t>
+      </w:r>
+      <w:r>
+        <w:rPr>
+          <w:color w:val="000000"/>
+          <w:sz w:val="24"/>
+        </w:rPr>
+        <w:t>，</w:t>
+      </w:r>
+      <w:r>
+        <w:rPr>
+          <w:color w:val="000000"/>
+          <w:sz w:val="24"/>
+        </w:rPr>
+        <w:t>0.1</w:t>
+      </w:r>
+      <w:r>
+        <w:rPr>
+          <w:color w:val="000000"/>
+          <w:sz w:val="24"/>
+        </w:rPr>
+        <w:t>）、（</w:t>
+      </w:r>
+      <w:r>
+        <w:rPr>
+          <w:color w:val="000000"/>
+          <w:sz w:val="24"/>
+        </w:rPr>
+        <w:t>1</w:t>
+      </w:r>
+      <w:r>
+        <w:rPr>
+          <w:color w:val="000000"/>
+          <w:sz w:val="24"/>
+        </w:rPr>
+        <w:t>，</w:t>
+      </w:r>
+      <w:r>
+        <w:rPr>
+          <w:color w:val="000000"/>
+          <w:sz w:val="24"/>
+        </w:rPr>
+        <w:t>0.1</w:t>
+      </w:r>
+      <w:r>
+        <w:rPr>
+          <w:color w:val="000000"/>
+          <w:sz w:val="24"/>
+        </w:rPr>
+        <w:t>）、（</w:t>
+      </w:r>
+      <w:r>
+        <w:rPr>
+          <w:color w:val="000000"/>
+          <w:sz w:val="24"/>
+        </w:rPr>
+        <w:t>0.1</w:t>
+      </w:r>
+      <w:r>
+        <w:rPr>
+          <w:color w:val="000000"/>
+          <w:sz w:val="24"/>
+        </w:rPr>
+        <w:t>，</w:t>
+      </w:r>
+      <w:r>
+        <w:rPr>
+          <w:color w:val="000000"/>
+          <w:sz w:val="24"/>
+        </w:rPr>
+        <w:t>0.25</w:t>
+      </w:r>
+      <w:r>
+        <w:rPr>
+          <w:color w:val="000000"/>
+          <w:sz w:val="24"/>
+        </w:rPr>
+        <w:t>），较大的</w:t>
+      </w:r>
+      <w:r>
+        <w:rPr>
+          <w:color w:val="000000"/>
+          <w:sz w:val="24"/>
+        </w:rPr>
+        <w:t>C</w:t>
+      </w:r>
+      <w:r>
+        <w:rPr>
+          <w:color w:val="000000"/>
+          <w:sz w:val="24"/>
+        </w:rPr>
+        <w:t>和</w:t>
+      </w:r>
+      <w:r>
+        <w:rPr>
+          <w:color w:val="000000"/>
+          <w:sz w:val="24"/>
+        </w:rPr>
+        <w:t>γ</w:t>
+      </w:r>
+      <w:r>
+        <w:rPr>
+          <w:color w:val="000000"/>
+          <w:sz w:val="24"/>
+        </w:rPr>
+        <w:t>均未被选中。</w:t>
       </w:r>
     </w:p>
     <w:p>
@@ -8876,105 +8747,105 @@
           <w:color w:val="000000"/>
           <w:sz w:val="24"/>
         </w:rPr>
-        <w:t>三次多项式核的平均ACC为97.41%、AUC为0.9888，在本次候选范围内均低于线性核。多项式交互扩展了模型的表达形式，但未带来稳定的外层性能提升。该差异对应当前核函数形式、固定阶数及搜索范围的组合设置，各因素的独立作用尚不明确。其训练AUC均值约0.9926，测试约0.9888，表明训练拟合程度高于外层测试表现，仅依据训练指标进行评价会高估实际分类能力。</w:t>
-      </w:r>
-      <w:r>
-        <w:rPr>
-          <w:color w:val="000000"/>
-          <w:sz w:val="24"/>
-        </w:rPr>
-        <w:t/>
-      </w:r>
-      <w:r>
-        <w:rPr>
-          <w:color w:val="000000"/>
-          <w:sz w:val="24"/>
-        </w:rPr>
-        <w:t/>
-      </w:r>
-      <w:r>
-        <w:rPr>
-          <w:color w:val="000000"/>
-          <w:sz w:val="24"/>
-        </w:rPr>
-        <w:t/>
-      </w:r>
-      <w:r>
-        <w:rPr>
-          <w:color w:val="000000"/>
-          <w:sz w:val="24"/>
-        </w:rPr>
-        <w:t/>
-      </w:r>
-      <w:r>
-        <w:rPr>
-          <w:color w:val="000000"/>
-          <w:sz w:val="24"/>
-        </w:rPr>
-        <w:t/>
-      </w:r>
-      <w:r>
-        <w:rPr>
-          <w:color w:val="000000"/>
-          <w:sz w:val="24"/>
-        </w:rPr>
-        <w:t/>
-      </w:r>
-      <w:r>
-        <w:rPr>
-          <w:color w:val="000000"/>
-          <w:sz w:val="24"/>
-        </w:rPr>
-        <w:t/>
-      </w:r>
-      <w:r>
-        <w:rPr>
-          <w:color w:val="000000"/>
-          <w:sz w:val="24"/>
-        </w:rPr>
-        <w:t/>
-      </w:r>
-      <w:r>
-        <w:rPr>
-          <w:color w:val="000000"/>
-          <w:sz w:val="24"/>
-        </w:rPr>
-        <w:t/>
-      </w:r>
-      <w:r>
-        <w:rPr>
-          <w:color w:val="000000"/>
-          <w:sz w:val="24"/>
-        </w:rPr>
-        <w:t/>
-      </w:r>
-      <w:r>
-        <w:rPr>
-          <w:color w:val="000000"/>
-          <w:sz w:val="24"/>
-        </w:rPr>
-        <w:t/>
-      </w:r>
-      <w:r>
-        <w:rPr>
-          <w:color w:val="000000"/>
-          <w:sz w:val="24"/>
-        </w:rPr>
-        <w:t/>
-      </w:r>
-      <w:r>
-        <w:rPr>
-          <w:color w:val="000000"/>
-          <w:sz w:val="24"/>
-        </w:rPr>
-        <w:t/>
-      </w:r>
-      <w:r>
-        <w:rPr>
-          <w:color w:val="000000"/>
-          <w:sz w:val="24"/>
-        </w:rPr>
-        <w:t/>
+        <w:t>三次多项式核的平均</w:t>
+      </w:r>
+      <w:r>
+        <w:rPr>
+          <w:color w:val="000000"/>
+          <w:sz w:val="24"/>
+        </w:rPr>
+        <w:t>ACC</w:t>
+      </w:r>
+      <w:r>
+        <w:rPr>
+          <w:color w:val="000000"/>
+          <w:sz w:val="24"/>
+        </w:rPr>
+        <w:t>为</w:t>
+      </w:r>
+      <w:r>
+        <w:rPr>
+          <w:color w:val="000000"/>
+          <w:sz w:val="24"/>
+        </w:rPr>
+        <w:t>97.41%</w:t>
+      </w:r>
+      <w:r>
+        <w:rPr>
+          <w:color w:val="000000"/>
+          <w:sz w:val="24"/>
+        </w:rPr>
+        <w:t>、</w:t>
+      </w:r>
+      <w:r>
+        <w:rPr>
+          <w:color w:val="000000"/>
+          <w:sz w:val="24"/>
+        </w:rPr>
+        <w:t>AUC</w:t>
+      </w:r>
+      <w:r>
+        <w:rPr>
+          <w:color w:val="000000"/>
+          <w:sz w:val="24"/>
+        </w:rPr>
+        <w:t>为</w:t>
+      </w:r>
+      <w:r>
+        <w:rPr>
+          <w:color w:val="000000"/>
+          <w:sz w:val="24"/>
+        </w:rPr>
+        <w:t>0.9888</w:t>
+      </w:r>
+      <w:r>
+        <w:rPr>
+          <w:color w:val="000000"/>
+          <w:sz w:val="24"/>
+        </w:rPr>
+        <w:t>，在本次候选范围内均低于线性核。多项式交互扩展了模型的表达形式，但未带来稳定的外层性能提升。该差异对应当前核函数形式、固定阶数及搜索范围的组合设置，各因素的独立作用尚不明确。其训练</w:t>
+      </w:r>
+      <w:r>
+        <w:rPr>
+          <w:color w:val="000000"/>
+          <w:sz w:val="24"/>
+        </w:rPr>
+        <w:t>AUC</w:t>
+      </w:r>
+      <w:r>
+        <w:rPr>
+          <w:color w:val="000000"/>
+          <w:sz w:val="24"/>
+        </w:rPr>
+        <w:t>均值约</w:t>
+      </w:r>
+      <w:r>
+        <w:rPr>
+          <w:color w:val="000000"/>
+          <w:sz w:val="24"/>
+        </w:rPr>
+        <w:t>0.9926</w:t>
+      </w:r>
+      <w:r>
+        <w:rPr>
+          <w:color w:val="000000"/>
+          <w:sz w:val="24"/>
+        </w:rPr>
+        <w:t>，测试约</w:t>
+      </w:r>
+      <w:r>
+        <w:rPr>
+          <w:color w:val="000000"/>
+          <w:sz w:val="24"/>
+        </w:rPr>
+        <w:t>0.9888</w:t>
+      </w:r>
+      <w:r>
+        <w:rPr>
+          <w:color w:val="000000"/>
+          <w:sz w:val="24"/>
+        </w:rPr>
+        <w:t>，表明训练拟合程度高于外层测试表现，仅依据训练指标进行评价会高估实际分类能力。</w:t>
       </w:r>
     </w:p>
     <w:p>
@@ -8988,182 +8859,182 @@
           <w:color w:val="000000"/>
           <w:sz w:val="24"/>
         </w:rPr>
-        <w:t>Sigmoid核的平均ACC最低，为97.02%，SP的折间标准差最大，为3.78个百分点；第1折7/51名女生被错判，SP为86.27%。其平均AUC仍达到0.9899，高于多项式核的0.9888，进一步体现了分数排序能力与固定阈值分类准确率之间的差异。本实验未检查核矩阵谱，也未进一步扩大参数搜索范围，因此Sigmoid核的半正定性与当前性能之间的具体关系尚不明确。</w:t>
-      </w:r>
-      <w:r>
-        <w:rPr>
-          <w:color w:val="000000"/>
-          <w:sz w:val="24"/>
-        </w:rPr>
-        <w:t/>
-      </w:r>
-      <w:r>
-        <w:rPr>
-          <w:color w:val="000000"/>
-          <w:sz w:val="24"/>
-        </w:rPr>
-        <w:t/>
-      </w:r>
-      <w:r>
-        <w:rPr>
-          <w:color w:val="000000"/>
-          <w:sz w:val="24"/>
-        </w:rPr>
-        <w:t/>
-      </w:r>
-      <w:r>
-        <w:rPr>
-          <w:color w:val="000000"/>
-          <w:sz w:val="24"/>
-        </w:rPr>
-        <w:t/>
-      </w:r>
-      <w:r>
-        <w:rPr>
-          <w:color w:val="000000"/>
-          <w:sz w:val="24"/>
-        </w:rPr>
-        <w:t/>
-      </w:r>
-      <w:r>
-        <w:rPr>
-          <w:color w:val="000000"/>
-          <w:sz w:val="24"/>
-        </w:rPr>
-        <w:t/>
-      </w:r>
-      <w:r>
-        <w:rPr>
-          <w:color w:val="000000"/>
-          <w:sz w:val="24"/>
-        </w:rPr>
-        <w:t/>
-      </w:r>
-      <w:r>
-        <w:rPr>
-          <w:color w:val="000000"/>
-          <w:sz w:val="24"/>
-        </w:rPr>
-        <w:t/>
-      </w:r>
-      <w:r>
-        <w:rPr>
-          <w:color w:val="000000"/>
-          <w:sz w:val="24"/>
-        </w:rPr>
-        <w:t/>
-      </w:r>
-      <w:r>
-        <w:rPr>
-          <w:color w:val="000000"/>
-          <w:sz w:val="24"/>
-        </w:rPr>
-        <w:t/>
-      </w:r>
-      <w:r>
-        <w:rPr>
-          <w:color w:val="000000"/>
-          <w:sz w:val="24"/>
-        </w:rPr>
-        <w:t/>
-      </w:r>
-      <w:r>
-        <w:rPr>
-          <w:color w:val="000000"/>
-          <w:sz w:val="24"/>
-        </w:rPr>
-        <w:t/>
-      </w:r>
-      <w:r>
-        <w:rPr>
-          <w:color w:val="000000"/>
-          <w:sz w:val="24"/>
-        </w:rPr>
-        <w:t/>
-      </w:r>
-      <w:r>
-        <w:rPr>
-          <w:color w:val="000000"/>
-          <w:sz w:val="24"/>
-        </w:rPr>
-        <w:t/>
-      </w:r>
-      <w:r>
-        <w:rPr>
-          <w:color w:val="000000"/>
-          <w:sz w:val="24"/>
-        </w:rPr>
-        <w:t/>
-      </w:r>
-      <w:r>
-        <w:rPr>
-          <w:color w:val="000000"/>
-          <w:sz w:val="24"/>
-        </w:rPr>
-        <w:t/>
-      </w:r>
-      <w:r>
-        <w:rPr>
-          <w:color w:val="000000"/>
-          <w:sz w:val="24"/>
-        </w:rPr>
-        <w:t/>
-      </w:r>
-      <w:r>
-        <w:rPr>
-          <w:color w:val="000000"/>
-          <w:sz w:val="24"/>
-        </w:rPr>
-        <w:t/>
-      </w:r>
-      <w:r>
-        <w:rPr>
-          <w:color w:val="000000"/>
-          <w:sz w:val="24"/>
-        </w:rPr>
-        <w:t/>
-      </w:r>
-      <w:r>
-        <w:rPr>
-          <w:color w:val="000000"/>
-          <w:sz w:val="24"/>
-        </w:rPr>
-        <w:t/>
-      </w:r>
-      <w:r>
-        <w:rPr>
-          <w:color w:val="000000"/>
-          <w:sz w:val="24"/>
-        </w:rPr>
-        <w:t/>
-      </w:r>
-      <w:r>
-        <w:rPr>
-          <w:color w:val="000000"/>
-          <w:sz w:val="24"/>
-        </w:rPr>
-        <w:t/>
-      </w:r>
-      <w:r>
-        <w:rPr>
-          <w:color w:val="000000"/>
-          <w:sz w:val="24"/>
-        </w:rPr>
-        <w:t/>
-      </w:r>
-      <w:r>
-        <w:rPr>
-          <w:color w:val="000000"/>
-          <w:sz w:val="24"/>
-        </w:rPr>
-        <w:t/>
-      </w:r>
-      <w:r>
-        <w:rPr>
-          <w:color w:val="000000"/>
-          <w:sz w:val="24"/>
-        </w:rPr>
-        <w:t/>
+        <w:t>Sigmoid</w:t>
+      </w:r>
+      <w:r>
+        <w:rPr>
+          <w:color w:val="000000"/>
+          <w:sz w:val="24"/>
+        </w:rPr>
+        <w:t>核的平均</w:t>
+      </w:r>
+      <w:r>
+        <w:rPr>
+          <w:color w:val="000000"/>
+          <w:sz w:val="24"/>
+        </w:rPr>
+        <w:t>ACC</w:t>
+      </w:r>
+      <w:r>
+        <w:rPr>
+          <w:color w:val="000000"/>
+          <w:sz w:val="24"/>
+        </w:rPr>
+        <w:t>最低，为</w:t>
+      </w:r>
+      <w:r>
+        <w:rPr>
+          <w:color w:val="000000"/>
+          <w:sz w:val="24"/>
+        </w:rPr>
+        <w:t>97.02%</w:t>
+      </w:r>
+      <w:r>
+        <w:rPr>
+          <w:color w:val="000000"/>
+          <w:sz w:val="24"/>
+        </w:rPr>
+        <w:t>，</w:t>
+      </w:r>
+      <w:r>
+        <w:rPr>
+          <w:color w:val="000000"/>
+          <w:sz w:val="24"/>
+        </w:rPr>
+        <w:t>SP</w:t>
+      </w:r>
+      <w:r>
+        <w:rPr>
+          <w:color w:val="000000"/>
+          <w:sz w:val="24"/>
+        </w:rPr>
+        <w:t>的折间标准差最大，为</w:t>
+      </w:r>
+      <w:r>
+        <w:rPr>
+          <w:color w:val="000000"/>
+          <w:sz w:val="24"/>
+        </w:rPr>
+        <w:t>3.78</w:t>
+      </w:r>
+      <w:r>
+        <w:rPr>
+          <w:color w:val="000000"/>
+          <w:sz w:val="24"/>
+        </w:rPr>
+        <w:t>个百分点；第</w:t>
+      </w:r>
+      <w:r>
+        <w:rPr>
+          <w:color w:val="000000"/>
+          <w:sz w:val="24"/>
+        </w:rPr>
+        <w:t>1</w:t>
+      </w:r>
+      <w:r>
+        <w:rPr>
+          <w:color w:val="000000"/>
+          <w:sz w:val="24"/>
+        </w:rPr>
+        <w:t>折</w:t>
+      </w:r>
+      <w:r>
+        <w:rPr>
+          <w:color w:val="000000"/>
+          <w:sz w:val="24"/>
+        </w:rPr>
+        <w:t>7/51</w:t>
+      </w:r>
+      <w:r>
+        <w:rPr>
+          <w:color w:val="000000"/>
+          <w:sz w:val="24"/>
+        </w:rPr>
+        <w:t>名女生被错判，</w:t>
+      </w:r>
+      <w:r>
+        <w:rPr>
+          <w:color w:val="000000"/>
+          <w:sz w:val="24"/>
+        </w:rPr>
+        <w:t>SP</w:t>
+      </w:r>
+      <w:r>
+        <w:rPr>
+          <w:color w:val="000000"/>
+          <w:sz w:val="24"/>
+        </w:rPr>
+        <w:t>为</w:t>
+      </w:r>
+      <w:r>
+        <w:rPr>
+          <w:color w:val="000000"/>
+          <w:sz w:val="24"/>
+        </w:rPr>
+        <w:t>86.27%</w:t>
+      </w:r>
+      <w:r>
+        <w:rPr>
+          <w:color w:val="000000"/>
+          <w:sz w:val="24"/>
+        </w:rPr>
+        <w:t>。其平均</w:t>
+      </w:r>
+      <w:r>
+        <w:rPr>
+          <w:color w:val="000000"/>
+          <w:sz w:val="24"/>
+        </w:rPr>
+        <w:t>AUC</w:t>
+      </w:r>
+      <w:r>
+        <w:rPr>
+          <w:color w:val="000000"/>
+          <w:sz w:val="24"/>
+        </w:rPr>
+        <w:t>仍达到</w:t>
+      </w:r>
+      <w:r>
+        <w:rPr>
+          <w:color w:val="000000"/>
+          <w:sz w:val="24"/>
+        </w:rPr>
+        <w:t>0.9899</w:t>
+      </w:r>
+      <w:r>
+        <w:rPr>
+          <w:color w:val="000000"/>
+          <w:sz w:val="24"/>
+        </w:rPr>
+        <w:t>，高于多项式核的</w:t>
+      </w:r>
+      <w:r>
+        <w:rPr>
+          <w:color w:val="000000"/>
+          <w:sz w:val="24"/>
+        </w:rPr>
+        <w:t>0.9888</w:t>
+      </w:r>
+      <w:r>
+        <w:rPr>
+          <w:color w:val="000000"/>
+          <w:sz w:val="24"/>
+        </w:rPr>
+        <w:t>，进一步体现了分数排序能力与固定阈值分类准确率之间的差异。本实验未检查核矩阵谱，也未进一步扩大参数搜索范围，因此</w:t>
+      </w:r>
+      <w:r>
+        <w:rPr>
+          <w:color w:val="000000"/>
+          <w:sz w:val="24"/>
+        </w:rPr>
+        <w:t>Sigmoid</w:t>
+      </w:r>
+      <w:r>
+        <w:rPr>
+          <w:color w:val="000000"/>
+          <w:sz w:val="24"/>
+        </w:rPr>
+        <w:t>核的半正定性与当前性能之间的具体关系尚不明确。</w:t>
       </w:r>
     </w:p>
     <w:p>
@@ -9177,91 +9048,147 @@
           <w:color w:val="000000"/>
           <w:sz w:val="24"/>
         </w:rPr>
-        <w:t>综合四种核的结果，ACC差异不足0.7个百分点，AUC均接近0.99。线性核能够构成有效的分类基准，RBF则在当前内层AUC选择规则下于五折中均被选中。核函数选择需结合评价目标：AUC侧重分数排序能力，SE、SP与ACC则反映固定阈值下的类别识别与总体分类表现。</w:t>
-      </w:r>
-      <w:r>
-        <w:rPr>
-          <w:color w:val="000000"/>
-          <w:sz w:val="24"/>
-        </w:rPr>
-        <w:t/>
-      </w:r>
-      <w:r>
-        <w:rPr>
-          <w:color w:val="000000"/>
-          <w:sz w:val="24"/>
-        </w:rPr>
-        <w:t/>
-      </w:r>
-      <w:r>
-        <w:rPr>
-          <w:color w:val="000000"/>
-          <w:sz w:val="24"/>
-        </w:rPr>
-        <w:t/>
-      </w:r>
-      <w:r>
-        <w:rPr>
-          <w:color w:val="000000"/>
-          <w:sz w:val="24"/>
-        </w:rPr>
-        <w:t/>
-      </w:r>
-      <w:r>
-        <w:rPr>
-          <w:color w:val="000000"/>
-          <w:sz w:val="24"/>
-        </w:rPr>
-        <w:t/>
-      </w:r>
-      <w:r>
-        <w:rPr>
-          <w:color w:val="000000"/>
-          <w:sz w:val="24"/>
-        </w:rPr>
-        <w:t/>
-      </w:r>
-      <w:r>
-        <w:rPr>
-          <w:color w:val="000000"/>
-          <w:sz w:val="24"/>
-        </w:rPr>
-        <w:t/>
-      </w:r>
-      <w:r>
-        <w:rPr>
-          <w:color w:val="000000"/>
-          <w:sz w:val="24"/>
-        </w:rPr>
-        <w:t/>
-      </w:r>
-      <w:r>
-        <w:rPr>
-          <w:color w:val="000000"/>
-          <w:sz w:val="24"/>
-        </w:rPr>
-        <w:t/>
-      </w:r>
-      <w:r>
-        <w:rPr>
-          <w:color w:val="000000"/>
-          <w:sz w:val="24"/>
-        </w:rPr>
-        <w:t/>
-      </w:r>
-      <w:r>
-        <w:rPr>
-          <w:color w:val="000000"/>
-          <w:sz w:val="24"/>
-        </w:rPr>
-        <w:t/>
-      </w:r>
-      <w:r>
-        <w:rPr>
-          <w:color w:val="000000"/>
-          <w:sz w:val="24"/>
-        </w:rPr>
-        <w:t/>
+        <w:t>综合四种核的结果，</w:t>
+      </w:r>
+      <w:r>
+        <w:rPr>
+          <w:color w:val="000000"/>
+          <w:sz w:val="24"/>
+        </w:rPr>
+        <w:t>ACC</w:t>
+      </w:r>
+      <w:r>
+        <w:rPr>
+          <w:color w:val="000000"/>
+          <w:sz w:val="24"/>
+        </w:rPr>
+        <w:t>差异不足</w:t>
+      </w:r>
+      <w:r>
+        <w:rPr>
+          <w:color w:val="000000"/>
+          <w:sz w:val="24"/>
+        </w:rPr>
+        <w:t>0.7</w:t>
+      </w:r>
+      <w:r>
+        <w:rPr>
+          <w:color w:val="000000"/>
+          <w:sz w:val="24"/>
+        </w:rPr>
+        <w:t>个百分点，</w:t>
+      </w:r>
+      <w:r>
+        <w:rPr>
+          <w:color w:val="000000"/>
+          <w:sz w:val="24"/>
+        </w:rPr>
+        <w:t>AUC</w:t>
+      </w:r>
+      <w:r>
+        <w:rPr>
+          <w:color w:val="000000"/>
+          <w:sz w:val="24"/>
+        </w:rPr>
+        <w:t>均接近</w:t>
+      </w:r>
+      <w:r>
+        <w:rPr>
+          <w:color w:val="000000"/>
+          <w:sz w:val="24"/>
+        </w:rPr>
+        <w:t>0.99</w:t>
+      </w:r>
+      <w:r>
+        <w:rPr>
+          <w:color w:val="000000"/>
+          <w:sz w:val="24"/>
+        </w:rPr>
+        <w:t>。线性核能够构成有效的分类基准，</w:t>
+      </w:r>
+      <w:r>
+        <w:rPr>
+          <w:color w:val="000000"/>
+          <w:sz w:val="24"/>
+        </w:rPr>
+        <w:t>RBF</w:t>
+      </w:r>
+      <w:r>
+        <w:rPr>
+          <w:color w:val="000000"/>
+          <w:sz w:val="24"/>
+        </w:rPr>
+        <w:t>则在当前内层</w:t>
+      </w:r>
+      <w:r>
+        <w:rPr>
+          <w:color w:val="000000"/>
+          <w:sz w:val="24"/>
+        </w:rPr>
+        <w:t>AUC</w:t>
+      </w:r>
+      <w:r>
+        <w:rPr>
+          <w:color w:val="000000"/>
+          <w:sz w:val="24"/>
+        </w:rPr>
+        <w:t>选择规则下于五折中均被选中。核函数选择需结合评价目标：</w:t>
+      </w:r>
+      <w:r>
+        <w:rPr>
+          <w:color w:val="000000"/>
+          <w:sz w:val="24"/>
+        </w:rPr>
+        <w:t>AUC</w:t>
+      </w:r>
+      <w:r>
+        <w:rPr>
+          <w:color w:val="000000"/>
+          <w:sz w:val="24"/>
+        </w:rPr>
+        <w:t>侧重分数排序能力，</w:t>
+      </w:r>
+      <w:r>
+        <w:rPr>
+          <w:color w:val="000000"/>
+          <w:sz w:val="24"/>
+        </w:rPr>
+        <w:t>SE</w:t>
+      </w:r>
+      <w:r>
+        <w:rPr>
+          <w:color w:val="000000"/>
+          <w:sz w:val="24"/>
+        </w:rPr>
+        <w:t>、</w:t>
+      </w:r>
+      <w:r>
+        <w:rPr>
+          <w:color w:val="000000"/>
+          <w:sz w:val="24"/>
+        </w:rPr>
+        <w:t>SP</w:t>
+      </w:r>
+      <w:r>
+        <w:rPr>
+          <w:color w:val="000000"/>
+          <w:sz w:val="24"/>
+        </w:rPr>
+        <w:t>与</w:t>
+      </w:r>
+      <w:r>
+        <w:rPr>
+          <w:color w:val="000000"/>
+          <w:sz w:val="24"/>
+        </w:rPr>
+        <w:t>ACC</w:t>
+      </w:r>
+      <w:r>
+        <w:rPr>
+          <w:color w:val="000000"/>
+          <w:sz w:val="24"/>
+        </w:rPr>
+        <w:t>则反映固定阈值下的类别识别与总体分类表现。</w:t>
       </w:r>
     </w:p>
     <w:p>
@@ -9510,6 +9437,7 @@
         <w:rPr>
           <w:color w:val="000000"/>
         </w:rPr>
+        <w:lastRenderedPageBreak/>
         <w:t>表</w:t>
       </w:r>
       <w:r>
@@ -9957,190 +9885,231 @@
           <w:color w:val="000000"/>
           <w:sz w:val="24"/>
         </w:rPr>
-        <w:lastRenderedPageBreak/>
-        <w:t>为分析平均指标差异的来源，进一步对相同测试折上的结果进行配对比较。如表5-2所示，SVM在第3折的AUC比MLP高0.00625，而在第1、2、4折略低；五折中仅有两折AUC高于MLP。SVM的平均AUC优势主要受到第3折较大增益的影响，该优势未在各折中一致出现。ACC方面，SVM一折更高、一折相同、三折更低。</w:t>
-      </w:r>
-      <w:r>
-        <w:rPr>
-          <w:color w:val="000000"/>
-          <w:sz w:val="24"/>
-        </w:rPr>
-        <w:t/>
-      </w:r>
-      <w:r>
-        <w:rPr>
-          <w:color w:val="000000"/>
-          <w:sz w:val="24"/>
-        </w:rPr>
-        <w:t/>
-      </w:r>
-      <w:r>
-        <w:rPr>
-          <w:color w:val="000000"/>
-          <w:sz w:val="24"/>
-        </w:rPr>
-        <w:t/>
-      </w:r>
-      <w:r>
-        <w:rPr>
-          <w:color w:val="000000"/>
-          <w:sz w:val="24"/>
-        </w:rPr>
-        <w:t/>
-      </w:r>
-      <w:r>
-        <w:rPr>
-          <w:color w:val="000000"/>
-          <w:sz w:val="24"/>
-        </w:rPr>
-        <w:t/>
-      </w:r>
-      <w:r>
-        <w:rPr>
-          <w:color w:val="000000"/>
-          <w:sz w:val="24"/>
-        </w:rPr>
-        <w:t/>
-      </w:r>
-      <w:r>
-        <w:rPr>
-          <w:color w:val="000000"/>
-          <w:sz w:val="24"/>
-        </w:rPr>
-        <w:t/>
-      </w:r>
-      <w:r>
-        <w:rPr>
-          <w:color w:val="000000"/>
-          <w:sz w:val="24"/>
-        </w:rPr>
-        <w:t/>
-      </w:r>
-      <w:r>
-        <w:rPr>
-          <w:color w:val="000000"/>
-          <w:sz w:val="24"/>
-        </w:rPr>
-        <w:t/>
-      </w:r>
-      <w:r>
-        <w:rPr>
-          <w:color w:val="000000"/>
-          <w:sz w:val="24"/>
-        </w:rPr>
-        <w:t/>
-      </w:r>
-      <w:r>
-        <w:rPr>
-          <w:color w:val="000000"/>
-          <w:sz w:val="24"/>
-        </w:rPr>
-        <w:t/>
-      </w:r>
-      <w:r>
-        <w:rPr>
-          <w:color w:val="000000"/>
-          <w:sz w:val="24"/>
-        </w:rPr>
-        <w:t/>
-      </w:r>
-      <w:r>
-        <w:rPr>
-          <w:color w:val="000000"/>
-          <w:sz w:val="24"/>
-        </w:rPr>
-        <w:t/>
-      </w:r>
-      <w:r>
-        <w:rPr>
-          <w:color w:val="000000"/>
-          <w:sz w:val="24"/>
-        </w:rPr>
-        <w:t/>
-      </w:r>
-      <w:r>
-        <w:rPr>
-          <w:color w:val="000000"/>
-          <w:sz w:val="24"/>
-        </w:rPr>
-        <w:t/>
-      </w:r>
-      <w:r>
-        <w:rPr>
-          <w:color w:val="000000"/>
-          <w:sz w:val="24"/>
-        </w:rPr>
-        <w:t/>
-      </w:r>
-      <w:r>
-        <w:rPr>
-          <w:color w:val="000000"/>
-          <w:sz w:val="24"/>
-        </w:rPr>
-        <w:t/>
-      </w:r>
-      <w:r>
-        <w:rPr>
-          <w:color w:val="000000"/>
-          <w:sz w:val="24"/>
-        </w:rPr>
-        <w:t/>
-      </w:r>
-      <w:r>
-        <w:rPr>
-          <w:color w:val="000000"/>
-          <w:sz w:val="24"/>
-        </w:rPr>
-        <w:t/>
-      </w:r>
-      <w:r>
-        <w:rPr>
-          <w:color w:val="000000"/>
-          <w:sz w:val="24"/>
-        </w:rPr>
-        <w:t/>
-      </w:r>
-      <w:r>
-        <w:rPr>
-          <w:color w:val="000000"/>
-          <w:sz w:val="24"/>
-        </w:rPr>
-        <w:t/>
-      </w:r>
-      <w:r>
-        <w:rPr>
-          <w:color w:val="000000"/>
-          <w:sz w:val="24"/>
-        </w:rPr>
-        <w:t/>
-      </w:r>
-      <w:r>
-        <w:rPr>
-          <w:color w:val="000000"/>
-          <w:sz w:val="24"/>
-        </w:rPr>
-        <w:t/>
-      </w:r>
-      <w:r>
-        <w:rPr>
-          <w:color w:val="000000"/>
-          <w:sz w:val="24"/>
-        </w:rPr>
-        <w:t/>
-      </w:r>
-      <w:r>
-        <w:rPr>
-          <w:color w:val="000000"/>
-          <w:sz w:val="24"/>
-        </w:rPr>
-        <w:t/>
-      </w:r>
-      <w:r>
-        <w:rPr>
-          <w:color w:val="000000"/>
-          <w:sz w:val="24"/>
-        </w:rPr>
-        <w:t/>
+        <w:t>为分析平均指标差异的来源，进一步对相同测试折上的结果进行配对比较。如表</w:t>
+      </w:r>
+      <w:r>
+        <w:rPr>
+          <w:color w:val="000000"/>
+          <w:sz w:val="24"/>
+        </w:rPr>
+        <w:t>5-2</w:t>
+      </w:r>
+      <w:r>
+        <w:rPr>
+          <w:color w:val="000000"/>
+          <w:sz w:val="24"/>
+        </w:rPr>
+        <w:t>所示，</w:t>
+      </w:r>
+      <w:r>
+        <w:rPr>
+          <w:color w:val="000000"/>
+          <w:sz w:val="24"/>
+        </w:rPr>
+        <w:t>SVM</w:t>
+      </w:r>
+      <w:r>
+        <w:rPr>
+          <w:color w:val="000000"/>
+          <w:sz w:val="24"/>
+        </w:rPr>
+        <w:t>在第</w:t>
+      </w:r>
+      <w:r>
+        <w:rPr>
+          <w:color w:val="000000"/>
+          <w:sz w:val="24"/>
+        </w:rPr>
+        <w:t>3</w:t>
+      </w:r>
+      <w:r>
+        <w:rPr>
+          <w:color w:val="000000"/>
+          <w:sz w:val="24"/>
+        </w:rPr>
+        <w:t>折的</w:t>
+      </w:r>
+      <w:r>
+        <w:rPr>
+          <w:color w:val="000000"/>
+          <w:sz w:val="24"/>
+        </w:rPr>
+        <w:t>AUC</w:t>
+      </w:r>
+      <w:r>
+        <w:rPr>
+          <w:color w:val="000000"/>
+          <w:sz w:val="24"/>
+        </w:rPr>
+        <w:t>比</w:t>
+      </w:r>
+      <w:r>
+        <w:rPr>
+          <w:color w:val="000000"/>
+          <w:sz w:val="24"/>
+        </w:rPr>
+        <w:t>MLP</w:t>
+      </w:r>
+      <w:r>
+        <w:rPr>
+          <w:color w:val="000000"/>
+          <w:sz w:val="24"/>
+        </w:rPr>
+        <w:t>高</w:t>
+      </w:r>
+      <w:r>
+        <w:rPr>
+          <w:color w:val="000000"/>
+          <w:sz w:val="24"/>
+        </w:rPr>
+        <w:t>0.00625</w:t>
+      </w:r>
+      <w:r>
+        <w:rPr>
+          <w:color w:val="000000"/>
+          <w:sz w:val="24"/>
+        </w:rPr>
+        <w:t>，而在第</w:t>
+      </w:r>
+      <w:r>
+        <w:rPr>
+          <w:color w:val="000000"/>
+          <w:sz w:val="24"/>
+        </w:rPr>
+        <w:t>1</w:t>
+      </w:r>
+      <w:r>
+        <w:rPr>
+          <w:color w:val="000000"/>
+          <w:sz w:val="24"/>
+        </w:rPr>
+        <w:t>、</w:t>
+      </w:r>
+      <w:r>
+        <w:rPr>
+          <w:color w:val="000000"/>
+          <w:sz w:val="24"/>
+        </w:rPr>
+        <w:t>2</w:t>
+      </w:r>
+      <w:r>
+        <w:rPr>
+          <w:color w:val="000000"/>
+          <w:sz w:val="24"/>
+        </w:rPr>
+        <w:t>、</w:t>
+      </w:r>
+      <w:r>
+        <w:rPr>
+          <w:color w:val="000000"/>
+          <w:sz w:val="24"/>
+        </w:rPr>
+        <w:t>4</w:t>
+      </w:r>
+      <w:r>
+        <w:rPr>
+          <w:color w:val="000000"/>
+          <w:sz w:val="24"/>
+        </w:rPr>
+        <w:t>折略低；五折中仅有两折</w:t>
+      </w:r>
+      <w:r>
+        <w:rPr>
+          <w:color w:val="000000"/>
+          <w:sz w:val="24"/>
+        </w:rPr>
+        <w:t>AUC</w:t>
+      </w:r>
+      <w:r>
+        <w:rPr>
+          <w:color w:val="000000"/>
+          <w:sz w:val="24"/>
+        </w:rPr>
+        <w:t>高于</w:t>
+      </w:r>
+      <w:r>
+        <w:rPr>
+          <w:color w:val="000000"/>
+          <w:sz w:val="24"/>
+        </w:rPr>
+        <w:t>MLP</w:t>
+      </w:r>
+      <w:r>
+        <w:rPr>
+          <w:color w:val="000000"/>
+          <w:sz w:val="24"/>
+        </w:rPr>
+        <w:t>。</w:t>
+      </w:r>
+      <w:r>
+        <w:rPr>
+          <w:color w:val="000000"/>
+          <w:sz w:val="24"/>
+        </w:rPr>
+        <w:t>SVM</w:t>
+      </w:r>
+      <w:r>
+        <w:rPr>
+          <w:color w:val="000000"/>
+          <w:sz w:val="24"/>
+        </w:rPr>
+        <w:t>的平均</w:t>
+      </w:r>
+      <w:r>
+        <w:rPr>
+          <w:color w:val="000000"/>
+          <w:sz w:val="24"/>
+        </w:rPr>
+        <w:t>AUC</w:t>
+      </w:r>
+      <w:r>
+        <w:rPr>
+          <w:color w:val="000000"/>
+          <w:sz w:val="24"/>
+        </w:rPr>
+        <w:t>优势主要受到第</w:t>
+      </w:r>
+      <w:r>
+        <w:rPr>
+          <w:color w:val="000000"/>
+          <w:sz w:val="24"/>
+        </w:rPr>
+        <w:t>3</w:t>
+      </w:r>
+      <w:r>
+        <w:rPr>
+          <w:color w:val="000000"/>
+          <w:sz w:val="24"/>
+        </w:rPr>
+        <w:t>折较大增益的影响，该优势未在各折中一致出现。</w:t>
+      </w:r>
+      <w:r>
+        <w:rPr>
+          <w:color w:val="000000"/>
+          <w:sz w:val="24"/>
+        </w:rPr>
+        <w:t>ACC</w:t>
+      </w:r>
+      <w:r>
+        <w:rPr>
+          <w:color w:val="000000"/>
+          <w:sz w:val="24"/>
+        </w:rPr>
+        <w:t>方面，</w:t>
+      </w:r>
+      <w:r>
+        <w:rPr>
+          <w:color w:val="000000"/>
+          <w:sz w:val="24"/>
+        </w:rPr>
+        <w:t>SVM</w:t>
+      </w:r>
+      <w:r>
+        <w:rPr>
+          <w:color w:val="000000"/>
+          <w:sz w:val="24"/>
+        </w:rPr>
+        <w:t>一折更高、一折相同、三折更低。</w:t>
       </w:r>
     </w:p>
     <w:p>
@@ -10424,13 +10393,7 @@
               <w:rPr>
                 <w:color w:val="000000"/>
               </w:rPr>
-              <w:t>−</w:t>
-            </w:r>
-            <w:r>
-              <w:rPr>
-                <w:color w:val="000000"/>
-              </w:rPr>
-              <w:t>1.96</w:t>
+              <w:t>−1.96</w:t>
             </w:r>
           </w:p>
         </w:tc>
@@ -10450,13 +10413,7 @@
               <w:rPr>
                 <w:color w:val="000000"/>
               </w:rPr>
-              <w:t>−</w:t>
-            </w:r>
-            <w:r>
-              <w:rPr>
-                <w:color w:val="000000"/>
-              </w:rPr>
-              <w:t>0.39</w:t>
+              <w:t>−0.39</w:t>
             </w:r>
           </w:p>
         </w:tc>
@@ -10476,13 +10433,7 @@
               <w:rPr>
                 <w:color w:val="000000"/>
               </w:rPr>
-              <w:t>−</w:t>
-            </w:r>
-            <w:r>
-              <w:rPr>
-                <w:color w:val="000000"/>
-              </w:rPr>
-              <w:t>0.00106</w:t>
+              <w:t>−0.00106</w:t>
             </w:r>
           </w:p>
         </w:tc>
@@ -10548,13 +10499,7 @@
               <w:rPr>
                 <w:color w:val="000000"/>
               </w:rPr>
-              <w:t>−</w:t>
-            </w:r>
-            <w:r>
-              <w:rPr>
-                <w:color w:val="000000"/>
-              </w:rPr>
-              <w:t>3.92</w:t>
+              <w:t>−3.92</w:t>
             </w:r>
           </w:p>
         </w:tc>
@@ -10574,13 +10519,7 @@
               <w:rPr>
                 <w:color w:val="000000"/>
               </w:rPr>
-              <w:t>−</w:t>
-            </w:r>
-            <w:r>
-              <w:rPr>
-                <w:color w:val="000000"/>
-              </w:rPr>
-              <w:t>0.78</w:t>
+              <w:t>−0.78</w:t>
             </w:r>
           </w:p>
         </w:tc>
@@ -10600,13 +10539,7 @@
               <w:rPr>
                 <w:color w:val="000000"/>
               </w:rPr>
-              <w:t>−</w:t>
-            </w:r>
-            <w:r>
-              <w:rPr>
-                <w:color w:val="000000"/>
-              </w:rPr>
-              <w:t>0.00038</w:t>
+              <w:t>−0.00038</w:t>
             </w:r>
           </w:p>
         </w:tc>
@@ -10818,13 +10751,7 @@
               <w:rPr>
                 <w:color w:val="000000"/>
               </w:rPr>
-              <w:t>−</w:t>
-            </w:r>
-            <w:r>
-              <w:rPr>
-                <w:color w:val="000000"/>
-              </w:rPr>
-              <w:t>0.00047</w:t>
+              <w:t>−0.00047</w:t>
             </w:r>
           </w:p>
         </w:tc>
@@ -10887,13 +10814,7 @@
               <w:rPr>
                 <w:color w:val="000000"/>
               </w:rPr>
-              <w:t>−</w:t>
-            </w:r>
-            <w:r>
-              <w:rPr>
-                <w:color w:val="000000"/>
-              </w:rPr>
-              <w:t>3.92</w:t>
+              <w:t>−3.92</w:t>
             </w:r>
           </w:p>
         </w:tc>
@@ -10912,13 +10833,7 @@
               <w:rPr>
                 <w:color w:val="000000"/>
               </w:rPr>
-              <w:t>−</w:t>
-            </w:r>
-            <w:r>
-              <w:rPr>
-                <w:color w:val="000000"/>
-              </w:rPr>
-              <w:t>0.79</w:t>
+              <w:t>−0.79</w:t>
             </w:r>
           </w:p>
         </w:tc>
@@ -10955,203 +10870,189 @@
           <w:color w:val="000000"/>
           <w:sz w:val="24"/>
         </w:rPr>
-        <w:t>五折训练集之间存在重叠，逐折差值具有相关性，其统计含义不同于五次独立重复实验。当前结果反映了两种方法接近的分类表现及默认阈值下的类别识别差异，尚不足以确定统计显著的性能优势。图5-1给出了两种方法的OOF混淆矩阵：MLP共误判30条，SVM共误判32条。SVM比MLP少错判2名男生，多错判4名女生，与其SE略高、SP和ACC较低的指标变化一致。</w:t>
-      </w:r>
-      <w:r>
-        <w:rPr>
-          <w:color w:val="000000"/>
-          <w:sz w:val="24"/>
-        </w:rPr>
-        <w:t/>
-      </w:r>
-      <w:r>
-        <w:rPr>
-          <w:color w:val="000000"/>
-          <w:sz w:val="24"/>
-        </w:rPr>
-        <w:t/>
-      </w:r>
-      <w:r>
-        <w:rPr>
-          <w:color w:val="000000"/>
-          <w:sz w:val="24"/>
-        </w:rPr>
-        <w:t/>
-      </w:r>
-      <w:r>
-        <w:rPr>
-          <w:color w:val="000000"/>
-          <w:sz w:val="24"/>
-        </w:rPr>
-        <w:t/>
-      </w:r>
-      <w:r>
-        <w:rPr>
-          <w:color w:val="000000"/>
-          <w:sz w:val="24"/>
-        </w:rPr>
-        <w:t/>
-      </w:r>
-      <w:r>
-        <w:rPr>
-          <w:color w:val="000000"/>
-          <w:sz w:val="24"/>
-        </w:rPr>
-        <w:t/>
-      </w:r>
-      <w:r>
-        <w:rPr>
-          <w:color w:val="000000"/>
-          <w:sz w:val="24"/>
-        </w:rPr>
-        <w:t/>
-      </w:r>
-      <w:r>
-        <w:rPr>
-          <w:color w:val="000000"/>
-          <w:sz w:val="24"/>
-        </w:rPr>
-        <w:t/>
-      </w:r>
-      <w:r>
-        <w:rPr>
-          <w:color w:val="000000"/>
-          <w:sz w:val="24"/>
-        </w:rPr>
-        <w:t/>
-      </w:r>
-      <w:r>
-        <w:rPr>
-          <w:color w:val="000000"/>
-          <w:sz w:val="24"/>
-        </w:rPr>
-        <w:t/>
-      </w:r>
-      <w:r>
-        <w:rPr>
-          <w:color w:val="000000"/>
-          <w:sz w:val="24"/>
-        </w:rPr>
-        <w:t/>
-      </w:r>
-      <w:r>
-        <w:rPr>
-          <w:color w:val="000000"/>
-          <w:sz w:val="24"/>
-        </w:rPr>
-        <w:t/>
-      </w:r>
-      <w:r>
-        <w:rPr>
-          <w:color w:val="000000"/>
-          <w:sz w:val="24"/>
-        </w:rPr>
-        <w:t/>
-      </w:r>
-      <w:r>
-        <w:rPr>
-          <w:color w:val="000000"/>
-          <w:sz w:val="24"/>
-        </w:rPr>
-        <w:t/>
-      </w:r>
-      <w:r>
-        <w:rPr>
-          <w:color w:val="000000"/>
-          <w:sz w:val="24"/>
-        </w:rPr>
-        <w:t/>
-      </w:r>
-      <w:r>
-        <w:rPr>
-          <w:color w:val="000000"/>
-          <w:sz w:val="24"/>
-        </w:rPr>
-        <w:t/>
-      </w:r>
-      <w:r>
-        <w:rPr>
-          <w:color w:val="000000"/>
-          <w:sz w:val="24"/>
-        </w:rPr>
-        <w:t/>
-      </w:r>
-      <w:r>
-        <w:rPr>
-          <w:color w:val="000000"/>
-          <w:sz w:val="24"/>
-        </w:rPr>
-        <w:t/>
-      </w:r>
-      <w:r>
-        <w:rPr>
-          <w:color w:val="000000"/>
-          <w:sz w:val="24"/>
-        </w:rPr>
-        <w:t/>
-      </w:r>
-      <w:r>
-        <w:rPr>
-          <w:color w:val="000000"/>
-          <w:sz w:val="24"/>
-        </w:rPr>
-        <w:t/>
-      </w:r>
-      <w:r>
-        <w:rPr>
-          <w:color w:val="000000"/>
-          <w:sz w:val="24"/>
-        </w:rPr>
-        <w:t/>
-      </w:r>
-      <w:r>
-        <w:rPr>
-          <w:color w:val="000000"/>
-          <w:sz w:val="24"/>
-        </w:rPr>
-        <w:t/>
-      </w:r>
-      <w:r>
-        <w:rPr>
-          <w:color w:val="000000"/>
-          <w:sz w:val="24"/>
-        </w:rPr>
-        <w:t/>
-      </w:r>
-      <w:r>
-        <w:rPr>
-          <w:color w:val="000000"/>
-          <w:sz w:val="24"/>
-        </w:rPr>
-        <w:t/>
-      </w:r>
-      <w:r>
-        <w:rPr>
-          <w:color w:val="000000"/>
-          <w:sz w:val="24"/>
-        </w:rPr>
-        <w:t/>
-      </w:r>
-      <w:r>
-        <w:rPr>
-          <w:color w:val="000000"/>
-          <w:sz w:val="24"/>
-        </w:rPr>
-        <w:t/>
-      </w:r>
-      <w:r>
-        <w:rPr>
-          <w:color w:val="000000"/>
-          <w:sz w:val="24"/>
-        </w:rPr>
-        <w:t/>
-      </w:r>
-      <w:r>
-        <w:rPr>
-          <w:color w:val="000000"/>
-          <w:sz w:val="24"/>
-        </w:rPr>
-        <w:t/>
+        <w:t>五折训练集之间存在重叠，逐折差值具有相关性，其统计含义不同于五次独立重复实验。当前结果反映了两种方法接近的分类表现及默认阈值下的类别识别差异，尚不足以确定统计显著的性能优势。图</w:t>
+      </w:r>
+      <w:r>
+        <w:rPr>
+          <w:color w:val="000000"/>
+          <w:sz w:val="24"/>
+        </w:rPr>
+        <w:t>5-1</w:t>
+      </w:r>
+      <w:r>
+        <w:rPr>
+          <w:color w:val="000000"/>
+          <w:sz w:val="24"/>
+        </w:rPr>
+        <w:t>给出了两种方法的</w:t>
+      </w:r>
+      <w:r>
+        <w:rPr>
+          <w:color w:val="000000"/>
+          <w:sz w:val="24"/>
+        </w:rPr>
+        <w:t>OOF</w:t>
+      </w:r>
+      <w:r>
+        <w:rPr>
+          <w:color w:val="000000"/>
+          <w:sz w:val="24"/>
+        </w:rPr>
+        <w:t>混淆矩阵：</w:t>
+      </w:r>
+      <w:r>
+        <w:rPr>
+          <w:color w:val="000000"/>
+          <w:sz w:val="24"/>
+        </w:rPr>
+        <w:t>MLP</w:t>
+      </w:r>
+      <w:r>
+        <w:rPr>
+          <w:color w:val="000000"/>
+          <w:sz w:val="24"/>
+        </w:rPr>
+        <w:t>共误判</w:t>
+      </w:r>
+      <w:r>
+        <w:rPr>
+          <w:color w:val="000000"/>
+          <w:sz w:val="24"/>
+        </w:rPr>
+        <w:t>30</w:t>
+      </w:r>
+      <w:r>
+        <w:rPr>
+          <w:color w:val="000000"/>
+          <w:sz w:val="24"/>
+        </w:rPr>
+        <w:t>条，</w:t>
+      </w:r>
+      <w:r>
+        <w:rPr>
+          <w:color w:val="000000"/>
+          <w:sz w:val="24"/>
+        </w:rPr>
+        <w:t>SVM</w:t>
+      </w:r>
+      <w:r>
+        <w:rPr>
+          <w:color w:val="000000"/>
+          <w:sz w:val="24"/>
+        </w:rPr>
+        <w:t>共误判</w:t>
+      </w:r>
+      <w:r>
+        <w:rPr>
+          <w:color w:val="000000"/>
+          <w:sz w:val="24"/>
+        </w:rPr>
+        <w:t>32</w:t>
+      </w:r>
+      <w:r>
+        <w:rPr>
+          <w:color w:val="000000"/>
+          <w:sz w:val="24"/>
+        </w:rPr>
+        <w:t>条。</w:t>
+      </w:r>
+      <w:r>
+        <w:rPr>
+          <w:color w:val="000000"/>
+          <w:sz w:val="24"/>
+        </w:rPr>
+        <w:t>SVM</w:t>
+      </w:r>
+      <w:r>
+        <w:rPr>
+          <w:color w:val="000000"/>
+          <w:sz w:val="24"/>
+        </w:rPr>
+        <w:t>比</w:t>
+      </w:r>
+      <w:r>
+        <w:rPr>
+          <w:color w:val="000000"/>
+          <w:sz w:val="24"/>
+        </w:rPr>
+        <w:t>MLP</w:t>
+      </w:r>
+      <w:r>
+        <w:rPr>
+          <w:color w:val="000000"/>
+          <w:sz w:val="24"/>
+        </w:rPr>
+        <w:t>少错判</w:t>
+      </w:r>
+      <w:r>
+        <w:rPr>
+          <w:color w:val="000000"/>
+          <w:sz w:val="24"/>
+        </w:rPr>
+        <w:t>2</w:t>
+      </w:r>
+      <w:r>
+        <w:rPr>
+          <w:color w:val="000000"/>
+          <w:sz w:val="24"/>
+        </w:rPr>
+        <w:t>名男生，多错判</w:t>
+      </w:r>
+      <w:r>
+        <w:rPr>
+          <w:color w:val="000000"/>
+          <w:sz w:val="24"/>
+        </w:rPr>
+        <w:t>4</w:t>
+      </w:r>
+      <w:r>
+        <w:rPr>
+          <w:color w:val="000000"/>
+          <w:sz w:val="24"/>
+        </w:rPr>
+        <w:t>名女生，与其</w:t>
+      </w:r>
+      <w:r>
+        <w:rPr>
+          <w:color w:val="000000"/>
+          <w:sz w:val="24"/>
+        </w:rPr>
+        <w:t>SE</w:t>
+      </w:r>
+      <w:r>
+        <w:rPr>
+          <w:color w:val="000000"/>
+          <w:sz w:val="24"/>
+        </w:rPr>
+        <w:t>略高、</w:t>
+      </w:r>
+      <w:r>
+        <w:rPr>
+          <w:color w:val="000000"/>
+          <w:sz w:val="24"/>
+        </w:rPr>
+        <w:t>SP</w:t>
+      </w:r>
+      <w:r>
+        <w:rPr>
+          <w:color w:val="000000"/>
+          <w:sz w:val="24"/>
+        </w:rPr>
+        <w:t>和</w:t>
+      </w:r>
+      <w:r>
+        <w:rPr>
+          <w:color w:val="000000"/>
+          <w:sz w:val="24"/>
+        </w:rPr>
+        <w:t>ACC</w:t>
+      </w:r>
+      <w:r>
+        <w:rPr>
+          <w:color w:val="000000"/>
+          <w:sz w:val="24"/>
+        </w:rPr>
+        <w:t>较低的指标变化一致。</w:t>
       </w:r>
     </w:p>
     <w:p>
@@ -11165,6 +11066,7 @@
         <w:rPr>
           <w:noProof/>
         </w:rPr>
+        <w:lastRenderedPageBreak/>
         <w:drawing>
           <wp:inline distT="0" distB="0" distL="0" distR="0" wp14:anchorId="1DBE33EF" wp14:editId="24DB1664">
             <wp:extent cx="5274000" cy="2926047"/>
@@ -11262,7 +11164,6 @@
         <w:rPr>
           <w:noProof/>
         </w:rPr>
-        <w:lastRenderedPageBreak/>
         <w:drawing>
           <wp:inline distT="0" distB="0" distL="0" distR="0" wp14:anchorId="03F6C782" wp14:editId="2D507D27">
             <wp:extent cx="5274000" cy="2677699"/>
@@ -11360,63 +11261,63 @@
           <w:color w:val="000000"/>
           <w:sz w:val="24"/>
         </w:rPr>
-        <w:t>图5-2中两种方法的平均ROC曲线接近，均在较低假阳性率下达到较高真阳性率。图例报告原始五个AUC的均值和标准差；平均曲线由各折ROC在相同假阳性率网格上插值后取均值得到。阴影表示各折曲线的标准差，用于描述划分引起的波动，不具有独立重复实验置信带或显著性检验的含义。</w:t>
-      </w:r>
-      <w:r>
-        <w:rPr>
-          <w:color w:val="000000"/>
-          <w:sz w:val="24"/>
-        </w:rPr>
-        <w:t/>
-      </w:r>
-      <w:r>
-        <w:rPr>
-          <w:color w:val="000000"/>
-          <w:sz w:val="24"/>
-        </w:rPr>
-        <w:t/>
-      </w:r>
-      <w:r>
-        <w:rPr>
-          <w:color w:val="000000"/>
-          <w:sz w:val="24"/>
-        </w:rPr>
-        <w:t/>
-      </w:r>
-      <w:r>
-        <w:rPr>
-          <w:color w:val="000000"/>
-          <w:sz w:val="24"/>
-        </w:rPr>
-        <w:t/>
-      </w:r>
-      <w:r>
-        <w:rPr>
-          <w:color w:val="000000"/>
-          <w:sz w:val="24"/>
-        </w:rPr>
-        <w:t/>
-      </w:r>
-      <w:r>
-        <w:rPr>
-          <w:color w:val="000000"/>
-          <w:sz w:val="24"/>
-        </w:rPr>
-        <w:t/>
-      </w:r>
-      <w:r>
-        <w:rPr>
-          <w:color w:val="000000"/>
-          <w:sz w:val="24"/>
-        </w:rPr>
-        <w:t/>
-      </w:r>
-      <w:r>
-        <w:rPr>
-          <w:color w:val="000000"/>
-          <w:sz w:val="24"/>
-        </w:rPr>
-        <w:t/>
+        <w:t>图</w:t>
+      </w:r>
+      <w:r>
+        <w:rPr>
+          <w:color w:val="000000"/>
+          <w:sz w:val="24"/>
+        </w:rPr>
+        <w:t>5-2</w:t>
+      </w:r>
+      <w:r>
+        <w:rPr>
+          <w:color w:val="000000"/>
+          <w:sz w:val="24"/>
+        </w:rPr>
+        <w:t>中两种方法的平均</w:t>
+      </w:r>
+      <w:r>
+        <w:rPr>
+          <w:color w:val="000000"/>
+          <w:sz w:val="24"/>
+        </w:rPr>
+        <w:t>ROC</w:t>
+      </w:r>
+      <w:r>
+        <w:rPr>
+          <w:color w:val="000000"/>
+          <w:sz w:val="24"/>
+        </w:rPr>
+        <w:t>曲线接近，均在较低假阳性率下达到较高真阳性率。图例报告原始五个</w:t>
+      </w:r>
+      <w:r>
+        <w:rPr>
+          <w:color w:val="000000"/>
+          <w:sz w:val="24"/>
+        </w:rPr>
+        <w:t>AUC</w:t>
+      </w:r>
+      <w:r>
+        <w:rPr>
+          <w:color w:val="000000"/>
+          <w:sz w:val="24"/>
+        </w:rPr>
+        <w:t>的均值和标准差；平均曲线由各折</w:t>
+      </w:r>
+      <w:r>
+        <w:rPr>
+          <w:color w:val="000000"/>
+          <w:sz w:val="24"/>
+        </w:rPr>
+        <w:t>ROC</w:t>
+      </w:r>
+      <w:r>
+        <w:rPr>
+          <w:color w:val="000000"/>
+          <w:sz w:val="24"/>
+        </w:rPr>
+        <w:t>在相同假阳性率网格上插值后取均值得到。阴影表示各折曲线的标准差，用于描述划分引起的波动，不具有独立重复实验置信带或显著性检验的含义。</w:t>
       </w:r>
     </w:p>
     <w:p>
@@ -11432,7 +11333,7 @@
           <w:color w:val="000000"/>
           <w:sz w:val="24"/>
         </w:rPr>
-        <w:t xml:space="preserve">5.2 误判重叠与样本特征分析</w:t>
+        <w:t xml:space="preserve">5.2 </w:t>
       </w:r>
       <w:r>
         <w:rPr>
@@ -11440,7 +11341,7 @@
           <w:color w:val="000000"/>
           <w:sz w:val="24"/>
         </w:rPr>
-        <w:t/>
+        <w:t>误判重叠与样本特征分析</w:t>
       </w:r>
     </w:p>
     <w:p>
@@ -11454,175 +11355,147 @@
           <w:color w:val="000000"/>
           <w:sz w:val="24"/>
         </w:rPr>
-        <w:t>将两种模型的OOF结果按样本逐条对齐，得到表5-3。26条样本被两种方法共同误判，占MLP全部30条误判的86.7%，占SVM全部32条误判的81.3%。仅有10条样本的分类正确性在两种方法之间存在差异，表明分类器选择对部分样本产生影响，而多数误判集中于两种方法共同识别错误的样本。</w:t>
-      </w:r>
-      <w:r>
-        <w:rPr>
-          <w:color w:val="000000"/>
-          <w:sz w:val="24"/>
-        </w:rPr>
-        <w:t/>
-      </w:r>
-      <w:r>
-        <w:rPr>
-          <w:color w:val="000000"/>
-          <w:sz w:val="24"/>
-        </w:rPr>
-        <w:t/>
-      </w:r>
-      <w:r>
-        <w:rPr>
-          <w:color w:val="000000"/>
-          <w:sz w:val="24"/>
-        </w:rPr>
-        <w:t/>
-      </w:r>
-      <w:r>
-        <w:rPr>
-          <w:color w:val="000000"/>
-          <w:sz w:val="24"/>
-        </w:rPr>
-        <w:t/>
-      </w:r>
-      <w:r>
-        <w:rPr>
-          <w:color w:val="000000"/>
-          <w:sz w:val="24"/>
-        </w:rPr>
-        <w:t/>
-      </w:r>
-      <w:r>
-        <w:rPr>
-          <w:color w:val="000000"/>
-          <w:sz w:val="24"/>
-        </w:rPr>
-        <w:t/>
-      </w:r>
-      <w:r>
-        <w:rPr>
-          <w:color w:val="000000"/>
-          <w:sz w:val="24"/>
-        </w:rPr>
-        <w:t/>
-      </w:r>
-      <w:r>
-        <w:rPr>
-          <w:color w:val="000000"/>
-          <w:sz w:val="24"/>
-        </w:rPr>
-        <w:t/>
-      </w:r>
-      <w:r>
-        <w:rPr>
-          <w:color w:val="000000"/>
-          <w:sz w:val="24"/>
-        </w:rPr>
-        <w:t/>
-      </w:r>
-      <w:r>
-        <w:rPr>
-          <w:color w:val="000000"/>
-          <w:sz w:val="24"/>
-        </w:rPr>
-        <w:t/>
-      </w:r>
-      <w:r>
-        <w:rPr>
-          <w:color w:val="000000"/>
-          <w:sz w:val="24"/>
-        </w:rPr>
-        <w:t/>
-      </w:r>
-      <w:r>
-        <w:rPr>
-          <w:color w:val="000000"/>
-          <w:sz w:val="24"/>
-        </w:rPr>
-        <w:t/>
-      </w:r>
-      <w:r>
-        <w:rPr>
-          <w:color w:val="000000"/>
-          <w:sz w:val="24"/>
-        </w:rPr>
-        <w:t/>
-      </w:r>
-      <w:r>
-        <w:rPr>
-          <w:color w:val="000000"/>
-          <w:sz w:val="24"/>
-        </w:rPr>
-        <w:t/>
-      </w:r>
-      <w:r>
-        <w:rPr>
-          <w:color w:val="000000"/>
-          <w:sz w:val="24"/>
-        </w:rPr>
-        <w:t/>
-      </w:r>
-      <w:r>
-        <w:rPr>
-          <w:color w:val="000000"/>
-          <w:sz w:val="24"/>
-        </w:rPr>
-        <w:t/>
-      </w:r>
-      <w:r>
-        <w:rPr>
-          <w:color w:val="000000"/>
-          <w:sz w:val="24"/>
-        </w:rPr>
-        <w:t/>
-      </w:r>
-      <w:r>
-        <w:rPr>
-          <w:color w:val="000000"/>
-          <w:sz w:val="24"/>
-        </w:rPr>
-        <w:t/>
-      </w:r>
-      <w:r>
-        <w:rPr>
-          <w:color w:val="000000"/>
-          <w:sz w:val="24"/>
-        </w:rPr>
-        <w:t/>
-      </w:r>
-      <w:r>
-        <w:rPr>
-          <w:color w:val="000000"/>
-          <w:sz w:val="24"/>
-        </w:rPr>
-        <w:t/>
-      </w:r>
-      <w:r>
-        <w:rPr>
-          <w:color w:val="000000"/>
-          <w:sz w:val="24"/>
-        </w:rPr>
-        <w:t/>
-      </w:r>
-      <w:r>
-        <w:rPr>
-          <w:color w:val="000000"/>
-          <w:sz w:val="24"/>
-        </w:rPr>
-        <w:t/>
-      </w:r>
-      <w:r>
-        <w:rPr>
-          <w:color w:val="000000"/>
-          <w:sz w:val="24"/>
-        </w:rPr>
-        <w:t/>
-      </w:r>
-      <w:r>
-        <w:rPr>
-          <w:color w:val="000000"/>
-          <w:sz w:val="24"/>
-        </w:rPr>
-        <w:t/>
+        <w:t>将两种模型的</w:t>
+      </w:r>
+      <w:r>
+        <w:rPr>
+          <w:color w:val="000000"/>
+          <w:sz w:val="24"/>
+        </w:rPr>
+        <w:t>OOF</w:t>
+      </w:r>
+      <w:r>
+        <w:rPr>
+          <w:color w:val="000000"/>
+          <w:sz w:val="24"/>
+        </w:rPr>
+        <w:t>结果按样本逐条对齐，得到表</w:t>
+      </w:r>
+      <w:r>
+        <w:rPr>
+          <w:color w:val="000000"/>
+          <w:sz w:val="24"/>
+        </w:rPr>
+        <w:t>5-3</w:t>
+      </w:r>
+      <w:r>
+        <w:rPr>
+          <w:color w:val="000000"/>
+          <w:sz w:val="24"/>
+        </w:rPr>
+        <w:t>。</w:t>
+      </w:r>
+      <w:r>
+        <w:rPr>
+          <w:color w:val="000000"/>
+          <w:sz w:val="24"/>
+        </w:rPr>
+        <w:t>26</w:t>
+      </w:r>
+      <w:r>
+        <w:rPr>
+          <w:color w:val="000000"/>
+          <w:sz w:val="24"/>
+        </w:rPr>
+        <w:t>条样本被两种方法共同误判，占</w:t>
+      </w:r>
+      <w:r>
+        <w:rPr>
+          <w:color w:val="000000"/>
+          <w:sz w:val="24"/>
+        </w:rPr>
+        <w:t>MLP</w:t>
+      </w:r>
+      <w:r>
+        <w:rPr>
+          <w:color w:val="000000"/>
+          <w:sz w:val="24"/>
+        </w:rPr>
+        <w:t>全部</w:t>
+      </w:r>
+      <w:r>
+        <w:rPr>
+          <w:color w:val="000000"/>
+          <w:sz w:val="24"/>
+        </w:rPr>
+        <w:t>30</w:t>
+      </w:r>
+      <w:r>
+        <w:rPr>
+          <w:color w:val="000000"/>
+          <w:sz w:val="24"/>
+        </w:rPr>
+        <w:t>条误判的</w:t>
+      </w:r>
+      <w:r>
+        <w:rPr>
+          <w:color w:val="000000"/>
+          <w:sz w:val="24"/>
+        </w:rPr>
+        <w:t>86.7%</w:t>
+      </w:r>
+      <w:r>
+        <w:rPr>
+          <w:color w:val="000000"/>
+          <w:sz w:val="24"/>
+        </w:rPr>
+        <w:t>，占</w:t>
+      </w:r>
+      <w:r>
+        <w:rPr>
+          <w:color w:val="000000"/>
+          <w:sz w:val="24"/>
+        </w:rPr>
+        <w:t>SVM</w:t>
+      </w:r>
+      <w:r>
+        <w:rPr>
+          <w:color w:val="000000"/>
+          <w:sz w:val="24"/>
+        </w:rPr>
+        <w:t>全部</w:t>
+      </w:r>
+      <w:r>
+        <w:rPr>
+          <w:color w:val="000000"/>
+          <w:sz w:val="24"/>
+        </w:rPr>
+        <w:t>32</w:t>
+      </w:r>
+      <w:r>
+        <w:rPr>
+          <w:color w:val="000000"/>
+          <w:sz w:val="24"/>
+        </w:rPr>
+        <w:t>条误判的</w:t>
+      </w:r>
+      <w:r>
+        <w:rPr>
+          <w:color w:val="000000"/>
+          <w:sz w:val="24"/>
+        </w:rPr>
+        <w:t>81.3%</w:t>
+      </w:r>
+      <w:r>
+        <w:rPr>
+          <w:color w:val="000000"/>
+          <w:sz w:val="24"/>
+        </w:rPr>
+        <w:t>。仅有</w:t>
+      </w:r>
+      <w:r>
+        <w:rPr>
+          <w:color w:val="000000"/>
+          <w:sz w:val="24"/>
+        </w:rPr>
+        <w:t>10</w:t>
+      </w:r>
+      <w:r>
+        <w:rPr>
+          <w:color w:val="000000"/>
+          <w:sz w:val="24"/>
+        </w:rPr>
+        <w:t>条样本的分类正确性在两种方法之间存在差异，表明分类器选择对部分样本产生影响，而多数误判集中于两种方法共同识别错误的样本。</w:t>
       </w:r>
     </w:p>
     <w:p>
@@ -11636,6 +11509,7 @@
         <w:rPr>
           <w:color w:val="000000"/>
         </w:rPr>
+        <w:lastRenderedPageBreak/>
         <w:t>表</w:t>
       </w:r>
       <w:r>
@@ -12164,239 +12038,231 @@
           <w:color w:val="000000"/>
           <w:sz w:val="24"/>
         </w:rPr>
-        <w:t>共同误判的13名女生，其平均身高167.92 cm、体重58.54 kg、鞋码39.50、50 m成绩7.87 s；共同判断正确的女生相应均值为163.04 cm、51.68 kg、37.29和8.97 s。共同误判的女生在这些均值上更接近男生特征方向。共同误判的13名男生则平均身高162.62 cm、体重52.00 kg、鞋码37.38、50 m成绩8.55 s，呈现相反方向。各特征均值根据对应列的有效观测计算，用于描述误判样本的分布特点，不涉及标签正确性的判定。</w:t>
-      </w:r>
-      <w:r>
-        <w:rPr>
-          <w:color w:val="000000"/>
-          <w:sz w:val="24"/>
-        </w:rPr>
-        <w:t/>
-      </w:r>
-      <w:r>
-        <w:rPr>
-          <w:color w:val="000000"/>
-          <w:sz w:val="24"/>
-        </w:rPr>
-        <w:t/>
-      </w:r>
-      <w:r>
-        <w:rPr>
-          <w:color w:val="000000"/>
-          <w:sz w:val="24"/>
-        </w:rPr>
-        <w:t/>
-      </w:r>
-      <w:r>
-        <w:rPr>
-          <w:color w:val="000000"/>
-          <w:sz w:val="24"/>
-        </w:rPr>
-        <w:t/>
-      </w:r>
-      <w:r>
-        <w:rPr>
-          <w:color w:val="000000"/>
-          <w:sz w:val="24"/>
-        </w:rPr>
-        <w:t/>
-      </w:r>
-      <w:r>
-        <w:rPr>
-          <w:color w:val="000000"/>
-          <w:sz w:val="24"/>
-        </w:rPr>
-        <w:t/>
-      </w:r>
-      <w:r>
-        <w:rPr>
-          <w:color w:val="000000"/>
-          <w:sz w:val="24"/>
-        </w:rPr>
-        <w:t/>
-      </w:r>
-      <w:r>
-        <w:rPr>
-          <w:color w:val="000000"/>
-          <w:sz w:val="24"/>
-        </w:rPr>
-        <w:t/>
-      </w:r>
-      <w:r>
-        <w:rPr>
-          <w:color w:val="000000"/>
-          <w:sz w:val="24"/>
-        </w:rPr>
-        <w:t/>
-      </w:r>
-      <w:r>
-        <w:rPr>
-          <w:color w:val="000000"/>
-          <w:sz w:val="24"/>
-        </w:rPr>
-        <w:t/>
-      </w:r>
-      <w:r>
-        <w:rPr>
-          <w:color w:val="000000"/>
-          <w:sz w:val="24"/>
-        </w:rPr>
-        <w:t/>
-      </w:r>
-      <w:r>
-        <w:rPr>
-          <w:color w:val="000000"/>
-          <w:sz w:val="24"/>
-        </w:rPr>
-        <w:t/>
-      </w:r>
-      <w:r>
-        <w:rPr>
-          <w:color w:val="000000"/>
-          <w:sz w:val="24"/>
-        </w:rPr>
-        <w:t/>
-      </w:r>
-      <w:r>
-        <w:rPr>
-          <w:color w:val="000000"/>
-          <w:sz w:val="24"/>
-        </w:rPr>
-        <w:t/>
-      </w:r>
-      <w:r>
-        <w:rPr>
-          <w:color w:val="000000"/>
-          <w:sz w:val="24"/>
-        </w:rPr>
-        <w:t/>
-      </w:r>
-      <w:r>
-        <w:rPr>
-          <w:color w:val="000000"/>
-          <w:sz w:val="24"/>
-        </w:rPr>
-        <w:t/>
-      </w:r>
-      <w:r>
-        <w:rPr>
-          <w:color w:val="000000"/>
-          <w:sz w:val="24"/>
-        </w:rPr>
-        <w:t/>
-      </w:r>
-      <w:r>
-        <w:rPr>
-          <w:color w:val="000000"/>
-          <w:sz w:val="24"/>
-        </w:rPr>
-        <w:t/>
-      </w:r>
-      <w:r>
-        <w:rPr>
-          <w:color w:val="000000"/>
-          <w:sz w:val="24"/>
-        </w:rPr>
-        <w:t/>
-      </w:r>
-      <w:r>
-        <w:rPr>
-          <w:color w:val="000000"/>
-          <w:sz w:val="24"/>
-        </w:rPr>
-        <w:t/>
-      </w:r>
-      <w:r>
-        <w:rPr>
-          <w:color w:val="000000"/>
-          <w:sz w:val="24"/>
-        </w:rPr>
-        <w:t/>
-      </w:r>
-      <w:r>
-        <w:rPr>
-          <w:color w:val="000000"/>
-          <w:sz w:val="24"/>
-        </w:rPr>
-        <w:t/>
-      </w:r>
-      <w:r>
-        <w:rPr>
-          <w:color w:val="000000"/>
-          <w:sz w:val="24"/>
-        </w:rPr>
-        <w:t/>
-      </w:r>
-      <w:r>
-        <w:rPr>
-          <w:color w:val="000000"/>
-          <w:sz w:val="24"/>
-        </w:rPr>
-        <w:t/>
-      </w:r>
-      <w:r>
-        <w:rPr>
-          <w:color w:val="000000"/>
-          <w:sz w:val="24"/>
-        </w:rPr>
-        <w:t/>
-      </w:r>
-      <w:r>
-        <w:rPr>
-          <w:color w:val="000000"/>
-          <w:sz w:val="24"/>
-        </w:rPr>
-        <w:t/>
-      </w:r>
-      <w:r>
-        <w:rPr>
-          <w:color w:val="000000"/>
-          <w:sz w:val="24"/>
-        </w:rPr>
-        <w:t/>
-      </w:r>
-      <w:r>
-        <w:rPr>
-          <w:color w:val="000000"/>
-          <w:sz w:val="24"/>
-        </w:rPr>
-        <w:t/>
-      </w:r>
-      <w:r>
-        <w:rPr>
-          <w:color w:val="000000"/>
-          <w:sz w:val="24"/>
-        </w:rPr>
-        <w:t/>
-      </w:r>
-      <w:r>
-        <w:rPr>
-          <w:color w:val="000000"/>
-          <w:sz w:val="24"/>
-        </w:rPr>
-        <w:t/>
-      </w:r>
-      <w:r>
-        <w:rPr>
-          <w:color w:val="000000"/>
-          <w:sz w:val="24"/>
-        </w:rPr>
-        <w:t/>
-      </w:r>
-      <w:r>
-        <w:rPr>
-          <w:color w:val="000000"/>
-          <w:sz w:val="24"/>
-        </w:rPr>
-        <w:t/>
-      </w:r>
-      <w:r>
-        <w:rPr>
-          <w:color w:val="000000"/>
-          <w:sz w:val="24"/>
-        </w:rPr>
-        <w:lastRenderedPageBreak/>
-        <w:t/>
+        <w:t>共同误判的</w:t>
+      </w:r>
+      <w:r>
+        <w:rPr>
+          <w:color w:val="000000"/>
+          <w:sz w:val="24"/>
+        </w:rPr>
+        <w:t>13</w:t>
+      </w:r>
+      <w:r>
+        <w:rPr>
+          <w:color w:val="000000"/>
+          <w:sz w:val="24"/>
+        </w:rPr>
+        <w:t>名女生，其平均身高</w:t>
+      </w:r>
+      <w:r>
+        <w:rPr>
+          <w:color w:val="000000"/>
+          <w:sz w:val="24"/>
+        </w:rPr>
+        <w:t>167.92 cm</w:t>
+      </w:r>
+      <w:r>
+        <w:rPr>
+          <w:color w:val="000000"/>
+          <w:sz w:val="24"/>
+        </w:rPr>
+        <w:t>、体重</w:t>
+      </w:r>
+      <w:r>
+        <w:rPr>
+          <w:color w:val="000000"/>
+          <w:sz w:val="24"/>
+        </w:rPr>
+        <w:t>58.54 kg</w:t>
+      </w:r>
+      <w:r>
+        <w:rPr>
+          <w:color w:val="000000"/>
+          <w:sz w:val="24"/>
+        </w:rPr>
+        <w:t>、鞋码</w:t>
+      </w:r>
+      <w:r>
+        <w:rPr>
+          <w:color w:val="000000"/>
+          <w:sz w:val="24"/>
+        </w:rPr>
+        <w:t>39.50</w:t>
+      </w:r>
+      <w:r>
+        <w:rPr>
+          <w:color w:val="000000"/>
+          <w:sz w:val="24"/>
+        </w:rPr>
+        <w:t>、</w:t>
+      </w:r>
+      <w:r>
+        <w:rPr>
+          <w:color w:val="000000"/>
+          <w:sz w:val="24"/>
+        </w:rPr>
+        <w:t>50 m</w:t>
+      </w:r>
+      <w:r>
+        <w:rPr>
+          <w:color w:val="000000"/>
+          <w:sz w:val="24"/>
+        </w:rPr>
+        <w:t>成绩</w:t>
+      </w:r>
+      <w:r>
+        <w:rPr>
+          <w:color w:val="000000"/>
+          <w:sz w:val="24"/>
+        </w:rPr>
+        <w:t>7.87 s</w:t>
+      </w:r>
+      <w:r>
+        <w:rPr>
+          <w:color w:val="000000"/>
+          <w:sz w:val="24"/>
+        </w:rPr>
+        <w:t>；共同判断正确的女生相应均值为</w:t>
+      </w:r>
+      <w:r>
+        <w:rPr>
+          <w:color w:val="000000"/>
+          <w:sz w:val="24"/>
+        </w:rPr>
+        <w:t>163.04 cm</w:t>
+      </w:r>
+      <w:r>
+        <w:rPr>
+          <w:color w:val="000000"/>
+          <w:sz w:val="24"/>
+        </w:rPr>
+        <w:t>、</w:t>
+      </w:r>
+      <w:r>
+        <w:rPr>
+          <w:color w:val="000000"/>
+          <w:sz w:val="24"/>
+        </w:rPr>
+        <w:t>51.68 kg</w:t>
+      </w:r>
+      <w:r>
+        <w:rPr>
+          <w:color w:val="000000"/>
+          <w:sz w:val="24"/>
+        </w:rPr>
+        <w:t>、</w:t>
+      </w:r>
+      <w:r>
+        <w:rPr>
+          <w:color w:val="000000"/>
+          <w:sz w:val="24"/>
+        </w:rPr>
+        <w:t>37.29</w:t>
+      </w:r>
+      <w:r>
+        <w:rPr>
+          <w:color w:val="000000"/>
+          <w:sz w:val="24"/>
+        </w:rPr>
+        <w:t>和</w:t>
+      </w:r>
+      <w:r>
+        <w:rPr>
+          <w:color w:val="000000"/>
+          <w:sz w:val="24"/>
+        </w:rPr>
+        <w:t>8.97 s</w:t>
+      </w:r>
+      <w:r>
+        <w:rPr>
+          <w:color w:val="000000"/>
+          <w:sz w:val="24"/>
+        </w:rPr>
+        <w:t>。共同误判的女生在这些均值上更接近男生特征方向。共同误判的</w:t>
+      </w:r>
+      <w:r>
+        <w:rPr>
+          <w:color w:val="000000"/>
+          <w:sz w:val="24"/>
+        </w:rPr>
+        <w:t>13</w:t>
+      </w:r>
+      <w:r>
+        <w:rPr>
+          <w:color w:val="000000"/>
+          <w:sz w:val="24"/>
+        </w:rPr>
+        <w:t>名男生则平均身高</w:t>
+      </w:r>
+      <w:r>
+        <w:rPr>
+          <w:color w:val="000000"/>
+          <w:sz w:val="24"/>
+        </w:rPr>
+        <w:t>162.62 cm</w:t>
+      </w:r>
+      <w:r>
+        <w:rPr>
+          <w:color w:val="000000"/>
+          <w:sz w:val="24"/>
+        </w:rPr>
+        <w:t>、体重</w:t>
+      </w:r>
+      <w:r>
+        <w:rPr>
+          <w:color w:val="000000"/>
+          <w:sz w:val="24"/>
+        </w:rPr>
+        <w:t>52.00 kg</w:t>
+      </w:r>
+      <w:r>
+        <w:rPr>
+          <w:color w:val="000000"/>
+          <w:sz w:val="24"/>
+        </w:rPr>
+        <w:t>、鞋码</w:t>
+      </w:r>
+      <w:r>
+        <w:rPr>
+          <w:color w:val="000000"/>
+          <w:sz w:val="24"/>
+        </w:rPr>
+        <w:t>37.38</w:t>
+      </w:r>
+      <w:r>
+        <w:rPr>
+          <w:color w:val="000000"/>
+          <w:sz w:val="24"/>
+        </w:rPr>
+        <w:t>、</w:t>
+      </w:r>
+      <w:r>
+        <w:rPr>
+          <w:color w:val="000000"/>
+          <w:sz w:val="24"/>
+        </w:rPr>
+        <w:t>50 m</w:t>
+      </w:r>
+      <w:r>
+        <w:rPr>
+          <w:color w:val="000000"/>
+          <w:sz w:val="24"/>
+        </w:rPr>
+        <w:t>成绩</w:t>
+      </w:r>
+      <w:r>
+        <w:rPr>
+          <w:color w:val="000000"/>
+          <w:sz w:val="24"/>
+        </w:rPr>
+        <w:t>8.55 s</w:t>
+      </w:r>
+      <w:r>
+        <w:rPr>
+          <w:color w:val="000000"/>
+          <w:sz w:val="24"/>
+        </w:rPr>
+        <w:t>，呈现相反方向。各特征均值根据对应列的有效观测计算，用于描述误判样本的分布特点，不涉及标签正确性的判定。</w:t>
       </w:r>
     </w:p>
     <w:p>
@@ -12410,147 +12276,147 @@
           <w:color w:val="000000"/>
           <w:sz w:val="24"/>
         </w:rPr>
-        <w:t>进一步分析具体误判记录，匿名行号row_0022的标签为男生，四特征为（156 cm，47 kg，36码，9.5 s），两种方法均判为女生；row_0089的标签为女生，特征为（166 cm，56 kg，40码，8.5 s），两者均判为男生。上述案例表明，模型依据四特征的组合模式进行判别，当前输入仍存在难以正确识别的个体。特征分布重叠、测量误差及标签噪声均可能导致此类误判，现有实验尚无法区分各因素的具体影响。</w:t>
-      </w:r>
-      <w:r>
-        <w:rPr>
-          <w:color w:val="000000"/>
-          <w:sz w:val="24"/>
-        </w:rPr>
-        <w:t/>
-      </w:r>
-      <w:r>
-        <w:rPr>
-          <w:color w:val="000000"/>
-          <w:sz w:val="24"/>
-        </w:rPr>
-        <w:t/>
-      </w:r>
-      <w:r>
-        <w:rPr>
-          <w:color w:val="000000"/>
-          <w:sz w:val="24"/>
-        </w:rPr>
-        <w:t/>
-      </w:r>
-      <w:r>
-        <w:rPr>
-          <w:color w:val="000000"/>
-          <w:sz w:val="24"/>
-        </w:rPr>
-        <w:t/>
-      </w:r>
-      <w:r>
-        <w:rPr>
-          <w:color w:val="000000"/>
-          <w:sz w:val="24"/>
-        </w:rPr>
-        <w:t/>
-      </w:r>
-      <w:r>
-        <w:rPr>
-          <w:color w:val="000000"/>
-          <w:sz w:val="24"/>
-        </w:rPr>
-        <w:t/>
-      </w:r>
-      <w:r>
-        <w:rPr>
-          <w:color w:val="000000"/>
-          <w:sz w:val="24"/>
-        </w:rPr>
-        <w:t/>
-      </w:r>
-      <w:r>
-        <w:rPr>
-          <w:color w:val="000000"/>
-          <w:sz w:val="24"/>
-        </w:rPr>
-        <w:t/>
-      </w:r>
-      <w:r>
-        <w:rPr>
-          <w:color w:val="000000"/>
-          <w:sz w:val="24"/>
-        </w:rPr>
-        <w:t/>
-      </w:r>
-      <w:r>
-        <w:rPr>
-          <w:color w:val="000000"/>
-          <w:sz w:val="24"/>
-        </w:rPr>
-        <w:t/>
-      </w:r>
-      <w:r>
-        <w:rPr>
-          <w:color w:val="000000"/>
-          <w:sz w:val="24"/>
-        </w:rPr>
-        <w:t/>
-      </w:r>
-      <w:r>
-        <w:rPr>
-          <w:color w:val="000000"/>
-          <w:sz w:val="24"/>
-        </w:rPr>
-        <w:t/>
-      </w:r>
-      <w:r>
-        <w:rPr>
-          <w:color w:val="000000"/>
-          <w:sz w:val="24"/>
-        </w:rPr>
-        <w:t/>
-      </w:r>
-      <w:r>
-        <w:rPr>
-          <w:color w:val="000000"/>
-          <w:sz w:val="24"/>
-        </w:rPr>
-        <w:t/>
-      </w:r>
-      <w:r>
-        <w:rPr>
-          <w:color w:val="000000"/>
-          <w:sz w:val="24"/>
-        </w:rPr>
-        <w:t/>
-      </w:r>
-      <w:r>
-        <w:rPr>
-          <w:color w:val="000000"/>
-          <w:sz w:val="24"/>
-        </w:rPr>
-        <w:t/>
-      </w:r>
-      <w:r>
-        <w:rPr>
-          <w:color w:val="000000"/>
-          <w:sz w:val="24"/>
-        </w:rPr>
-        <w:t/>
-      </w:r>
-      <w:r>
-        <w:rPr>
-          <w:color w:val="000000"/>
-          <w:sz w:val="24"/>
-        </w:rPr>
-        <w:t/>
-      </w:r>
-      <w:r>
-        <w:rPr>
-          <w:color w:val="000000"/>
-          <w:sz w:val="24"/>
-        </w:rPr>
-        <w:t/>
-      </w:r>
-      <w:r>
-        <w:rPr>
-          <w:color w:val="000000"/>
-          <w:sz w:val="24"/>
-        </w:rPr>
-        <w:t/>
+        <w:t>进一步分析具体误判记录，匿名行号</w:t>
+      </w:r>
+      <w:r>
+        <w:rPr>
+          <w:color w:val="000000"/>
+          <w:sz w:val="24"/>
+        </w:rPr>
+        <w:t>row_0022</w:t>
+      </w:r>
+      <w:r>
+        <w:rPr>
+          <w:color w:val="000000"/>
+          <w:sz w:val="24"/>
+        </w:rPr>
+        <w:t>的标签为男生，四特征为（</w:t>
+      </w:r>
+      <w:r>
+        <w:rPr>
+          <w:color w:val="000000"/>
+          <w:sz w:val="24"/>
+        </w:rPr>
+        <w:t>156 cm</w:t>
+      </w:r>
+      <w:r>
+        <w:rPr>
+          <w:color w:val="000000"/>
+          <w:sz w:val="24"/>
+        </w:rPr>
+        <w:t>，</w:t>
+      </w:r>
+      <w:r>
+        <w:rPr>
+          <w:color w:val="000000"/>
+          <w:sz w:val="24"/>
+        </w:rPr>
+        <w:t>47 kg</w:t>
+      </w:r>
+      <w:r>
+        <w:rPr>
+          <w:color w:val="000000"/>
+          <w:sz w:val="24"/>
+        </w:rPr>
+        <w:t>，</w:t>
+      </w:r>
+      <w:r>
+        <w:rPr>
+          <w:color w:val="000000"/>
+          <w:sz w:val="24"/>
+        </w:rPr>
+        <w:t>36</w:t>
+      </w:r>
+      <w:r>
+        <w:rPr>
+          <w:color w:val="000000"/>
+          <w:sz w:val="24"/>
+        </w:rPr>
+        <w:t>码，</w:t>
+      </w:r>
+      <w:r>
+        <w:rPr>
+          <w:color w:val="000000"/>
+          <w:sz w:val="24"/>
+        </w:rPr>
+        <w:t>9.5 s</w:t>
+      </w:r>
+      <w:r>
+        <w:rPr>
+          <w:color w:val="000000"/>
+          <w:sz w:val="24"/>
+        </w:rPr>
+        <w:t>），两种方法均判为女生；</w:t>
+      </w:r>
+      <w:r>
+        <w:rPr>
+          <w:color w:val="000000"/>
+          <w:sz w:val="24"/>
+        </w:rPr>
+        <w:t>row_0089</w:t>
+      </w:r>
+      <w:r>
+        <w:rPr>
+          <w:color w:val="000000"/>
+          <w:sz w:val="24"/>
+        </w:rPr>
+        <w:t>的标签为女生，特征为（</w:t>
+      </w:r>
+      <w:r>
+        <w:rPr>
+          <w:color w:val="000000"/>
+          <w:sz w:val="24"/>
+        </w:rPr>
+        <w:t>166 cm</w:t>
+      </w:r>
+      <w:r>
+        <w:rPr>
+          <w:color w:val="000000"/>
+          <w:sz w:val="24"/>
+        </w:rPr>
+        <w:t>，</w:t>
+      </w:r>
+      <w:r>
+        <w:rPr>
+          <w:color w:val="000000"/>
+          <w:sz w:val="24"/>
+        </w:rPr>
+        <w:t>56 kg</w:t>
+      </w:r>
+      <w:r>
+        <w:rPr>
+          <w:color w:val="000000"/>
+          <w:sz w:val="24"/>
+        </w:rPr>
+        <w:t>，</w:t>
+      </w:r>
+      <w:r>
+        <w:rPr>
+          <w:color w:val="000000"/>
+          <w:sz w:val="24"/>
+        </w:rPr>
+        <w:t>40</w:t>
+      </w:r>
+      <w:r>
+        <w:rPr>
+          <w:color w:val="000000"/>
+          <w:sz w:val="24"/>
+        </w:rPr>
+        <w:t>码，</w:t>
+      </w:r>
+      <w:r>
+        <w:rPr>
+          <w:color w:val="000000"/>
+          <w:sz w:val="24"/>
+        </w:rPr>
+        <w:t>8.5 s</w:t>
+      </w:r>
+      <w:r>
+        <w:rPr>
+          <w:color w:val="000000"/>
+          <w:sz w:val="24"/>
+        </w:rPr>
+        <w:t>），两者均判为男生。上述案例表明，模型依据四特征的组合模式进行判别，当前输入仍存在难以正确识别的个体。特征分布重叠、测量误差及标签噪声均可能导致此类误判，现有实验尚无法区分各因素的具体影响。</w:t>
       </w:r>
     </w:p>
     <w:p>
@@ -12661,35 +12527,43 @@
           <w:color w:val="000000"/>
           <w:sz w:val="24"/>
         </w:rPr>
-        <w:t>图5-3左侧呈现两个主要类别区域，少量样本分布于另一类别的主要区域内；右侧在相同坐标上叠加共同误判与各方法单独误判，用于结合错误重叠统计分析样本分布。t-SNE采用独立填补、标准化后的原始四特征进行描述性降维，所得二维坐标仅用于可视化，不参与分类器训练、调参或指标计算。二维投影与模型的实际决策空间不同，图中间距及区域形状仅作定性解释。</w:t>
-      </w:r>
-      <w:r>
-        <w:rPr>
-          <w:color w:val="000000"/>
-          <w:sz w:val="24"/>
-        </w:rPr>
-        <w:t/>
-      </w:r>
-      <w:r>
-        <w:rPr>
-          <w:color w:val="000000"/>
-          <w:sz w:val="24"/>
-        </w:rPr>
-        <w:t/>
-      </w:r>
-      <w:r>
-        <w:rPr>
-          <w:color w:val="000000"/>
-          <w:sz w:val="24"/>
-        </w:rPr>
-        <w:t/>
-      </w:r>
-      <w:r>
-        <w:rPr>
-          <w:color w:val="000000"/>
-          <w:sz w:val="24"/>
-        </w:rPr>
-        <w:t/>
+        <w:t>图</w:t>
+      </w:r>
+      <w:r>
+        <w:rPr>
+          <w:color w:val="000000"/>
+          <w:sz w:val="24"/>
+        </w:rPr>
+        <w:t>5-3</w:t>
+      </w:r>
+      <w:r>
+        <w:rPr>
+          <w:color w:val="000000"/>
+          <w:sz w:val="24"/>
+        </w:rPr>
+        <w:t>左侧呈现两个主要类别区域，少量样本分布于另一类别的主要区域内；右侧在相同坐标上叠加共同误判与各方法单独误判，用于结合错误重叠统计分析样本分布。</w:t>
+      </w:r>
+      <w:r>
+        <w:rPr>
+          <w:color w:val="000000"/>
+          <w:sz w:val="24"/>
+        </w:rPr>
+        <w:t>t-SNE</w:t>
+      </w:r>
+      <w:r>
+        <w:rPr>
+          <w:color w:val="000000"/>
+          <w:sz w:val="24"/>
+        </w:rPr>
+        <w:t>采用独立填补、标准化后的原始四特征进行描述性降</w:t>
+      </w:r>
+      <w:r>
+        <w:rPr>
+          <w:color w:val="000000"/>
+          <w:sz w:val="24"/>
+        </w:rPr>
+        <w:lastRenderedPageBreak/>
+        <w:t>维，所得二维坐标仅用于可视化，不参与分类器训练、调参或指标计算。二维投影与模型的实际决策空间不同，图中间距及区域形状仅作定性解释。</w:t>
       </w:r>
     </w:p>
     <w:p>
@@ -12820,62 +12694,6 @@
         </w:rPr>
         <w:t>本次结果基于同一份课程数据及固定随机种子下的嵌套五折交叉验证。输入质量规则保留了范围内极端值，数据中缺少更细的个体来源信息，参数搜索也限定于预设网格。在此条件下，两种方法均取得了较好的分类表现；其性能排序对其他人群、数据划分和参数范围的适用性仍需进一步验证。</w:t>
       </w:r>
-      <w:r>
-        <w:rPr>
-          <w:color w:val="000000"/>
-          <w:sz w:val="24"/>
-        </w:rPr>
-        <w:t/>
-      </w:r>
-      <w:r>
-        <w:rPr>
-          <w:color w:val="000000"/>
-          <w:sz w:val="24"/>
-        </w:rPr>
-        <w:t/>
-      </w:r>
-      <w:r>
-        <w:rPr>
-          <w:color w:val="000000"/>
-          <w:sz w:val="24"/>
-        </w:rPr>
-        <w:t/>
-      </w:r>
-      <w:r>
-        <w:rPr>
-          <w:color w:val="000000"/>
-          <w:sz w:val="24"/>
-        </w:rPr>
-        <w:t/>
-      </w:r>
-      <w:r>
-        <w:rPr>
-          <w:color w:val="000000"/>
-          <w:sz w:val="24"/>
-        </w:rPr>
-        <w:t/>
-      </w:r>
-      <w:r>
-        <w:rPr>
-          <w:color w:val="000000"/>
-          <w:sz w:val="24"/>
-        </w:rPr>
-        <w:t/>
-      </w:r>
-      <w:r>
-        <w:rPr>
-          <w:color w:val="000000"/>
-          <w:sz w:val="24"/>
-        </w:rPr>
-        <w:t/>
-      </w:r>
-      <w:r>
-        <w:rPr>
-          <w:color w:val="000000"/>
-          <w:sz w:val="24"/>
-        </w:rPr>
-        <w:t/>
-      </w:r>
     </w:p>
     <w:p>
       <w:pPr>
@@ -12888,7 +12706,6 @@
           <w:color w:val="000000"/>
           <w:sz w:val="24"/>
         </w:rPr>
-        <w:lastRenderedPageBreak/>
         <w:t>后续可通过增加独立测试数据或重复外层划分，进一步分析两种方法之间较小性能差异的稳定性。对于更重视女生识别的应用需求，可在训练数据内部评估类别权重与分类阈值调整的作用。</w:t>
       </w:r>
     </w:p>
@@ -12918,63 +12735,63 @@
           <w:color w:val="000000"/>
           <w:sz w:val="24"/>
         </w:rPr>
-        <w:t>本实验实现了采用手写反向传播的4–3–1神经网络及四种核函数的SVM分类器，并在统一的五折评价框架下比较其性能。数值梯度校验验证了BP梯度计算的一致性，训练曲线呈现出目标值持续下降并逐渐趋缓的优化过程。SVM的核函数比较表明，非线性形式扩展了决策边界的表达能力，但在当前数据与候选范围内未必减少测试错误。</w:t>
-      </w:r>
-      <w:r>
-        <w:rPr>
-          <w:color w:val="000000"/>
-          <w:sz w:val="24"/>
-        </w:rPr>
-        <w:t/>
-      </w:r>
-      <w:r>
-        <w:rPr>
-          <w:color w:val="000000"/>
-          <w:sz w:val="24"/>
-        </w:rPr>
-        <w:t/>
-      </w:r>
-      <w:r>
-        <w:rPr>
-          <w:color w:val="000000"/>
-          <w:sz w:val="24"/>
-        </w:rPr>
-        <w:t/>
-      </w:r>
-      <w:r>
-        <w:rPr>
-          <w:color w:val="000000"/>
-          <w:sz w:val="24"/>
-        </w:rPr>
-        <w:t/>
-      </w:r>
-      <w:r>
-        <w:rPr>
-          <w:color w:val="000000"/>
-          <w:sz w:val="24"/>
-        </w:rPr>
-        <w:t/>
-      </w:r>
-      <w:r>
-        <w:rPr>
-          <w:color w:val="000000"/>
-          <w:sz w:val="24"/>
-        </w:rPr>
-        <w:t/>
-      </w:r>
-      <w:r>
-        <w:rPr>
-          <w:color w:val="000000"/>
-          <w:sz w:val="24"/>
-        </w:rPr>
-        <w:t/>
-      </w:r>
-      <w:r>
-        <w:rPr>
-          <w:color w:val="000000"/>
-          <w:sz w:val="24"/>
-        </w:rPr>
-        <w:t/>
+        <w:t>本实验实现了采用手写反向传播的</w:t>
+      </w:r>
+      <w:r>
+        <w:rPr>
+          <w:color w:val="000000"/>
+          <w:sz w:val="24"/>
+        </w:rPr>
+        <w:t>4–3–1</w:t>
+      </w:r>
+      <w:r>
+        <w:rPr>
+          <w:color w:val="000000"/>
+          <w:sz w:val="24"/>
+        </w:rPr>
+        <w:t>神经网络及四种核函数的</w:t>
+      </w:r>
+      <w:r>
+        <w:rPr>
+          <w:color w:val="000000"/>
+          <w:sz w:val="24"/>
+        </w:rPr>
+        <w:t>SVM</w:t>
+      </w:r>
+      <w:r>
+        <w:rPr>
+          <w:color w:val="000000"/>
+          <w:sz w:val="24"/>
+        </w:rPr>
+        <w:t>分类器，并在统一的五折评价框架下比较其性能。数值梯度校验验证了</w:t>
+      </w:r>
+      <w:r>
+        <w:rPr>
+          <w:color w:val="000000"/>
+          <w:sz w:val="24"/>
+        </w:rPr>
+        <w:t>BP</w:t>
+      </w:r>
+      <w:r>
+        <w:rPr>
+          <w:color w:val="000000"/>
+          <w:sz w:val="24"/>
+        </w:rPr>
+        <w:t>梯度计算的一致性，训练曲线呈现出目标值持续下降并逐渐趋缓的优化过程。</w:t>
+      </w:r>
+      <w:r>
+        <w:rPr>
+          <w:color w:val="000000"/>
+          <w:sz w:val="24"/>
+        </w:rPr>
+        <w:t>SVM</w:t>
+      </w:r>
+      <w:r>
+        <w:rPr>
+          <w:color w:val="000000"/>
+          <w:sz w:val="24"/>
+        </w:rPr>
+        <w:t>的核函数比较表明，非线性形式扩展了决策边界的表达能力，但在当前数据与候选范围内未必减少测试错误。</w:t>
       </w:r>
     </w:p>
     <w:p>
@@ -12988,189 +12805,189 @@
           <w:color w:val="000000"/>
           <w:sz w:val="24"/>
         </w:rPr>
-        <w:t>在主比较中，MLP的平均ACC为97.65%、AUC为0.9900；内层选核SVM的平均ACC为97.49%、AUC为0.9911。MLP在默认阈值下具有较高的女生召回率，SVM的平均排序能力略高，但该优势未在全部测试折中一致出现。两种方法共同误判26条样本，表明多数错误集中于相同的困难样本。因此，两类方法的性能差异需要结合分数排序、类别识别及划分波动综合分析，当前结果尚未体现某一方法在各项指标上的一致优势。</w:t>
-      </w:r>
-      <w:r>
-        <w:rPr>
-          <w:color w:val="000000"/>
-          <w:sz w:val="24"/>
-        </w:rPr>
-        <w:t/>
-      </w:r>
-      <w:r>
-        <w:rPr>
-          <w:color w:val="000000"/>
-          <w:sz w:val="24"/>
-        </w:rPr>
-        <w:t/>
-      </w:r>
-      <w:r>
-        <w:rPr>
-          <w:color w:val="000000"/>
-          <w:sz w:val="24"/>
-        </w:rPr>
-        <w:t/>
-      </w:r>
-      <w:r>
-        <w:rPr>
-          <w:color w:val="000000"/>
-          <w:sz w:val="24"/>
-        </w:rPr>
-        <w:t/>
-      </w:r>
-      <w:r>
-        <w:rPr>
-          <w:color w:val="000000"/>
-          <w:sz w:val="24"/>
-        </w:rPr>
-        <w:t/>
-      </w:r>
-      <w:r>
-        <w:rPr>
-          <w:color w:val="000000"/>
-          <w:sz w:val="24"/>
-        </w:rPr>
-        <w:t/>
-      </w:r>
-      <w:r>
-        <w:rPr>
-          <w:color w:val="000000"/>
-          <w:sz w:val="24"/>
-        </w:rPr>
-        <w:t/>
-      </w:r>
-      <w:r>
-        <w:rPr>
-          <w:color w:val="000000"/>
-          <w:sz w:val="24"/>
-        </w:rPr>
-        <w:t/>
-      </w:r>
-      <w:r>
-        <w:rPr>
-          <w:color w:val="000000"/>
-          <w:sz w:val="24"/>
-        </w:rPr>
-        <w:t/>
-      </w:r>
-      <w:r>
-        <w:rPr>
-          <w:color w:val="000000"/>
-          <w:sz w:val="24"/>
-        </w:rPr>
-        <w:t/>
-      </w:r>
-      <w:r>
-        <w:rPr>
-          <w:color w:val="000000"/>
-          <w:sz w:val="24"/>
-        </w:rPr>
-        <w:t/>
-      </w:r>
-      <w:r>
-        <w:rPr>
-          <w:color w:val="000000"/>
-          <w:sz w:val="24"/>
-        </w:rPr>
-        <w:t/>
-      </w:r>
-      <w:r>
-        <w:rPr>
-          <w:color w:val="000000"/>
-          <w:sz w:val="24"/>
-        </w:rPr>
-        <w:t/>
-      </w:r>
-      <w:r>
-        <w:rPr>
-          <w:color w:val="000000"/>
-          <w:sz w:val="24"/>
-        </w:rPr>
-        <w:t/>
-      </w:r>
-      <w:r>
-        <w:rPr>
-          <w:color w:val="000000"/>
-          <w:sz w:val="24"/>
-        </w:rPr>
-        <w:t/>
-      </w:r>
-      <w:r>
-        <w:rPr>
-          <w:color w:val="000000"/>
-          <w:sz w:val="24"/>
-        </w:rPr>
-        <w:t/>
-      </w:r>
-      <w:r>
-        <w:rPr>
-          <w:color w:val="000000"/>
-          <w:sz w:val="24"/>
-        </w:rPr>
-        <w:t/>
-      </w:r>
-      <w:r>
-        <w:rPr>
-          <w:color w:val="000000"/>
-          <w:sz w:val="24"/>
-        </w:rPr>
-        <w:t/>
-      </w:r>
-      <w:r>
-        <w:rPr>
-          <w:color w:val="000000"/>
-          <w:sz w:val="24"/>
-        </w:rPr>
-        <w:t/>
-      </w:r>
-      <w:r>
-        <w:rPr>
-          <w:color w:val="000000"/>
-          <w:sz w:val="24"/>
-        </w:rPr>
-        <w:t/>
-      </w:r>
-      <w:r>
-        <w:rPr>
-          <w:color w:val="000000"/>
-          <w:sz w:val="24"/>
-        </w:rPr>
-        <w:t/>
-      </w:r>
-      <w:r>
-        <w:rPr>
-          <w:color w:val="000000"/>
-          <w:sz w:val="24"/>
-        </w:rPr>
-        <w:t/>
-      </w:r>
-      <w:r>
-        <w:rPr>
-          <w:color w:val="000000"/>
-          <w:sz w:val="24"/>
-        </w:rPr>
-        <w:t/>
-      </w:r>
-      <w:r>
-        <w:rPr>
-          <w:color w:val="000000"/>
-          <w:sz w:val="24"/>
-        </w:rPr>
-        <w:t/>
-      </w:r>
-      <w:r>
-        <w:rPr>
-          <w:color w:val="000000"/>
-          <w:sz w:val="24"/>
-        </w:rPr>
-        <w:t/>
-      </w:r>
-      <w:r>
-        <w:rPr>
-          <w:color w:val="000000"/>
-          <w:sz w:val="24"/>
-        </w:rPr>
-        <w:t/>
+        <w:t>在主比较中，</w:t>
+      </w:r>
+      <w:r>
+        <w:rPr>
+          <w:color w:val="000000"/>
+          <w:sz w:val="24"/>
+        </w:rPr>
+        <w:t>MLP</w:t>
+      </w:r>
+      <w:r>
+        <w:rPr>
+          <w:color w:val="000000"/>
+          <w:sz w:val="24"/>
+        </w:rPr>
+        <w:t>的平均</w:t>
+      </w:r>
+      <w:r>
+        <w:rPr>
+          <w:color w:val="000000"/>
+          <w:sz w:val="24"/>
+        </w:rPr>
+        <w:t>ACC</w:t>
+      </w:r>
+      <w:r>
+        <w:rPr>
+          <w:color w:val="000000"/>
+          <w:sz w:val="24"/>
+        </w:rPr>
+        <w:t>为</w:t>
+      </w:r>
+      <w:r>
+        <w:rPr>
+          <w:color w:val="000000"/>
+          <w:sz w:val="24"/>
+        </w:rPr>
+        <w:t>97.65%</w:t>
+      </w:r>
+      <w:r>
+        <w:rPr>
+          <w:color w:val="000000"/>
+          <w:sz w:val="24"/>
+        </w:rPr>
+        <w:t>、</w:t>
+      </w:r>
+      <w:r>
+        <w:rPr>
+          <w:color w:val="000000"/>
+          <w:sz w:val="24"/>
+        </w:rPr>
+        <w:t>AUC</w:t>
+      </w:r>
+      <w:r>
+        <w:rPr>
+          <w:color w:val="000000"/>
+          <w:sz w:val="24"/>
+        </w:rPr>
+        <w:t>为</w:t>
+      </w:r>
+      <w:r>
+        <w:rPr>
+          <w:color w:val="000000"/>
+          <w:sz w:val="24"/>
+        </w:rPr>
+        <w:t>0.9900</w:t>
+      </w:r>
+      <w:r>
+        <w:rPr>
+          <w:color w:val="000000"/>
+          <w:sz w:val="24"/>
+        </w:rPr>
+        <w:t>；内层选核</w:t>
+      </w:r>
+      <w:r>
+        <w:rPr>
+          <w:color w:val="000000"/>
+          <w:sz w:val="24"/>
+        </w:rPr>
+        <w:t>SVM</w:t>
+      </w:r>
+      <w:r>
+        <w:rPr>
+          <w:color w:val="000000"/>
+          <w:sz w:val="24"/>
+        </w:rPr>
+        <w:t>的平均</w:t>
+      </w:r>
+      <w:r>
+        <w:rPr>
+          <w:color w:val="000000"/>
+          <w:sz w:val="24"/>
+        </w:rPr>
+        <w:t>ACC</w:t>
+      </w:r>
+      <w:r>
+        <w:rPr>
+          <w:color w:val="000000"/>
+          <w:sz w:val="24"/>
+        </w:rPr>
+        <w:t>为</w:t>
+      </w:r>
+      <w:r>
+        <w:rPr>
+          <w:color w:val="000000"/>
+          <w:sz w:val="24"/>
+        </w:rPr>
+        <w:t>97.49%</w:t>
+      </w:r>
+      <w:r>
+        <w:rPr>
+          <w:color w:val="000000"/>
+          <w:sz w:val="24"/>
+        </w:rPr>
+        <w:t>、</w:t>
+      </w:r>
+      <w:r>
+        <w:rPr>
+          <w:color w:val="000000"/>
+          <w:sz w:val="24"/>
+        </w:rPr>
+        <w:t>AUC</w:t>
+      </w:r>
+      <w:r>
+        <w:rPr>
+          <w:color w:val="000000"/>
+          <w:sz w:val="24"/>
+        </w:rPr>
+        <w:t>为</w:t>
+      </w:r>
+      <w:r>
+        <w:rPr>
+          <w:color w:val="000000"/>
+          <w:sz w:val="24"/>
+        </w:rPr>
+        <w:t>0.9911</w:t>
+      </w:r>
+      <w:r>
+        <w:rPr>
+          <w:color w:val="000000"/>
+          <w:sz w:val="24"/>
+        </w:rPr>
+        <w:t>。</w:t>
+      </w:r>
+      <w:r>
+        <w:rPr>
+          <w:color w:val="000000"/>
+          <w:sz w:val="24"/>
+        </w:rPr>
+        <w:t>MLP</w:t>
+      </w:r>
+      <w:r>
+        <w:rPr>
+          <w:color w:val="000000"/>
+          <w:sz w:val="24"/>
+        </w:rPr>
+        <w:t>在默认阈值下具有较高的女生召回率，</w:t>
+      </w:r>
+      <w:r>
+        <w:rPr>
+          <w:color w:val="000000"/>
+          <w:sz w:val="24"/>
+        </w:rPr>
+        <w:t>SVM</w:t>
+      </w:r>
+      <w:r>
+        <w:rPr>
+          <w:color w:val="000000"/>
+          <w:sz w:val="24"/>
+        </w:rPr>
+        <w:t>的平均排序能力略高，但该优势未在全部测试折中一致出现。两种方法共同误判</w:t>
+      </w:r>
+      <w:r>
+        <w:rPr>
+          <w:color w:val="000000"/>
+          <w:sz w:val="24"/>
+        </w:rPr>
+        <w:t>26</w:t>
+      </w:r>
+      <w:r>
+        <w:rPr>
+          <w:color w:val="000000"/>
+          <w:sz w:val="24"/>
+        </w:rPr>
+        <w:t>条样本，表明多数错误集中于相同的困难样本。因此，两类方法的性能差异需要结合分数排序、类别识别及划分波动综合分析，当前结果尚未体现某一方法在各项指标上的一致优势。</w:t>
       </w:r>
     </w:p>
     <w:p>
@@ -13290,12 +13107,13 @@
           <w:color w:val="000000"/>
           <w:sz w:val="28"/>
         </w:rPr>
+        <w:lastRenderedPageBreak/>
         <w:t>参考文献</w:t>
       </w:r>
     </w:p>
     <w:p>
       <w:pPr>
-        <w:keepNext w:val="1"/>
+        <w:keepNext/>
         <w:widowControl/>
         <w:spacing w:after="120" w:line="300" w:lineRule="exact"/>
         <w:jc w:val="left"/>
@@ -13333,7 +13151,7 @@
     </w:p>
     <w:p>
       <w:pPr>
-        <w:keepNext w:val="1"/>
+        <w:keepNext/>
         <w:widowControl/>
         <w:spacing w:after="120" w:line="300" w:lineRule="exact"/>
         <w:jc w:val="left"/>
@@ -13347,7 +13165,7 @@
     </w:p>
     <w:p>
       <w:pPr>
-        <w:keepNext w:val="1"/>
+        <w:keepNext/>
         <w:widowControl/>
         <w:spacing w:after="120" w:line="300" w:lineRule="exact"/>
         <w:jc w:val="left"/>
@@ -13361,7 +13179,7 @@
     </w:p>
     <w:p>
       <w:pPr>
-        <w:keepNext w:val="1"/>
+        <w:keepNext/>
         <w:widowControl/>
         <w:spacing w:after="120" w:line="300" w:lineRule="exact"/>
         <w:jc w:val="left"/>
@@ -13399,7 +13217,7 @@
     </w:p>
     <w:p>
       <w:pPr>
-        <w:keepNext w:val="1"/>
+        <w:keepNext/>
         <w:widowControl/>
         <w:spacing w:after="120" w:line="300" w:lineRule="exact"/>
         <w:jc w:val="left"/>
